--- a/02-oop-exceptions/REPORT_LAB02.docx
+++ b/02-oop-exceptions/REPORT_LAB02.docx
@@ -4,144 +4,370 @@
   <w:body>
     <w:p>
       <w:pPr>
-        <w:spacing w:before="280" w:after="140" w:line="260" w:lineRule="auto"/>
-      </w:pPr>
-      <w:r>
-        <w:rPr>
-          <w:rFonts w:ascii="Times New Roman" w:hAnsi="Times New Roman" w:cs="Times New Roman"/>
-          <w:b/>
-          <w:color w:val="003366"/>
-          <w:sz w:val="32"/>
-        </w:rPr>
-        <w:t xml:space="preserve">ЗВІТ ПРО ВИКОНАННЯ ПРАКТИЧНОЇ РОБОТИ №2</w:t>
+        <w:spacing w:after="0"/>
+        <w:jc w:val="center"/>
+        <w:rPr>
+          <w:rFonts w:ascii="Times New Roman" w:hAnsi="Times New Roman" w:cs="Times New Roman"/>
+          <w:color w:val="000000"/>
+          <w:sz w:val="28"/>
+          <w:szCs w:val="28"/>
+        </w:rPr>
+      </w:pPr>
+      <w:r>
+        <w:rPr>
+          <w:rFonts w:ascii="Times New Roman" w:hAnsi="Times New Roman" w:cs="Times New Roman"/>
+          <w:color w:val="000000"/>
+          <w:sz w:val="28"/>
+          <w:szCs w:val="28"/>
+        </w:rPr>
+        <w:t xml:space="preserve">Міністерство освіти і науки України</w:t>
+      </w:r>
+    </w:p>
+    <w:p>
+      <w:pPr>
+        <w:spacing w:after="0"/>
+        <w:jc w:val="center"/>
+        <w:rPr>
+          <w:rFonts w:ascii="Times New Roman" w:hAnsi="Times New Roman" w:cs="Times New Roman"/>
+          <w:color w:val="000000"/>
+          <w:sz w:val="28"/>
+          <w:szCs w:val="28"/>
+        </w:rPr>
+      </w:pPr>
+      <w:r>
+        <w:rPr>
+          <w:rFonts w:ascii="Times New Roman" w:hAnsi="Times New Roman" w:cs="Times New Roman"/>
+          <w:color w:val="000000"/>
+          <w:sz w:val="28"/>
+          <w:szCs w:val="28"/>
+        </w:rPr>
+        <w:t xml:space="preserve">Вінницький національний технічний університет</w:t>
+      </w:r>
+    </w:p>
+    <w:p>
+      <w:pPr>
+        <w:spacing w:after="0"/>
+        <w:jc w:val="center"/>
+        <w:rPr>
+          <w:rFonts w:ascii="Times New Roman" w:hAnsi="Times New Roman" w:cs="Times New Roman"/>
+          <w:color w:val="000000"/>
+          <w:sz w:val="28"/>
+          <w:szCs w:val="28"/>
+        </w:rPr>
+      </w:pPr>
+      <w:r>
+        <w:rPr>
+          <w:rFonts w:ascii="Times New Roman" w:hAnsi="Times New Roman" w:cs="Times New Roman"/>
+          <w:color w:val="000000"/>
+          <w:sz w:val="28"/>
+          <w:szCs w:val="28"/>
+        </w:rPr>
+        <w:t xml:space="preserve">Факультет інформаційних технологій та комп’ютерної інженерії</w:t>
+      </w:r>
+    </w:p>
+    <w:p>
+      <w:pPr>
+        <w:spacing w:after="1400"/>
+        <w:jc w:val="center"/>
+        <w:rPr>
+          <w:rFonts w:ascii="Times New Roman" w:hAnsi="Times New Roman" w:cs="Times New Roman"/>
+          <w:color w:val="000000"/>
+          <w:sz w:val="28"/>
+          <w:szCs w:val="28"/>
+        </w:rPr>
+      </w:pPr>
+      <w:r>
+        <w:rPr>
+          <w:rFonts w:ascii="Times New Roman" w:hAnsi="Times New Roman" w:cs="Times New Roman"/>
+          <w:color w:val="000000"/>
+          <w:sz w:val="28"/>
+          <w:szCs w:val="28"/>
+        </w:rPr>
+        <w:t xml:space="preserve">Кафедра ПЗ</w:t>
+      </w:r>
+    </w:p>
+    <w:p>
+      <w:pPr>
+        <w:spacing w:after="120"/>
+        <w:jc w:val="center"/>
+        <w:rPr>
+          <w:rFonts w:ascii="Times New Roman" w:hAnsi="Times New Roman" w:cs="Times New Roman"/>
+          <w:color w:val="000000"/>
+          <w:sz w:val="28"/>
+          <w:szCs w:val="28"/>
+        </w:rPr>
+      </w:pPr>
+      <w:r>
+        <w:rPr>
+          <w:rFonts w:ascii="Times New Roman" w:hAnsi="Times New Roman" w:cs="Times New Roman"/>
+          <w:color w:val="000000"/>
+          <w:sz w:val="28"/>
+          <w:szCs w:val="28"/>
+        </w:rPr>
+        <w:t xml:space="preserve">Лабораторна робота №2</w:t>
+      </w:r>
+    </w:p>
+    <w:p>
+      <w:pPr>
+        <w:spacing w:after="0"/>
+        <w:jc w:val="center"/>
+        <w:rPr>
+          <w:rFonts w:ascii="Times New Roman" w:hAnsi="Times New Roman" w:cs="Times New Roman"/>
+          <w:color w:val="000000"/>
+          <w:sz w:val="28"/>
+          <w:szCs w:val="28"/>
+        </w:rPr>
+      </w:pPr>
+      <w:r>
+        <w:rPr>
+          <w:rFonts w:ascii="Times New Roman" w:hAnsi="Times New Roman" w:cs="Times New Roman"/>
+          <w:color w:val="000000"/>
+          <w:sz w:val="28"/>
+          <w:szCs w:val="28"/>
+        </w:rPr>
+        <w:t xml:space="preserve">ООП та обробка виключень у консольному застосунку</w:t>
+      </w:r>
+    </w:p>
+    <w:p>
+      <w:pPr>
+        <w:ind w:left="5102"/>
+        <w:jc w:val="right"/>
+        <w:rPr>
+          <w:rFonts w:ascii="Times New Roman" w:hAnsi="Times New Roman" w:cs="Times New Roman"/>
+          <w:color w:val="000000"/>
+          <w:sz w:val="28"/>
+          <w:szCs w:val="28"/>
+        </w:rPr>
+      </w:pPr>
+      <w:r>
+        <w:rPr>
+          <w:rFonts w:ascii="Times New Roman" w:hAnsi="Times New Roman" w:cs="Times New Roman"/>
+          <w:color w:val="000000"/>
+          <w:sz w:val="28"/>
+          <w:szCs w:val="28"/>
+        </w:rPr>
+        <w:t xml:space="preserve">Виконав: ст. 2ПІ-24б</w:t>
+        <w:br/>
+        <w:t xml:space="preserve">Слободян І. В.</w:t>
+        <w:br/>
+        <w:br/>
+        <w:t xml:space="preserve">Перевірив: Позур М. Ю.</w:t>
+      </w:r>
+    </w:p>
+    <w:p>
+      <w:pPr>
+        <w:ind w:left="5102"/>
+        <w:jc w:val="right"/>
+        <w:rPr>
+          <w:rFonts w:ascii="Times New Roman" w:hAnsi="Times New Roman" w:cs="Times New Roman"/>
+          <w:color w:val="000000"/>
+          <w:sz w:val="28"/>
+        </w:rPr>
+      </w:pPr>
+    </w:p>
+    <w:p>
+      <w:pPr>
+        <w:ind w:left="5102"/>
+        <w:jc w:val="right"/>
+        <w:rPr>
+          <w:rFonts w:ascii="Times New Roman" w:hAnsi="Times New Roman" w:cs="Times New Roman"/>
+          <w:color w:val="000000"/>
+          <w:sz w:val="28"/>
+        </w:rPr>
+      </w:pPr>
+    </w:p>
+    <w:p>
+      <w:pPr>
+        <w:ind w:left="5102"/>
+        <w:jc w:val="right"/>
+        <w:rPr>
+          <w:rFonts w:ascii="Times New Roman" w:hAnsi="Times New Roman" w:cs="Times New Roman"/>
+          <w:color w:val="000000"/>
+          <w:sz w:val="28"/>
+        </w:rPr>
+      </w:pPr>
+    </w:p>
+    <w:p>
+      <w:pPr>
+        <w:ind w:left="5102"/>
+        <w:jc w:val="right"/>
+        <w:rPr>
+          <w:rFonts w:ascii="Times New Roman" w:hAnsi="Times New Roman" w:cs="Times New Roman"/>
+          <w:color w:val="000000"/>
+          <w:sz w:val="28"/>
+        </w:rPr>
+      </w:pPr>
+    </w:p>
+    <w:p>
+      <w:pPr>
+        <w:ind w:left="5102"/>
+        <w:jc w:val="right"/>
+        <w:rPr>
+          <w:rFonts w:ascii="Times New Roman" w:hAnsi="Times New Roman" w:cs="Times New Roman"/>
+          <w:color w:val="000000"/>
+          <w:sz w:val="28"/>
+        </w:rPr>
+      </w:pPr>
+    </w:p>
+    <w:p>
+      <w:pPr>
+        <w:ind w:left="5102"/>
+        <w:jc w:val="right"/>
+        <w:rPr>
+          <w:rFonts w:ascii="Times New Roman" w:hAnsi="Times New Roman" w:cs="Times New Roman"/>
+          <w:color w:val="000000"/>
+          <w:sz w:val="28"/>
+        </w:rPr>
+      </w:pPr>
+    </w:p>
+    <w:p>
+      <w:pPr>
+        <w:ind w:left="5102"/>
+        <w:jc w:val="right"/>
+        <w:rPr>
+          <w:rFonts w:ascii="Times New Roman" w:hAnsi="Times New Roman" w:cs="Times New Roman"/>
+          <w:color w:val="000000"/>
+          <w:sz w:val="28"/>
+        </w:rPr>
+      </w:pPr>
+    </w:p>
+    <w:p>
+      <w:pPr>
+        <w:ind w:left="5102"/>
+        <w:jc w:val="right"/>
+        <w:rPr>
+          <w:rFonts w:ascii="Times New Roman" w:hAnsi="Times New Roman" w:cs="Times New Roman"/>
+          <w:color w:val="000000"/>
+          <w:sz w:val="28"/>
+        </w:rPr>
+      </w:pPr>
+    </w:p>
+    <w:p>
+      <w:pPr>
+        <w:ind w:left="5102"/>
+        <w:jc w:val="right"/>
+        <w:rPr>
+          <w:rFonts w:ascii="Times New Roman" w:hAnsi="Times New Roman" w:cs="Times New Roman"/>
+          <w:color w:val="000000"/>
+          <w:sz w:val="28"/>
+        </w:rPr>
+      </w:pPr>
+    </w:p>
+    <w:p>
+      <w:pPr>
+        <w:ind w:left="5102"/>
+        <w:jc w:val="right"/>
+        <w:rPr>
+          <w:rFonts w:ascii="Times New Roman" w:hAnsi="Times New Roman" w:cs="Times New Roman"/>
+          <w:color w:val="000000"/>
+          <w:sz w:val="28"/>
+        </w:rPr>
+      </w:pPr>
+    </w:p>
+    <w:p>
+      <w:pPr>
+        <w:spacing w:before="2200"/>
+        <w:jc w:val="center"/>
+        <w:rPr>
+          <w:rFonts w:ascii="Times New Roman" w:hAnsi="Times New Roman" w:cs="Times New Roman"/>
+          <w:color w:val="000000"/>
+          <w:sz w:val="28"/>
+        </w:rPr>
+      </w:pPr>
+      <w:r>
+        <w:rPr>
+          <w:rFonts w:ascii="Times New Roman" w:hAnsi="Times New Roman" w:cs="Times New Roman"/>
+          <w:color w:val="000000"/>
+          <w:sz w:val="28"/>
+        </w:rPr>
+        <w:t>м. Вінниця – 2026</w:t>
+      </w:r>
+    </w:p>
+    <w:p>
+      <w:pPr>
+        <w:rPr>
+          <w:rFonts w:ascii="Times New Roman" w:hAnsi="Times New Roman" w:cs="Times New Roman"/>
+          <w:color w:val="000000"/>
+          <w:sz w:val="28"/>
+        </w:rPr>
+      </w:pPr>
+      <w:r>
+        <w:br w:type="page"/>
+      </w:r>
+    </w:p>
+    <w:p>
+      <w:pPr>
+        <w:spacing w:before="240" w:after="100" w:line="260" w:lineRule="auto"/>
+        <w:rPr>
+          <w:rFonts w:ascii="Times New Roman" w:hAnsi="Times New Roman" w:cs="Times New Roman"/>
+          <w:color w:val="000000"/>
+          <w:sz w:val="28"/>
+        </w:rPr>
+      </w:pPr>
+      <w:r>
+        <w:rPr>
+          <w:rFonts w:ascii="Times New Roman" w:hAnsi="Times New Roman" w:cs="Times New Roman"/>
+          <w:b/>
+          <w:sz w:val="28"/>
+          <w:color w:val="000000"/>
+        </w:rPr>
+        <w:t xml:space="preserve">1. Мета роботи</w:t>
       </w:r>
     </w:p>
     <w:p>
       <w:pPr>
         <w:spacing w:before="0" w:after="120" w:line="260" w:lineRule="auto"/>
-      </w:pPr>
-      <w:r>
-        <w:rPr>
-          <w:rFonts w:ascii="Times New Roman" w:hAnsi="Times New Roman" w:cs="Times New Roman"/>
-          <w:b/>
-          <w:color w:val="222222"/>
-          <w:sz w:val="22"/>
-        </w:rPr>
-        <w:t xml:space="preserve">Дисципліна:</w:t>
-      </w:r>
-      <w:r>
-        <w:rPr>
-          <w:rFonts w:ascii="Times New Roman" w:hAnsi="Times New Roman" w:cs="Times New Roman"/>
-          <w:color w:val="222222"/>
-          <w:sz w:val="22"/>
-        </w:rPr>
-        <w:t xml:space="preserve"> Розробка проєктів засобами платформи .NET</w:t>
-      </w:r>
-      <w:r>
-        <w:br/>
-      </w:r>
-      <w:r>
-        <w:rPr>
-          <w:rFonts w:ascii="Times New Roman" w:hAnsi="Times New Roman" w:cs="Times New Roman"/>
-          <w:b/>
-          <w:color w:val="222222"/>
-          <w:sz w:val="22"/>
-        </w:rPr>
-        <w:t xml:space="preserve">Тема:</w:t>
-      </w:r>
-      <w:r>
-        <w:rPr>
-          <w:rFonts w:ascii="Times New Roman" w:hAnsi="Times New Roman" w:cs="Times New Roman"/>
-          <w:color w:val="222222"/>
-          <w:sz w:val="22"/>
-        </w:rPr>
-        <w:t xml:space="preserve"> ООП та обробка виключень у консольному застосунку</w:t>
-      </w:r>
-      <w:r>
-        <w:br/>
-      </w:r>
-      <w:r>
-        <w:rPr>
-          <w:rFonts w:ascii="Times New Roman" w:hAnsi="Times New Roman" w:cs="Times New Roman"/>
-          <w:b/>
-          <w:color w:val="222222"/>
-          <w:sz w:val="22"/>
-        </w:rPr>
-        <w:t xml:space="preserve">Студент:</w:t>
-      </w:r>
-      <w:r>
-        <w:rPr>
-          <w:rFonts w:ascii="Times New Roman" w:hAnsi="Times New Roman" w:cs="Times New Roman"/>
-          <w:color w:val="222222"/>
-          <w:sz w:val="22"/>
-        </w:rPr>
-        <w:t xml:space="preserve"> №17 за списком групи (Семестровий журнал)</w:t>
-      </w:r>
-      <w:r>
-        <w:br/>
-      </w:r>
-      <w:r>
-        <w:rPr>
-          <w:rFonts w:ascii="Times New Roman" w:hAnsi="Times New Roman" w:cs="Times New Roman"/>
-          <w:b/>
-          <w:color w:val="222222"/>
-          <w:sz w:val="22"/>
-        </w:rPr>
-        <w:t xml:space="preserve">Варіант:</w:t>
-      </w:r>
-      <w:r>
-        <w:rPr>
-          <w:rFonts w:ascii="Times New Roman" w:hAnsi="Times New Roman" w:cs="Times New Roman"/>
-          <w:color w:val="222222"/>
-          <w:sz w:val="22"/>
-        </w:rPr>
-        <w:t xml:space="preserve"> №1 («Геометричні фігури»)</w:t>
-      </w:r>
-      <w:r>
-        <w:br/>
-      </w:r>
-      <w:r>
-        <w:rPr>
-          <w:rFonts w:ascii="Times New Roman" w:hAnsi="Times New Roman" w:cs="Times New Roman"/>
-          <w:b/>
-          <w:color w:val="222222"/>
-          <w:sz w:val="22"/>
-        </w:rPr>
-        <w:t xml:space="preserve">Навчальний заклад:</w:t>
-      </w:r>
-      <w:r>
-        <w:rPr>
-          <w:rFonts w:ascii="Times New Roman" w:hAnsi="Times New Roman" w:cs="Times New Roman"/>
-          <w:color w:val="222222"/>
-          <w:sz w:val="22"/>
-        </w:rPr>
-        <w:t xml:space="preserve"> Вінницький національний технічний університет (ВНТУ)</w:t>
-      </w:r>
-      <w:r>
-        <w:br/>
-      </w:r>
-      <w:r>
-        <w:rPr>
-          <w:rFonts w:ascii="Times New Roman" w:hAnsi="Times New Roman" w:cs="Times New Roman"/>
-          <w:b/>
-          <w:color w:val="222222"/>
-          <w:sz w:val="22"/>
-        </w:rPr>
-        <w:t xml:space="preserve">Рік:</w:t>
-      </w:r>
-      <w:r>
-        <w:rPr>
-          <w:rFonts w:ascii="Times New Roman" w:hAnsi="Times New Roman" w:cs="Times New Roman"/>
-          <w:color w:val="222222"/>
-          <w:sz w:val="22"/>
-        </w:rPr>
-        <w:t xml:space="preserve"> 2026</w:t>
+        <w:rPr>
+          <w:rFonts w:ascii="Times New Roman" w:hAnsi="Times New Roman" w:cs="Times New Roman"/>
+          <w:color w:val="000000"/>
+          <w:sz w:val="28"/>
+        </w:rPr>
+      </w:pPr>
+      <w:r>
+        <w:rPr>
+          <w:rFonts w:ascii="Times New Roman" w:hAnsi="Times New Roman" w:cs="Times New Roman"/>
+          <w:sz w:val="28"/>
+          <w:color w:val="000000"/>
+        </w:rPr>
+        <w:t xml:space="preserve">Отримати практичні навички роботи з класами в C# з використанням принципів ООП (інкапсуляція, успадкування, поліморфізм, абстракція), роботи з інтерфейсами (</w:t>
+      </w:r>
+      <w:r>
+        <w:rPr>
+          <w:rFonts w:ascii="Times New Roman" w:hAnsi="Times New Roman"/>
+          <w:sz w:val="28"/>
+          <w:color w:val="000000"/>
+        </w:rPr>
+        <w:t xml:space="preserve">IComparable&lt;T&gt;</w:t>
+      </w:r>
+      <w:r>
+        <w:rPr>
+          <w:rFonts w:ascii="Times New Roman" w:hAnsi="Times New Roman" w:cs="Times New Roman"/>
+          <w:sz w:val="28"/>
+          <w:color w:val="000000"/>
+        </w:rPr>
+        <w:t xml:space="preserve">) та коректної обробки виключень (</w:t>
+      </w:r>
+      <w:r>
+        <w:rPr>
+          <w:rFonts w:ascii="Times New Roman" w:hAnsi="Times New Roman"/>
+          <w:sz w:val="28"/>
+          <w:color w:val="000000"/>
+        </w:rPr>
+        <w:t xml:space="preserve">Exception</w:t>
+      </w:r>
+      <w:r>
+        <w:rPr>
+          <w:rFonts w:ascii="Times New Roman" w:hAnsi="Times New Roman" w:cs="Times New Roman"/>
+          <w:sz w:val="28"/>
+          <w:color w:val="000000"/>
+        </w:rPr>
+        <w:t xml:space="preserve">).</w:t>
       </w:r>
     </w:p>
     <w:p>
       <w:pPr>
         <w:pBdr>
-          <w:bottom w:val="single" w:color="B0C4DE" w:sz="6"/>
+          <w:bottom w:val="single" w:color="888888" w:sz="6"/>
         </w:pBdr>
         <w:spacing w:before="120" w:after="120"/>
       </w:pPr>
@@ -149,68 +375,1444 @@
     <w:p>
       <w:pPr>
         <w:spacing w:before="240" w:after="100" w:line="260" w:lineRule="auto"/>
-      </w:pPr>
-      <w:r>
-        <w:rPr>
-          <w:rFonts w:ascii="Times New Roman" w:hAnsi="Times New Roman" w:cs="Times New Roman"/>
-          <w:b/>
-          <w:color w:val="1B365D"/>
-          <w:sz w:val="28"/>
-        </w:rPr>
-        <w:t xml:space="preserve">1. Мета роботи</w:t>
-      </w:r>
-    </w:p>
-    <w:p>
-      <w:pPr>
-        <w:spacing w:before="0" w:after="120" w:line="260" w:lineRule="auto"/>
-      </w:pPr>
-      <w:r>
-        <w:rPr>
-          <w:rFonts w:ascii="Times New Roman" w:hAnsi="Times New Roman" w:cs="Times New Roman"/>
-          <w:color w:val="222222"/>
-          <w:sz w:val="22"/>
-        </w:rPr>
-        <w:t xml:space="preserve">Отримати практичні навички роботи з класами в C# з використанням принципів ООП (інкапсуляція, успадкування, поліморфізм, абстракція), роботи з інтерфейсами (</w:t>
-      </w:r>
-      <w:r>
-        <w:rPr>
-          <w:rFonts w:ascii="Consolas" w:hAnsi="Consolas"/>
-          <w:color w:val="C7254E"/>
-          <w:sz w:val="20"/>
-          <w:shd w:val="clear" w:color="auto" w:fill="F9F2F4"/>
-        </w:rPr>
-        <w:t xml:space="preserve">IComparable&lt;T&gt;</w:t>
-      </w:r>
-      <w:r>
-        <w:rPr>
-          <w:rFonts w:ascii="Times New Roman" w:hAnsi="Times New Roman" w:cs="Times New Roman"/>
-          <w:color w:val="222222"/>
-          <w:sz w:val="22"/>
-        </w:rPr>
-        <w:t xml:space="preserve">) та коректної обробки виключень (</w:t>
-      </w:r>
-      <w:r>
-        <w:rPr>
-          <w:rFonts w:ascii="Consolas" w:hAnsi="Consolas"/>
-          <w:color w:val="C7254E"/>
-          <w:sz w:val="20"/>
-          <w:shd w:val="clear" w:color="auto" w:fill="F9F2F4"/>
-        </w:rPr>
-        <w:t xml:space="preserve">Exception</w:t>
-      </w:r>
-      <w:r>
-        <w:rPr>
-          <w:rFonts w:ascii="Times New Roman" w:hAnsi="Times New Roman" w:cs="Times New Roman"/>
-          <w:color w:val="222222"/>
-          <w:sz w:val="22"/>
+        <w:rPr>
+          <w:rFonts w:ascii="Times New Roman" w:hAnsi="Times New Roman" w:cs="Times New Roman"/>
+          <w:color w:val="000000"/>
+          <w:sz w:val="28"/>
+        </w:rPr>
+      </w:pPr>
+      <w:r>
+        <w:rPr>
+          <w:rFonts w:ascii="Times New Roman" w:hAnsi="Times New Roman" w:cs="Times New Roman"/>
+          <w:b/>
+          <w:sz w:val="28"/>
+          <w:color w:val="000000"/>
+        </w:rPr>
+        <w:t xml:space="preserve">2. Завдання варіанта №1 (№17 за списком)</w:t>
+      </w:r>
+    </w:p>
+    <w:p>
+      <w:pPr>
+        <w:ind w:left="720" w:hanging="360"/>
+        <w:spacing w:before="0" w:after="60" w:line="240" w:lineRule="auto"/>
+        <w:rPr>
+          <w:rFonts w:ascii="Times New Roman" w:hAnsi="Times New Roman" w:cs="Times New Roman"/>
+          <w:color w:val="000000"/>
+          <w:sz w:val="28"/>
+        </w:rPr>
+      </w:pPr>
+      <w:r>
+        <w:rPr>
+          <w:rFonts w:ascii="Times New Roman" w:hAnsi="Times New Roman"/>
+          <w:color w:val="000000"/>
+          <w:sz w:val="28"/>
+          <w:b/>
+        </w:rPr>
+        <w:t xml:space="preserve">• </w:t>
+      </w:r>
+      <w:r>
+        <w:rPr>
+          <w:rFonts w:ascii="Times New Roman" w:hAnsi="Times New Roman" w:cs="Times New Roman"/>
+          <w:b/>
+          <w:sz w:val="28"/>
+          <w:color w:val="000000"/>
+        </w:rPr>
+        <w:t xml:space="preserve">Предметна область:</w:t>
+      </w:r>
+      <w:r>
+        <w:rPr>
+          <w:rFonts w:ascii="Times New Roman" w:hAnsi="Times New Roman" w:cs="Times New Roman"/>
+          <w:sz w:val="28"/>
+          <w:color w:val="000000"/>
+        </w:rPr>
+        <w:t xml:space="preserve"> Геометричні фігури.</w:t>
+      </w:r>
+    </w:p>
+    <w:p>
+      <w:pPr>
+        <w:ind w:left="720" w:hanging="360"/>
+        <w:spacing w:before="0" w:after="60" w:line="240" w:lineRule="auto"/>
+        <w:rPr>
+          <w:rFonts w:ascii="Times New Roman" w:hAnsi="Times New Roman" w:cs="Times New Roman"/>
+          <w:color w:val="000000"/>
+          <w:sz w:val="28"/>
+        </w:rPr>
+      </w:pPr>
+      <w:r>
+        <w:rPr>
+          <w:rFonts w:ascii="Times New Roman" w:hAnsi="Times New Roman"/>
+          <w:color w:val="000000"/>
+          <w:sz w:val="28"/>
+          <w:b/>
+        </w:rPr>
+        <w:t xml:space="preserve">• </w:t>
+      </w:r>
+      <w:r>
+        <w:rPr>
+          <w:rFonts w:ascii="Times New Roman" w:hAnsi="Times New Roman" w:cs="Times New Roman"/>
+          <w:b/>
+          <w:sz w:val="28"/>
+          <w:color w:val="000000"/>
+        </w:rPr>
+        <w:t xml:space="preserve">Ієрархія класів:</w:t>
+      </w:r>
+    </w:p>
+    <w:p>
+      <w:pPr>
+        <w:ind w:left="1440" w:hanging="360"/>
+        <w:spacing w:before="0" w:after="60" w:line="240" w:lineRule="auto"/>
+        <w:rPr>
+          <w:rFonts w:ascii="Times New Roman" w:hAnsi="Times New Roman" w:cs="Times New Roman"/>
+          <w:color w:val="000000"/>
+          <w:sz w:val="28"/>
+        </w:rPr>
+      </w:pPr>
+      <w:r>
+        <w:rPr>
+          <w:rFonts w:ascii="Times New Roman" w:hAnsi="Times New Roman"/>
+          <w:color w:val="000000"/>
+          <w:sz w:val="28"/>
+          <w:b/>
+        </w:rPr>
+        <w:t xml:space="preserve">• </w:t>
+      </w:r>
+      <w:r>
+        <w:rPr>
+          <w:rFonts w:ascii="Times New Roman" w:hAnsi="Times New Roman" w:cs="Times New Roman"/>
+          <w:sz w:val="28"/>
+          <w:color w:val="000000"/>
+        </w:rPr>
+        <w:t xml:space="preserve">Базовий абстрактний клас </w:t>
+      </w:r>
+      <w:r>
+        <w:rPr>
+          <w:rFonts w:ascii="Times New Roman" w:hAnsi="Times New Roman"/>
+          <w:sz w:val="28"/>
+          <w:color w:val="000000"/>
+        </w:rPr>
+        <w:t xml:space="preserve">Shape</w:t>
+      </w:r>
+      <w:r>
+        <w:rPr>
+          <w:rFonts w:ascii="Times New Roman" w:hAnsi="Times New Roman" w:cs="Times New Roman"/>
+          <w:sz w:val="28"/>
+          <w:color w:val="000000"/>
+        </w:rPr>
+        <w:t xml:space="preserve"> з властивістю </w:t>
+      </w:r>
+      <w:r>
+        <w:rPr>
+          <w:rFonts w:ascii="Times New Roman" w:hAnsi="Times New Roman"/>
+          <w:sz w:val="28"/>
+          <w:color w:val="000000"/>
+        </w:rPr>
+        <w:t xml:space="preserve">Name</w:t>
+      </w:r>
+      <w:r>
+        <w:rPr>
+          <w:rFonts w:ascii="Times New Roman" w:hAnsi="Times New Roman" w:cs="Times New Roman"/>
+          <w:sz w:val="28"/>
+          <w:color w:val="000000"/>
+        </w:rPr>
+        <w:t xml:space="preserve"> та реалізацією інтерфейсу </w:t>
+      </w:r>
+      <w:r>
+        <w:rPr>
+          <w:rFonts w:ascii="Times New Roman" w:hAnsi="Times New Roman"/>
+          <w:sz w:val="28"/>
+          <w:color w:val="000000"/>
+        </w:rPr>
+        <w:t xml:space="preserve">IComparable&lt;Shape&gt;</w:t>
+      </w:r>
+      <w:r>
+        <w:rPr>
+          <w:rFonts w:ascii="Times New Roman" w:hAnsi="Times New Roman" w:cs="Times New Roman"/>
+          <w:sz w:val="28"/>
+          <w:color w:val="000000"/>
+        </w:rPr>
+        <w:t xml:space="preserve">.</w:t>
+      </w:r>
+    </w:p>
+    <w:p>
+      <w:pPr>
+        <w:ind w:left="1440" w:hanging="360"/>
+        <w:spacing w:before="0" w:after="60" w:line="240" w:lineRule="auto"/>
+        <w:rPr>
+          <w:rFonts w:ascii="Times New Roman" w:hAnsi="Times New Roman" w:cs="Times New Roman"/>
+          <w:color w:val="000000"/>
+          <w:sz w:val="28"/>
+        </w:rPr>
+      </w:pPr>
+      <w:r>
+        <w:rPr>
+          <w:rFonts w:ascii="Times New Roman" w:hAnsi="Times New Roman"/>
+          <w:color w:val="000000"/>
+          <w:sz w:val="28"/>
+          <w:b/>
+        </w:rPr>
+        <w:t xml:space="preserve">• </w:t>
+      </w:r>
+      <w:r>
+        <w:rPr>
+          <w:rFonts w:ascii="Times New Roman" w:hAnsi="Times New Roman" w:cs="Times New Roman"/>
+          <w:sz w:val="28"/>
+          <w:color w:val="000000"/>
+        </w:rPr>
+        <w:t xml:space="preserve">Похідний клас </w:t>
+      </w:r>
+      <w:r>
+        <w:rPr>
+          <w:rFonts w:ascii="Times New Roman" w:hAnsi="Times New Roman"/>
+          <w:sz w:val="28"/>
+          <w:color w:val="000000"/>
+        </w:rPr>
+        <w:t xml:space="preserve">Circle</w:t>
+      </w:r>
+      <w:r>
+        <w:rPr>
+          <w:rFonts w:ascii="Times New Roman" w:hAnsi="Times New Roman" w:cs="Times New Roman"/>
+          <w:sz w:val="28"/>
+          <w:color w:val="000000"/>
+        </w:rPr>
+        <w:t xml:space="preserve"> з властивістю </w:t>
+      </w:r>
+      <w:r>
+        <w:rPr>
+          <w:rFonts w:ascii="Times New Roman" w:hAnsi="Times New Roman"/>
+          <w:sz w:val="28"/>
+          <w:color w:val="000000"/>
+        </w:rPr>
+        <w:t xml:space="preserve">Radius</w:t>
+      </w:r>
+      <w:r>
+        <w:rPr>
+          <w:rFonts w:ascii="Times New Roman" w:hAnsi="Times New Roman" w:cs="Times New Roman"/>
+          <w:sz w:val="28"/>
+          <w:color w:val="000000"/>
+        </w:rPr>
+        <w:t xml:space="preserve">.</w:t>
+      </w:r>
+    </w:p>
+    <w:p>
+      <w:pPr>
+        <w:ind w:left="1440" w:hanging="360"/>
+        <w:spacing w:before="0" w:after="60" w:line="240" w:lineRule="auto"/>
+        <w:rPr>
+          <w:rFonts w:ascii="Times New Roman" w:hAnsi="Times New Roman" w:cs="Times New Roman"/>
+          <w:color w:val="000000"/>
+          <w:sz w:val="28"/>
+        </w:rPr>
+      </w:pPr>
+      <w:r>
+        <w:rPr>
+          <w:rFonts w:ascii="Times New Roman" w:hAnsi="Times New Roman"/>
+          <w:color w:val="000000"/>
+          <w:sz w:val="28"/>
+          <w:b/>
+        </w:rPr>
+        <w:t xml:space="preserve">• </w:t>
+      </w:r>
+      <w:r>
+        <w:rPr>
+          <w:rFonts w:ascii="Times New Roman" w:hAnsi="Times New Roman" w:cs="Times New Roman"/>
+          <w:sz w:val="28"/>
+          <w:color w:val="000000"/>
+        </w:rPr>
+        <w:t xml:space="preserve">Похідний клас </w:t>
+      </w:r>
+      <w:r>
+        <w:rPr>
+          <w:rFonts w:ascii="Times New Roman" w:hAnsi="Times New Roman"/>
+          <w:sz w:val="28"/>
+          <w:color w:val="000000"/>
+        </w:rPr>
+        <w:t xml:space="preserve">Rectangle</w:t>
+      </w:r>
+      <w:r>
+        <w:rPr>
+          <w:rFonts w:ascii="Times New Roman" w:hAnsi="Times New Roman" w:cs="Times New Roman"/>
+          <w:sz w:val="28"/>
+          <w:color w:val="000000"/>
+        </w:rPr>
+        <w:t xml:space="preserve"> з властивостями </w:t>
+      </w:r>
+      <w:r>
+        <w:rPr>
+          <w:rFonts w:ascii="Times New Roman" w:hAnsi="Times New Roman"/>
+          <w:sz w:val="28"/>
+          <w:color w:val="000000"/>
+        </w:rPr>
+        <w:t xml:space="preserve">Width</w:t>
+      </w:r>
+      <w:r>
+        <w:rPr>
+          <w:rFonts w:ascii="Times New Roman" w:hAnsi="Times New Roman" w:cs="Times New Roman"/>
+          <w:sz w:val="28"/>
+          <w:color w:val="000000"/>
+        </w:rPr>
+        <w:t xml:space="preserve"> та </w:t>
+      </w:r>
+      <w:r>
+        <w:rPr>
+          <w:rFonts w:ascii="Times New Roman" w:hAnsi="Times New Roman"/>
+          <w:sz w:val="28"/>
+          <w:color w:val="000000"/>
+        </w:rPr>
+        <w:t xml:space="preserve">Height</w:t>
+      </w:r>
+      <w:r>
+        <w:rPr>
+          <w:rFonts w:ascii="Times New Roman" w:hAnsi="Times New Roman" w:cs="Times New Roman"/>
+          <w:sz w:val="28"/>
+          <w:color w:val="000000"/>
+        </w:rPr>
+        <w:t xml:space="preserve">, включаючи підтримку квадрата як окремого випадку прямокутника.</w:t>
+      </w:r>
+    </w:p>
+    <w:p>
+      <w:pPr>
+        <w:ind w:left="720" w:hanging="360"/>
+        <w:spacing w:before="0" w:after="60" w:line="240" w:lineRule="auto"/>
+        <w:rPr>
+          <w:rFonts w:ascii="Times New Roman" w:hAnsi="Times New Roman" w:cs="Times New Roman"/>
+          <w:color w:val="000000"/>
+          <w:sz w:val="28"/>
+        </w:rPr>
+      </w:pPr>
+      <w:r>
+        <w:rPr>
+          <w:rFonts w:ascii="Times New Roman" w:hAnsi="Times New Roman"/>
+          <w:color w:val="000000"/>
+          <w:sz w:val="28"/>
+          <w:b/>
+        </w:rPr>
+        <w:t xml:space="preserve">• </w:t>
+      </w:r>
+      <w:r>
+        <w:rPr>
+          <w:rFonts w:ascii="Times New Roman" w:hAnsi="Times New Roman" w:cs="Times New Roman"/>
+          <w:b/>
+          <w:sz w:val="28"/>
+          <w:color w:val="000000"/>
+        </w:rPr>
+        <w:t xml:space="preserve">Обов'язкові перевизначення методів:</w:t>
+      </w:r>
+    </w:p>
+    <w:p>
+      <w:pPr>
+        <w:ind w:left="1440" w:hanging="360"/>
+        <w:spacing w:before="0" w:after="60" w:line="240" w:lineRule="auto"/>
+        <w:rPr>
+          <w:rFonts w:ascii="Times New Roman" w:hAnsi="Times New Roman" w:cs="Times New Roman"/>
+          <w:color w:val="000000"/>
+          <w:sz w:val="28"/>
+        </w:rPr>
+      </w:pPr>
+      <w:r>
+        <w:rPr>
+          <w:rFonts w:ascii="Times New Roman" w:hAnsi="Times New Roman"/>
+          <w:color w:val="000000"/>
+          <w:sz w:val="28"/>
+          <w:b/>
+        </w:rPr>
+        <w:t xml:space="preserve">• </w:t>
+      </w:r>
+      <w:r>
+        <w:rPr>
+          <w:rFonts w:ascii="Times New Roman" w:hAnsi="Times New Roman"/>
+          <w:sz w:val="28"/>
+          <w:color w:val="000000"/>
+        </w:rPr>
+        <w:t xml:space="preserve">GetArea()</w:t>
+      </w:r>
+      <w:r>
+        <w:rPr>
+          <w:rFonts w:ascii="Times New Roman" w:hAnsi="Times New Roman" w:cs="Times New Roman"/>
+          <w:sz w:val="28"/>
+          <w:color w:val="000000"/>
+        </w:rPr>
+        <w:t xml:space="preserve"> (абстрактний у </w:t>
+      </w:r>
+      <w:r>
+        <w:rPr>
+          <w:rFonts w:ascii="Times New Roman" w:hAnsi="Times New Roman"/>
+          <w:sz w:val="28"/>
+          <w:color w:val="000000"/>
+        </w:rPr>
+        <w:t xml:space="preserve">Shape</w:t>
+      </w:r>
+      <w:r>
+        <w:rPr>
+          <w:rFonts w:ascii="Times New Roman" w:hAnsi="Times New Roman" w:cs="Times New Roman"/>
+          <w:sz w:val="28"/>
+          <w:color w:val="000000"/>
+        </w:rPr>
+        <w:t xml:space="preserve">):</w:t>
+      </w:r>
+    </w:p>
+    <w:p>
+      <w:pPr>
+        <w:ind w:left="2160" w:hanging="360"/>
+        <w:spacing w:before="0" w:after="60" w:line="240" w:lineRule="auto"/>
+        <w:rPr>
+          <w:rFonts w:ascii="Times New Roman" w:hAnsi="Times New Roman" w:cs="Times New Roman"/>
+          <w:color w:val="000000"/>
+          <w:sz w:val="28"/>
+        </w:rPr>
+      </w:pPr>
+      <w:r>
+        <w:rPr>
+          <w:rFonts w:ascii="Times New Roman" w:hAnsi="Times New Roman"/>
+          <w:color w:val="000000"/>
+          <w:sz w:val="28"/>
+          <w:b/>
+        </w:rPr>
+        <w:t xml:space="preserve">• </w:t>
+      </w:r>
+      <w:r>
+        <w:rPr>
+          <w:rFonts w:ascii="Times New Roman" w:hAnsi="Times New Roman"/>
+          <w:sz w:val="28"/>
+          <w:color w:val="000000"/>
+        </w:rPr>
+        <w:t xml:space="preserve">Circle</w:t>
+      </w:r>
+      <w:r>
+        <w:rPr>
+          <w:rFonts w:ascii="Times New Roman" w:hAnsi="Times New Roman" w:cs="Times New Roman"/>
+          <w:sz w:val="28"/>
+          <w:color w:val="000000"/>
+        </w:rPr>
+        <w:t xml:space="preserve"> </w:t>
+      </w:r>
+    </w:p>
+    <w:p>
+      <w:pPr>
+        <w:ind w:left="2160" w:hanging="360"/>
+        <w:spacing w:before="0" w:after="60" w:line="240" w:lineRule="auto"/>
+        <w:rPr>
+          <w:rFonts w:ascii="Times New Roman" w:hAnsi="Times New Roman" w:cs="Times New Roman"/>
+          <w:color w:val="000000"/>
+          <w:sz w:val="28"/>
+        </w:rPr>
+      </w:pPr>
+      <w:r>
+        <w:rPr>
+          <w:rFonts w:ascii="Times New Roman" w:hAnsi="Times New Roman"/>
+          <w:color w:val="000000"/>
+          <w:sz w:val="28"/>
+          <w:b/>
+        </w:rPr>
+        <w:t xml:space="preserve">• </w:t>
+      </w:r>
+      <w:r>
+        <w:rPr>
+          <w:rFonts w:ascii="Times New Roman" w:hAnsi="Times New Roman"/>
+          <w:sz w:val="28"/>
+          <w:color w:val="000000"/>
+        </w:rPr>
+        <w:t xml:space="preserve">Rectangle</w:t>
+      </w:r>
+      <w:r>
+        <w:rPr>
+          <w:rFonts w:ascii="Times New Roman" w:hAnsi="Times New Roman" w:cs="Times New Roman"/>
+          <w:sz w:val="28"/>
+          <w:color w:val="000000"/>
+        </w:rPr>
+        <w:t xml:space="preserve"> </w:t>
+      </w:r>
+    </w:p>
+    <w:p>
+      <w:pPr>
+        <w:ind w:left="1440" w:hanging="360"/>
+        <w:spacing w:before="0" w:after="60" w:line="240" w:lineRule="auto"/>
+        <w:rPr>
+          <w:rFonts w:ascii="Times New Roman" w:hAnsi="Times New Roman" w:cs="Times New Roman"/>
+          <w:color w:val="000000"/>
+          <w:sz w:val="28"/>
+        </w:rPr>
+      </w:pPr>
+      <w:r>
+        <w:rPr>
+          <w:rFonts w:ascii="Times New Roman" w:hAnsi="Times New Roman"/>
+          <w:color w:val="000000"/>
+          <w:sz w:val="28"/>
+          <w:b/>
+        </w:rPr>
+        <w:t xml:space="preserve">• </w:t>
+      </w:r>
+      <w:r>
+        <w:rPr>
+          <w:rFonts w:ascii="Times New Roman" w:hAnsi="Times New Roman"/>
+          <w:sz w:val="28"/>
+          <w:color w:val="000000"/>
+        </w:rPr>
+        <w:t xml:space="preserve">GetPerimeter()</w:t>
+      </w:r>
+      <w:r>
+        <w:rPr>
+          <w:rFonts w:ascii="Times New Roman" w:hAnsi="Times New Roman" w:cs="Times New Roman"/>
+          <w:sz w:val="28"/>
+          <w:color w:val="000000"/>
+        </w:rPr>
+        <w:t xml:space="preserve"> (абстрактний у </w:t>
+      </w:r>
+      <w:r>
+        <w:rPr>
+          <w:rFonts w:ascii="Times New Roman" w:hAnsi="Times New Roman"/>
+          <w:sz w:val="28"/>
+          <w:color w:val="000000"/>
+        </w:rPr>
+        <w:t xml:space="preserve">Shape</w:t>
+      </w:r>
+      <w:r>
+        <w:rPr>
+          <w:rFonts w:ascii="Times New Roman" w:hAnsi="Times New Roman" w:cs="Times New Roman"/>
+          <w:sz w:val="28"/>
+          <w:color w:val="000000"/>
+        </w:rPr>
+        <w:t xml:space="preserve">):</w:t>
+      </w:r>
+    </w:p>
+    <w:p>
+      <w:pPr>
+        <w:ind w:left="2160" w:hanging="360"/>
+        <w:spacing w:before="0" w:after="60" w:line="240" w:lineRule="auto"/>
+        <w:rPr>
+          <w:rFonts w:ascii="Times New Roman" w:hAnsi="Times New Roman" w:cs="Times New Roman"/>
+          <w:color w:val="000000"/>
+          <w:sz w:val="28"/>
+        </w:rPr>
+      </w:pPr>
+      <w:r>
+        <w:rPr>
+          <w:rFonts w:ascii="Times New Roman" w:hAnsi="Times New Roman"/>
+          <w:color w:val="000000"/>
+          <w:sz w:val="28"/>
+          <w:b/>
+        </w:rPr>
+        <w:t xml:space="preserve">• </w:t>
+      </w:r>
+      <w:r>
+        <w:rPr>
+          <w:rFonts w:ascii="Times New Roman" w:hAnsi="Times New Roman"/>
+          <w:sz w:val="28"/>
+          <w:color w:val="000000"/>
+        </w:rPr>
+        <w:t xml:space="preserve">Circle</w:t>
+      </w:r>
+      <w:r>
+        <w:rPr>
+          <w:rFonts w:ascii="Times New Roman" w:hAnsi="Times New Roman" w:cs="Times New Roman"/>
+          <w:sz w:val="28"/>
+          <w:color w:val="000000"/>
+        </w:rPr>
+        <w:t xml:space="preserve"> </w:t>
+      </w:r>
+    </w:p>
+    <w:p>
+      <w:pPr>
+        <w:ind w:left="2160" w:hanging="360"/>
+        <w:spacing w:before="0" w:after="60" w:line="240" w:lineRule="auto"/>
+        <w:rPr>
+          <w:rFonts w:ascii="Times New Roman" w:hAnsi="Times New Roman" w:cs="Times New Roman"/>
+          <w:color w:val="000000"/>
+          <w:sz w:val="28"/>
+        </w:rPr>
+      </w:pPr>
+      <w:r>
+        <w:rPr>
+          <w:rFonts w:ascii="Times New Roman" w:hAnsi="Times New Roman"/>
+          <w:color w:val="000000"/>
+          <w:sz w:val="28"/>
+          <w:b/>
+        </w:rPr>
+        <w:t xml:space="preserve">• </w:t>
+      </w:r>
+      <w:r>
+        <w:rPr>
+          <w:rFonts w:ascii="Times New Roman" w:hAnsi="Times New Roman"/>
+          <w:sz w:val="28"/>
+          <w:color w:val="000000"/>
+        </w:rPr>
+        <w:t xml:space="preserve">Rectangle</w:t>
+      </w:r>
+      <w:r>
+        <w:rPr>
+          <w:rFonts w:ascii="Times New Roman" w:hAnsi="Times New Roman" w:cs="Times New Roman"/>
+          <w:sz w:val="28"/>
+          <w:color w:val="000000"/>
+        </w:rPr>
+        <w:t xml:space="preserve"> </w:t>
+      </w:r>
+    </w:p>
+    <w:p>
+      <w:pPr>
+        <w:ind w:left="1440" w:hanging="360"/>
+        <w:spacing w:before="0" w:after="60" w:line="240" w:lineRule="auto"/>
+        <w:rPr>
+          <w:rFonts w:ascii="Times New Roman" w:hAnsi="Times New Roman" w:cs="Times New Roman"/>
+          <w:color w:val="000000"/>
+          <w:sz w:val="28"/>
+        </w:rPr>
+      </w:pPr>
+      <w:r>
+        <w:rPr>
+          <w:rFonts w:ascii="Times New Roman" w:hAnsi="Times New Roman"/>
+          <w:color w:val="000000"/>
+          <w:sz w:val="28"/>
+          <w:b/>
+        </w:rPr>
+        <w:t xml:space="preserve">• </w:t>
+      </w:r>
+      <w:r>
+        <w:rPr>
+          <w:rFonts w:ascii="Times New Roman" w:hAnsi="Times New Roman"/>
+          <w:sz w:val="28"/>
+          <w:color w:val="000000"/>
+        </w:rPr>
+        <w:t xml:space="preserve">PrintInfo()</w:t>
+      </w:r>
+      <w:r>
+        <w:rPr>
+          <w:rFonts w:ascii="Times New Roman" w:hAnsi="Times New Roman" w:cs="Times New Roman"/>
+          <w:sz w:val="28"/>
+          <w:color w:val="000000"/>
+        </w:rPr>
+        <w:t xml:space="preserve"> (віртуальний у </w:t>
+      </w:r>
+      <w:r>
+        <w:rPr>
+          <w:rFonts w:ascii="Times New Roman" w:hAnsi="Times New Roman"/>
+          <w:sz w:val="28"/>
+          <w:color w:val="000000"/>
+        </w:rPr>
+        <w:t xml:space="preserve">Shape</w:t>
+      </w:r>
+      <w:r>
+        <w:rPr>
+          <w:rFonts w:ascii="Times New Roman" w:hAnsi="Times New Roman" w:cs="Times New Roman"/>
+          <w:sz w:val="28"/>
+          <w:color w:val="000000"/>
+        </w:rPr>
+        <w:t xml:space="preserve">, перевизначений у похідних класах для виведення специфічних атрибутів фігури).</w:t>
+      </w:r>
+    </w:p>
+    <w:p>
+      <w:pPr>
+        <w:ind w:left="720" w:hanging="360"/>
+        <w:spacing w:before="0" w:after="60" w:line="240" w:lineRule="auto"/>
+        <w:rPr>
+          <w:rFonts w:ascii="Times New Roman" w:hAnsi="Times New Roman" w:cs="Times New Roman"/>
+          <w:color w:val="000000"/>
+          <w:sz w:val="28"/>
+        </w:rPr>
+      </w:pPr>
+      <w:r>
+        <w:rPr>
+          <w:rFonts w:ascii="Times New Roman" w:hAnsi="Times New Roman"/>
+          <w:color w:val="000000"/>
+          <w:sz w:val="28"/>
+          <w:b/>
+        </w:rPr>
+        <w:t xml:space="preserve">• </w:t>
+      </w:r>
+      <w:r>
+        <w:rPr>
+          <w:rFonts w:ascii="Times New Roman" w:hAnsi="Times New Roman" w:cs="Times New Roman"/>
+          <w:b/>
+          <w:sz w:val="28"/>
+          <w:color w:val="000000"/>
+        </w:rPr>
+        <w:t xml:space="preserve">Інкапсуляція:</w:t>
+      </w:r>
+      <w:r>
+        <w:rPr>
+          <w:rFonts w:ascii="Times New Roman" w:hAnsi="Times New Roman" w:cs="Times New Roman"/>
+          <w:sz w:val="28"/>
+          <w:color w:val="000000"/>
+        </w:rPr>
+        <w:t xml:space="preserve"> Приватні поля </w:t>
+      </w:r>
+      <w:r>
+        <w:rPr>
+          <w:rFonts w:ascii="Times New Roman" w:hAnsi="Times New Roman"/>
+          <w:sz w:val="28"/>
+          <w:color w:val="000000"/>
+        </w:rPr>
+        <w:t xml:space="preserve">_radius</w:t>
+      </w:r>
+      <w:r>
+        <w:rPr>
+          <w:rFonts w:ascii="Times New Roman" w:hAnsi="Times New Roman" w:cs="Times New Roman"/>
+          <w:sz w:val="28"/>
+          <w:color w:val="000000"/>
+        </w:rPr>
+        <w:t xml:space="preserve">, </w:t>
+      </w:r>
+      <w:r>
+        <w:rPr>
+          <w:rFonts w:ascii="Times New Roman" w:hAnsi="Times New Roman"/>
+          <w:sz w:val="28"/>
+          <w:color w:val="000000"/>
+        </w:rPr>
+        <w:t xml:space="preserve">_width</w:t>
+      </w:r>
+      <w:r>
+        <w:rPr>
+          <w:rFonts w:ascii="Times New Roman" w:hAnsi="Times New Roman" w:cs="Times New Roman"/>
+          <w:sz w:val="28"/>
+          <w:color w:val="000000"/>
+        </w:rPr>
+        <w:t xml:space="preserve">, </w:t>
+      </w:r>
+      <w:r>
+        <w:rPr>
+          <w:rFonts w:ascii="Times New Roman" w:hAnsi="Times New Roman"/>
+          <w:sz w:val="28"/>
+          <w:color w:val="000000"/>
+        </w:rPr>
+        <w:t xml:space="preserve">_height</w:t>
+      </w:r>
+      <w:r>
+        <w:rPr>
+          <w:rFonts w:ascii="Times New Roman" w:hAnsi="Times New Roman" w:cs="Times New Roman"/>
+          <w:sz w:val="28"/>
+          <w:color w:val="000000"/>
+        </w:rPr>
+        <w:t xml:space="preserve">, </w:t>
+      </w:r>
+      <w:r>
+        <w:rPr>
+          <w:rFonts w:ascii="Times New Roman" w:hAnsi="Times New Roman"/>
+          <w:sz w:val="28"/>
+          <w:color w:val="000000"/>
+        </w:rPr>
+        <w:t xml:space="preserve">_name</w:t>
+      </w:r>
+      <w:r>
+        <w:rPr>
+          <w:rFonts w:ascii="Times New Roman" w:hAnsi="Times New Roman" w:cs="Times New Roman"/>
+          <w:sz w:val="28"/>
+          <w:color w:val="000000"/>
+        </w:rPr>
+        <w:t xml:space="preserve"> з публічними властивостями та валідацією значень у блоці </w:t>
+      </w:r>
+      <w:r>
+        <w:rPr>
+          <w:rFonts w:ascii="Times New Roman" w:hAnsi="Times New Roman"/>
+          <w:sz w:val="28"/>
+          <w:color w:val="000000"/>
+        </w:rPr>
+        <w:t xml:space="preserve">set</w:t>
+      </w:r>
+      <w:r>
+        <w:rPr>
+          <w:rFonts w:ascii="Times New Roman" w:hAnsi="Times New Roman" w:cs="Times New Roman"/>
+          <w:sz w:val="28"/>
+          <w:color w:val="000000"/>
+        </w:rPr>
+        <w:t xml:space="preserve">.</w:t>
+      </w:r>
+    </w:p>
+    <w:p>
+      <w:pPr>
+        <w:ind w:left="720" w:hanging="360"/>
+        <w:spacing w:before="0" w:after="60" w:line="240" w:lineRule="auto"/>
+        <w:rPr>
+          <w:rFonts w:ascii="Times New Roman" w:hAnsi="Times New Roman" w:cs="Times New Roman"/>
+          <w:color w:val="000000"/>
+          <w:sz w:val="28"/>
+        </w:rPr>
+      </w:pPr>
+      <w:r>
+        <w:rPr>
+          <w:rFonts w:ascii="Times New Roman" w:hAnsi="Times New Roman"/>
+          <w:color w:val="000000"/>
+          <w:sz w:val="28"/>
+          <w:b/>
+        </w:rPr>
+        <w:t xml:space="preserve">• </w:t>
+      </w:r>
+      <w:r>
+        <w:rPr>
+          <w:rFonts w:ascii="Times New Roman" w:hAnsi="Times New Roman" w:cs="Times New Roman"/>
+          <w:b/>
+          <w:sz w:val="28"/>
+          <w:color w:val="000000"/>
+        </w:rPr>
+        <w:t xml:space="preserve">Інтерфейс </w:t>
+      </w:r>
+      <w:r>
+        <w:rPr>
+          <w:rFonts w:ascii="Times New Roman" w:hAnsi="Times New Roman"/>
+          <w:sz w:val="28"/>
+          <w:color w:val="000000"/>
+        </w:rPr>
+        <w:t xml:space="preserve">IComparable&lt;Shape&gt;</w:t>
+      </w:r>
+      <w:r>
+        <w:rPr>
+          <w:rFonts w:ascii="Times New Roman" w:hAnsi="Times New Roman" w:cs="Times New Roman"/>
+          <w:b/>
+          <w:sz w:val="28"/>
+          <w:color w:val="000000"/>
+        </w:rPr>
+        <w:t xml:space="preserve">:</w:t>
+      </w:r>
+      <w:r>
+        <w:rPr>
+          <w:rFonts w:ascii="Times New Roman" w:hAnsi="Times New Roman" w:cs="Times New Roman"/>
+          <w:sz w:val="28"/>
+          <w:color w:val="000000"/>
+        </w:rPr>
+        <w:t xml:space="preserve"> Реалізація порівняння за площею (</w:t>
+      </w:r>
+      <w:r>
+        <w:rPr>
+          <w:rFonts w:ascii="Times New Roman" w:hAnsi="Times New Roman"/>
+          <w:sz w:val="28"/>
+          <w:color w:val="000000"/>
+        </w:rPr>
+        <w:t xml:space="preserve">GetArea().CompareTo(other.GetArea())</w:t>
+      </w:r>
+      <w:r>
+        <w:rPr>
+          <w:rFonts w:ascii="Times New Roman" w:hAnsi="Times New Roman" w:cs="Times New Roman"/>
+          <w:sz w:val="28"/>
+          <w:color w:val="000000"/>
+        </w:rPr>
+        <w:t xml:space="preserve">), що забезпечує впорядкування об'єктів методом </w:t>
+      </w:r>
+      <w:r>
+        <w:rPr>
+          <w:rFonts w:ascii="Times New Roman" w:hAnsi="Times New Roman"/>
+          <w:sz w:val="28"/>
+          <w:color w:val="000000"/>
+        </w:rPr>
+        <w:t xml:space="preserve">List&lt;Shape&gt;.Sort()</w:t>
+      </w:r>
+      <w:r>
+        <w:rPr>
+          <w:rFonts w:ascii="Times New Roman" w:hAnsi="Times New Roman" w:cs="Times New Roman"/>
+          <w:sz w:val="28"/>
+          <w:color w:val="000000"/>
+        </w:rPr>
+        <w:t xml:space="preserve">.</w:t>
+      </w:r>
+    </w:p>
+    <w:p>
+      <w:pPr>
+        <w:ind w:left="720" w:hanging="360"/>
+        <w:spacing w:before="0" w:after="60" w:line="240" w:lineRule="auto"/>
+        <w:rPr>
+          <w:rFonts w:ascii="Times New Roman" w:hAnsi="Times New Roman" w:cs="Times New Roman"/>
+          <w:color w:val="000000"/>
+          <w:sz w:val="28"/>
+        </w:rPr>
+      </w:pPr>
+      <w:r>
+        <w:rPr>
+          <w:rFonts w:ascii="Times New Roman" w:hAnsi="Times New Roman"/>
+          <w:color w:val="000000"/>
+          <w:sz w:val="28"/>
+          <w:b/>
+        </w:rPr>
+        <w:t xml:space="preserve">• </w:t>
+      </w:r>
+      <w:r>
+        <w:rPr>
+          <w:rFonts w:ascii="Times New Roman" w:hAnsi="Times New Roman" w:cs="Times New Roman"/>
+          <w:b/>
+          <w:sz w:val="28"/>
+          <w:color w:val="000000"/>
+        </w:rPr>
+        <w:t xml:space="preserve">Поліморфна колекція:</w:t>
+      </w:r>
+      <w:r>
+        <w:rPr>
+          <w:rFonts w:ascii="Times New Roman" w:hAnsi="Times New Roman" w:cs="Times New Roman"/>
+          <w:sz w:val="28"/>
+          <w:color w:val="000000"/>
+        </w:rPr>
+        <w:t xml:space="preserve"> Використання </w:t>
+      </w:r>
+      <w:r>
+        <w:rPr>
+          <w:rFonts w:ascii="Times New Roman" w:hAnsi="Times New Roman"/>
+          <w:sz w:val="28"/>
+          <w:color w:val="000000"/>
+        </w:rPr>
+        <w:t xml:space="preserve">List&lt;Shape&gt;</w:t>
+      </w:r>
+      <w:r>
+        <w:rPr>
+          <w:rFonts w:ascii="Times New Roman" w:hAnsi="Times New Roman" w:cs="Times New Roman"/>
+          <w:sz w:val="28"/>
+          <w:color w:val="000000"/>
+        </w:rPr>
+        <w:t xml:space="preserve">, яка зберігає різні екземпляри </w:t>
+      </w:r>
+      <w:r>
+        <w:rPr>
+          <w:rFonts w:ascii="Times New Roman" w:hAnsi="Times New Roman"/>
+          <w:sz w:val="28"/>
+          <w:color w:val="000000"/>
+        </w:rPr>
+        <w:t xml:space="preserve">Circle</w:t>
+      </w:r>
+      <w:r>
+        <w:rPr>
+          <w:rFonts w:ascii="Times New Roman" w:hAnsi="Times New Roman" w:cs="Times New Roman"/>
+          <w:sz w:val="28"/>
+          <w:color w:val="000000"/>
+        </w:rPr>
+        <w:t xml:space="preserve"> та </w:t>
+      </w:r>
+      <w:r>
+        <w:rPr>
+          <w:rFonts w:ascii="Times New Roman" w:hAnsi="Times New Roman"/>
+          <w:sz w:val="28"/>
+          <w:color w:val="000000"/>
+        </w:rPr>
+        <w:t xml:space="preserve">Rectangle</w:t>
+      </w:r>
+      <w:r>
+        <w:rPr>
+          <w:rFonts w:ascii="Times New Roman" w:hAnsi="Times New Roman" w:cs="Times New Roman"/>
+          <w:sz w:val="28"/>
+          <w:color w:val="000000"/>
+        </w:rPr>
+        <w:t xml:space="preserve">, із викликом методів через базовий тип у циклі </w:t>
+      </w:r>
+      <w:r>
+        <w:rPr>
+          <w:rFonts w:ascii="Times New Roman" w:hAnsi="Times New Roman"/>
+          <w:sz w:val="28"/>
+          <w:color w:val="000000"/>
+        </w:rPr>
+        <w:t xml:space="preserve">foreach</w:t>
+      </w:r>
+      <w:r>
+        <w:rPr>
+          <w:rFonts w:ascii="Times New Roman" w:hAnsi="Times New Roman" w:cs="Times New Roman"/>
+          <w:sz w:val="28"/>
+          <w:color w:val="000000"/>
+        </w:rPr>
+        <w:t xml:space="preserve">.</w:t>
+      </w:r>
+    </w:p>
+    <w:p>
+      <w:pPr>
+        <w:ind w:left="720" w:hanging="360"/>
+        <w:spacing w:before="0" w:after="60" w:line="240" w:lineRule="auto"/>
+        <w:rPr>
+          <w:rFonts w:ascii="Times New Roman" w:hAnsi="Times New Roman" w:cs="Times New Roman"/>
+          <w:color w:val="000000"/>
+          <w:sz w:val="28"/>
+        </w:rPr>
+      </w:pPr>
+      <w:r>
+        <w:rPr>
+          <w:rFonts w:ascii="Times New Roman" w:hAnsi="Times New Roman"/>
+          <w:color w:val="000000"/>
+          <w:sz w:val="28"/>
+          <w:b/>
+        </w:rPr>
+        <w:t xml:space="preserve">• </w:t>
+      </w:r>
+      <w:r>
+        <w:rPr>
+          <w:rFonts w:ascii="Times New Roman" w:hAnsi="Times New Roman" w:cs="Times New Roman"/>
+          <w:b/>
+          <w:sz w:val="28"/>
+          <w:color w:val="000000"/>
+        </w:rPr>
+        <w:t xml:space="preserve">Власний клас винятку:</w:t>
+      </w:r>
+      <w:r>
+        <w:rPr>
+          <w:rFonts w:ascii="Times New Roman" w:hAnsi="Times New Roman" w:cs="Times New Roman"/>
+          <w:sz w:val="28"/>
+          <w:color w:val="000000"/>
+        </w:rPr>
+        <w:t xml:space="preserve"> </w:t>
+      </w:r>
+      <w:r>
+        <w:rPr>
+          <w:rFonts w:ascii="Times New Roman" w:hAnsi="Times New Roman"/>
+          <w:sz w:val="28"/>
+          <w:color w:val="000000"/>
+        </w:rPr>
+        <w:t xml:space="preserve">InvalidShapeDimensionException : Exception</w:t>
+      </w:r>
+      <w:r>
+        <w:rPr>
+          <w:rFonts w:ascii="Times New Roman" w:hAnsi="Times New Roman" w:cs="Times New Roman"/>
+          <w:sz w:val="28"/>
+          <w:color w:val="000000"/>
+        </w:rPr>
+        <w:t xml:space="preserve">, який постачається трьома стандартними конструкторами та викидається при спробі задати недодатні розміри фігур (</w:t>
+      </w:r>
+      <w:r>
+        <w:rPr>
+          <w:rFonts w:ascii="Times New Roman" w:hAnsi="Times New Roman" w:cs="Times New Roman"/>
+          <w:sz w:val="28"/>
+          <w:color w:val="000000"/>
         </w:rPr>
         <w:t xml:space="preserve">).</w:t>
       </w:r>
     </w:p>
     <w:p>
       <w:pPr>
+        <w:ind w:left="720" w:hanging="360"/>
+        <w:spacing w:before="0" w:after="60" w:line="240" w:lineRule="auto"/>
+        <w:rPr>
+          <w:rFonts w:ascii="Times New Roman" w:hAnsi="Times New Roman" w:cs="Times New Roman"/>
+          <w:color w:val="000000"/>
+          <w:sz w:val="28"/>
+        </w:rPr>
+      </w:pPr>
+      <w:r>
+        <w:rPr>
+          <w:rFonts w:ascii="Times New Roman" w:hAnsi="Times New Roman"/>
+          <w:color w:val="000000"/>
+          <w:sz w:val="28"/>
+          <w:b/>
+        </w:rPr>
+        <w:t xml:space="preserve">• </w:t>
+      </w:r>
+      <w:r>
+        <w:rPr>
+          <w:rFonts w:ascii="Times New Roman" w:hAnsi="Times New Roman" w:cs="Times New Roman"/>
+          <w:b/>
+          <w:sz w:val="28"/>
+          <w:color w:val="000000"/>
+        </w:rPr>
+        <w:t xml:space="preserve">Обробка винятків:</w:t>
+      </w:r>
+      <w:r>
+        <w:rPr>
+          <w:rFonts w:ascii="Times New Roman" w:hAnsi="Times New Roman" w:cs="Times New Roman"/>
+          <w:sz w:val="28"/>
+          <w:color w:val="000000"/>
+        </w:rPr>
+        <w:t xml:space="preserve"> Блоки </w:t>
+      </w:r>
+      <w:r>
+        <w:rPr>
+          <w:rFonts w:ascii="Times New Roman" w:hAnsi="Times New Roman"/>
+          <w:sz w:val="28"/>
+          <w:color w:val="000000"/>
+        </w:rPr>
+        <w:t xml:space="preserve">try { } catch (InvalidShapeDimensionException ex) { } catch (Exception ex) { } finally { }</w:t>
+      </w:r>
+      <w:r>
+        <w:rPr>
+          <w:rFonts w:ascii="Times New Roman" w:hAnsi="Times New Roman" w:cs="Times New Roman"/>
+          <w:sz w:val="28"/>
+          <w:color w:val="000000"/>
+        </w:rPr>
+        <w:t xml:space="preserve"> для безпечної роботи застосунку.</w:t>
+      </w:r>
+    </w:p>
+    <w:p>
+      <w:pPr>
+        <w:ind w:left="720" w:hanging="360"/>
+        <w:spacing w:before="0" w:after="60" w:line="240" w:lineRule="auto"/>
+        <w:rPr>
+          <w:rFonts w:ascii="Times New Roman" w:hAnsi="Times New Roman" w:cs="Times New Roman"/>
+          <w:color w:val="000000"/>
+          <w:sz w:val="28"/>
+        </w:rPr>
+      </w:pPr>
+      <w:r>
+        <w:rPr>
+          <w:rFonts w:ascii="Times New Roman" w:hAnsi="Times New Roman"/>
+          <w:color w:val="000000"/>
+          <w:sz w:val="28"/>
+          <w:b/>
+        </w:rPr>
+        <w:t xml:space="preserve">• </w:t>
+      </w:r>
+      <w:r>
+        <w:rPr>
+          <w:rFonts w:ascii="Times New Roman" w:hAnsi="Times New Roman" w:cs="Times New Roman"/>
+          <w:b/>
+          <w:sz w:val="28"/>
+          <w:color w:val="000000"/>
+        </w:rPr>
+        <w:t xml:space="preserve">Консольне меню:</w:t>
+      </w:r>
+      <w:r>
+        <w:br/>
+      </w:r>
+      <w:r>
+        <w:rPr>
+          <w:rFonts w:ascii="Times New Roman" w:hAnsi="Times New Roman" w:cs="Times New Roman"/>
+          <w:sz w:val="28"/>
+          <w:color w:val="000000"/>
+        </w:rPr>
+        <w:t xml:space="preserve">0. Вихід.</w:t>
+      </w:r>
+    </w:p>
+    <w:p>
+      <w:pPr>
+        <w:ind w:left="1440" w:hanging="360"/>
+        <w:spacing w:before="0" w:after="60" w:line="240" w:lineRule="auto"/>
+        <w:rPr>
+          <w:rFonts w:ascii="Times New Roman" w:hAnsi="Times New Roman" w:cs="Times New Roman"/>
+          <w:color w:val="000000"/>
+          <w:sz w:val="28"/>
+        </w:rPr>
+      </w:pPr>
+      <w:r>
+        <w:rPr>
+          <w:rFonts w:ascii="Times New Roman" w:hAnsi="Times New Roman"/>
+          <w:color w:val="000000"/>
+          <w:sz w:val="28"/>
+          <w:b/>
+        </w:rPr>
+        <w:t xml:space="preserve">1. </w:t>
+      </w:r>
+      <w:r>
+        <w:rPr>
+          <w:rFonts w:ascii="Times New Roman" w:hAnsi="Times New Roman" w:cs="Times New Roman"/>
+          <w:sz w:val="28"/>
+          <w:color w:val="000000"/>
+        </w:rPr>
+        <w:t xml:space="preserve">Додати фігуру (коло або прямокутник/квадрат) з клавіатури з валідацією.</w:t>
+      </w:r>
+    </w:p>
+    <w:p>
+      <w:pPr>
+        <w:ind w:left="1440" w:hanging="360"/>
+        <w:spacing w:before="0" w:after="60" w:line="240" w:lineRule="auto"/>
+        <w:rPr>
+          <w:rFonts w:ascii="Times New Roman" w:hAnsi="Times New Roman" w:cs="Times New Roman"/>
+          <w:color w:val="000000"/>
+          <w:sz w:val="28"/>
+        </w:rPr>
+      </w:pPr>
+      <w:r>
+        <w:rPr>
+          <w:rFonts w:ascii="Times New Roman" w:hAnsi="Times New Roman"/>
+          <w:color w:val="000000"/>
+          <w:sz w:val="28"/>
+          <w:b/>
+        </w:rPr>
+        <w:t xml:space="preserve">2. </w:t>
+      </w:r>
+      <w:r>
+        <w:rPr>
+          <w:rFonts w:ascii="Times New Roman" w:hAnsi="Times New Roman" w:cs="Times New Roman"/>
+          <w:sz w:val="28"/>
+          <w:color w:val="000000"/>
+        </w:rPr>
+        <w:t xml:space="preserve">Показати всі фігури колекції (демонстрація поліморфізму).</w:t>
+      </w:r>
+    </w:p>
+    <w:p>
+      <w:pPr>
+        <w:ind w:left="1440" w:hanging="360"/>
+        <w:spacing w:before="0" w:after="60" w:line="240" w:lineRule="auto"/>
+        <w:rPr>
+          <w:rFonts w:ascii="Times New Roman" w:hAnsi="Times New Roman" w:cs="Times New Roman"/>
+          <w:color w:val="000000"/>
+          <w:sz w:val="28"/>
+        </w:rPr>
+      </w:pPr>
+      <w:r>
+        <w:rPr>
+          <w:rFonts w:ascii="Times New Roman" w:hAnsi="Times New Roman"/>
+          <w:color w:val="000000"/>
+          <w:sz w:val="28"/>
+          <w:b/>
+        </w:rPr>
+        <w:t xml:space="preserve">3. </w:t>
+      </w:r>
+      <w:r>
+        <w:rPr>
+          <w:rFonts w:ascii="Times New Roman" w:hAnsi="Times New Roman" w:cs="Times New Roman"/>
+          <w:sz w:val="28"/>
+          <w:color w:val="000000"/>
+        </w:rPr>
+        <w:t xml:space="preserve">Відсортувати фігури за площею (</w:t>
+      </w:r>
+      <w:r>
+        <w:rPr>
+          <w:rFonts w:ascii="Times New Roman" w:hAnsi="Times New Roman"/>
+          <w:sz w:val="28"/>
+          <w:color w:val="000000"/>
+        </w:rPr>
+        <w:t xml:space="preserve">IComparable&lt;Shape&gt;</w:t>
+      </w:r>
+      <w:r>
+        <w:rPr>
+          <w:rFonts w:ascii="Times New Roman" w:hAnsi="Times New Roman" w:cs="Times New Roman"/>
+          <w:sz w:val="28"/>
+          <w:color w:val="000000"/>
+        </w:rPr>
+        <w:t xml:space="preserve">).</w:t>
+      </w:r>
+    </w:p>
+    <w:p>
+      <w:pPr>
+        <w:ind w:left="1440" w:hanging="360"/>
+        <w:spacing w:before="0" w:after="60" w:line="240" w:lineRule="auto"/>
+        <w:rPr>
+          <w:rFonts w:ascii="Times New Roman" w:hAnsi="Times New Roman" w:cs="Times New Roman"/>
+          <w:color w:val="000000"/>
+          <w:sz w:val="28"/>
+        </w:rPr>
+      </w:pPr>
+      <w:r>
+        <w:rPr>
+          <w:rFonts w:ascii="Times New Roman" w:hAnsi="Times New Roman"/>
+          <w:color w:val="000000"/>
+          <w:sz w:val="28"/>
+          <w:b/>
+        </w:rPr>
+        <w:t xml:space="preserve">4. </w:t>
+      </w:r>
+      <w:r>
+        <w:rPr>
+          <w:rFonts w:ascii="Times New Roman" w:hAnsi="Times New Roman" w:cs="Times New Roman"/>
+          <w:sz w:val="28"/>
+          <w:color w:val="000000"/>
+        </w:rPr>
+        <w:t xml:space="preserve">Показати сумарну площу та периметр колекції.</w:t>
+      </w:r>
+    </w:p>
+    <w:p>
+      <w:pPr>
+        <w:ind w:left="1440" w:hanging="360"/>
+        <w:spacing w:before="0" w:after="60" w:line="240" w:lineRule="auto"/>
+        <w:rPr>
+          <w:rFonts w:ascii="Times New Roman" w:hAnsi="Times New Roman" w:cs="Times New Roman"/>
+          <w:color w:val="000000"/>
+          <w:sz w:val="28"/>
+        </w:rPr>
+      </w:pPr>
+      <w:r>
+        <w:rPr>
+          <w:rFonts w:ascii="Times New Roman" w:hAnsi="Times New Roman"/>
+          <w:color w:val="000000"/>
+          <w:sz w:val="28"/>
+          <w:b/>
+        </w:rPr>
+        <w:t xml:space="preserve">5. </w:t>
+      </w:r>
+      <w:r>
+        <w:rPr>
+          <w:rFonts w:ascii="Times New Roman" w:hAnsi="Times New Roman" w:cs="Times New Roman"/>
+          <w:sz w:val="28"/>
+          <w:color w:val="000000"/>
+        </w:rPr>
+        <w:t xml:space="preserve">Фільтрувати фігури за типом (pattern matching </w:t>
+      </w:r>
+      <w:r>
+        <w:rPr>
+          <w:rFonts w:ascii="Times New Roman" w:hAnsi="Times New Roman"/>
+          <w:sz w:val="28"/>
+          <w:color w:val="000000"/>
+        </w:rPr>
+        <w:t xml:space="preserve">is Circle</w:t>
+      </w:r>
+      <w:r>
+        <w:rPr>
+          <w:rFonts w:ascii="Times New Roman" w:hAnsi="Times New Roman" w:cs="Times New Roman"/>
+          <w:sz w:val="28"/>
+          <w:color w:val="000000"/>
+        </w:rPr>
+        <w:t xml:space="preserve">, </w:t>
+      </w:r>
+      <w:r>
+        <w:rPr>
+          <w:rFonts w:ascii="Times New Roman" w:hAnsi="Times New Roman"/>
+          <w:sz w:val="28"/>
+          <w:color w:val="000000"/>
+        </w:rPr>
+        <w:t xml:space="preserve">is Rectangle</w:t>
+      </w:r>
+      <w:r>
+        <w:rPr>
+          <w:rFonts w:ascii="Times New Roman" w:hAnsi="Times New Roman" w:cs="Times New Roman"/>
+          <w:sz w:val="28"/>
+          <w:color w:val="000000"/>
+        </w:rPr>
+        <w:t xml:space="preserve">).</w:t>
+      </w:r>
+    </w:p>
+    <w:p>
+      <w:pPr>
+        <w:ind w:left="1440" w:hanging="360"/>
+        <w:spacing w:before="0" w:after="60" w:line="240" w:lineRule="auto"/>
+        <w:rPr>
+          <w:rFonts w:ascii="Times New Roman" w:hAnsi="Times New Roman" w:cs="Times New Roman"/>
+          <w:color w:val="000000"/>
+          <w:sz w:val="28"/>
+        </w:rPr>
+      </w:pPr>
+      <w:r>
+        <w:rPr>
+          <w:rFonts w:ascii="Times New Roman" w:hAnsi="Times New Roman"/>
+          <w:color w:val="000000"/>
+          <w:sz w:val="28"/>
+          <w:b/>
+        </w:rPr>
+        <w:t xml:space="preserve">6. </w:t>
+      </w:r>
+      <w:r>
+        <w:rPr>
+          <w:rFonts w:ascii="Times New Roman" w:hAnsi="Times New Roman" w:cs="Times New Roman"/>
+          <w:sz w:val="28"/>
+          <w:color w:val="000000"/>
+        </w:rPr>
+        <w:t xml:space="preserve">Демонстрація генерації та перехоплення винятку.</w:t>
+      </w:r>
+    </w:p>
+    <w:p>
+      <w:pPr>
+        <w:ind w:left="1440" w:hanging="360"/>
+        <w:spacing w:before="0" w:after="60" w:line="240" w:lineRule="auto"/>
+        <w:rPr>
+          <w:rFonts w:ascii="Times New Roman" w:hAnsi="Times New Roman" w:cs="Times New Roman"/>
+          <w:color w:val="000000"/>
+          <w:sz w:val="28"/>
+        </w:rPr>
+      </w:pPr>
+      <w:r>
+        <w:rPr>
+          <w:rFonts w:ascii="Times New Roman" w:hAnsi="Times New Roman"/>
+          <w:color w:val="000000"/>
+          <w:sz w:val="28"/>
+          <w:b/>
+        </w:rPr>
+        <w:t xml:space="preserve">7. </w:t>
+      </w:r>
+      <w:r>
+        <w:rPr>
+          <w:rFonts w:ascii="Times New Roman" w:hAnsi="Times New Roman" w:cs="Times New Roman"/>
+          <w:sz w:val="28"/>
+          <w:color w:val="000000"/>
+        </w:rPr>
+        <w:t xml:space="preserve">Очистити колекцію (перевірка обробки порожнього списку).</w:t>
+      </w:r>
+    </w:p>
+    <w:p>
+      <w:pPr>
+        <w:ind w:left="720" w:hanging="360"/>
+        <w:spacing w:before="0" w:after="60" w:line="240" w:lineRule="auto"/>
+        <w:rPr>
+          <w:rFonts w:ascii="Times New Roman" w:hAnsi="Times New Roman" w:cs="Times New Roman"/>
+          <w:color w:val="000000"/>
+          <w:sz w:val="28"/>
+        </w:rPr>
+      </w:pPr>
+      <w:r>
+        <w:rPr>
+          <w:rFonts w:ascii="Times New Roman" w:hAnsi="Times New Roman"/>
+          <w:color w:val="000000"/>
+          <w:sz w:val="28"/>
+          <w:b/>
+        </w:rPr>
+        <w:t xml:space="preserve">• </w:t>
+      </w:r>
+      <w:r>
+        <w:rPr>
+          <w:rFonts w:ascii="Times New Roman" w:hAnsi="Times New Roman" w:cs="Times New Roman"/>
+          <w:b/>
+          <w:sz w:val="28"/>
+          <w:color w:val="000000"/>
+        </w:rPr>
+        <w:t xml:space="preserve">Граничні випадки:</w:t>
+      </w:r>
+    </w:p>
+    <w:p>
+      <w:pPr>
+        <w:ind w:left="1440" w:hanging="360"/>
+        <w:spacing w:before="0" w:after="60" w:line="240" w:lineRule="auto"/>
+        <w:rPr>
+          <w:rFonts w:ascii="Times New Roman" w:hAnsi="Times New Roman" w:cs="Times New Roman"/>
+          <w:color w:val="000000"/>
+          <w:sz w:val="28"/>
+        </w:rPr>
+      </w:pPr>
+      <w:r>
+        <w:rPr>
+          <w:rFonts w:ascii="Times New Roman" w:hAnsi="Times New Roman"/>
+          <w:color w:val="000000"/>
+          <w:sz w:val="28"/>
+          <w:b/>
+        </w:rPr>
+        <w:t xml:space="preserve">• </w:t>
+      </w:r>
+      <w:r>
+        <w:rPr>
+          <w:rFonts w:ascii="Times New Roman" w:hAnsi="Times New Roman" w:cs="Times New Roman"/>
+          <w:sz w:val="28"/>
+          <w:color w:val="000000"/>
+        </w:rPr>
+        <w:t xml:space="preserve">Спроба створити фігуру з недодатним розміром сторони чи радіуса (</w:t>
+      </w:r>
+      <w:r>
+        <w:rPr>
+          <w:rFonts w:ascii="Times New Roman" w:hAnsi="Times New Roman" w:cs="Times New Roman"/>
+          <w:sz w:val="28"/>
+          <w:color w:val="000000"/>
+        </w:rPr>
+        <w:t xml:space="preserve">) призводить до генерації </w:t>
+      </w:r>
+      <w:r>
+        <w:rPr>
+          <w:rFonts w:ascii="Times New Roman" w:hAnsi="Times New Roman"/>
+          <w:sz w:val="28"/>
+          <w:color w:val="000000"/>
+        </w:rPr>
+        <w:t xml:space="preserve">InvalidShapeDimensionException</w:t>
+      </w:r>
+      <w:r>
+        <w:rPr>
+          <w:rFonts w:ascii="Times New Roman" w:hAnsi="Times New Roman" w:cs="Times New Roman"/>
+          <w:sz w:val="28"/>
+          <w:color w:val="000000"/>
+        </w:rPr>
+        <w:t xml:space="preserve">, який успішно перехоплюється без краху програми.</w:t>
+      </w:r>
+    </w:p>
+    <w:p>
+      <w:pPr>
+        <w:ind w:left="1440" w:hanging="360"/>
+        <w:spacing w:before="0" w:after="60" w:line="240" w:lineRule="auto"/>
+        <w:rPr>
+          <w:rFonts w:ascii="Times New Roman" w:hAnsi="Times New Roman" w:cs="Times New Roman"/>
+          <w:color w:val="000000"/>
+          <w:sz w:val="28"/>
+        </w:rPr>
+      </w:pPr>
+      <w:r>
+        <w:rPr>
+          <w:rFonts w:ascii="Times New Roman" w:hAnsi="Times New Roman"/>
+          <w:color w:val="000000"/>
+          <w:sz w:val="28"/>
+          <w:b/>
+        </w:rPr>
+        <w:t xml:space="preserve">• </w:t>
+      </w:r>
+      <w:r>
+        <w:rPr>
+          <w:rFonts w:ascii="Times New Roman" w:hAnsi="Times New Roman" w:cs="Times New Roman"/>
+          <w:sz w:val="28"/>
+          <w:color w:val="000000"/>
+        </w:rPr>
+        <w:t xml:space="preserve">Порожня колекція коректно виводить «Немає даних».</w:t>
+      </w:r>
+    </w:p>
+    <w:p>
+      <w:pPr>
         <w:pBdr>
-          <w:bottom w:val="single" w:color="B0C4DE" w:sz="6"/>
+          <w:bottom w:val="single" w:color="888888" w:sz="6"/>
         </w:pBdr>
         <w:spacing w:before="120" w:after="120"/>
       </w:pPr>
@@ -218,1358 +1820,37 @@
     <w:p>
       <w:pPr>
         <w:spacing w:before="240" w:after="100" w:line="260" w:lineRule="auto"/>
-      </w:pPr>
-      <w:r>
-        <w:rPr>
-          <w:rFonts w:ascii="Times New Roman" w:hAnsi="Times New Roman" w:cs="Times New Roman"/>
-          <w:b/>
-          <w:color w:val="1B365D"/>
-          <w:sz w:val="28"/>
-        </w:rPr>
-        <w:t xml:space="preserve">2. Завдання варіанта №1 (№17 за списком)</w:t>
-      </w:r>
-    </w:p>
-    <w:p>
-      <w:pPr>
-        <w:spacing w:before="0" w:after="60" w:line="240" w:lineRule="auto"/>
-        <w:ind w:left="720" w:hanging="360"/>
-      </w:pPr>
-      <w:r>
-        <w:rPr>
-          <w:rFonts w:ascii="Calibri" w:hAnsi="Calibri"/>
-          <w:b/>
-          <w:color w:val="003366"/>
-          <w:sz w:val="22"/>
-        </w:rPr>
-        <w:t xml:space="preserve">• </w:t>
-      </w:r>
-      <w:r>
-        <w:rPr>
-          <w:rFonts w:ascii="Times New Roman" w:hAnsi="Times New Roman" w:cs="Times New Roman"/>
-          <w:b/>
-          <w:color w:val="222222"/>
-          <w:sz w:val="22"/>
-        </w:rPr>
-        <w:t xml:space="preserve">Предметна область:</w:t>
-      </w:r>
-      <w:r>
-        <w:rPr>
-          <w:rFonts w:ascii="Times New Roman" w:hAnsi="Times New Roman" w:cs="Times New Roman"/>
-          <w:color w:val="222222"/>
-          <w:sz w:val="22"/>
-        </w:rPr>
-        <w:t xml:space="preserve"> Геометричні фігури.</w:t>
-      </w:r>
-    </w:p>
-    <w:p>
-      <w:pPr>
-        <w:spacing w:before="0" w:after="60" w:line="240" w:lineRule="auto"/>
-        <w:ind w:left="720" w:hanging="360"/>
-      </w:pPr>
-      <w:r>
-        <w:rPr>
-          <w:rFonts w:ascii="Calibri" w:hAnsi="Calibri"/>
-          <w:b/>
-          <w:color w:val="003366"/>
-          <w:sz w:val="22"/>
-        </w:rPr>
-        <w:t xml:space="preserve">• </w:t>
-      </w:r>
-      <w:r>
-        <w:rPr>
-          <w:rFonts w:ascii="Times New Roman" w:hAnsi="Times New Roman" w:cs="Times New Roman"/>
-          <w:b/>
-          <w:color w:val="222222"/>
-          <w:sz w:val="22"/>
-        </w:rPr>
-        <w:t xml:space="preserve">Ієрархія класів:</w:t>
-      </w:r>
-    </w:p>
-    <w:p>
-      <w:pPr>
-        <w:spacing w:before="0" w:after="60" w:line="240" w:lineRule="auto"/>
-        <w:ind w:left="1440" w:hanging="360"/>
-      </w:pPr>
-      <w:r>
-        <w:rPr>
-          <w:rFonts w:ascii="Calibri" w:hAnsi="Calibri"/>
-          <w:b/>
-          <w:color w:val="003366"/>
-          <w:sz w:val="22"/>
-        </w:rPr>
-        <w:t xml:space="preserve">• </w:t>
-      </w:r>
-      <w:r>
-        <w:rPr>
-          <w:rFonts w:ascii="Times New Roman" w:hAnsi="Times New Roman" w:cs="Times New Roman"/>
-          <w:color w:val="222222"/>
-          <w:sz w:val="22"/>
-        </w:rPr>
-        <w:t xml:space="preserve">Базовий абстрактний клас </w:t>
-      </w:r>
-      <w:r>
-        <w:rPr>
-          <w:rFonts w:ascii="Consolas" w:hAnsi="Consolas"/>
-          <w:color w:val="C7254E"/>
-          <w:sz w:val="20"/>
-          <w:shd w:val="clear" w:color="auto" w:fill="F9F2F4"/>
-        </w:rPr>
-        <w:t xml:space="preserve">Shape</w:t>
-      </w:r>
-      <w:r>
-        <w:rPr>
-          <w:rFonts w:ascii="Times New Roman" w:hAnsi="Times New Roman" w:cs="Times New Roman"/>
-          <w:color w:val="222222"/>
-          <w:sz w:val="22"/>
-        </w:rPr>
-        <w:t xml:space="preserve"> з властивістю </w:t>
-      </w:r>
-      <w:r>
-        <w:rPr>
-          <w:rFonts w:ascii="Consolas" w:hAnsi="Consolas"/>
-          <w:color w:val="C7254E"/>
-          <w:sz w:val="20"/>
-          <w:shd w:val="clear" w:color="auto" w:fill="F9F2F4"/>
-        </w:rPr>
-        <w:t xml:space="preserve">Name</w:t>
-      </w:r>
-      <w:r>
-        <w:rPr>
-          <w:rFonts w:ascii="Times New Roman" w:hAnsi="Times New Roman" w:cs="Times New Roman"/>
-          <w:color w:val="222222"/>
-          <w:sz w:val="22"/>
-        </w:rPr>
-        <w:t xml:space="preserve"> та реалізацією інтерфейсу </w:t>
-      </w:r>
-      <w:r>
-        <w:rPr>
-          <w:rFonts w:ascii="Consolas" w:hAnsi="Consolas"/>
-          <w:color w:val="C7254E"/>
-          <w:sz w:val="20"/>
-          <w:shd w:val="clear" w:color="auto" w:fill="F9F2F4"/>
-        </w:rPr>
-        <w:t xml:space="preserve">IComparable&lt;Shape&gt;</w:t>
-      </w:r>
-      <w:r>
-        <w:rPr>
-          <w:rFonts w:ascii="Times New Roman" w:hAnsi="Times New Roman" w:cs="Times New Roman"/>
-          <w:color w:val="222222"/>
-          <w:sz w:val="22"/>
-        </w:rPr>
-        <w:t xml:space="preserve">.</w:t>
-      </w:r>
-    </w:p>
-    <w:p>
-      <w:pPr>
-        <w:spacing w:before="0" w:after="60" w:line="240" w:lineRule="auto"/>
-        <w:ind w:left="1440" w:hanging="360"/>
-      </w:pPr>
-      <w:r>
-        <w:rPr>
-          <w:rFonts w:ascii="Calibri" w:hAnsi="Calibri"/>
-          <w:b/>
-          <w:color w:val="003366"/>
-          <w:sz w:val="22"/>
-        </w:rPr>
-        <w:t xml:space="preserve">• </w:t>
-      </w:r>
-      <w:r>
-        <w:rPr>
-          <w:rFonts w:ascii="Times New Roman" w:hAnsi="Times New Roman" w:cs="Times New Roman"/>
-          <w:color w:val="222222"/>
-          <w:sz w:val="22"/>
-        </w:rPr>
-        <w:t xml:space="preserve">Похідний клас </w:t>
-      </w:r>
-      <w:r>
-        <w:rPr>
-          <w:rFonts w:ascii="Consolas" w:hAnsi="Consolas"/>
-          <w:color w:val="C7254E"/>
-          <w:sz w:val="20"/>
-          <w:shd w:val="clear" w:color="auto" w:fill="F9F2F4"/>
-        </w:rPr>
-        <w:t xml:space="preserve">Circle</w:t>
-      </w:r>
-      <w:r>
-        <w:rPr>
-          <w:rFonts w:ascii="Times New Roman" w:hAnsi="Times New Roman" w:cs="Times New Roman"/>
-          <w:color w:val="222222"/>
-          <w:sz w:val="22"/>
-        </w:rPr>
-        <w:t xml:space="preserve"> з властивістю </w:t>
-      </w:r>
-      <w:r>
-        <w:rPr>
-          <w:rFonts w:ascii="Consolas" w:hAnsi="Consolas"/>
-          <w:color w:val="C7254E"/>
-          <w:sz w:val="20"/>
-          <w:shd w:val="clear" w:color="auto" w:fill="F9F2F4"/>
-        </w:rPr>
-        <w:t xml:space="preserve">Radius</w:t>
-      </w:r>
-      <w:r>
-        <w:rPr>
-          <w:rFonts w:ascii="Times New Roman" w:hAnsi="Times New Roman" w:cs="Times New Roman"/>
-          <w:color w:val="222222"/>
-          <w:sz w:val="22"/>
-        </w:rPr>
-        <w:t xml:space="preserve">.</w:t>
-      </w:r>
-    </w:p>
-    <w:p>
-      <w:pPr>
-        <w:spacing w:before="0" w:after="60" w:line="240" w:lineRule="auto"/>
-        <w:ind w:left="1440" w:hanging="360"/>
-      </w:pPr>
-      <w:r>
-        <w:rPr>
-          <w:rFonts w:ascii="Calibri" w:hAnsi="Calibri"/>
-          <w:b/>
-          <w:color w:val="003366"/>
-          <w:sz w:val="22"/>
-        </w:rPr>
-        <w:t xml:space="preserve">• </w:t>
-      </w:r>
-      <w:r>
-        <w:rPr>
-          <w:rFonts w:ascii="Times New Roman" w:hAnsi="Times New Roman" w:cs="Times New Roman"/>
-          <w:color w:val="222222"/>
-          <w:sz w:val="22"/>
-        </w:rPr>
-        <w:t xml:space="preserve">Похідний клас </w:t>
-      </w:r>
-      <w:r>
-        <w:rPr>
-          <w:rFonts w:ascii="Consolas" w:hAnsi="Consolas"/>
-          <w:color w:val="C7254E"/>
-          <w:sz w:val="20"/>
-          <w:shd w:val="clear" w:color="auto" w:fill="F9F2F4"/>
-        </w:rPr>
-        <w:t xml:space="preserve">Rectangle</w:t>
-      </w:r>
-      <w:r>
-        <w:rPr>
-          <w:rFonts w:ascii="Times New Roman" w:hAnsi="Times New Roman" w:cs="Times New Roman"/>
-          <w:color w:val="222222"/>
-          <w:sz w:val="22"/>
-        </w:rPr>
-        <w:t xml:space="preserve"> з властивостями </w:t>
-      </w:r>
-      <w:r>
-        <w:rPr>
-          <w:rFonts w:ascii="Consolas" w:hAnsi="Consolas"/>
-          <w:color w:val="C7254E"/>
-          <w:sz w:val="20"/>
-          <w:shd w:val="clear" w:color="auto" w:fill="F9F2F4"/>
-        </w:rPr>
-        <w:t xml:space="preserve">Width</w:t>
-      </w:r>
-      <w:r>
-        <w:rPr>
-          <w:rFonts w:ascii="Times New Roman" w:hAnsi="Times New Roman" w:cs="Times New Roman"/>
-          <w:color w:val="222222"/>
-          <w:sz w:val="22"/>
-        </w:rPr>
-        <w:t xml:space="preserve"> та </w:t>
-      </w:r>
-      <w:r>
-        <w:rPr>
-          <w:rFonts w:ascii="Consolas" w:hAnsi="Consolas"/>
-          <w:color w:val="C7254E"/>
-          <w:sz w:val="20"/>
-          <w:shd w:val="clear" w:color="auto" w:fill="F9F2F4"/>
-        </w:rPr>
-        <w:t xml:space="preserve">Height</w:t>
-      </w:r>
-      <w:r>
-        <w:rPr>
-          <w:rFonts w:ascii="Times New Roman" w:hAnsi="Times New Roman" w:cs="Times New Roman"/>
-          <w:color w:val="222222"/>
-          <w:sz w:val="22"/>
-        </w:rPr>
-        <w:t xml:space="preserve">, включаючи підтримку квадрата як окремого випадку прямокутника.</w:t>
-      </w:r>
-    </w:p>
-    <w:p>
-      <w:pPr>
-        <w:spacing w:before="0" w:after="60" w:line="240" w:lineRule="auto"/>
-        <w:ind w:left="720" w:hanging="360"/>
-      </w:pPr>
-      <w:r>
-        <w:rPr>
-          <w:rFonts w:ascii="Calibri" w:hAnsi="Calibri"/>
-          <w:b/>
-          <w:color w:val="003366"/>
-          <w:sz w:val="22"/>
-        </w:rPr>
-        <w:t xml:space="preserve">• </w:t>
-      </w:r>
-      <w:r>
-        <w:rPr>
-          <w:rFonts w:ascii="Times New Roman" w:hAnsi="Times New Roman" w:cs="Times New Roman"/>
-          <w:b/>
-          <w:color w:val="222222"/>
-          <w:sz w:val="22"/>
-        </w:rPr>
-        <w:t xml:space="preserve">Обов'язкові перевизначення методів:</w:t>
-      </w:r>
-    </w:p>
-    <w:p>
-      <w:pPr>
-        <w:spacing w:before="0" w:after="60" w:line="240" w:lineRule="auto"/>
-        <w:ind w:left="1440" w:hanging="360"/>
-      </w:pPr>
-      <w:r>
-        <w:rPr>
-          <w:rFonts w:ascii="Calibri" w:hAnsi="Calibri"/>
-          <w:b/>
-          <w:color w:val="003366"/>
-          <w:sz w:val="22"/>
-        </w:rPr>
-        <w:t xml:space="preserve">• </w:t>
-      </w:r>
-      <w:r>
-        <w:rPr>
-          <w:rFonts w:ascii="Consolas" w:hAnsi="Consolas"/>
-          <w:color w:val="C7254E"/>
-          <w:sz w:val="20"/>
-          <w:shd w:val="clear" w:color="auto" w:fill="F9F2F4"/>
-        </w:rPr>
-        <w:t xml:space="preserve">GetArea()</w:t>
-      </w:r>
-      <w:r>
-        <w:rPr>
-          <w:rFonts w:ascii="Times New Roman" w:hAnsi="Times New Roman" w:cs="Times New Roman"/>
-          <w:color w:val="222222"/>
-          <w:sz w:val="22"/>
-        </w:rPr>
-        <w:t xml:space="preserve"> (абстрактний у </w:t>
-      </w:r>
-      <w:r>
-        <w:rPr>
-          <w:rFonts w:ascii="Consolas" w:hAnsi="Consolas"/>
-          <w:color w:val="C7254E"/>
-          <w:sz w:val="20"/>
-          <w:shd w:val="clear" w:color="auto" w:fill="F9F2F4"/>
-        </w:rPr>
-        <w:t xml:space="preserve">Shape</w:t>
-      </w:r>
-      <w:r>
-        <w:rPr>
-          <w:rFonts w:ascii="Times New Roman" w:hAnsi="Times New Roman" w:cs="Times New Roman"/>
-          <w:color w:val="222222"/>
-          <w:sz w:val="22"/>
-        </w:rPr>
-        <w:t xml:space="preserve">):</w:t>
-      </w:r>
-    </w:p>
-    <w:p>
-      <w:pPr>
-        <w:spacing w:before="0" w:after="60" w:line="240" w:lineRule="auto"/>
-        <w:ind w:left="2160" w:hanging="360"/>
-      </w:pPr>
-      <w:r>
-        <w:rPr>
-          <w:rFonts w:ascii="Calibri" w:hAnsi="Calibri"/>
-          <w:b/>
-          <w:color w:val="003366"/>
-          <w:sz w:val="22"/>
-        </w:rPr>
-        <w:t xml:space="preserve">• </w:t>
-      </w:r>
-      <w:r>
-        <w:rPr>
-          <w:rFonts w:ascii="Consolas" w:hAnsi="Consolas"/>
-          <w:color w:val="C7254E"/>
-          <w:sz w:val="20"/>
-          <w:shd w:val="clear" w:color="auto" w:fill="F9F2F4"/>
-        </w:rPr>
-        <w:t xml:space="preserve">Circle</w:t>
-      </w:r>
-      <w:r>
-        <w:rPr>
-          <w:rFonts w:ascii="Times New Roman" w:hAnsi="Times New Roman" w:cs="Times New Roman"/>
-          <w:color w:val="222222"/>
-          <w:sz w:val="22"/>
-        </w:rPr>
-        <w:t xml:space="preserve"> </w:t>
-      </w:r>
-    </w:p>
-    <w:p>
-      <w:pPr>
-        <w:spacing w:before="0" w:after="60" w:line="240" w:lineRule="auto"/>
-        <w:ind w:left="2160" w:hanging="360"/>
-      </w:pPr>
-      <w:r>
-        <w:rPr>
-          <w:rFonts w:ascii="Calibri" w:hAnsi="Calibri"/>
-          <w:b/>
-          <w:color w:val="003366"/>
-          <w:sz w:val="22"/>
-        </w:rPr>
-        <w:t xml:space="preserve">• </w:t>
-      </w:r>
-      <w:r>
-        <w:rPr>
-          <w:rFonts w:ascii="Consolas" w:hAnsi="Consolas"/>
-          <w:color w:val="C7254E"/>
-          <w:sz w:val="20"/>
-          <w:shd w:val="clear" w:color="auto" w:fill="F9F2F4"/>
-        </w:rPr>
-        <w:t xml:space="preserve">Rectangle</w:t>
-      </w:r>
-      <w:r>
-        <w:rPr>
-          <w:rFonts w:ascii="Times New Roman" w:hAnsi="Times New Roman" w:cs="Times New Roman"/>
-          <w:color w:val="222222"/>
-          <w:sz w:val="22"/>
-        </w:rPr>
-        <w:t xml:space="preserve"> </w:t>
-      </w:r>
-    </w:p>
-    <w:p>
-      <w:pPr>
-        <w:spacing w:before="0" w:after="60" w:line="240" w:lineRule="auto"/>
-        <w:ind w:left="1440" w:hanging="360"/>
-      </w:pPr>
-      <w:r>
-        <w:rPr>
-          <w:rFonts w:ascii="Calibri" w:hAnsi="Calibri"/>
-          <w:b/>
-          <w:color w:val="003366"/>
-          <w:sz w:val="22"/>
-        </w:rPr>
-        <w:t xml:space="preserve">• </w:t>
-      </w:r>
-      <w:r>
-        <w:rPr>
-          <w:rFonts w:ascii="Consolas" w:hAnsi="Consolas"/>
-          <w:color w:val="C7254E"/>
-          <w:sz w:val="20"/>
-          <w:shd w:val="clear" w:color="auto" w:fill="F9F2F4"/>
-        </w:rPr>
-        <w:t xml:space="preserve">GetPerimeter()</w:t>
-      </w:r>
-      <w:r>
-        <w:rPr>
-          <w:rFonts w:ascii="Times New Roman" w:hAnsi="Times New Roman" w:cs="Times New Roman"/>
-          <w:color w:val="222222"/>
-          <w:sz w:val="22"/>
-        </w:rPr>
-        <w:t xml:space="preserve"> (абстрактний у </w:t>
-      </w:r>
-      <w:r>
-        <w:rPr>
-          <w:rFonts w:ascii="Consolas" w:hAnsi="Consolas"/>
-          <w:color w:val="C7254E"/>
-          <w:sz w:val="20"/>
-          <w:shd w:val="clear" w:color="auto" w:fill="F9F2F4"/>
-        </w:rPr>
-        <w:t xml:space="preserve">Shape</w:t>
-      </w:r>
-      <w:r>
-        <w:rPr>
-          <w:rFonts w:ascii="Times New Roman" w:hAnsi="Times New Roman" w:cs="Times New Roman"/>
-          <w:color w:val="222222"/>
-          <w:sz w:val="22"/>
-        </w:rPr>
-        <w:t xml:space="preserve">):</w:t>
-      </w:r>
-    </w:p>
-    <w:p>
-      <w:pPr>
-        <w:spacing w:before="0" w:after="60" w:line="240" w:lineRule="auto"/>
-        <w:ind w:left="2160" w:hanging="360"/>
-      </w:pPr>
-      <w:r>
-        <w:rPr>
-          <w:rFonts w:ascii="Calibri" w:hAnsi="Calibri"/>
-          <w:b/>
-          <w:color w:val="003366"/>
-          <w:sz w:val="22"/>
-        </w:rPr>
-        <w:t xml:space="preserve">• </w:t>
-      </w:r>
-      <w:r>
-        <w:rPr>
-          <w:rFonts w:ascii="Consolas" w:hAnsi="Consolas"/>
-          <w:color w:val="C7254E"/>
-          <w:sz w:val="20"/>
-          <w:shd w:val="clear" w:color="auto" w:fill="F9F2F4"/>
-        </w:rPr>
-        <w:t xml:space="preserve">Circle</w:t>
-      </w:r>
-      <w:r>
-        <w:rPr>
-          <w:rFonts w:ascii="Times New Roman" w:hAnsi="Times New Roman" w:cs="Times New Roman"/>
-          <w:color w:val="222222"/>
-          <w:sz w:val="22"/>
-        </w:rPr>
-        <w:t xml:space="preserve"> </w:t>
-      </w:r>
-    </w:p>
-    <w:p>
-      <w:pPr>
-        <w:spacing w:before="0" w:after="60" w:line="240" w:lineRule="auto"/>
-        <w:ind w:left="2160" w:hanging="360"/>
-      </w:pPr>
-      <w:r>
-        <w:rPr>
-          <w:rFonts w:ascii="Calibri" w:hAnsi="Calibri"/>
-          <w:b/>
-          <w:color w:val="003366"/>
-          <w:sz w:val="22"/>
-        </w:rPr>
-        <w:t xml:space="preserve">• </w:t>
-      </w:r>
-      <w:r>
-        <w:rPr>
-          <w:rFonts w:ascii="Consolas" w:hAnsi="Consolas"/>
-          <w:color w:val="C7254E"/>
-          <w:sz w:val="20"/>
-          <w:shd w:val="clear" w:color="auto" w:fill="F9F2F4"/>
-        </w:rPr>
-        <w:t xml:space="preserve">Rectangle</w:t>
-      </w:r>
-      <w:r>
-        <w:rPr>
-          <w:rFonts w:ascii="Times New Roman" w:hAnsi="Times New Roman" w:cs="Times New Roman"/>
-          <w:color w:val="222222"/>
-          <w:sz w:val="22"/>
-        </w:rPr>
-        <w:t xml:space="preserve"> </w:t>
-      </w:r>
-    </w:p>
-    <w:p>
-      <w:pPr>
-        <w:spacing w:before="0" w:after="60" w:line="240" w:lineRule="auto"/>
-        <w:ind w:left="1440" w:hanging="360"/>
-      </w:pPr>
-      <w:r>
-        <w:rPr>
-          <w:rFonts w:ascii="Calibri" w:hAnsi="Calibri"/>
-          <w:b/>
-          <w:color w:val="003366"/>
-          <w:sz w:val="22"/>
-        </w:rPr>
-        <w:t xml:space="preserve">• </w:t>
-      </w:r>
-      <w:r>
-        <w:rPr>
-          <w:rFonts w:ascii="Consolas" w:hAnsi="Consolas"/>
-          <w:color w:val="C7254E"/>
-          <w:sz w:val="20"/>
-          <w:shd w:val="clear" w:color="auto" w:fill="F9F2F4"/>
-        </w:rPr>
-        <w:t xml:space="preserve">PrintInfo()</w:t>
-      </w:r>
-      <w:r>
-        <w:rPr>
-          <w:rFonts w:ascii="Times New Roman" w:hAnsi="Times New Roman" w:cs="Times New Roman"/>
-          <w:color w:val="222222"/>
-          <w:sz w:val="22"/>
-        </w:rPr>
-        <w:t xml:space="preserve"> (віртуальний у </w:t>
-      </w:r>
-      <w:r>
-        <w:rPr>
-          <w:rFonts w:ascii="Consolas" w:hAnsi="Consolas"/>
-          <w:color w:val="C7254E"/>
-          <w:sz w:val="20"/>
-          <w:shd w:val="clear" w:color="auto" w:fill="F9F2F4"/>
-        </w:rPr>
-        <w:t xml:space="preserve">Shape</w:t>
-      </w:r>
-      <w:r>
-        <w:rPr>
-          <w:rFonts w:ascii="Times New Roman" w:hAnsi="Times New Roman" w:cs="Times New Roman"/>
-          <w:color w:val="222222"/>
-          <w:sz w:val="22"/>
-        </w:rPr>
-        <w:t xml:space="preserve">, перевизначений у похідних класах для виведення специфічних атрибутів фігури).</w:t>
-      </w:r>
-    </w:p>
-    <w:p>
-      <w:pPr>
-        <w:spacing w:before="0" w:after="60" w:line="240" w:lineRule="auto"/>
-        <w:ind w:left="720" w:hanging="360"/>
-      </w:pPr>
-      <w:r>
-        <w:rPr>
-          <w:rFonts w:ascii="Calibri" w:hAnsi="Calibri"/>
-          <w:b/>
-          <w:color w:val="003366"/>
-          <w:sz w:val="22"/>
-        </w:rPr>
-        <w:t xml:space="preserve">• </w:t>
-      </w:r>
-      <w:r>
-        <w:rPr>
-          <w:rFonts w:ascii="Times New Roman" w:hAnsi="Times New Roman" w:cs="Times New Roman"/>
-          <w:b/>
-          <w:color w:val="222222"/>
-          <w:sz w:val="22"/>
-        </w:rPr>
-        <w:t xml:space="preserve">Інкапсуляція:</w:t>
-      </w:r>
-      <w:r>
-        <w:rPr>
-          <w:rFonts w:ascii="Times New Roman" w:hAnsi="Times New Roman" w:cs="Times New Roman"/>
-          <w:color w:val="222222"/>
-          <w:sz w:val="22"/>
-        </w:rPr>
-        <w:t xml:space="preserve"> Приватні поля </w:t>
-      </w:r>
-      <w:r>
-        <w:rPr>
-          <w:rFonts w:ascii="Consolas" w:hAnsi="Consolas"/>
-          <w:color w:val="C7254E"/>
-          <w:sz w:val="20"/>
-          <w:shd w:val="clear" w:color="auto" w:fill="F9F2F4"/>
-        </w:rPr>
-        <w:t xml:space="preserve">_radius</w:t>
-      </w:r>
-      <w:r>
-        <w:rPr>
-          <w:rFonts w:ascii="Times New Roman" w:hAnsi="Times New Roman" w:cs="Times New Roman"/>
-          <w:color w:val="222222"/>
-          <w:sz w:val="22"/>
-        </w:rPr>
-        <w:t xml:space="preserve">, </w:t>
-      </w:r>
-      <w:r>
-        <w:rPr>
-          <w:rFonts w:ascii="Consolas" w:hAnsi="Consolas"/>
-          <w:color w:val="C7254E"/>
-          <w:sz w:val="20"/>
-          <w:shd w:val="clear" w:color="auto" w:fill="F9F2F4"/>
-        </w:rPr>
-        <w:t xml:space="preserve">_width</w:t>
-      </w:r>
-      <w:r>
-        <w:rPr>
-          <w:rFonts w:ascii="Times New Roman" w:hAnsi="Times New Roman" w:cs="Times New Roman"/>
-          <w:color w:val="222222"/>
-          <w:sz w:val="22"/>
-        </w:rPr>
-        <w:t xml:space="preserve">, </w:t>
-      </w:r>
-      <w:r>
-        <w:rPr>
-          <w:rFonts w:ascii="Consolas" w:hAnsi="Consolas"/>
-          <w:color w:val="C7254E"/>
-          <w:sz w:val="20"/>
-          <w:shd w:val="clear" w:color="auto" w:fill="F9F2F4"/>
-        </w:rPr>
-        <w:t xml:space="preserve">_height</w:t>
-      </w:r>
-      <w:r>
-        <w:rPr>
-          <w:rFonts w:ascii="Times New Roman" w:hAnsi="Times New Roman" w:cs="Times New Roman"/>
-          <w:color w:val="222222"/>
-          <w:sz w:val="22"/>
-        </w:rPr>
-        <w:t xml:space="preserve">, </w:t>
-      </w:r>
-      <w:r>
-        <w:rPr>
-          <w:rFonts w:ascii="Consolas" w:hAnsi="Consolas"/>
-          <w:color w:val="C7254E"/>
-          <w:sz w:val="20"/>
-          <w:shd w:val="clear" w:color="auto" w:fill="F9F2F4"/>
-        </w:rPr>
-        <w:t xml:space="preserve">_name</w:t>
-      </w:r>
-      <w:r>
-        <w:rPr>
-          <w:rFonts w:ascii="Times New Roman" w:hAnsi="Times New Roman" w:cs="Times New Roman"/>
-          <w:color w:val="222222"/>
-          <w:sz w:val="22"/>
-        </w:rPr>
-        <w:t xml:space="preserve"> з публічними властивостями та валідацією значень у блоці </w:t>
-      </w:r>
-      <w:r>
-        <w:rPr>
-          <w:rFonts w:ascii="Consolas" w:hAnsi="Consolas"/>
-          <w:color w:val="C7254E"/>
-          <w:sz w:val="20"/>
-          <w:shd w:val="clear" w:color="auto" w:fill="F9F2F4"/>
-        </w:rPr>
-        <w:t xml:space="preserve">set</w:t>
-      </w:r>
-      <w:r>
-        <w:rPr>
-          <w:rFonts w:ascii="Times New Roman" w:hAnsi="Times New Roman" w:cs="Times New Roman"/>
-          <w:color w:val="222222"/>
-          <w:sz w:val="22"/>
-        </w:rPr>
-        <w:t xml:space="preserve">.</w:t>
-      </w:r>
-    </w:p>
-    <w:p>
-      <w:pPr>
-        <w:spacing w:before="0" w:after="60" w:line="240" w:lineRule="auto"/>
-        <w:ind w:left="720" w:hanging="360"/>
-      </w:pPr>
-      <w:r>
-        <w:rPr>
-          <w:rFonts w:ascii="Calibri" w:hAnsi="Calibri"/>
-          <w:b/>
-          <w:color w:val="003366"/>
-          <w:sz w:val="22"/>
-        </w:rPr>
-        <w:t xml:space="preserve">• </w:t>
-      </w:r>
-      <w:r>
-        <w:rPr>
-          <w:rFonts w:ascii="Times New Roman" w:hAnsi="Times New Roman" w:cs="Times New Roman"/>
-          <w:b/>
-          <w:color w:val="222222"/>
-          <w:sz w:val="22"/>
-        </w:rPr>
-        <w:t xml:space="preserve">Інтерфейс </w:t>
-      </w:r>
-      <w:r>
-        <w:rPr>
-          <w:rFonts w:ascii="Consolas" w:hAnsi="Consolas"/>
-          <w:color w:val="C7254E"/>
-          <w:sz w:val="20"/>
-          <w:shd w:val="clear" w:color="auto" w:fill="F9F2F4"/>
-        </w:rPr>
-        <w:t xml:space="preserve">IComparable&lt;Shape&gt;</w:t>
-      </w:r>
-      <w:r>
-        <w:rPr>
-          <w:rFonts w:ascii="Times New Roman" w:hAnsi="Times New Roman" w:cs="Times New Roman"/>
-          <w:b/>
-          <w:color w:val="222222"/>
-          <w:sz w:val="22"/>
-        </w:rPr>
-        <w:t xml:space="preserve">:</w:t>
-      </w:r>
-      <w:r>
-        <w:rPr>
-          <w:rFonts w:ascii="Times New Roman" w:hAnsi="Times New Roman" w:cs="Times New Roman"/>
-          <w:color w:val="222222"/>
-          <w:sz w:val="22"/>
-        </w:rPr>
-        <w:t xml:space="preserve"> Реалізація порівняння за площею (</w:t>
-      </w:r>
-      <w:r>
-        <w:rPr>
-          <w:rFonts w:ascii="Consolas" w:hAnsi="Consolas"/>
-          <w:color w:val="C7254E"/>
-          <w:sz w:val="20"/>
-          <w:shd w:val="clear" w:color="auto" w:fill="F9F2F4"/>
-        </w:rPr>
-        <w:t xml:space="preserve">GetArea().CompareTo(other.GetArea())</w:t>
-      </w:r>
-      <w:r>
-        <w:rPr>
-          <w:rFonts w:ascii="Times New Roman" w:hAnsi="Times New Roman" w:cs="Times New Roman"/>
-          <w:color w:val="222222"/>
-          <w:sz w:val="22"/>
-        </w:rPr>
-        <w:t xml:space="preserve">), що забезпечує впорядкування об'єктів методом </w:t>
-      </w:r>
-      <w:r>
-        <w:rPr>
-          <w:rFonts w:ascii="Consolas" w:hAnsi="Consolas"/>
-          <w:color w:val="C7254E"/>
-          <w:sz w:val="20"/>
-          <w:shd w:val="clear" w:color="auto" w:fill="F9F2F4"/>
-        </w:rPr>
-        <w:t xml:space="preserve">List&lt;Shape&gt;.Sort()</w:t>
-      </w:r>
-      <w:r>
-        <w:rPr>
-          <w:rFonts w:ascii="Times New Roman" w:hAnsi="Times New Roman" w:cs="Times New Roman"/>
-          <w:color w:val="222222"/>
-          <w:sz w:val="22"/>
-        </w:rPr>
-        <w:t xml:space="preserve">.</w:t>
-      </w:r>
-    </w:p>
-    <w:p>
-      <w:pPr>
-        <w:spacing w:before="0" w:after="60" w:line="240" w:lineRule="auto"/>
-        <w:ind w:left="720" w:hanging="360"/>
-      </w:pPr>
-      <w:r>
-        <w:rPr>
-          <w:rFonts w:ascii="Calibri" w:hAnsi="Calibri"/>
-          <w:b/>
-          <w:color w:val="003366"/>
-          <w:sz w:val="22"/>
-        </w:rPr>
-        <w:t xml:space="preserve">• </w:t>
-      </w:r>
-      <w:r>
-        <w:rPr>
-          <w:rFonts w:ascii="Times New Roman" w:hAnsi="Times New Roman" w:cs="Times New Roman"/>
-          <w:b/>
-          <w:color w:val="222222"/>
-          <w:sz w:val="22"/>
-        </w:rPr>
-        <w:t xml:space="preserve">Поліморфна колекція:</w:t>
-      </w:r>
-      <w:r>
-        <w:rPr>
-          <w:rFonts w:ascii="Times New Roman" w:hAnsi="Times New Roman" w:cs="Times New Roman"/>
-          <w:color w:val="222222"/>
-          <w:sz w:val="22"/>
-        </w:rPr>
-        <w:t xml:space="preserve"> Використання </w:t>
-      </w:r>
-      <w:r>
-        <w:rPr>
-          <w:rFonts w:ascii="Consolas" w:hAnsi="Consolas"/>
-          <w:color w:val="C7254E"/>
-          <w:sz w:val="20"/>
-          <w:shd w:val="clear" w:color="auto" w:fill="F9F2F4"/>
-        </w:rPr>
-        <w:t xml:space="preserve">List&lt;Shape&gt;</w:t>
-      </w:r>
-      <w:r>
-        <w:rPr>
-          <w:rFonts w:ascii="Times New Roman" w:hAnsi="Times New Roman" w:cs="Times New Roman"/>
-          <w:color w:val="222222"/>
-          <w:sz w:val="22"/>
-        </w:rPr>
-        <w:t xml:space="preserve">, яка зберігає різні екземпляри </w:t>
-      </w:r>
-      <w:r>
-        <w:rPr>
-          <w:rFonts w:ascii="Consolas" w:hAnsi="Consolas"/>
-          <w:color w:val="C7254E"/>
-          <w:sz w:val="20"/>
-          <w:shd w:val="clear" w:color="auto" w:fill="F9F2F4"/>
-        </w:rPr>
-        <w:t xml:space="preserve">Circle</w:t>
-      </w:r>
-      <w:r>
-        <w:rPr>
-          <w:rFonts w:ascii="Times New Roman" w:hAnsi="Times New Roman" w:cs="Times New Roman"/>
-          <w:color w:val="222222"/>
-          <w:sz w:val="22"/>
-        </w:rPr>
-        <w:t xml:space="preserve"> та </w:t>
-      </w:r>
-      <w:r>
-        <w:rPr>
-          <w:rFonts w:ascii="Consolas" w:hAnsi="Consolas"/>
-          <w:color w:val="C7254E"/>
-          <w:sz w:val="20"/>
-          <w:shd w:val="clear" w:color="auto" w:fill="F9F2F4"/>
-        </w:rPr>
-        <w:t xml:space="preserve">Rectangle</w:t>
-      </w:r>
-      <w:r>
-        <w:rPr>
-          <w:rFonts w:ascii="Times New Roman" w:hAnsi="Times New Roman" w:cs="Times New Roman"/>
-          <w:color w:val="222222"/>
-          <w:sz w:val="22"/>
-        </w:rPr>
-        <w:t xml:space="preserve">, із викликом методів через базовий тип у циклі </w:t>
-      </w:r>
-      <w:r>
-        <w:rPr>
-          <w:rFonts w:ascii="Consolas" w:hAnsi="Consolas"/>
-          <w:color w:val="C7254E"/>
-          <w:sz w:val="20"/>
-          <w:shd w:val="clear" w:color="auto" w:fill="F9F2F4"/>
-        </w:rPr>
-        <w:t xml:space="preserve">foreach</w:t>
-      </w:r>
-      <w:r>
-        <w:rPr>
-          <w:rFonts w:ascii="Times New Roman" w:hAnsi="Times New Roman" w:cs="Times New Roman"/>
-          <w:color w:val="222222"/>
-          <w:sz w:val="22"/>
-        </w:rPr>
-        <w:t xml:space="preserve">.</w:t>
-      </w:r>
-    </w:p>
-    <w:p>
-      <w:pPr>
-        <w:spacing w:before="0" w:after="60" w:line="240" w:lineRule="auto"/>
-        <w:ind w:left="720" w:hanging="360"/>
-      </w:pPr>
-      <w:r>
-        <w:rPr>
-          <w:rFonts w:ascii="Calibri" w:hAnsi="Calibri"/>
-          <w:b/>
-          <w:color w:val="003366"/>
-          <w:sz w:val="22"/>
-        </w:rPr>
-        <w:t xml:space="preserve">• </w:t>
-      </w:r>
-      <w:r>
-        <w:rPr>
-          <w:rFonts w:ascii="Times New Roman" w:hAnsi="Times New Roman" w:cs="Times New Roman"/>
-          <w:b/>
-          <w:color w:val="222222"/>
-          <w:sz w:val="22"/>
-        </w:rPr>
-        <w:t xml:space="preserve">Власний клас винятку:</w:t>
-      </w:r>
-      <w:r>
-        <w:rPr>
-          <w:rFonts w:ascii="Times New Roman" w:hAnsi="Times New Roman" w:cs="Times New Roman"/>
-          <w:color w:val="222222"/>
-          <w:sz w:val="22"/>
-        </w:rPr>
-        <w:t xml:space="preserve"> </w:t>
-      </w:r>
-      <w:r>
-        <w:rPr>
-          <w:rFonts w:ascii="Consolas" w:hAnsi="Consolas"/>
-          <w:color w:val="C7254E"/>
-          <w:sz w:val="20"/>
-          <w:shd w:val="clear" w:color="auto" w:fill="F9F2F4"/>
-        </w:rPr>
-        <w:t xml:space="preserve">InvalidShapeDimensionException : Exception</w:t>
-      </w:r>
-      <w:r>
-        <w:rPr>
-          <w:rFonts w:ascii="Times New Roman" w:hAnsi="Times New Roman" w:cs="Times New Roman"/>
-          <w:color w:val="222222"/>
-          <w:sz w:val="22"/>
-        </w:rPr>
-        <w:t xml:space="preserve">, який постачається трьома стандартними конструкторами та викидається при спробі задати недодатні розміри фігур (</w:t>
-      </w:r>
-      <w:r>
-        <w:rPr>
-          <w:rFonts w:ascii="Times New Roman" w:hAnsi="Times New Roman" w:cs="Times New Roman"/>
-          <w:color w:val="222222"/>
-          <w:sz w:val="22"/>
-        </w:rPr>
-        <w:t xml:space="preserve">).</w:t>
-      </w:r>
-    </w:p>
-    <w:p>
-      <w:pPr>
-        <w:spacing w:before="0" w:after="60" w:line="240" w:lineRule="auto"/>
-        <w:ind w:left="720" w:hanging="360"/>
-      </w:pPr>
-      <w:r>
-        <w:rPr>
-          <w:rFonts w:ascii="Calibri" w:hAnsi="Calibri"/>
-          <w:b/>
-          <w:color w:val="003366"/>
-          <w:sz w:val="22"/>
-        </w:rPr>
-        <w:t xml:space="preserve">• </w:t>
-      </w:r>
-      <w:r>
-        <w:rPr>
-          <w:rFonts w:ascii="Times New Roman" w:hAnsi="Times New Roman" w:cs="Times New Roman"/>
-          <w:b/>
-          <w:color w:val="222222"/>
-          <w:sz w:val="22"/>
-        </w:rPr>
-        <w:t xml:space="preserve">Обробка винятків:</w:t>
-      </w:r>
-      <w:r>
-        <w:rPr>
-          <w:rFonts w:ascii="Times New Roman" w:hAnsi="Times New Roman" w:cs="Times New Roman"/>
-          <w:color w:val="222222"/>
-          <w:sz w:val="22"/>
-        </w:rPr>
-        <w:t xml:space="preserve"> Блоки </w:t>
-      </w:r>
-      <w:r>
-        <w:rPr>
-          <w:rFonts w:ascii="Consolas" w:hAnsi="Consolas"/>
-          <w:color w:val="C7254E"/>
-          <w:sz w:val="20"/>
-          <w:shd w:val="clear" w:color="auto" w:fill="F9F2F4"/>
-        </w:rPr>
-        <w:t xml:space="preserve">try { } catch (InvalidShapeDimensionException ex) { } catch (Exception ex) { } finally { }</w:t>
-      </w:r>
-      <w:r>
-        <w:rPr>
-          <w:rFonts w:ascii="Times New Roman" w:hAnsi="Times New Roman" w:cs="Times New Roman"/>
-          <w:color w:val="222222"/>
-          <w:sz w:val="22"/>
-        </w:rPr>
-        <w:t xml:space="preserve"> для безпечної роботи застосунку.</w:t>
-      </w:r>
-    </w:p>
-    <w:p>
-      <w:pPr>
-        <w:spacing w:before="0" w:after="60" w:line="240" w:lineRule="auto"/>
-        <w:ind w:left="720" w:hanging="360"/>
-      </w:pPr>
-      <w:r>
-        <w:rPr>
-          <w:rFonts w:ascii="Calibri" w:hAnsi="Calibri"/>
-          <w:b/>
-          <w:color w:val="003366"/>
-          <w:sz w:val="22"/>
-        </w:rPr>
-        <w:t xml:space="preserve">• </w:t>
-      </w:r>
-      <w:r>
-        <w:rPr>
-          <w:rFonts w:ascii="Times New Roman" w:hAnsi="Times New Roman" w:cs="Times New Roman"/>
-          <w:b/>
-          <w:color w:val="222222"/>
-          <w:sz w:val="22"/>
-        </w:rPr>
-        <w:t xml:space="preserve">Консольне меню:</w:t>
-      </w:r>
-      <w:r>
-        <w:br/>
-      </w:r>
-      <w:r>
-        <w:rPr>
-          <w:rFonts w:ascii="Times New Roman" w:hAnsi="Times New Roman" w:cs="Times New Roman"/>
-          <w:color w:val="222222"/>
-          <w:sz w:val="22"/>
-        </w:rPr>
-        <w:t xml:space="preserve">0. Вихід.</w:t>
-      </w:r>
-    </w:p>
-    <w:p>
-      <w:pPr>
-        <w:spacing w:before="0" w:after="60" w:line="240" w:lineRule="auto"/>
-        <w:ind w:left="1440" w:hanging="360"/>
-      </w:pPr>
-      <w:r>
-        <w:rPr>
-          <w:rFonts w:ascii="Calibri" w:hAnsi="Calibri"/>
-          <w:b/>
-          <w:color w:val="003366"/>
-          <w:sz w:val="22"/>
-        </w:rPr>
-        <w:t xml:space="preserve">1. </w:t>
-      </w:r>
-      <w:r>
-        <w:rPr>
-          <w:rFonts w:ascii="Times New Roman" w:hAnsi="Times New Roman" w:cs="Times New Roman"/>
-          <w:color w:val="222222"/>
-          <w:sz w:val="22"/>
-        </w:rPr>
-        <w:t xml:space="preserve">Додати фігуру (коло або прямокутник/квадрат) з клавіатури з валідацією.</w:t>
-      </w:r>
-    </w:p>
-    <w:p>
-      <w:pPr>
-        <w:spacing w:before="0" w:after="60" w:line="240" w:lineRule="auto"/>
-        <w:ind w:left="1440" w:hanging="360"/>
-      </w:pPr>
-      <w:r>
-        <w:rPr>
-          <w:rFonts w:ascii="Calibri" w:hAnsi="Calibri"/>
-          <w:b/>
-          <w:color w:val="003366"/>
-          <w:sz w:val="22"/>
-        </w:rPr>
-        <w:t xml:space="preserve">2. </w:t>
-      </w:r>
-      <w:r>
-        <w:rPr>
-          <w:rFonts w:ascii="Times New Roman" w:hAnsi="Times New Roman" w:cs="Times New Roman"/>
-          <w:color w:val="222222"/>
-          <w:sz w:val="22"/>
-        </w:rPr>
-        <w:t xml:space="preserve">Показати всі фігури колекції (демонстрація поліморфізму).</w:t>
-      </w:r>
-    </w:p>
-    <w:p>
-      <w:pPr>
-        <w:spacing w:before="0" w:after="60" w:line="240" w:lineRule="auto"/>
-        <w:ind w:left="1440" w:hanging="360"/>
-      </w:pPr>
-      <w:r>
-        <w:rPr>
-          <w:rFonts w:ascii="Calibri" w:hAnsi="Calibri"/>
-          <w:b/>
-          <w:color w:val="003366"/>
-          <w:sz w:val="22"/>
-        </w:rPr>
-        <w:t xml:space="preserve">3. </w:t>
-      </w:r>
-      <w:r>
-        <w:rPr>
-          <w:rFonts w:ascii="Times New Roman" w:hAnsi="Times New Roman" w:cs="Times New Roman"/>
-          <w:color w:val="222222"/>
-          <w:sz w:val="22"/>
-        </w:rPr>
-        <w:t xml:space="preserve">Відсортувати фігури за площею (</w:t>
-      </w:r>
-      <w:r>
-        <w:rPr>
-          <w:rFonts w:ascii="Consolas" w:hAnsi="Consolas"/>
-          <w:color w:val="C7254E"/>
-          <w:sz w:val="20"/>
-          <w:shd w:val="clear" w:color="auto" w:fill="F9F2F4"/>
-        </w:rPr>
-        <w:t xml:space="preserve">IComparable&lt;Shape&gt;</w:t>
-      </w:r>
-      <w:r>
-        <w:rPr>
-          <w:rFonts w:ascii="Times New Roman" w:hAnsi="Times New Roman" w:cs="Times New Roman"/>
-          <w:color w:val="222222"/>
-          <w:sz w:val="22"/>
-        </w:rPr>
-        <w:t xml:space="preserve">).</w:t>
-      </w:r>
-    </w:p>
-    <w:p>
-      <w:pPr>
-        <w:spacing w:before="0" w:after="60" w:line="240" w:lineRule="auto"/>
-        <w:ind w:left="1440" w:hanging="360"/>
-      </w:pPr>
-      <w:r>
-        <w:rPr>
-          <w:rFonts w:ascii="Calibri" w:hAnsi="Calibri"/>
-          <w:b/>
-          <w:color w:val="003366"/>
-          <w:sz w:val="22"/>
-        </w:rPr>
-        <w:t xml:space="preserve">4. </w:t>
-      </w:r>
-      <w:r>
-        <w:rPr>
-          <w:rFonts w:ascii="Times New Roman" w:hAnsi="Times New Roman" w:cs="Times New Roman"/>
-          <w:color w:val="222222"/>
-          <w:sz w:val="22"/>
-        </w:rPr>
-        <w:t xml:space="preserve">Показати сумарну площу та периметр колекції.</w:t>
-      </w:r>
-    </w:p>
-    <w:p>
-      <w:pPr>
-        <w:spacing w:before="0" w:after="60" w:line="240" w:lineRule="auto"/>
-        <w:ind w:left="1440" w:hanging="360"/>
-      </w:pPr>
-      <w:r>
-        <w:rPr>
-          <w:rFonts w:ascii="Calibri" w:hAnsi="Calibri"/>
-          <w:b/>
-          <w:color w:val="003366"/>
-          <w:sz w:val="22"/>
-        </w:rPr>
-        <w:t xml:space="preserve">5. </w:t>
-      </w:r>
-      <w:r>
-        <w:rPr>
-          <w:rFonts w:ascii="Times New Roman" w:hAnsi="Times New Roman" w:cs="Times New Roman"/>
-          <w:color w:val="222222"/>
-          <w:sz w:val="22"/>
-        </w:rPr>
-        <w:t xml:space="preserve">Фільтрувати фігури за типом (pattern matching </w:t>
-      </w:r>
-      <w:r>
-        <w:rPr>
-          <w:rFonts w:ascii="Consolas" w:hAnsi="Consolas"/>
-          <w:color w:val="C7254E"/>
-          <w:sz w:val="20"/>
-          <w:shd w:val="clear" w:color="auto" w:fill="F9F2F4"/>
-        </w:rPr>
-        <w:t xml:space="preserve">is Circle</w:t>
-      </w:r>
-      <w:r>
-        <w:rPr>
-          <w:rFonts w:ascii="Times New Roman" w:hAnsi="Times New Roman" w:cs="Times New Roman"/>
-          <w:color w:val="222222"/>
-          <w:sz w:val="22"/>
-        </w:rPr>
-        <w:t xml:space="preserve">, </w:t>
-      </w:r>
-      <w:r>
-        <w:rPr>
-          <w:rFonts w:ascii="Consolas" w:hAnsi="Consolas"/>
-          <w:color w:val="C7254E"/>
-          <w:sz w:val="20"/>
-          <w:shd w:val="clear" w:color="auto" w:fill="F9F2F4"/>
-        </w:rPr>
-        <w:t xml:space="preserve">is Rectangle</w:t>
-      </w:r>
-      <w:r>
-        <w:rPr>
-          <w:rFonts w:ascii="Times New Roman" w:hAnsi="Times New Roman" w:cs="Times New Roman"/>
-          <w:color w:val="222222"/>
-          <w:sz w:val="22"/>
-        </w:rPr>
-        <w:t xml:space="preserve">).</w:t>
-      </w:r>
-    </w:p>
-    <w:p>
-      <w:pPr>
-        <w:spacing w:before="0" w:after="60" w:line="240" w:lineRule="auto"/>
-        <w:ind w:left="1440" w:hanging="360"/>
-      </w:pPr>
-      <w:r>
-        <w:rPr>
-          <w:rFonts w:ascii="Calibri" w:hAnsi="Calibri"/>
-          <w:b/>
-          <w:color w:val="003366"/>
-          <w:sz w:val="22"/>
-        </w:rPr>
-        <w:t xml:space="preserve">6. </w:t>
-      </w:r>
-      <w:r>
-        <w:rPr>
-          <w:rFonts w:ascii="Times New Roman" w:hAnsi="Times New Roman" w:cs="Times New Roman"/>
-          <w:color w:val="222222"/>
-          <w:sz w:val="22"/>
-        </w:rPr>
-        <w:t xml:space="preserve">Демонстрація генерації та перехоплення винятку.</w:t>
-      </w:r>
-    </w:p>
-    <w:p>
-      <w:pPr>
-        <w:spacing w:before="0" w:after="60" w:line="240" w:lineRule="auto"/>
-        <w:ind w:left="1440" w:hanging="360"/>
-      </w:pPr>
-      <w:r>
-        <w:rPr>
-          <w:rFonts w:ascii="Calibri" w:hAnsi="Calibri"/>
-          <w:b/>
-          <w:color w:val="003366"/>
-          <w:sz w:val="22"/>
-        </w:rPr>
-        <w:t xml:space="preserve">7. </w:t>
-      </w:r>
-      <w:r>
-        <w:rPr>
-          <w:rFonts w:ascii="Times New Roman" w:hAnsi="Times New Roman" w:cs="Times New Roman"/>
-          <w:color w:val="222222"/>
-          <w:sz w:val="22"/>
-        </w:rPr>
-        <w:t xml:space="preserve">Очистити колекцію (перевірка обробки порожнього списку).</w:t>
-      </w:r>
-    </w:p>
-    <w:p>
-      <w:pPr>
-        <w:spacing w:before="0" w:after="60" w:line="240" w:lineRule="auto"/>
-        <w:ind w:left="720" w:hanging="360"/>
-      </w:pPr>
-      <w:r>
-        <w:rPr>
-          <w:rFonts w:ascii="Calibri" w:hAnsi="Calibri"/>
-          <w:b/>
-          <w:color w:val="003366"/>
-          <w:sz w:val="22"/>
-        </w:rPr>
-        <w:t xml:space="preserve">• </w:t>
-      </w:r>
-      <w:r>
-        <w:rPr>
-          <w:rFonts w:ascii="Times New Roman" w:hAnsi="Times New Roman" w:cs="Times New Roman"/>
-          <w:b/>
-          <w:color w:val="222222"/>
-          <w:sz w:val="22"/>
-        </w:rPr>
-        <w:t xml:space="preserve">Граничні випадки:</w:t>
-      </w:r>
-    </w:p>
-    <w:p>
-      <w:pPr>
-        <w:spacing w:before="0" w:after="60" w:line="240" w:lineRule="auto"/>
-        <w:ind w:left="1440" w:hanging="360"/>
-      </w:pPr>
-      <w:r>
-        <w:rPr>
-          <w:rFonts w:ascii="Calibri" w:hAnsi="Calibri"/>
-          <w:b/>
-          <w:color w:val="003366"/>
-          <w:sz w:val="22"/>
-        </w:rPr>
-        <w:t xml:space="preserve">• </w:t>
-      </w:r>
-      <w:r>
-        <w:rPr>
-          <w:rFonts w:ascii="Times New Roman" w:hAnsi="Times New Roman" w:cs="Times New Roman"/>
-          <w:color w:val="222222"/>
-          <w:sz w:val="22"/>
-        </w:rPr>
-        <w:t xml:space="preserve">Спроба створити фігуру з недодатним розміром сторони чи радіуса (</w:t>
-      </w:r>
-      <w:r>
-        <w:rPr>
-          <w:rFonts w:ascii="Times New Roman" w:hAnsi="Times New Roman" w:cs="Times New Roman"/>
-          <w:color w:val="222222"/>
-          <w:sz w:val="22"/>
-        </w:rPr>
-        <w:t xml:space="preserve">) призводить до генерації </w:t>
-      </w:r>
-      <w:r>
-        <w:rPr>
-          <w:rFonts w:ascii="Consolas" w:hAnsi="Consolas"/>
-          <w:color w:val="C7254E"/>
-          <w:sz w:val="20"/>
-          <w:shd w:val="clear" w:color="auto" w:fill="F9F2F4"/>
-        </w:rPr>
-        <w:t xml:space="preserve">InvalidShapeDimensionException</w:t>
-      </w:r>
-      <w:r>
-        <w:rPr>
-          <w:rFonts w:ascii="Times New Roman" w:hAnsi="Times New Roman" w:cs="Times New Roman"/>
-          <w:color w:val="222222"/>
-          <w:sz w:val="22"/>
-        </w:rPr>
-        <w:t xml:space="preserve">, який успішно перехоплюється без краху програми.</w:t>
-      </w:r>
-    </w:p>
-    <w:p>
-      <w:pPr>
-        <w:spacing w:before="0" w:after="60" w:line="240" w:lineRule="auto"/>
-        <w:ind w:left="1440" w:hanging="360"/>
-      </w:pPr>
-      <w:r>
-        <w:rPr>
-          <w:rFonts w:ascii="Calibri" w:hAnsi="Calibri"/>
-          <w:b/>
-          <w:color w:val="003366"/>
-          <w:sz w:val="22"/>
-        </w:rPr>
-        <w:t xml:space="preserve">• </w:t>
-      </w:r>
-      <w:r>
-        <w:rPr>
-          <w:rFonts w:ascii="Times New Roman" w:hAnsi="Times New Roman" w:cs="Times New Roman"/>
-          <w:color w:val="222222"/>
-          <w:sz w:val="22"/>
-        </w:rPr>
-        <w:t xml:space="preserve">Порожня колекція коректно виводить «Немає даних».</w:t>
-      </w:r>
-    </w:p>
-    <w:p>
-      <w:pPr>
-        <w:pBdr>
-          <w:bottom w:val="single" w:color="B0C4DE" w:sz="6"/>
-        </w:pBdr>
-        <w:spacing w:before="120" w:after="120"/>
-      </w:pPr>
+        <w:rPr>
+          <w:rFonts w:ascii="Times New Roman" w:hAnsi="Times New Roman" w:cs="Times New Roman"/>
+          <w:color w:val="000000"/>
+          <w:sz w:val="28"/>
+        </w:rPr>
+      </w:pPr>
+      <w:r>
+        <w:rPr>
+          <w:rFonts w:ascii="Times New Roman" w:hAnsi="Times New Roman" w:cs="Times New Roman"/>
+          <w:b/>
+          <w:sz w:val="28"/>
+          <w:color w:val="000000"/>
+        </w:rPr>
+        <w:t xml:space="preserve">3. Архітектура та опис реалізації</w:t>
+      </w:r>
     </w:p>
     <w:p>
       <w:pPr>
         <w:spacing w:before="240" w:after="100" w:line="260" w:lineRule="auto"/>
-      </w:pPr>
-      <w:r>
-        <w:rPr>
-          <w:rFonts w:ascii="Times New Roman" w:hAnsi="Times New Roman" w:cs="Times New Roman"/>
-          <w:b/>
-          <w:color w:val="1B365D"/>
-          <w:sz w:val="28"/>
-        </w:rPr>
-        <w:t xml:space="preserve">3. Архітектура та опис реалізації</w:t>
-      </w:r>
-    </w:p>
-    <w:p>
-      <w:pPr>
-        <w:spacing w:before="180" w:after="80" w:line="260" w:lineRule="auto"/>
-      </w:pPr>
-      <w:r>
-        <w:rPr>
-          <w:rFonts w:ascii="Times New Roman" w:hAnsi="Times New Roman" w:cs="Times New Roman"/>
-          <w:b/>
-          <w:color w:val="2C3E50"/>
-          <w:sz w:val="24"/>
+        <w:rPr>
+          <w:rFonts w:ascii="Times New Roman" w:hAnsi="Times New Roman" w:cs="Times New Roman"/>
+          <w:color w:val="000000"/>
+          <w:sz w:val="28"/>
+        </w:rPr>
+      </w:pPr>
+      <w:r>
+        <w:rPr>
+          <w:rFonts w:ascii="Times New Roman" w:hAnsi="Times New Roman" w:cs="Times New Roman"/>
+          <w:b/>
+          <w:sz w:val="28"/>
+          <w:color w:val="000000"/>
         </w:rPr>
         <w:t xml:space="preserve">3.1. Діаграма класів (UML Mermaid)</w:t>
       </w:r>
@@ -1582,8 +1863,6 @@
           <w:bottom w:val="single" w:color="CCCCCC" w:sz="4"/>
           <w:left w:val="single" w:color="003366" w:sz="12"/>
           <w:right w:val="single" w:color="CCCCCC" w:sz="4"/>
-          <w:insideH w:val="none"/>
-          <w:insideV w:val="none"/>
         </w:tblBorders>
         <w:tblCellMar>
           <w:top w:w="120"/>
@@ -1603,9 +1882,9 @@
             </w:pPr>
             <w:r>
               <w:rPr>
-                <w:rFonts w:ascii="Consolas" w:hAnsi="Consolas" w:eastAsia="Consolas" w:cs="Consolas"/>
-                <w:color w:val="1A1A1A"/>
-                <w:sz w:val="19"/>
+                <w:rFonts w:ascii="Times New Roman" w:hAnsi="Times New Roman" w:eastAsia="Consolas" w:cs="Times New Roman"/>
+                <w:sz w:val="28"/>
+                <w:color w:val="000000"/>
               </w:rPr>
               <w:t xml:space="preserve">classDiagram</w:t>
             </w:r>
@@ -1616,9 +1895,9 @@
             </w:pPr>
             <w:r>
               <w:rPr>
-                <w:rFonts w:ascii="Consolas" w:hAnsi="Consolas" w:eastAsia="Consolas" w:cs="Consolas"/>
-                <w:color w:val="1A1A1A"/>
-                <w:sz w:val="19"/>
+                <w:rFonts w:ascii="Times New Roman" w:hAnsi="Times New Roman" w:eastAsia="Consolas" w:cs="Times New Roman"/>
+                <w:sz w:val="28"/>
+                <w:color w:val="000000"/>
               </w:rPr>
               <w:t xml:space="preserve">    class IComparable~Shape~ {</w:t>
             </w:r>
@@ -1629,9 +1908,9 @@
             </w:pPr>
             <w:r>
               <w:rPr>
-                <w:rFonts w:ascii="Consolas" w:hAnsi="Consolas" w:eastAsia="Consolas" w:cs="Consolas"/>
-                <w:color w:val="1A1A1A"/>
-                <w:sz w:val="19"/>
+                <w:rFonts w:ascii="Times New Roman" w:hAnsi="Times New Roman" w:eastAsia="Consolas" w:cs="Times New Roman"/>
+                <w:sz w:val="28"/>
+                <w:color w:val="000000"/>
               </w:rPr>
               <w:t xml:space="preserve">        &lt;&lt;interface&gt;&gt;</w:t>
             </w:r>
@@ -1642,9 +1921,9 @@
             </w:pPr>
             <w:r>
               <w:rPr>
-                <w:rFonts w:ascii="Consolas" w:hAnsi="Consolas" w:eastAsia="Consolas" w:cs="Consolas"/>
-                <w:color w:val="1A1A1A"/>
-                <w:sz w:val="19"/>
+                <w:rFonts w:ascii="Times New Roman" w:hAnsi="Times New Roman" w:eastAsia="Consolas" w:cs="Times New Roman"/>
+                <w:sz w:val="28"/>
+                <w:color w:val="000000"/>
               </w:rPr>
               <w:t xml:space="preserve">        +CompareTo(Shape other) int</w:t>
             </w:r>
@@ -1655,9 +1934,9 @@
             </w:pPr>
             <w:r>
               <w:rPr>
-                <w:rFonts w:ascii="Consolas" w:hAnsi="Consolas" w:eastAsia="Consolas" w:cs="Consolas"/>
-                <w:color w:val="1A1A1A"/>
-                <w:sz w:val="19"/>
+                <w:rFonts w:ascii="Times New Roman" w:hAnsi="Times New Roman" w:eastAsia="Consolas" w:cs="Times New Roman"/>
+                <w:sz w:val="28"/>
+                <w:color w:val="000000"/>
               </w:rPr>
               <w:t xml:space="preserve">    }</w:t>
             </w:r>
@@ -1668,9 +1947,9 @@
             </w:pPr>
             <w:r>
               <w:rPr>
-                <w:rFonts w:ascii="Consolas" w:hAnsi="Consolas" w:eastAsia="Consolas" w:cs="Consolas"/>
-                <w:color w:val="1A1A1A"/>
-                <w:sz w:val="19"/>
+                <w:rFonts w:ascii="Times New Roman" w:hAnsi="Times New Roman" w:eastAsia="Consolas" w:cs="Times New Roman"/>
+                <w:sz w:val="28"/>
+                <w:color w:val="000000"/>
               </w:rPr>
               <w:t xml:space="preserve"/>
             </w:r>
@@ -1681,9 +1960,9 @@
             </w:pPr>
             <w:r>
               <w:rPr>
-                <w:rFonts w:ascii="Consolas" w:hAnsi="Consolas" w:eastAsia="Consolas" w:cs="Consolas"/>
-                <w:color w:val="1A1A1A"/>
-                <w:sz w:val="19"/>
+                <w:rFonts w:ascii="Times New Roman" w:hAnsi="Times New Roman" w:eastAsia="Consolas" w:cs="Times New Roman"/>
+                <w:sz w:val="28"/>
+                <w:color w:val="000000"/>
               </w:rPr>
               <w:t xml:space="preserve">    class Shape {</w:t>
             </w:r>
@@ -1694,9 +1973,9 @@
             </w:pPr>
             <w:r>
               <w:rPr>
-                <w:rFonts w:ascii="Consolas" w:hAnsi="Consolas" w:eastAsia="Consolas" w:cs="Consolas"/>
-                <w:color w:val="1A1A1A"/>
-                <w:sz w:val="19"/>
+                <w:rFonts w:ascii="Times New Roman" w:hAnsi="Times New Roman" w:eastAsia="Consolas" w:cs="Times New Roman"/>
+                <w:sz w:val="28"/>
+                <w:color w:val="000000"/>
               </w:rPr>
               <w:t xml:space="preserve">        &lt;&lt;abstract&gt;&gt;</w:t>
             </w:r>
@@ -1707,9 +1986,9 @@
             </w:pPr>
             <w:r>
               <w:rPr>
-                <w:rFonts w:ascii="Consolas" w:hAnsi="Consolas" w:eastAsia="Consolas" w:cs="Consolas"/>
-                <w:color w:val="1A1A1A"/>
-                <w:sz w:val="19"/>
+                <w:rFonts w:ascii="Times New Roman" w:hAnsi="Times New Roman" w:eastAsia="Consolas" w:cs="Times New Roman"/>
+                <w:sz w:val="28"/>
+                <w:color w:val="000000"/>
               </w:rPr>
               <w:t xml:space="preserve">        -string _name</w:t>
             </w:r>
@@ -1720,9 +1999,9 @@
             </w:pPr>
             <w:r>
               <w:rPr>
-                <w:rFonts w:ascii="Consolas" w:hAnsi="Consolas" w:eastAsia="Consolas" w:cs="Consolas"/>
-                <w:color w:val="1A1A1A"/>
-                <w:sz w:val="19"/>
+                <w:rFonts w:ascii="Times New Roman" w:hAnsi="Times New Roman" w:eastAsia="Consolas" w:cs="Times New Roman"/>
+                <w:sz w:val="28"/>
+                <w:color w:val="000000"/>
               </w:rPr>
               <w:t xml:space="preserve">        +string Name</w:t>
             </w:r>
@@ -1733,9 +2012,9 @@
             </w:pPr>
             <w:r>
               <w:rPr>
-                <w:rFonts w:ascii="Consolas" w:hAnsi="Consolas" w:eastAsia="Consolas" w:cs="Consolas"/>
-                <w:color w:val="1A1A1A"/>
-                <w:sz w:val="19"/>
+                <w:rFonts w:ascii="Times New Roman" w:hAnsi="Times New Roman" w:eastAsia="Consolas" w:cs="Times New Roman"/>
+                <w:sz w:val="28"/>
+                <w:color w:val="000000"/>
               </w:rPr>
               <w:t xml:space="preserve">        #Shape(string name)</w:t>
             </w:r>
@@ -1746,9 +2025,9 @@
             </w:pPr>
             <w:r>
               <w:rPr>
-                <w:rFonts w:ascii="Consolas" w:hAnsi="Consolas" w:eastAsia="Consolas" w:cs="Consolas"/>
-                <w:color w:val="1A1A1A"/>
-                <w:sz w:val="19"/>
+                <w:rFonts w:ascii="Times New Roman" w:hAnsi="Times New Roman" w:eastAsia="Consolas" w:cs="Times New Roman"/>
+                <w:sz w:val="28"/>
+                <w:color w:val="000000"/>
               </w:rPr>
               <w:t xml:space="preserve">        +GetArea()* double</w:t>
             </w:r>
@@ -1759,9 +2038,9 @@
             </w:pPr>
             <w:r>
               <w:rPr>
-                <w:rFonts w:ascii="Consolas" w:hAnsi="Consolas" w:eastAsia="Consolas" w:cs="Consolas"/>
-                <w:color w:val="1A1A1A"/>
-                <w:sz w:val="19"/>
+                <w:rFonts w:ascii="Times New Roman" w:hAnsi="Times New Roman" w:eastAsia="Consolas" w:cs="Times New Roman"/>
+                <w:sz w:val="28"/>
+                <w:color w:val="000000"/>
               </w:rPr>
               <w:t xml:space="preserve">        +GetPerimeter()* double</w:t>
             </w:r>
@@ -1772,9 +2051,9 @@
             </w:pPr>
             <w:r>
               <w:rPr>
-                <w:rFonts w:ascii="Consolas" w:hAnsi="Consolas" w:eastAsia="Consolas" w:cs="Consolas"/>
-                <w:color w:val="1A1A1A"/>
-                <w:sz w:val="19"/>
+                <w:rFonts w:ascii="Times New Roman" w:hAnsi="Times New Roman" w:eastAsia="Consolas" w:cs="Times New Roman"/>
+                <w:sz w:val="28"/>
+                <w:color w:val="000000"/>
               </w:rPr>
               <w:t xml:space="preserve">        +PrintInfo() void</w:t>
             </w:r>
@@ -1785,9 +2064,9 @@
             </w:pPr>
             <w:r>
               <w:rPr>
-                <w:rFonts w:ascii="Consolas" w:hAnsi="Consolas" w:eastAsia="Consolas" w:cs="Consolas"/>
-                <w:color w:val="1A1A1A"/>
-                <w:sz w:val="19"/>
+                <w:rFonts w:ascii="Times New Roman" w:hAnsi="Times New Roman" w:eastAsia="Consolas" w:cs="Times New Roman"/>
+                <w:sz w:val="28"/>
+                <w:color w:val="000000"/>
               </w:rPr>
               <w:t xml:space="preserve">        +CompareTo(Shape other) int</w:t>
             </w:r>
@@ -1798,9 +2077,9 @@
             </w:pPr>
             <w:r>
               <w:rPr>
-                <w:rFonts w:ascii="Consolas" w:hAnsi="Consolas" w:eastAsia="Consolas" w:cs="Consolas"/>
-                <w:color w:val="1A1A1A"/>
-                <w:sz w:val="19"/>
+                <w:rFonts w:ascii="Times New Roman" w:hAnsi="Times New Roman" w:eastAsia="Consolas" w:cs="Times New Roman"/>
+                <w:sz w:val="28"/>
+                <w:color w:val="000000"/>
               </w:rPr>
               <w:t xml:space="preserve">    }</w:t>
             </w:r>
@@ -1811,9 +2090,9 @@
             </w:pPr>
             <w:r>
               <w:rPr>
-                <w:rFonts w:ascii="Consolas" w:hAnsi="Consolas" w:eastAsia="Consolas" w:cs="Consolas"/>
-                <w:color w:val="1A1A1A"/>
-                <w:sz w:val="19"/>
+                <w:rFonts w:ascii="Times New Roman" w:hAnsi="Times New Roman" w:eastAsia="Consolas" w:cs="Times New Roman"/>
+                <w:sz w:val="28"/>
+                <w:color w:val="000000"/>
               </w:rPr>
               <w:t xml:space="preserve"/>
             </w:r>
@@ -1824,9 +2103,9 @@
             </w:pPr>
             <w:r>
               <w:rPr>
-                <w:rFonts w:ascii="Consolas" w:hAnsi="Consolas" w:eastAsia="Consolas" w:cs="Consolas"/>
-                <w:color w:val="1A1A1A"/>
-                <w:sz w:val="19"/>
+                <w:rFonts w:ascii="Times New Roman" w:hAnsi="Times New Roman" w:eastAsia="Consolas" w:cs="Times New Roman"/>
+                <w:sz w:val="28"/>
+                <w:color w:val="000000"/>
               </w:rPr>
               <w:t xml:space="preserve">    class Circle {</w:t>
             </w:r>
@@ -1837,9 +2116,9 @@
             </w:pPr>
             <w:r>
               <w:rPr>
-                <w:rFonts w:ascii="Consolas" w:hAnsi="Consolas" w:eastAsia="Consolas" w:cs="Consolas"/>
-                <w:color w:val="1A1A1A"/>
-                <w:sz w:val="19"/>
+                <w:rFonts w:ascii="Times New Roman" w:hAnsi="Times New Roman" w:eastAsia="Consolas" w:cs="Times New Roman"/>
+                <w:sz w:val="28"/>
+                <w:color w:val="000000"/>
               </w:rPr>
               <w:t xml:space="preserve">        -double _radius</w:t>
             </w:r>
@@ -1850,9 +2129,9 @@
             </w:pPr>
             <w:r>
               <w:rPr>
-                <w:rFonts w:ascii="Consolas" w:hAnsi="Consolas" w:eastAsia="Consolas" w:cs="Consolas"/>
-                <w:color w:val="1A1A1A"/>
-                <w:sz w:val="19"/>
+                <w:rFonts w:ascii="Times New Roman" w:hAnsi="Times New Roman" w:eastAsia="Consolas" w:cs="Times New Roman"/>
+                <w:sz w:val="28"/>
+                <w:color w:val="000000"/>
               </w:rPr>
               <w:t xml:space="preserve">        +double Radius</w:t>
             </w:r>
@@ -1863,9 +2142,9 @@
             </w:pPr>
             <w:r>
               <w:rPr>
-                <w:rFonts w:ascii="Consolas" w:hAnsi="Consolas" w:eastAsia="Consolas" w:cs="Consolas"/>
-                <w:color w:val="1A1A1A"/>
-                <w:sz w:val="19"/>
+                <w:rFonts w:ascii="Times New Roman" w:hAnsi="Times New Roman" w:eastAsia="Consolas" w:cs="Times New Roman"/>
+                <w:sz w:val="28"/>
+                <w:color w:val="000000"/>
               </w:rPr>
               <w:t xml:space="preserve">        +Circle(double radius)</w:t>
             </w:r>
@@ -1876,9 +2155,9 @@
             </w:pPr>
             <w:r>
               <w:rPr>
-                <w:rFonts w:ascii="Consolas" w:hAnsi="Consolas" w:eastAsia="Consolas" w:cs="Consolas"/>
-                <w:color w:val="1A1A1A"/>
-                <w:sz w:val="19"/>
+                <w:rFonts w:ascii="Times New Roman" w:hAnsi="Times New Roman" w:eastAsia="Consolas" w:cs="Times New Roman"/>
+                <w:sz w:val="28"/>
+                <w:color w:val="000000"/>
               </w:rPr>
               <w:t xml:space="preserve">        +Circle(string name, double radius)</w:t>
             </w:r>
@@ -1889,9 +2168,9 @@
             </w:pPr>
             <w:r>
               <w:rPr>
-                <w:rFonts w:ascii="Consolas" w:hAnsi="Consolas" w:eastAsia="Consolas" w:cs="Consolas"/>
-                <w:color w:val="1A1A1A"/>
-                <w:sz w:val="19"/>
+                <w:rFonts w:ascii="Times New Roman" w:hAnsi="Times New Roman" w:eastAsia="Consolas" w:cs="Times New Roman"/>
+                <w:sz w:val="28"/>
+                <w:color w:val="000000"/>
               </w:rPr>
               <w:t xml:space="preserve">        +GetArea() double</w:t>
             </w:r>
@@ -1902,9 +2181,9 @@
             </w:pPr>
             <w:r>
               <w:rPr>
-                <w:rFonts w:ascii="Consolas" w:hAnsi="Consolas" w:eastAsia="Consolas" w:cs="Consolas"/>
-                <w:color w:val="1A1A1A"/>
-                <w:sz w:val="19"/>
+                <w:rFonts w:ascii="Times New Roman" w:hAnsi="Times New Roman" w:eastAsia="Consolas" w:cs="Times New Roman"/>
+                <w:sz w:val="28"/>
+                <w:color w:val="000000"/>
               </w:rPr>
               <w:t xml:space="preserve">        +GetPerimeter() double</w:t>
             </w:r>
@@ -1915,9 +2194,9 @@
             </w:pPr>
             <w:r>
               <w:rPr>
-                <w:rFonts w:ascii="Consolas" w:hAnsi="Consolas" w:eastAsia="Consolas" w:cs="Consolas"/>
-                <w:color w:val="1A1A1A"/>
-                <w:sz w:val="19"/>
+                <w:rFonts w:ascii="Times New Roman" w:hAnsi="Times New Roman" w:eastAsia="Consolas" w:cs="Times New Roman"/>
+                <w:sz w:val="28"/>
+                <w:color w:val="000000"/>
               </w:rPr>
               <w:t xml:space="preserve">        +PrintInfo() void</w:t>
             </w:r>
@@ -1928,9 +2207,9 @@
             </w:pPr>
             <w:r>
               <w:rPr>
-                <w:rFonts w:ascii="Consolas" w:hAnsi="Consolas" w:eastAsia="Consolas" w:cs="Consolas"/>
-                <w:color w:val="1A1A1A"/>
-                <w:sz w:val="19"/>
+                <w:rFonts w:ascii="Times New Roman" w:hAnsi="Times New Roman" w:eastAsia="Consolas" w:cs="Times New Roman"/>
+                <w:sz w:val="28"/>
+                <w:color w:val="000000"/>
               </w:rPr>
               <w:t xml:space="preserve">    }</w:t>
             </w:r>
@@ -1941,9 +2220,9 @@
             </w:pPr>
             <w:r>
               <w:rPr>
-                <w:rFonts w:ascii="Consolas" w:hAnsi="Consolas" w:eastAsia="Consolas" w:cs="Consolas"/>
-                <w:color w:val="1A1A1A"/>
-                <w:sz w:val="19"/>
+                <w:rFonts w:ascii="Times New Roman" w:hAnsi="Times New Roman" w:eastAsia="Consolas" w:cs="Times New Roman"/>
+                <w:sz w:val="28"/>
+                <w:color w:val="000000"/>
               </w:rPr>
               <w:t xml:space="preserve"/>
             </w:r>
@@ -1954,9 +2233,9 @@
             </w:pPr>
             <w:r>
               <w:rPr>
-                <w:rFonts w:ascii="Consolas" w:hAnsi="Consolas" w:eastAsia="Consolas" w:cs="Consolas"/>
-                <w:color w:val="1A1A1A"/>
-                <w:sz w:val="19"/>
+                <w:rFonts w:ascii="Times New Roman" w:hAnsi="Times New Roman" w:eastAsia="Consolas" w:cs="Times New Roman"/>
+                <w:sz w:val="28"/>
+                <w:color w:val="000000"/>
               </w:rPr>
               <w:t xml:space="preserve">    class Rectangle {</w:t>
             </w:r>
@@ -1967,9 +2246,9 @@
             </w:pPr>
             <w:r>
               <w:rPr>
-                <w:rFonts w:ascii="Consolas" w:hAnsi="Consolas" w:eastAsia="Consolas" w:cs="Consolas"/>
-                <w:color w:val="1A1A1A"/>
-                <w:sz w:val="19"/>
+                <w:rFonts w:ascii="Times New Roman" w:hAnsi="Times New Roman" w:eastAsia="Consolas" w:cs="Times New Roman"/>
+                <w:sz w:val="28"/>
+                <w:color w:val="000000"/>
               </w:rPr>
               <w:t xml:space="preserve">        -double _width</w:t>
             </w:r>
@@ -1980,9 +2259,9 @@
             </w:pPr>
             <w:r>
               <w:rPr>
-                <w:rFonts w:ascii="Consolas" w:hAnsi="Consolas" w:eastAsia="Consolas" w:cs="Consolas"/>
-                <w:color w:val="1A1A1A"/>
-                <w:sz w:val="19"/>
+                <w:rFonts w:ascii="Times New Roman" w:hAnsi="Times New Roman" w:eastAsia="Consolas" w:cs="Times New Roman"/>
+                <w:sz w:val="28"/>
+                <w:color w:val="000000"/>
               </w:rPr>
               <w:t xml:space="preserve">        -double _height</w:t>
             </w:r>
@@ -1993,9 +2272,9 @@
             </w:pPr>
             <w:r>
               <w:rPr>
-                <w:rFonts w:ascii="Consolas" w:hAnsi="Consolas" w:eastAsia="Consolas" w:cs="Consolas"/>
-                <w:color w:val="1A1A1A"/>
-                <w:sz w:val="19"/>
+                <w:rFonts w:ascii="Times New Roman" w:hAnsi="Times New Roman" w:eastAsia="Consolas" w:cs="Times New Roman"/>
+                <w:sz w:val="28"/>
+                <w:color w:val="000000"/>
               </w:rPr>
               <w:t xml:space="preserve">        +double Width</w:t>
             </w:r>
@@ -2006,9 +2285,9 @@
             </w:pPr>
             <w:r>
               <w:rPr>
-                <w:rFonts w:ascii="Consolas" w:hAnsi="Consolas" w:eastAsia="Consolas" w:cs="Consolas"/>
-                <w:color w:val="1A1A1A"/>
-                <w:sz w:val="19"/>
+                <w:rFonts w:ascii="Times New Roman" w:hAnsi="Times New Roman" w:eastAsia="Consolas" w:cs="Times New Roman"/>
+                <w:sz w:val="28"/>
+                <w:color w:val="000000"/>
               </w:rPr>
               <w:t xml:space="preserve">        +double Height</w:t>
             </w:r>
@@ -2019,9 +2298,9 @@
             </w:pPr>
             <w:r>
               <w:rPr>
-                <w:rFonts w:ascii="Consolas" w:hAnsi="Consolas" w:eastAsia="Consolas" w:cs="Consolas"/>
-                <w:color w:val="1A1A1A"/>
-                <w:sz w:val="19"/>
+                <w:rFonts w:ascii="Times New Roman" w:hAnsi="Times New Roman" w:eastAsia="Consolas" w:cs="Times New Roman"/>
+                <w:sz w:val="28"/>
+                <w:color w:val="000000"/>
               </w:rPr>
               <w:t xml:space="preserve">        +Rectangle(double width, double height)</w:t>
             </w:r>
@@ -2032,9 +2311,9 @@
             </w:pPr>
             <w:r>
               <w:rPr>
-                <w:rFonts w:ascii="Consolas" w:hAnsi="Consolas" w:eastAsia="Consolas" w:cs="Consolas"/>
-                <w:color w:val="1A1A1A"/>
-                <w:sz w:val="19"/>
+                <w:rFonts w:ascii="Times New Roman" w:hAnsi="Times New Roman" w:eastAsia="Consolas" w:cs="Times New Roman"/>
+                <w:sz w:val="28"/>
+                <w:color w:val="000000"/>
               </w:rPr>
               <w:t xml:space="preserve">        +Rectangle(double side)</w:t>
             </w:r>
@@ -2045,9 +2324,9 @@
             </w:pPr>
             <w:r>
               <w:rPr>
-                <w:rFonts w:ascii="Consolas" w:hAnsi="Consolas" w:eastAsia="Consolas" w:cs="Consolas"/>
-                <w:color w:val="1A1A1A"/>
-                <w:sz w:val="19"/>
+                <w:rFonts w:ascii="Times New Roman" w:hAnsi="Times New Roman" w:eastAsia="Consolas" w:cs="Times New Roman"/>
+                <w:sz w:val="28"/>
+                <w:color w:val="000000"/>
               </w:rPr>
               <w:t xml:space="preserve">        +Rectangle(string name, double width, double height)</w:t>
             </w:r>
@@ -2058,9 +2337,9 @@
             </w:pPr>
             <w:r>
               <w:rPr>
-                <w:rFonts w:ascii="Consolas" w:hAnsi="Consolas" w:eastAsia="Consolas" w:cs="Consolas"/>
-                <w:color w:val="1A1A1A"/>
-                <w:sz w:val="19"/>
+                <w:rFonts w:ascii="Times New Roman" w:hAnsi="Times New Roman" w:eastAsia="Consolas" w:cs="Times New Roman"/>
+                <w:sz w:val="28"/>
+                <w:color w:val="000000"/>
               </w:rPr>
               <w:t xml:space="preserve">        +GetArea() double</w:t>
             </w:r>
@@ -2071,9 +2350,9 @@
             </w:pPr>
             <w:r>
               <w:rPr>
-                <w:rFonts w:ascii="Consolas" w:hAnsi="Consolas" w:eastAsia="Consolas" w:cs="Consolas"/>
-                <w:color w:val="1A1A1A"/>
-                <w:sz w:val="19"/>
+                <w:rFonts w:ascii="Times New Roman" w:hAnsi="Times New Roman" w:eastAsia="Consolas" w:cs="Times New Roman"/>
+                <w:sz w:val="28"/>
+                <w:color w:val="000000"/>
               </w:rPr>
               <w:t xml:space="preserve">        +GetPerimeter() double</w:t>
             </w:r>
@@ -2084,9 +2363,9 @@
             </w:pPr>
             <w:r>
               <w:rPr>
-                <w:rFonts w:ascii="Consolas" w:hAnsi="Consolas" w:eastAsia="Consolas" w:cs="Consolas"/>
-                <w:color w:val="1A1A1A"/>
-                <w:sz w:val="19"/>
+                <w:rFonts w:ascii="Times New Roman" w:hAnsi="Times New Roman" w:eastAsia="Consolas" w:cs="Times New Roman"/>
+                <w:sz w:val="28"/>
+                <w:color w:val="000000"/>
               </w:rPr>
               <w:t xml:space="preserve">        +PrintInfo() void</w:t>
             </w:r>
@@ -2097,9 +2376,9 @@
             </w:pPr>
             <w:r>
               <w:rPr>
-                <w:rFonts w:ascii="Consolas" w:hAnsi="Consolas" w:eastAsia="Consolas" w:cs="Consolas"/>
-                <w:color w:val="1A1A1A"/>
-                <w:sz w:val="19"/>
+                <w:rFonts w:ascii="Times New Roman" w:hAnsi="Times New Roman" w:eastAsia="Consolas" w:cs="Times New Roman"/>
+                <w:sz w:val="28"/>
+                <w:color w:val="000000"/>
               </w:rPr>
               <w:t xml:space="preserve">    }</w:t>
             </w:r>
@@ -2110,9 +2389,9 @@
             </w:pPr>
             <w:r>
               <w:rPr>
-                <w:rFonts w:ascii="Consolas" w:hAnsi="Consolas" w:eastAsia="Consolas" w:cs="Consolas"/>
-                <w:color w:val="1A1A1A"/>
-                <w:sz w:val="19"/>
+                <w:rFonts w:ascii="Times New Roman" w:hAnsi="Times New Roman" w:eastAsia="Consolas" w:cs="Times New Roman"/>
+                <w:sz w:val="28"/>
+                <w:color w:val="000000"/>
               </w:rPr>
               <w:t xml:space="preserve"/>
             </w:r>
@@ -2123,9 +2402,9 @@
             </w:pPr>
             <w:r>
               <w:rPr>
-                <w:rFonts w:ascii="Consolas" w:hAnsi="Consolas" w:eastAsia="Consolas" w:cs="Consolas"/>
-                <w:color w:val="1A1A1A"/>
-                <w:sz w:val="19"/>
+                <w:rFonts w:ascii="Times New Roman" w:hAnsi="Times New Roman" w:eastAsia="Consolas" w:cs="Times New Roman"/>
+                <w:sz w:val="28"/>
+                <w:color w:val="000000"/>
               </w:rPr>
               <w:t xml:space="preserve">    class Exception {</w:t>
             </w:r>
@@ -2136,9 +2415,9 @@
             </w:pPr>
             <w:r>
               <w:rPr>
-                <w:rFonts w:ascii="Consolas" w:hAnsi="Consolas" w:eastAsia="Consolas" w:cs="Consolas"/>
-                <w:color w:val="1A1A1A"/>
-                <w:sz w:val="19"/>
+                <w:rFonts w:ascii="Times New Roman" w:hAnsi="Times New Roman" w:eastAsia="Consolas" w:cs="Times New Roman"/>
+                <w:sz w:val="28"/>
+                <w:color w:val="000000"/>
               </w:rPr>
               <w:t xml:space="preserve">        &lt;&lt;System&gt;&gt;</w:t>
             </w:r>
@@ -2149,9 +2428,9 @@
             </w:pPr>
             <w:r>
               <w:rPr>
-                <w:rFonts w:ascii="Consolas" w:hAnsi="Consolas" w:eastAsia="Consolas" w:cs="Consolas"/>
-                <w:color w:val="1A1A1A"/>
-                <w:sz w:val="19"/>
+                <w:rFonts w:ascii="Times New Roman" w:hAnsi="Times New Roman" w:eastAsia="Consolas" w:cs="Times New Roman"/>
+                <w:sz w:val="28"/>
+                <w:color w:val="000000"/>
               </w:rPr>
               <w:t xml:space="preserve">    }</w:t>
             </w:r>
@@ -2162,9 +2441,9 @@
             </w:pPr>
             <w:r>
               <w:rPr>
-                <w:rFonts w:ascii="Consolas" w:hAnsi="Consolas" w:eastAsia="Consolas" w:cs="Consolas"/>
-                <w:color w:val="1A1A1A"/>
-                <w:sz w:val="19"/>
+                <w:rFonts w:ascii="Times New Roman" w:hAnsi="Times New Roman" w:eastAsia="Consolas" w:cs="Times New Roman"/>
+                <w:sz w:val="28"/>
+                <w:color w:val="000000"/>
               </w:rPr>
               <w:t xml:space="preserve"/>
             </w:r>
@@ -2175,9 +2454,9 @@
             </w:pPr>
             <w:r>
               <w:rPr>
-                <w:rFonts w:ascii="Consolas" w:hAnsi="Consolas" w:eastAsia="Consolas" w:cs="Consolas"/>
-                <w:color w:val="1A1A1A"/>
-                <w:sz w:val="19"/>
+                <w:rFonts w:ascii="Times New Roman" w:hAnsi="Times New Roman" w:eastAsia="Consolas" w:cs="Times New Roman"/>
+                <w:sz w:val="28"/>
+                <w:color w:val="000000"/>
               </w:rPr>
               <w:t xml:space="preserve">    class InvalidShapeDimensionException {</w:t>
             </w:r>
@@ -2188,9 +2467,9 @@
             </w:pPr>
             <w:r>
               <w:rPr>
-                <w:rFonts w:ascii="Consolas" w:hAnsi="Consolas" w:eastAsia="Consolas" w:cs="Consolas"/>
-                <w:color w:val="1A1A1A"/>
-                <w:sz w:val="19"/>
+                <w:rFonts w:ascii="Times New Roman" w:hAnsi="Times New Roman" w:eastAsia="Consolas" w:cs="Times New Roman"/>
+                <w:sz w:val="28"/>
+                <w:color w:val="000000"/>
               </w:rPr>
               <w:t xml:space="preserve">        +string DimensionName</w:t>
             </w:r>
@@ -2201,9 +2480,9 @@
             </w:pPr>
             <w:r>
               <w:rPr>
-                <w:rFonts w:ascii="Consolas" w:hAnsi="Consolas" w:eastAsia="Consolas" w:cs="Consolas"/>
-                <w:color w:val="1A1A1A"/>
-                <w:sz w:val="19"/>
+                <w:rFonts w:ascii="Times New Roman" w:hAnsi="Times New Roman" w:eastAsia="Consolas" w:cs="Times New Roman"/>
+                <w:sz w:val="28"/>
+                <w:color w:val="000000"/>
               </w:rPr>
               <w:t xml:space="preserve">        +double InvalidValue</w:t>
             </w:r>
@@ -2214,9 +2493,9 @@
             </w:pPr>
             <w:r>
               <w:rPr>
-                <w:rFonts w:ascii="Consolas" w:hAnsi="Consolas" w:eastAsia="Consolas" w:cs="Consolas"/>
-                <w:color w:val="1A1A1A"/>
-                <w:sz w:val="19"/>
+                <w:rFonts w:ascii="Times New Roman" w:hAnsi="Times New Roman" w:eastAsia="Consolas" w:cs="Times New Roman"/>
+                <w:sz w:val="28"/>
+                <w:color w:val="000000"/>
               </w:rPr>
               <w:t xml:space="preserve">        +InvalidShapeDimensionException()</w:t>
             </w:r>
@@ -2227,9 +2506,9 @@
             </w:pPr>
             <w:r>
               <w:rPr>
-                <w:rFonts w:ascii="Consolas" w:hAnsi="Consolas" w:eastAsia="Consolas" w:cs="Consolas"/>
-                <w:color w:val="1A1A1A"/>
-                <w:sz w:val="19"/>
+                <w:rFonts w:ascii="Times New Roman" w:hAnsi="Times New Roman" w:eastAsia="Consolas" w:cs="Times New Roman"/>
+                <w:sz w:val="28"/>
+                <w:color w:val="000000"/>
               </w:rPr>
               <w:t xml:space="preserve">        +InvalidShapeDimensionException(string message)</w:t>
             </w:r>
@@ -2240,9 +2519,9 @@
             </w:pPr>
             <w:r>
               <w:rPr>
-                <w:rFonts w:ascii="Consolas" w:hAnsi="Consolas" w:eastAsia="Consolas" w:cs="Consolas"/>
-                <w:color w:val="1A1A1A"/>
-                <w:sz w:val="19"/>
+                <w:rFonts w:ascii="Times New Roman" w:hAnsi="Times New Roman" w:eastAsia="Consolas" w:cs="Times New Roman"/>
+                <w:sz w:val="28"/>
+                <w:color w:val="000000"/>
               </w:rPr>
               <w:t xml:space="preserve">        +InvalidShapeDimensionException(string message, Exception inner)</w:t>
             </w:r>
@@ -2253,9 +2532,9 @@
             </w:pPr>
             <w:r>
               <w:rPr>
-                <w:rFonts w:ascii="Consolas" w:hAnsi="Consolas" w:eastAsia="Consolas" w:cs="Consolas"/>
-                <w:color w:val="1A1A1A"/>
-                <w:sz w:val="19"/>
+                <w:rFonts w:ascii="Times New Roman" w:hAnsi="Times New Roman" w:eastAsia="Consolas" w:cs="Times New Roman"/>
+                <w:sz w:val="28"/>
+                <w:color w:val="000000"/>
               </w:rPr>
               <w:t xml:space="preserve">        +InvalidShapeDimensionException(string dimensionName, double invalidValue)</w:t>
             </w:r>
@@ -2266,9 +2545,9 @@
             </w:pPr>
             <w:r>
               <w:rPr>
-                <w:rFonts w:ascii="Consolas" w:hAnsi="Consolas" w:eastAsia="Consolas" w:cs="Consolas"/>
-                <w:color w:val="1A1A1A"/>
-                <w:sz w:val="19"/>
+                <w:rFonts w:ascii="Times New Roman" w:hAnsi="Times New Roman" w:eastAsia="Consolas" w:cs="Times New Roman"/>
+                <w:sz w:val="28"/>
+                <w:color w:val="000000"/>
               </w:rPr>
               <w:t xml:space="preserve">    }</w:t>
             </w:r>
@@ -2279,9 +2558,9 @@
             </w:pPr>
             <w:r>
               <w:rPr>
-                <w:rFonts w:ascii="Consolas" w:hAnsi="Consolas" w:eastAsia="Consolas" w:cs="Consolas"/>
-                <w:color w:val="1A1A1A"/>
-                <w:sz w:val="19"/>
+                <w:rFonts w:ascii="Times New Roman" w:hAnsi="Times New Roman" w:eastAsia="Consolas" w:cs="Times New Roman"/>
+                <w:sz w:val="28"/>
+                <w:color w:val="000000"/>
               </w:rPr>
               <w:t xml:space="preserve"/>
             </w:r>
@@ -2292,9 +2571,9 @@
             </w:pPr>
             <w:r>
               <w:rPr>
-                <w:rFonts w:ascii="Consolas" w:hAnsi="Consolas" w:eastAsia="Consolas" w:cs="Consolas"/>
-                <w:color w:val="1A1A1A"/>
-                <w:sz w:val="19"/>
+                <w:rFonts w:ascii="Times New Roman" w:hAnsi="Times New Roman" w:eastAsia="Consolas" w:cs="Times New Roman"/>
+                <w:sz w:val="28"/>
+                <w:color w:val="000000"/>
               </w:rPr>
               <w:t xml:space="preserve">    IComparable~Shape~ &lt;|.. Shape</w:t>
             </w:r>
@@ -2305,9 +2584,9 @@
             </w:pPr>
             <w:r>
               <w:rPr>
-                <w:rFonts w:ascii="Consolas" w:hAnsi="Consolas" w:eastAsia="Consolas" w:cs="Consolas"/>
-                <w:color w:val="1A1A1A"/>
-                <w:sz w:val="19"/>
+                <w:rFonts w:ascii="Times New Roman" w:hAnsi="Times New Roman" w:eastAsia="Consolas" w:cs="Times New Roman"/>
+                <w:sz w:val="28"/>
+                <w:color w:val="000000"/>
               </w:rPr>
               <w:t xml:space="preserve">    Shape &lt;|-- Circle</w:t>
             </w:r>
@@ -2318,9 +2597,9 @@
             </w:pPr>
             <w:r>
               <w:rPr>
-                <w:rFonts w:ascii="Consolas" w:hAnsi="Consolas" w:eastAsia="Consolas" w:cs="Consolas"/>
-                <w:color w:val="1A1A1A"/>
-                <w:sz w:val="19"/>
+                <w:rFonts w:ascii="Times New Roman" w:hAnsi="Times New Roman" w:eastAsia="Consolas" w:cs="Times New Roman"/>
+                <w:sz w:val="28"/>
+                <w:color w:val="000000"/>
               </w:rPr>
               <w:t xml:space="preserve">    Shape &lt;|-- Rectangle</w:t>
             </w:r>
@@ -2331,9 +2610,9 @@
             </w:pPr>
             <w:r>
               <w:rPr>
-                <w:rFonts w:ascii="Consolas" w:hAnsi="Consolas" w:eastAsia="Consolas" w:cs="Consolas"/>
-                <w:color w:val="1A1A1A"/>
-                <w:sz w:val="19"/>
+                <w:rFonts w:ascii="Times New Roman" w:hAnsi="Times New Roman" w:eastAsia="Consolas" w:cs="Times New Roman"/>
+                <w:sz w:val="28"/>
+                <w:color w:val="000000"/>
               </w:rPr>
               <w:t xml:space="preserve">    Exception &lt;|-- InvalidShapeDimensionException</w:t>
             </w:r>
@@ -2344,7 +2623,7 @@
     <w:p>
       <w:pPr>
         <w:pBdr>
-          <w:bottom w:val="single" w:color="B0C4DE" w:sz="6"/>
+          <w:bottom w:val="single" w:color="888888" w:sz="6"/>
         </w:pBdr>
         <w:spacing w:before="120" w:after="120"/>
       </w:pPr>
@@ -2352,36 +2631,45 @@
     <w:p>
       <w:pPr>
         <w:spacing w:before="240" w:after="100" w:line="260" w:lineRule="auto"/>
-      </w:pPr>
-      <w:r>
-        <w:rPr>
-          <w:rFonts w:ascii="Times New Roman" w:hAnsi="Times New Roman" w:cs="Times New Roman"/>
-          <w:b/>
-          <w:color w:val="1B365D"/>
-          <w:sz w:val="28"/>
+        <w:rPr>
+          <w:rFonts w:ascii="Times New Roman" w:hAnsi="Times New Roman" w:cs="Times New Roman"/>
+          <w:color w:val="000000"/>
+          <w:sz w:val="28"/>
+        </w:rPr>
+      </w:pPr>
+      <w:r>
+        <w:rPr>
+          <w:rFonts w:ascii="Times New Roman" w:hAnsi="Times New Roman" w:cs="Times New Roman"/>
+          <w:b/>
+          <w:sz w:val="28"/>
+          <w:color w:val="000000"/>
         </w:rPr>
         <w:t xml:space="preserve">4. Лістинги коду</w:t>
       </w:r>
     </w:p>
     <w:p>
       <w:pPr>
-        <w:spacing w:before="180" w:after="80" w:line="260" w:lineRule="auto"/>
-      </w:pPr>
-      <w:r>
-        <w:rPr>
-          <w:rFonts w:ascii="Times New Roman" w:hAnsi="Times New Roman" w:cs="Times New Roman"/>
-          <w:b/>
-          <w:color w:val="2C3E50"/>
-          <w:sz w:val="24"/>
+        <w:spacing w:before="240" w:after="100" w:line="260" w:lineRule="auto"/>
+        <w:rPr>
+          <w:rFonts w:ascii="Times New Roman" w:hAnsi="Times New Roman" w:cs="Times New Roman"/>
+          <w:color w:val="000000"/>
+          <w:sz w:val="28"/>
+        </w:rPr>
+      </w:pPr>
+      <w:r>
+        <w:rPr>
+          <w:rFonts w:ascii="Times New Roman" w:hAnsi="Times New Roman" w:cs="Times New Roman"/>
+          <w:b/>
+          <w:sz w:val="28"/>
+          <w:color w:val="000000"/>
         </w:rPr>
         <w:t xml:space="preserve">4.1. Власний виняток (</w:t>
       </w:r>
       <w:r>
         <w:rPr>
-          <w:rFonts w:ascii="Consolas" w:hAnsi="Consolas"/>
-          <w:color w:val="C7254E"/>
-          <w:sz w:val="22"/>
-          <w:shd w:val="clear" w:color="auto" w:fill="F9F2F4"/>
+          <w:rFonts w:ascii="Times New Roman" w:hAnsi="Times New Roman"/>
+          <w:sz w:val="28"/>
+          <w:color w:val="000000"/>
         </w:rPr>
         <w:t xml:space="preserve">Exceptions/InvalidShapeDimensionException.cs</w:t>
       </w:r>
@@ -2389,8 +2677,8 @@
         <w:rPr>
           <w:rFonts w:ascii="Times New Roman" w:hAnsi="Times New Roman" w:cs="Times New Roman"/>
           <w:b/>
-          <w:color w:val="2C3E50"/>
-          <w:sz w:val="24"/>
+          <w:sz w:val="28"/>
+          <w:color w:val="000000"/>
         </w:rPr>
         <w:t xml:space="preserve">)</w:t>
       </w:r>
@@ -2403,8 +2691,6 @@
           <w:bottom w:val="single" w:color="CCCCCC" w:sz="4"/>
           <w:left w:val="single" w:color="003366" w:sz="12"/>
           <w:right w:val="single" w:color="CCCCCC" w:sz="4"/>
-          <w:insideH w:val="none"/>
-          <w:insideV w:val="none"/>
         </w:tblBorders>
         <w:tblCellMar>
           <w:top w:w="120"/>
@@ -2424,9 +2710,9 @@
             </w:pPr>
             <w:r>
               <w:rPr>
-                <w:rFonts w:ascii="Consolas" w:hAnsi="Consolas" w:eastAsia="Consolas" w:cs="Consolas"/>
-                <w:color w:val="1A1A1A"/>
-                <w:sz w:val="19"/>
+                <w:rFonts w:ascii="Times New Roman" w:hAnsi="Times New Roman" w:eastAsia="Consolas" w:cs="Times New Roman"/>
+                <w:sz w:val="28"/>
+                <w:color w:val="000000"/>
               </w:rPr>
               <w:t xml:space="preserve">using System;</w:t>
             </w:r>
@@ -2437,9 +2723,9 @@
             </w:pPr>
             <w:r>
               <w:rPr>
-                <w:rFonts w:ascii="Consolas" w:hAnsi="Consolas" w:eastAsia="Consolas" w:cs="Consolas"/>
-                <w:color w:val="1A1A1A"/>
-                <w:sz w:val="19"/>
+                <w:rFonts w:ascii="Times New Roman" w:hAnsi="Times New Roman" w:eastAsia="Consolas" w:cs="Times New Roman"/>
+                <w:sz w:val="28"/>
+                <w:color w:val="000000"/>
               </w:rPr>
               <w:t xml:space="preserve"/>
             </w:r>
@@ -2450,9 +2736,9 @@
             </w:pPr>
             <w:r>
               <w:rPr>
-                <w:rFonts w:ascii="Consolas" w:hAnsi="Consolas" w:eastAsia="Consolas" w:cs="Consolas"/>
-                <w:color w:val="1A1A1A"/>
-                <w:sz w:val="19"/>
+                <w:rFonts w:ascii="Times New Roman" w:hAnsi="Times New Roman" w:eastAsia="Consolas" w:cs="Times New Roman"/>
+                <w:sz w:val="28"/>
+                <w:color w:val="000000"/>
               </w:rPr>
               <w:t xml:space="preserve">namespace OopExceptions.Exceptions;</w:t>
             </w:r>
@@ -2463,9 +2749,9 @@
             </w:pPr>
             <w:r>
               <w:rPr>
-                <w:rFonts w:ascii="Consolas" w:hAnsi="Consolas" w:eastAsia="Consolas" w:cs="Consolas"/>
-                <w:color w:val="1A1A1A"/>
-                <w:sz w:val="19"/>
+                <w:rFonts w:ascii="Times New Roman" w:hAnsi="Times New Roman" w:eastAsia="Consolas" w:cs="Times New Roman"/>
+                <w:sz w:val="28"/>
+                <w:color w:val="000000"/>
               </w:rPr>
               <w:t xml:space="preserve"/>
             </w:r>
@@ -2476,9 +2762,9 @@
             </w:pPr>
             <w:r>
               <w:rPr>
-                <w:rFonts w:ascii="Consolas" w:hAnsi="Consolas" w:eastAsia="Consolas" w:cs="Consolas"/>
-                <w:color w:val="1A1A1A"/>
-                <w:sz w:val="19"/>
+                <w:rFonts w:ascii="Times New Roman" w:hAnsi="Times New Roman" w:eastAsia="Consolas" w:cs="Times New Roman"/>
+                <w:sz w:val="28"/>
+                <w:color w:val="000000"/>
               </w:rPr>
               <w:t xml:space="preserve">public class InvalidShapeDimensionException : Exception</w:t>
             </w:r>
@@ -2489,9 +2775,9 @@
             </w:pPr>
             <w:r>
               <w:rPr>
-                <w:rFonts w:ascii="Consolas" w:hAnsi="Consolas" w:eastAsia="Consolas" w:cs="Consolas"/>
-                <w:color w:val="1A1A1A"/>
-                <w:sz w:val="19"/>
+                <w:rFonts w:ascii="Times New Roman" w:hAnsi="Times New Roman" w:eastAsia="Consolas" w:cs="Times New Roman"/>
+                <w:sz w:val="28"/>
+                <w:color w:val="000000"/>
               </w:rPr>
               <w:t xml:space="preserve">{</w:t>
             </w:r>
@@ -2502,9 +2788,9 @@
             </w:pPr>
             <w:r>
               <w:rPr>
-                <w:rFonts w:ascii="Consolas" w:hAnsi="Consolas" w:eastAsia="Consolas" w:cs="Consolas"/>
-                <w:color w:val="1A1A1A"/>
-                <w:sz w:val="19"/>
+                <w:rFonts w:ascii="Times New Roman" w:hAnsi="Times New Roman" w:eastAsia="Consolas" w:cs="Times New Roman"/>
+                <w:sz w:val="28"/>
+                <w:color w:val="000000"/>
               </w:rPr>
               <w:t xml:space="preserve">    public string? DimensionName { get; }</w:t>
             </w:r>
@@ -2515,9 +2801,9 @@
             </w:pPr>
             <w:r>
               <w:rPr>
-                <w:rFonts w:ascii="Consolas" w:hAnsi="Consolas" w:eastAsia="Consolas" w:cs="Consolas"/>
-                <w:color w:val="1A1A1A"/>
-                <w:sz w:val="19"/>
+                <w:rFonts w:ascii="Times New Roman" w:hAnsi="Times New Roman" w:eastAsia="Consolas" w:cs="Times New Roman"/>
+                <w:sz w:val="28"/>
+                <w:color w:val="000000"/>
               </w:rPr>
               <w:t xml:space="preserve">    public double InvalidValue { get; }</w:t>
             </w:r>
@@ -2528,9 +2814,9 @@
             </w:pPr>
             <w:r>
               <w:rPr>
-                <w:rFonts w:ascii="Consolas" w:hAnsi="Consolas" w:eastAsia="Consolas" w:cs="Consolas"/>
-                <w:color w:val="1A1A1A"/>
-                <w:sz w:val="19"/>
+                <w:rFonts w:ascii="Times New Roman" w:hAnsi="Times New Roman" w:eastAsia="Consolas" w:cs="Times New Roman"/>
+                <w:sz w:val="28"/>
+                <w:color w:val="000000"/>
               </w:rPr>
               <w:t xml:space="preserve"/>
             </w:r>
@@ -2541,9 +2827,9 @@
             </w:pPr>
             <w:r>
               <w:rPr>
-                <w:rFonts w:ascii="Consolas" w:hAnsi="Consolas" w:eastAsia="Consolas" w:cs="Consolas"/>
-                <w:color w:val="1A1A1A"/>
-                <w:sz w:val="19"/>
+                <w:rFonts w:ascii="Times New Roman" w:hAnsi="Times New Roman" w:eastAsia="Consolas" w:cs="Times New Roman"/>
+                <w:sz w:val="28"/>
+                <w:color w:val="000000"/>
               </w:rPr>
               <w:t xml:space="preserve">    public InvalidShapeDimensionException()</w:t>
             </w:r>
@@ -2554,9 +2840,9 @@
             </w:pPr>
             <w:r>
               <w:rPr>
-                <w:rFonts w:ascii="Consolas" w:hAnsi="Consolas" w:eastAsia="Consolas" w:cs="Consolas"/>
-                <w:color w:val="1A1A1A"/>
-                <w:sz w:val="19"/>
+                <w:rFonts w:ascii="Times New Roman" w:hAnsi="Times New Roman" w:eastAsia="Consolas" w:cs="Times New Roman"/>
+                <w:sz w:val="28"/>
+                <w:color w:val="000000"/>
               </w:rPr>
               <w:t xml:space="preserve">        : base("Розмір геометричної фігури має бути строго додатним числом (&gt; 0).")</w:t>
             </w:r>
@@ -2567,9 +2853,9 @@
             </w:pPr>
             <w:r>
               <w:rPr>
-                <w:rFonts w:ascii="Consolas" w:hAnsi="Consolas" w:eastAsia="Consolas" w:cs="Consolas"/>
-                <w:color w:val="1A1A1A"/>
-                <w:sz w:val="19"/>
+                <w:rFonts w:ascii="Times New Roman" w:hAnsi="Times New Roman" w:eastAsia="Consolas" w:cs="Times New Roman"/>
+                <w:sz w:val="28"/>
+                <w:color w:val="000000"/>
               </w:rPr>
               <w:t xml:space="preserve">    {</w:t>
             </w:r>
@@ -2580,9 +2866,9 @@
             </w:pPr>
             <w:r>
               <w:rPr>
-                <w:rFonts w:ascii="Consolas" w:hAnsi="Consolas" w:eastAsia="Consolas" w:cs="Consolas"/>
-                <w:color w:val="1A1A1A"/>
-                <w:sz w:val="19"/>
+                <w:rFonts w:ascii="Times New Roman" w:hAnsi="Times New Roman" w:eastAsia="Consolas" w:cs="Times New Roman"/>
+                <w:sz w:val="28"/>
+                <w:color w:val="000000"/>
               </w:rPr>
               <w:t xml:space="preserve">    }</w:t>
             </w:r>
@@ -2593,9 +2879,9 @@
             </w:pPr>
             <w:r>
               <w:rPr>
-                <w:rFonts w:ascii="Consolas" w:hAnsi="Consolas" w:eastAsia="Consolas" w:cs="Consolas"/>
-                <w:color w:val="1A1A1A"/>
-                <w:sz w:val="19"/>
+                <w:rFonts w:ascii="Times New Roman" w:hAnsi="Times New Roman" w:eastAsia="Consolas" w:cs="Times New Roman"/>
+                <w:sz w:val="28"/>
+                <w:color w:val="000000"/>
               </w:rPr>
               <w:t xml:space="preserve"/>
             </w:r>
@@ -2606,9 +2892,9 @@
             </w:pPr>
             <w:r>
               <w:rPr>
-                <w:rFonts w:ascii="Consolas" w:hAnsi="Consolas" w:eastAsia="Consolas" w:cs="Consolas"/>
-                <w:color w:val="1A1A1A"/>
-                <w:sz w:val="19"/>
+                <w:rFonts w:ascii="Times New Roman" w:hAnsi="Times New Roman" w:eastAsia="Consolas" w:cs="Times New Roman"/>
+                <w:sz w:val="28"/>
+                <w:color w:val="000000"/>
               </w:rPr>
               <w:t xml:space="preserve">    public InvalidShapeDimensionException(string message)</w:t>
             </w:r>
@@ -2619,9 +2905,9 @@
             </w:pPr>
             <w:r>
               <w:rPr>
-                <w:rFonts w:ascii="Consolas" w:hAnsi="Consolas" w:eastAsia="Consolas" w:cs="Consolas"/>
-                <w:color w:val="1A1A1A"/>
-                <w:sz w:val="19"/>
+                <w:rFonts w:ascii="Times New Roman" w:hAnsi="Times New Roman" w:eastAsia="Consolas" w:cs="Times New Roman"/>
+                <w:sz w:val="28"/>
+                <w:color w:val="000000"/>
               </w:rPr>
               <w:t xml:space="preserve">        : base(message)</w:t>
             </w:r>
@@ -2632,9 +2918,9 @@
             </w:pPr>
             <w:r>
               <w:rPr>
-                <w:rFonts w:ascii="Consolas" w:hAnsi="Consolas" w:eastAsia="Consolas" w:cs="Consolas"/>
-                <w:color w:val="1A1A1A"/>
-                <w:sz w:val="19"/>
+                <w:rFonts w:ascii="Times New Roman" w:hAnsi="Times New Roman" w:eastAsia="Consolas" w:cs="Times New Roman"/>
+                <w:sz w:val="28"/>
+                <w:color w:val="000000"/>
               </w:rPr>
               <w:t xml:space="preserve">    {</w:t>
             </w:r>
@@ -2645,9 +2931,9 @@
             </w:pPr>
             <w:r>
               <w:rPr>
-                <w:rFonts w:ascii="Consolas" w:hAnsi="Consolas" w:eastAsia="Consolas" w:cs="Consolas"/>
-                <w:color w:val="1A1A1A"/>
-                <w:sz w:val="19"/>
+                <w:rFonts w:ascii="Times New Roman" w:hAnsi="Times New Roman" w:eastAsia="Consolas" w:cs="Times New Roman"/>
+                <w:sz w:val="28"/>
+                <w:color w:val="000000"/>
               </w:rPr>
               <w:t xml:space="preserve">    }</w:t>
             </w:r>
@@ -2658,9 +2944,9 @@
             </w:pPr>
             <w:r>
               <w:rPr>
-                <w:rFonts w:ascii="Consolas" w:hAnsi="Consolas" w:eastAsia="Consolas" w:cs="Consolas"/>
-                <w:color w:val="1A1A1A"/>
-                <w:sz w:val="19"/>
+                <w:rFonts w:ascii="Times New Roman" w:hAnsi="Times New Roman" w:eastAsia="Consolas" w:cs="Times New Roman"/>
+                <w:sz w:val="28"/>
+                <w:color w:val="000000"/>
               </w:rPr>
               <w:t xml:space="preserve"/>
             </w:r>
@@ -2671,9 +2957,9 @@
             </w:pPr>
             <w:r>
               <w:rPr>
-                <w:rFonts w:ascii="Consolas" w:hAnsi="Consolas" w:eastAsia="Consolas" w:cs="Consolas"/>
-                <w:color w:val="1A1A1A"/>
-                <w:sz w:val="19"/>
+                <w:rFonts w:ascii="Times New Roman" w:hAnsi="Times New Roman" w:eastAsia="Consolas" w:cs="Times New Roman"/>
+                <w:sz w:val="28"/>
+                <w:color w:val="000000"/>
               </w:rPr>
               <w:t xml:space="preserve">    public InvalidShapeDimensionException(string message, Exception innerException)</w:t>
             </w:r>
@@ -2684,9 +2970,9 @@
             </w:pPr>
             <w:r>
               <w:rPr>
-                <w:rFonts w:ascii="Consolas" w:hAnsi="Consolas" w:eastAsia="Consolas" w:cs="Consolas"/>
-                <w:color w:val="1A1A1A"/>
-                <w:sz w:val="19"/>
+                <w:rFonts w:ascii="Times New Roman" w:hAnsi="Times New Roman" w:eastAsia="Consolas" w:cs="Times New Roman"/>
+                <w:sz w:val="28"/>
+                <w:color w:val="000000"/>
               </w:rPr>
               <w:t xml:space="preserve">        : base(message, innerException)</w:t>
             </w:r>
@@ -2697,9 +2983,9 @@
             </w:pPr>
             <w:r>
               <w:rPr>
-                <w:rFonts w:ascii="Consolas" w:hAnsi="Consolas" w:eastAsia="Consolas" w:cs="Consolas"/>
-                <w:color w:val="1A1A1A"/>
-                <w:sz w:val="19"/>
+                <w:rFonts w:ascii="Times New Roman" w:hAnsi="Times New Roman" w:eastAsia="Consolas" w:cs="Times New Roman"/>
+                <w:sz w:val="28"/>
+                <w:color w:val="000000"/>
               </w:rPr>
               <w:t xml:space="preserve">    {</w:t>
             </w:r>
@@ -2710,9 +2996,9 @@
             </w:pPr>
             <w:r>
               <w:rPr>
-                <w:rFonts w:ascii="Consolas" w:hAnsi="Consolas" w:eastAsia="Consolas" w:cs="Consolas"/>
-                <w:color w:val="1A1A1A"/>
-                <w:sz w:val="19"/>
+                <w:rFonts w:ascii="Times New Roman" w:hAnsi="Times New Roman" w:eastAsia="Consolas" w:cs="Times New Roman"/>
+                <w:sz w:val="28"/>
+                <w:color w:val="000000"/>
               </w:rPr>
               <w:t xml:space="preserve">    }</w:t>
             </w:r>
@@ -2723,9 +3009,9 @@
             </w:pPr>
             <w:r>
               <w:rPr>
-                <w:rFonts w:ascii="Consolas" w:hAnsi="Consolas" w:eastAsia="Consolas" w:cs="Consolas"/>
-                <w:color w:val="1A1A1A"/>
-                <w:sz w:val="19"/>
+                <w:rFonts w:ascii="Times New Roman" w:hAnsi="Times New Roman" w:eastAsia="Consolas" w:cs="Times New Roman"/>
+                <w:sz w:val="28"/>
+                <w:color w:val="000000"/>
               </w:rPr>
               <w:t xml:space="preserve"/>
             </w:r>
@@ -2736,9 +3022,9 @@
             </w:pPr>
             <w:r>
               <w:rPr>
-                <w:rFonts w:ascii="Consolas" w:hAnsi="Consolas" w:eastAsia="Consolas" w:cs="Consolas"/>
-                <w:color w:val="1A1A1A"/>
-                <w:sz w:val="19"/>
+                <w:rFonts w:ascii="Times New Roman" w:hAnsi="Times New Roman" w:eastAsia="Consolas" w:cs="Times New Roman"/>
+                <w:sz w:val="28"/>
+                <w:color w:val="000000"/>
               </w:rPr>
               <w:t xml:space="preserve">    public InvalidShapeDimensionException(string dimensionName, double invalidValue)</w:t>
             </w:r>
@@ -2749,9 +3035,9 @@
             </w:pPr>
             <w:r>
               <w:rPr>
-                <w:rFonts w:ascii="Consolas" w:hAnsi="Consolas" w:eastAsia="Consolas" w:cs="Consolas"/>
-                <w:color w:val="1A1A1A"/>
-                <w:sz w:val="19"/>
+                <w:rFonts w:ascii="Times New Roman" w:hAnsi="Times New Roman" w:eastAsia="Consolas" w:cs="Times New Roman"/>
+                <w:sz w:val="28"/>
+                <w:color w:val="000000"/>
               </w:rPr>
               <w:t xml:space="preserve">        : base($"Неприпустимий розмір '{dimensionName}': значення {invalidValue} має бути строго більше нуля (&gt; 0).")</w:t>
             </w:r>
@@ -2762,9 +3048,9 @@
             </w:pPr>
             <w:r>
               <w:rPr>
-                <w:rFonts w:ascii="Consolas" w:hAnsi="Consolas" w:eastAsia="Consolas" w:cs="Consolas"/>
-                <w:color w:val="1A1A1A"/>
-                <w:sz w:val="19"/>
+                <w:rFonts w:ascii="Times New Roman" w:hAnsi="Times New Roman" w:eastAsia="Consolas" w:cs="Times New Roman"/>
+                <w:sz w:val="28"/>
+                <w:color w:val="000000"/>
               </w:rPr>
               <w:t xml:space="preserve">    {</w:t>
             </w:r>
@@ -2775,9 +3061,9 @@
             </w:pPr>
             <w:r>
               <w:rPr>
-                <w:rFonts w:ascii="Consolas" w:hAnsi="Consolas" w:eastAsia="Consolas" w:cs="Consolas"/>
-                <w:color w:val="1A1A1A"/>
-                <w:sz w:val="19"/>
+                <w:rFonts w:ascii="Times New Roman" w:hAnsi="Times New Roman" w:eastAsia="Consolas" w:cs="Times New Roman"/>
+                <w:sz w:val="28"/>
+                <w:color w:val="000000"/>
               </w:rPr>
               <w:t xml:space="preserve">        DimensionName = dimensionName;</w:t>
             </w:r>
@@ -2788,9 +3074,9 @@
             </w:pPr>
             <w:r>
               <w:rPr>
-                <w:rFonts w:ascii="Consolas" w:hAnsi="Consolas" w:eastAsia="Consolas" w:cs="Consolas"/>
-                <w:color w:val="1A1A1A"/>
-                <w:sz w:val="19"/>
+                <w:rFonts w:ascii="Times New Roman" w:hAnsi="Times New Roman" w:eastAsia="Consolas" w:cs="Times New Roman"/>
+                <w:sz w:val="28"/>
+                <w:color w:val="000000"/>
               </w:rPr>
               <w:t xml:space="preserve">        InvalidValue = invalidValue;</w:t>
             </w:r>
@@ -2801,9 +3087,9 @@
             </w:pPr>
             <w:r>
               <w:rPr>
-                <w:rFonts w:ascii="Consolas" w:hAnsi="Consolas" w:eastAsia="Consolas" w:cs="Consolas"/>
-                <w:color w:val="1A1A1A"/>
-                <w:sz w:val="19"/>
+                <w:rFonts w:ascii="Times New Roman" w:hAnsi="Times New Roman" w:eastAsia="Consolas" w:cs="Times New Roman"/>
+                <w:sz w:val="28"/>
+                <w:color w:val="000000"/>
               </w:rPr>
               <w:t xml:space="preserve">    }</w:t>
             </w:r>
@@ -2814,9 +3100,9 @@
             </w:pPr>
             <w:r>
               <w:rPr>
-                <w:rFonts w:ascii="Consolas" w:hAnsi="Consolas" w:eastAsia="Consolas" w:cs="Consolas"/>
-                <w:color w:val="1A1A1A"/>
-                <w:sz w:val="19"/>
+                <w:rFonts w:ascii="Times New Roman" w:hAnsi="Times New Roman" w:eastAsia="Consolas" w:cs="Times New Roman"/>
+                <w:sz w:val="28"/>
+                <w:color w:val="000000"/>
               </w:rPr>
               <w:t xml:space="preserve">}</w:t>
             </w:r>
@@ -2826,23 +3112,27 @@
     </w:tbl>
     <w:p>
       <w:pPr>
-        <w:spacing w:before="180" w:after="80" w:line="260" w:lineRule="auto"/>
-      </w:pPr>
-      <w:r>
-        <w:rPr>
-          <w:rFonts w:ascii="Times New Roman" w:hAnsi="Times New Roman" w:cs="Times New Roman"/>
-          <w:b/>
-          <w:color w:val="2C3E50"/>
-          <w:sz w:val="24"/>
+        <w:spacing w:before="240" w:after="100" w:line="260" w:lineRule="auto"/>
+        <w:rPr>
+          <w:rFonts w:ascii="Times New Roman" w:hAnsi="Times New Roman" w:cs="Times New Roman"/>
+          <w:color w:val="000000"/>
+          <w:sz w:val="28"/>
+        </w:rPr>
+      </w:pPr>
+      <w:r>
+        <w:rPr>
+          <w:rFonts w:ascii="Times New Roman" w:hAnsi="Times New Roman" w:cs="Times New Roman"/>
+          <w:b/>
+          <w:sz w:val="28"/>
+          <w:color w:val="000000"/>
         </w:rPr>
         <w:t xml:space="preserve">4.2. Базовий клас (</w:t>
       </w:r>
       <w:r>
         <w:rPr>
-          <w:rFonts w:ascii="Consolas" w:hAnsi="Consolas"/>
-          <w:color w:val="C7254E"/>
-          <w:sz w:val="22"/>
-          <w:shd w:val="clear" w:color="auto" w:fill="F9F2F4"/>
+          <w:rFonts w:ascii="Times New Roman" w:hAnsi="Times New Roman"/>
+          <w:sz w:val="28"/>
+          <w:color w:val="000000"/>
         </w:rPr>
         <w:t xml:space="preserve">Models/Shape.cs</w:t>
       </w:r>
@@ -2850,8 +3140,8 @@
         <w:rPr>
           <w:rFonts w:ascii="Times New Roman" w:hAnsi="Times New Roman" w:cs="Times New Roman"/>
           <w:b/>
-          <w:color w:val="2C3E50"/>
-          <w:sz w:val="24"/>
+          <w:sz w:val="28"/>
+          <w:color w:val="000000"/>
         </w:rPr>
         <w:t xml:space="preserve">)</w:t>
       </w:r>
@@ -2864,8 +3154,6 @@
           <w:bottom w:val="single" w:color="CCCCCC" w:sz="4"/>
           <w:left w:val="single" w:color="003366" w:sz="12"/>
           <w:right w:val="single" w:color="CCCCCC" w:sz="4"/>
-          <w:insideH w:val="none"/>
-          <w:insideV w:val="none"/>
         </w:tblBorders>
         <w:tblCellMar>
           <w:top w:w="120"/>
@@ -2885,9 +3173,9 @@
             </w:pPr>
             <w:r>
               <w:rPr>
-                <w:rFonts w:ascii="Consolas" w:hAnsi="Consolas" w:eastAsia="Consolas" w:cs="Consolas"/>
-                <w:color w:val="1A1A1A"/>
-                <w:sz w:val="19"/>
+                <w:rFonts w:ascii="Times New Roman" w:hAnsi="Times New Roman" w:eastAsia="Consolas" w:cs="Times New Roman"/>
+                <w:sz w:val="28"/>
+                <w:color w:val="000000"/>
               </w:rPr>
               <w:t xml:space="preserve">using System;</w:t>
             </w:r>
@@ -2898,9 +3186,9 @@
             </w:pPr>
             <w:r>
               <w:rPr>
-                <w:rFonts w:ascii="Consolas" w:hAnsi="Consolas" w:eastAsia="Consolas" w:cs="Consolas"/>
-                <w:color w:val="1A1A1A"/>
-                <w:sz w:val="19"/>
+                <w:rFonts w:ascii="Times New Roman" w:hAnsi="Times New Roman" w:eastAsia="Consolas" w:cs="Times New Roman"/>
+                <w:sz w:val="28"/>
+                <w:color w:val="000000"/>
               </w:rPr>
               <w:t xml:space="preserve"/>
             </w:r>
@@ -2911,9 +3199,9 @@
             </w:pPr>
             <w:r>
               <w:rPr>
-                <w:rFonts w:ascii="Consolas" w:hAnsi="Consolas" w:eastAsia="Consolas" w:cs="Consolas"/>
-                <w:color w:val="1A1A1A"/>
-                <w:sz w:val="19"/>
+                <w:rFonts w:ascii="Times New Roman" w:hAnsi="Times New Roman" w:eastAsia="Consolas" w:cs="Times New Roman"/>
+                <w:sz w:val="28"/>
+                <w:color w:val="000000"/>
               </w:rPr>
               <w:t xml:space="preserve">namespace OopExceptions.Models;</w:t>
             </w:r>
@@ -2924,9 +3212,9 @@
             </w:pPr>
             <w:r>
               <w:rPr>
-                <w:rFonts w:ascii="Consolas" w:hAnsi="Consolas" w:eastAsia="Consolas" w:cs="Consolas"/>
-                <w:color w:val="1A1A1A"/>
-                <w:sz w:val="19"/>
+                <w:rFonts w:ascii="Times New Roman" w:hAnsi="Times New Roman" w:eastAsia="Consolas" w:cs="Times New Roman"/>
+                <w:sz w:val="28"/>
+                <w:color w:val="000000"/>
               </w:rPr>
               <w:t xml:space="preserve"/>
             </w:r>
@@ -2937,9 +3225,9 @@
             </w:pPr>
             <w:r>
               <w:rPr>
-                <w:rFonts w:ascii="Consolas" w:hAnsi="Consolas" w:eastAsia="Consolas" w:cs="Consolas"/>
-                <w:color w:val="1A1A1A"/>
-                <w:sz w:val="19"/>
+                <w:rFonts w:ascii="Times New Roman" w:hAnsi="Times New Roman" w:eastAsia="Consolas" w:cs="Times New Roman"/>
+                <w:sz w:val="28"/>
+                <w:color w:val="000000"/>
               </w:rPr>
               <w:t xml:space="preserve">public abstract class Shape : IComparable&lt;Shape&gt;</w:t>
             </w:r>
@@ -2950,9 +3238,9 @@
             </w:pPr>
             <w:r>
               <w:rPr>
-                <w:rFonts w:ascii="Consolas" w:hAnsi="Consolas" w:eastAsia="Consolas" w:cs="Consolas"/>
-                <w:color w:val="1A1A1A"/>
-                <w:sz w:val="19"/>
+                <w:rFonts w:ascii="Times New Roman" w:hAnsi="Times New Roman" w:eastAsia="Consolas" w:cs="Times New Roman"/>
+                <w:sz w:val="28"/>
+                <w:color w:val="000000"/>
               </w:rPr>
               <w:t xml:space="preserve">{</w:t>
             </w:r>
@@ -2963,9 +3251,9 @@
             </w:pPr>
             <w:r>
               <w:rPr>
-                <w:rFonts w:ascii="Consolas" w:hAnsi="Consolas" w:eastAsia="Consolas" w:cs="Consolas"/>
-                <w:color w:val="1A1A1A"/>
-                <w:sz w:val="19"/>
+                <w:rFonts w:ascii="Times New Roman" w:hAnsi="Times New Roman" w:eastAsia="Consolas" w:cs="Times New Roman"/>
+                <w:sz w:val="28"/>
+                <w:color w:val="000000"/>
               </w:rPr>
               <w:t xml:space="preserve">    private string _name = string.Empty;</w:t>
             </w:r>
@@ -2976,9 +3264,9 @@
             </w:pPr>
             <w:r>
               <w:rPr>
-                <w:rFonts w:ascii="Consolas" w:hAnsi="Consolas" w:eastAsia="Consolas" w:cs="Consolas"/>
-                <w:color w:val="1A1A1A"/>
-                <w:sz w:val="19"/>
+                <w:rFonts w:ascii="Times New Roman" w:hAnsi="Times New Roman" w:eastAsia="Consolas" w:cs="Times New Roman"/>
+                <w:sz w:val="28"/>
+                <w:color w:val="000000"/>
               </w:rPr>
               <w:t xml:space="preserve"/>
             </w:r>
@@ -2989,9 +3277,9 @@
             </w:pPr>
             <w:r>
               <w:rPr>
-                <w:rFonts w:ascii="Consolas" w:hAnsi="Consolas" w:eastAsia="Consolas" w:cs="Consolas"/>
-                <w:color w:val="1A1A1A"/>
-                <w:sz w:val="19"/>
+                <w:rFonts w:ascii="Times New Roman" w:hAnsi="Times New Roman" w:eastAsia="Consolas" w:cs="Times New Roman"/>
+                <w:sz w:val="28"/>
+                <w:color w:val="000000"/>
               </w:rPr>
               <w:t xml:space="preserve">    public string Name</w:t>
             </w:r>
@@ -3002,9 +3290,9 @@
             </w:pPr>
             <w:r>
               <w:rPr>
-                <w:rFonts w:ascii="Consolas" w:hAnsi="Consolas" w:eastAsia="Consolas" w:cs="Consolas"/>
-                <w:color w:val="1A1A1A"/>
-                <w:sz w:val="19"/>
+                <w:rFonts w:ascii="Times New Roman" w:hAnsi="Times New Roman" w:eastAsia="Consolas" w:cs="Times New Roman"/>
+                <w:sz w:val="28"/>
+                <w:color w:val="000000"/>
               </w:rPr>
               <w:t xml:space="preserve">    {</w:t>
             </w:r>
@@ -3015,9 +3303,9 @@
             </w:pPr>
             <w:r>
               <w:rPr>
-                <w:rFonts w:ascii="Consolas" w:hAnsi="Consolas" w:eastAsia="Consolas" w:cs="Consolas"/>
-                <w:color w:val="1A1A1A"/>
-                <w:sz w:val="19"/>
+                <w:rFonts w:ascii="Times New Roman" w:hAnsi="Times New Roman" w:eastAsia="Consolas" w:cs="Times New Roman"/>
+                <w:sz w:val="28"/>
+                <w:color w:val="000000"/>
               </w:rPr>
               <w:t xml:space="preserve">        get =&gt; _name;</w:t>
             </w:r>
@@ -3028,9 +3316,9 @@
             </w:pPr>
             <w:r>
               <w:rPr>
-                <w:rFonts w:ascii="Consolas" w:hAnsi="Consolas" w:eastAsia="Consolas" w:cs="Consolas"/>
-                <w:color w:val="1A1A1A"/>
-                <w:sz w:val="19"/>
+                <w:rFonts w:ascii="Times New Roman" w:hAnsi="Times New Roman" w:eastAsia="Consolas" w:cs="Times New Roman"/>
+                <w:sz w:val="28"/>
+                <w:color w:val="000000"/>
               </w:rPr>
               <w:t xml:space="preserve">        set</w:t>
             </w:r>
@@ -3041,9 +3329,9 @@
             </w:pPr>
             <w:r>
               <w:rPr>
-                <w:rFonts w:ascii="Consolas" w:hAnsi="Consolas" w:eastAsia="Consolas" w:cs="Consolas"/>
-                <w:color w:val="1A1A1A"/>
-                <w:sz w:val="19"/>
+                <w:rFonts w:ascii="Times New Roman" w:hAnsi="Times New Roman" w:eastAsia="Consolas" w:cs="Times New Roman"/>
+                <w:sz w:val="28"/>
+                <w:color w:val="000000"/>
               </w:rPr>
               <w:t xml:space="preserve">        {</w:t>
             </w:r>
@@ -3054,9 +3342,9 @@
             </w:pPr>
             <w:r>
               <w:rPr>
-                <w:rFonts w:ascii="Consolas" w:hAnsi="Consolas" w:eastAsia="Consolas" w:cs="Consolas"/>
-                <w:color w:val="1A1A1A"/>
-                <w:sz w:val="19"/>
+                <w:rFonts w:ascii="Times New Roman" w:hAnsi="Times New Roman" w:eastAsia="Consolas" w:cs="Times New Roman"/>
+                <w:sz w:val="28"/>
+                <w:color w:val="000000"/>
               </w:rPr>
               <w:t xml:space="preserve">            if (string.IsNullOrWhiteSpace(value))</w:t>
             </w:r>
@@ -3067,9 +3355,9 @@
             </w:pPr>
             <w:r>
               <w:rPr>
-                <w:rFonts w:ascii="Consolas" w:hAnsi="Consolas" w:eastAsia="Consolas" w:cs="Consolas"/>
-                <w:color w:val="1A1A1A"/>
-                <w:sz w:val="19"/>
+                <w:rFonts w:ascii="Times New Roman" w:hAnsi="Times New Roman" w:eastAsia="Consolas" w:cs="Times New Roman"/>
+                <w:sz w:val="28"/>
+                <w:color w:val="000000"/>
               </w:rPr>
               <w:t xml:space="preserve">            {</w:t>
             </w:r>
@@ -3080,9 +3368,9 @@
             </w:pPr>
             <w:r>
               <w:rPr>
-                <w:rFonts w:ascii="Consolas" w:hAnsi="Consolas" w:eastAsia="Consolas" w:cs="Consolas"/>
-                <w:color w:val="1A1A1A"/>
-                <w:sz w:val="19"/>
+                <w:rFonts w:ascii="Times New Roman" w:hAnsi="Times New Roman" w:eastAsia="Consolas" w:cs="Times New Roman"/>
+                <w:sz w:val="28"/>
+                <w:color w:val="000000"/>
               </w:rPr>
               <w:t xml:space="preserve">                throw new ArgumentException("Назва фігури не може бути порожньою.", nameof(value));</w:t>
             </w:r>
@@ -3093,9 +3381,9 @@
             </w:pPr>
             <w:r>
               <w:rPr>
-                <w:rFonts w:ascii="Consolas" w:hAnsi="Consolas" w:eastAsia="Consolas" w:cs="Consolas"/>
-                <w:color w:val="1A1A1A"/>
-                <w:sz w:val="19"/>
+                <w:rFonts w:ascii="Times New Roman" w:hAnsi="Times New Roman" w:eastAsia="Consolas" w:cs="Times New Roman"/>
+                <w:sz w:val="28"/>
+                <w:color w:val="000000"/>
               </w:rPr>
               <w:t xml:space="preserve">            }</w:t>
             </w:r>
@@ -3106,9 +3394,9 @@
             </w:pPr>
             <w:r>
               <w:rPr>
-                <w:rFonts w:ascii="Consolas" w:hAnsi="Consolas" w:eastAsia="Consolas" w:cs="Consolas"/>
-                <w:color w:val="1A1A1A"/>
-                <w:sz w:val="19"/>
+                <w:rFonts w:ascii="Times New Roman" w:hAnsi="Times New Roman" w:eastAsia="Consolas" w:cs="Times New Roman"/>
+                <w:sz w:val="28"/>
+                <w:color w:val="000000"/>
               </w:rPr>
               <w:t xml:space="preserve">            _name = value.Trim();</w:t>
             </w:r>
@@ -3119,9 +3407,9 @@
             </w:pPr>
             <w:r>
               <w:rPr>
-                <w:rFonts w:ascii="Consolas" w:hAnsi="Consolas" w:eastAsia="Consolas" w:cs="Consolas"/>
-                <w:color w:val="1A1A1A"/>
-                <w:sz w:val="19"/>
+                <w:rFonts w:ascii="Times New Roman" w:hAnsi="Times New Roman" w:eastAsia="Consolas" w:cs="Times New Roman"/>
+                <w:sz w:val="28"/>
+                <w:color w:val="000000"/>
               </w:rPr>
               <w:t xml:space="preserve">        }</w:t>
             </w:r>
@@ -3132,9 +3420,9 @@
             </w:pPr>
             <w:r>
               <w:rPr>
-                <w:rFonts w:ascii="Consolas" w:hAnsi="Consolas" w:eastAsia="Consolas" w:cs="Consolas"/>
-                <w:color w:val="1A1A1A"/>
-                <w:sz w:val="19"/>
+                <w:rFonts w:ascii="Times New Roman" w:hAnsi="Times New Roman" w:eastAsia="Consolas" w:cs="Times New Roman"/>
+                <w:sz w:val="28"/>
+                <w:color w:val="000000"/>
               </w:rPr>
               <w:t xml:space="preserve">    }</w:t>
             </w:r>
@@ -3145,9 +3433,9 @@
             </w:pPr>
             <w:r>
               <w:rPr>
-                <w:rFonts w:ascii="Consolas" w:hAnsi="Consolas" w:eastAsia="Consolas" w:cs="Consolas"/>
-                <w:color w:val="1A1A1A"/>
-                <w:sz w:val="19"/>
+                <w:rFonts w:ascii="Times New Roman" w:hAnsi="Times New Roman" w:eastAsia="Consolas" w:cs="Times New Roman"/>
+                <w:sz w:val="28"/>
+                <w:color w:val="000000"/>
               </w:rPr>
               <w:t xml:space="preserve"/>
             </w:r>
@@ -3158,9 +3446,9 @@
             </w:pPr>
             <w:r>
               <w:rPr>
-                <w:rFonts w:ascii="Consolas" w:hAnsi="Consolas" w:eastAsia="Consolas" w:cs="Consolas"/>
-                <w:color w:val="1A1A1A"/>
-                <w:sz w:val="19"/>
+                <w:rFonts w:ascii="Times New Roman" w:hAnsi="Times New Roman" w:eastAsia="Consolas" w:cs="Times New Roman"/>
+                <w:sz w:val="28"/>
+                <w:color w:val="000000"/>
               </w:rPr>
               <w:t xml:space="preserve">    protected Shape(string name)</w:t>
             </w:r>
@@ -3171,9 +3459,9 @@
             </w:pPr>
             <w:r>
               <w:rPr>
-                <w:rFonts w:ascii="Consolas" w:hAnsi="Consolas" w:eastAsia="Consolas" w:cs="Consolas"/>
-                <w:color w:val="1A1A1A"/>
-                <w:sz w:val="19"/>
+                <w:rFonts w:ascii="Times New Roman" w:hAnsi="Times New Roman" w:eastAsia="Consolas" w:cs="Times New Roman"/>
+                <w:sz w:val="28"/>
+                <w:color w:val="000000"/>
               </w:rPr>
               <w:t xml:space="preserve">    {</w:t>
             </w:r>
@@ -3184,9 +3472,9 @@
             </w:pPr>
             <w:r>
               <w:rPr>
-                <w:rFonts w:ascii="Consolas" w:hAnsi="Consolas" w:eastAsia="Consolas" w:cs="Consolas"/>
-                <w:color w:val="1A1A1A"/>
-                <w:sz w:val="19"/>
+                <w:rFonts w:ascii="Times New Roman" w:hAnsi="Times New Roman" w:eastAsia="Consolas" w:cs="Times New Roman"/>
+                <w:sz w:val="28"/>
+                <w:color w:val="000000"/>
               </w:rPr>
               <w:t xml:space="preserve">        Name = name;</w:t>
             </w:r>
@@ -3197,9 +3485,9 @@
             </w:pPr>
             <w:r>
               <w:rPr>
-                <w:rFonts w:ascii="Consolas" w:hAnsi="Consolas" w:eastAsia="Consolas" w:cs="Consolas"/>
-                <w:color w:val="1A1A1A"/>
-                <w:sz w:val="19"/>
+                <w:rFonts w:ascii="Times New Roman" w:hAnsi="Times New Roman" w:eastAsia="Consolas" w:cs="Times New Roman"/>
+                <w:sz w:val="28"/>
+                <w:color w:val="000000"/>
               </w:rPr>
               <w:t xml:space="preserve">    }</w:t>
             </w:r>
@@ -3210,9 +3498,9 @@
             </w:pPr>
             <w:r>
               <w:rPr>
-                <w:rFonts w:ascii="Consolas" w:hAnsi="Consolas" w:eastAsia="Consolas" w:cs="Consolas"/>
-                <w:color w:val="1A1A1A"/>
-                <w:sz w:val="19"/>
+                <w:rFonts w:ascii="Times New Roman" w:hAnsi="Times New Roman" w:eastAsia="Consolas" w:cs="Times New Roman"/>
+                <w:sz w:val="28"/>
+                <w:color w:val="000000"/>
               </w:rPr>
               <w:t xml:space="preserve"/>
             </w:r>
@@ -3223,9 +3511,9 @@
             </w:pPr>
             <w:r>
               <w:rPr>
-                <w:rFonts w:ascii="Consolas" w:hAnsi="Consolas" w:eastAsia="Consolas" w:cs="Consolas"/>
-                <w:color w:val="1A1A1A"/>
-                <w:sz w:val="19"/>
+                <w:rFonts w:ascii="Times New Roman" w:hAnsi="Times New Roman" w:eastAsia="Consolas" w:cs="Times New Roman"/>
+                <w:sz w:val="28"/>
+                <w:color w:val="000000"/>
               </w:rPr>
               <w:t xml:space="preserve">    public abstract double GetArea();</w:t>
             </w:r>
@@ -3236,9 +3524,9 @@
             </w:pPr>
             <w:r>
               <w:rPr>
-                <w:rFonts w:ascii="Consolas" w:hAnsi="Consolas" w:eastAsia="Consolas" w:cs="Consolas"/>
-                <w:color w:val="1A1A1A"/>
-                <w:sz w:val="19"/>
+                <w:rFonts w:ascii="Times New Roman" w:hAnsi="Times New Roman" w:eastAsia="Consolas" w:cs="Times New Roman"/>
+                <w:sz w:val="28"/>
+                <w:color w:val="000000"/>
               </w:rPr>
               <w:t xml:space="preserve">    public abstract double GetPerimeter();</w:t>
             </w:r>
@@ -3249,9 +3537,9 @@
             </w:pPr>
             <w:r>
               <w:rPr>
-                <w:rFonts w:ascii="Consolas" w:hAnsi="Consolas" w:eastAsia="Consolas" w:cs="Consolas"/>
-                <w:color w:val="1A1A1A"/>
-                <w:sz w:val="19"/>
+                <w:rFonts w:ascii="Times New Roman" w:hAnsi="Times New Roman" w:eastAsia="Consolas" w:cs="Times New Roman"/>
+                <w:sz w:val="28"/>
+                <w:color w:val="000000"/>
               </w:rPr>
               <w:t xml:space="preserve"/>
             </w:r>
@@ -3262,9 +3550,9 @@
             </w:pPr>
             <w:r>
               <w:rPr>
-                <w:rFonts w:ascii="Consolas" w:hAnsi="Consolas" w:eastAsia="Consolas" w:cs="Consolas"/>
-                <w:color w:val="1A1A1A"/>
-                <w:sz w:val="19"/>
+                <w:rFonts w:ascii="Times New Roman" w:hAnsi="Times New Roman" w:eastAsia="Consolas" w:cs="Times New Roman"/>
+                <w:sz w:val="28"/>
+                <w:color w:val="000000"/>
               </w:rPr>
               <w:t xml:space="preserve">    public virtual void PrintInfo()</w:t>
             </w:r>
@@ -3275,9 +3563,9 @@
             </w:pPr>
             <w:r>
               <w:rPr>
-                <w:rFonts w:ascii="Consolas" w:hAnsi="Consolas" w:eastAsia="Consolas" w:cs="Consolas"/>
-                <w:color w:val="1A1A1A"/>
-                <w:sz w:val="19"/>
+                <w:rFonts w:ascii="Times New Roman" w:hAnsi="Times New Roman" w:eastAsia="Consolas" w:cs="Times New Roman"/>
+                <w:sz w:val="28"/>
+                <w:color w:val="000000"/>
               </w:rPr>
               <w:t xml:space="preserve">    {</w:t>
             </w:r>
@@ -3288,9 +3576,9 @@
             </w:pPr>
             <w:r>
               <w:rPr>
-                <w:rFonts w:ascii="Consolas" w:hAnsi="Consolas" w:eastAsia="Consolas" w:cs="Consolas"/>
-                <w:color w:val="1A1A1A"/>
-                <w:sz w:val="19"/>
+                <w:rFonts w:ascii="Times New Roman" w:hAnsi="Times New Roman" w:eastAsia="Consolas" w:cs="Times New Roman"/>
+                <w:sz w:val="28"/>
+                <w:color w:val="000000"/>
               </w:rPr>
               <w:t xml:space="preserve">        Console.WriteLine($"Фігура: {Name,-15} | Площа: {GetArea(),8:F2} | Периметр: {GetPerimeter(),8:F2}");</w:t>
             </w:r>
@@ -3301,9 +3589,9 @@
             </w:pPr>
             <w:r>
               <w:rPr>
-                <w:rFonts w:ascii="Consolas" w:hAnsi="Consolas" w:eastAsia="Consolas" w:cs="Consolas"/>
-                <w:color w:val="1A1A1A"/>
-                <w:sz w:val="19"/>
+                <w:rFonts w:ascii="Times New Roman" w:hAnsi="Times New Roman" w:eastAsia="Consolas" w:cs="Times New Roman"/>
+                <w:sz w:val="28"/>
+                <w:color w:val="000000"/>
               </w:rPr>
               <w:t xml:space="preserve">    }</w:t>
             </w:r>
@@ -3314,9 +3602,9 @@
             </w:pPr>
             <w:r>
               <w:rPr>
-                <w:rFonts w:ascii="Consolas" w:hAnsi="Consolas" w:eastAsia="Consolas" w:cs="Consolas"/>
-                <w:color w:val="1A1A1A"/>
-                <w:sz w:val="19"/>
+                <w:rFonts w:ascii="Times New Roman" w:hAnsi="Times New Roman" w:eastAsia="Consolas" w:cs="Times New Roman"/>
+                <w:sz w:val="28"/>
+                <w:color w:val="000000"/>
               </w:rPr>
               <w:t xml:space="preserve"/>
             </w:r>
@@ -3327,9 +3615,9 @@
             </w:pPr>
             <w:r>
               <w:rPr>
-                <w:rFonts w:ascii="Consolas" w:hAnsi="Consolas" w:eastAsia="Consolas" w:cs="Consolas"/>
-                <w:color w:val="1A1A1A"/>
-                <w:sz w:val="19"/>
+                <w:rFonts w:ascii="Times New Roman" w:hAnsi="Times New Roman" w:eastAsia="Consolas" w:cs="Times New Roman"/>
+                <w:sz w:val="28"/>
+                <w:color w:val="000000"/>
               </w:rPr>
               <w:t xml:space="preserve">    public int CompareTo(Shape? other)</w:t>
             </w:r>
@@ -3340,9 +3628,9 @@
             </w:pPr>
             <w:r>
               <w:rPr>
-                <w:rFonts w:ascii="Consolas" w:hAnsi="Consolas" w:eastAsia="Consolas" w:cs="Consolas"/>
-                <w:color w:val="1A1A1A"/>
-                <w:sz w:val="19"/>
+                <w:rFonts w:ascii="Times New Roman" w:hAnsi="Times New Roman" w:eastAsia="Consolas" w:cs="Times New Roman"/>
+                <w:sz w:val="28"/>
+                <w:color w:val="000000"/>
               </w:rPr>
               <w:t xml:space="preserve">    {</w:t>
             </w:r>
@@ -3353,9 +3641,9 @@
             </w:pPr>
             <w:r>
               <w:rPr>
-                <w:rFonts w:ascii="Consolas" w:hAnsi="Consolas" w:eastAsia="Consolas" w:cs="Consolas"/>
-                <w:color w:val="1A1A1A"/>
-                <w:sz w:val="19"/>
+                <w:rFonts w:ascii="Times New Roman" w:hAnsi="Times New Roman" w:eastAsia="Consolas" w:cs="Times New Roman"/>
+                <w:sz w:val="28"/>
+                <w:color w:val="000000"/>
               </w:rPr>
               <w:t xml:space="preserve">        if (other is null) return 1;</w:t>
             </w:r>
@@ -3366,9 +3654,9 @@
             </w:pPr>
             <w:r>
               <w:rPr>
-                <w:rFonts w:ascii="Consolas" w:hAnsi="Consolas" w:eastAsia="Consolas" w:cs="Consolas"/>
-                <w:color w:val="1A1A1A"/>
-                <w:sz w:val="19"/>
+                <w:rFonts w:ascii="Times New Roman" w:hAnsi="Times New Roman" w:eastAsia="Consolas" w:cs="Times New Roman"/>
+                <w:sz w:val="28"/>
+                <w:color w:val="000000"/>
               </w:rPr>
               <w:t xml:space="preserve">        return GetArea().CompareTo(other.GetArea());</w:t>
             </w:r>
@@ -3379,9 +3667,9 @@
             </w:pPr>
             <w:r>
               <w:rPr>
-                <w:rFonts w:ascii="Consolas" w:hAnsi="Consolas" w:eastAsia="Consolas" w:cs="Consolas"/>
-                <w:color w:val="1A1A1A"/>
-                <w:sz w:val="19"/>
+                <w:rFonts w:ascii="Times New Roman" w:hAnsi="Times New Roman" w:eastAsia="Consolas" w:cs="Times New Roman"/>
+                <w:sz w:val="28"/>
+                <w:color w:val="000000"/>
               </w:rPr>
               <w:t xml:space="preserve">    }</w:t>
             </w:r>
@@ -3392,9 +3680,9 @@
             </w:pPr>
             <w:r>
               <w:rPr>
-                <w:rFonts w:ascii="Consolas" w:hAnsi="Consolas" w:eastAsia="Consolas" w:cs="Consolas"/>
-                <w:color w:val="1A1A1A"/>
-                <w:sz w:val="19"/>
+                <w:rFonts w:ascii="Times New Roman" w:hAnsi="Times New Roman" w:eastAsia="Consolas" w:cs="Times New Roman"/>
+                <w:sz w:val="28"/>
+                <w:color w:val="000000"/>
               </w:rPr>
               <w:t xml:space="preserve"/>
             </w:r>
@@ -3405,9 +3693,9 @@
             </w:pPr>
             <w:r>
               <w:rPr>
-                <w:rFonts w:ascii="Consolas" w:hAnsi="Consolas" w:eastAsia="Consolas" w:cs="Consolas"/>
-                <w:color w:val="1A1A1A"/>
-                <w:sz w:val="19"/>
+                <w:rFonts w:ascii="Times New Roman" w:hAnsi="Times New Roman" w:eastAsia="Consolas" w:cs="Times New Roman"/>
+                <w:sz w:val="28"/>
+                <w:color w:val="000000"/>
               </w:rPr>
               <w:t xml:space="preserve">    public override string ToString() =&gt; $"{Name} (S = {GetArea():F2}, P = {GetPerimeter():F2})";</w:t>
             </w:r>
@@ -3418,9 +3706,9 @@
             </w:pPr>
             <w:r>
               <w:rPr>
-                <w:rFonts w:ascii="Consolas" w:hAnsi="Consolas" w:eastAsia="Consolas" w:cs="Consolas"/>
-                <w:color w:val="1A1A1A"/>
-                <w:sz w:val="19"/>
+                <w:rFonts w:ascii="Times New Roman" w:hAnsi="Times New Roman" w:eastAsia="Consolas" w:cs="Times New Roman"/>
+                <w:sz w:val="28"/>
+                <w:color w:val="000000"/>
               </w:rPr>
               <w:t xml:space="preserve">}</w:t>
             </w:r>
@@ -3430,23 +3718,27 @@
     </w:tbl>
     <w:p>
       <w:pPr>
-        <w:spacing w:before="180" w:after="80" w:line="260" w:lineRule="auto"/>
-      </w:pPr>
-      <w:r>
-        <w:rPr>
-          <w:rFonts w:ascii="Times New Roman" w:hAnsi="Times New Roman" w:cs="Times New Roman"/>
-          <w:b/>
-          <w:color w:val="2C3E50"/>
-          <w:sz w:val="24"/>
+        <w:spacing w:before="240" w:after="100" w:line="260" w:lineRule="auto"/>
+        <w:rPr>
+          <w:rFonts w:ascii="Times New Roman" w:hAnsi="Times New Roman" w:cs="Times New Roman"/>
+          <w:color w:val="000000"/>
+          <w:sz w:val="28"/>
+        </w:rPr>
+      </w:pPr>
+      <w:r>
+        <w:rPr>
+          <w:rFonts w:ascii="Times New Roman" w:hAnsi="Times New Roman" w:cs="Times New Roman"/>
+          <w:b/>
+          <w:sz w:val="28"/>
+          <w:color w:val="000000"/>
         </w:rPr>
         <w:t xml:space="preserve">4.3. Клас кола (</w:t>
       </w:r>
       <w:r>
         <w:rPr>
-          <w:rFonts w:ascii="Consolas" w:hAnsi="Consolas"/>
-          <w:color w:val="C7254E"/>
-          <w:sz w:val="22"/>
-          <w:shd w:val="clear" w:color="auto" w:fill="F9F2F4"/>
+          <w:rFonts w:ascii="Times New Roman" w:hAnsi="Times New Roman"/>
+          <w:sz w:val="28"/>
+          <w:color w:val="000000"/>
         </w:rPr>
         <w:t xml:space="preserve">Models/Circle.cs</w:t>
       </w:r>
@@ -3454,8 +3746,8 @@
         <w:rPr>
           <w:rFonts w:ascii="Times New Roman" w:hAnsi="Times New Roman" w:cs="Times New Roman"/>
           <w:b/>
-          <w:color w:val="2C3E50"/>
-          <w:sz w:val="24"/>
+          <w:sz w:val="28"/>
+          <w:color w:val="000000"/>
         </w:rPr>
         <w:t xml:space="preserve">)</w:t>
       </w:r>
@@ -3468,8 +3760,6 @@
           <w:bottom w:val="single" w:color="CCCCCC" w:sz="4"/>
           <w:left w:val="single" w:color="003366" w:sz="12"/>
           <w:right w:val="single" w:color="CCCCCC" w:sz="4"/>
-          <w:insideH w:val="none"/>
-          <w:insideV w:val="none"/>
         </w:tblBorders>
         <w:tblCellMar>
           <w:top w:w="120"/>
@@ -3489,9 +3779,9 @@
             </w:pPr>
             <w:r>
               <w:rPr>
-                <w:rFonts w:ascii="Consolas" w:hAnsi="Consolas" w:eastAsia="Consolas" w:cs="Consolas"/>
-                <w:color w:val="1A1A1A"/>
-                <w:sz w:val="19"/>
+                <w:rFonts w:ascii="Times New Roman" w:hAnsi="Times New Roman" w:eastAsia="Consolas" w:cs="Times New Roman"/>
+                <w:sz w:val="28"/>
+                <w:color w:val="000000"/>
               </w:rPr>
               <w:t xml:space="preserve">using System;</w:t>
             </w:r>
@@ -3502,9 +3792,9 @@
             </w:pPr>
             <w:r>
               <w:rPr>
-                <w:rFonts w:ascii="Consolas" w:hAnsi="Consolas" w:eastAsia="Consolas" w:cs="Consolas"/>
-                <w:color w:val="1A1A1A"/>
-                <w:sz w:val="19"/>
+                <w:rFonts w:ascii="Times New Roman" w:hAnsi="Times New Roman" w:eastAsia="Consolas" w:cs="Times New Roman"/>
+                <w:sz w:val="28"/>
+                <w:color w:val="000000"/>
               </w:rPr>
               <w:t xml:space="preserve">using OopExceptions.Exceptions;</w:t>
             </w:r>
@@ -3515,9 +3805,9 @@
             </w:pPr>
             <w:r>
               <w:rPr>
-                <w:rFonts w:ascii="Consolas" w:hAnsi="Consolas" w:eastAsia="Consolas" w:cs="Consolas"/>
-                <w:color w:val="1A1A1A"/>
-                <w:sz w:val="19"/>
+                <w:rFonts w:ascii="Times New Roman" w:hAnsi="Times New Roman" w:eastAsia="Consolas" w:cs="Times New Roman"/>
+                <w:sz w:val="28"/>
+                <w:color w:val="000000"/>
               </w:rPr>
               <w:t xml:space="preserve"/>
             </w:r>
@@ -3528,9 +3818,9 @@
             </w:pPr>
             <w:r>
               <w:rPr>
-                <w:rFonts w:ascii="Consolas" w:hAnsi="Consolas" w:eastAsia="Consolas" w:cs="Consolas"/>
-                <w:color w:val="1A1A1A"/>
-                <w:sz w:val="19"/>
+                <w:rFonts w:ascii="Times New Roman" w:hAnsi="Times New Roman" w:eastAsia="Consolas" w:cs="Times New Roman"/>
+                <w:sz w:val="28"/>
+                <w:color w:val="000000"/>
               </w:rPr>
               <w:t xml:space="preserve">namespace OopExceptions.Models;</w:t>
             </w:r>
@@ -3541,9 +3831,9 @@
             </w:pPr>
             <w:r>
               <w:rPr>
-                <w:rFonts w:ascii="Consolas" w:hAnsi="Consolas" w:eastAsia="Consolas" w:cs="Consolas"/>
-                <w:color w:val="1A1A1A"/>
-                <w:sz w:val="19"/>
+                <w:rFonts w:ascii="Times New Roman" w:hAnsi="Times New Roman" w:eastAsia="Consolas" w:cs="Times New Roman"/>
+                <w:sz w:val="28"/>
+                <w:color w:val="000000"/>
               </w:rPr>
               <w:t xml:space="preserve"/>
             </w:r>
@@ -3554,9 +3844,9 @@
             </w:pPr>
             <w:r>
               <w:rPr>
-                <w:rFonts w:ascii="Consolas" w:hAnsi="Consolas" w:eastAsia="Consolas" w:cs="Consolas"/>
-                <w:color w:val="1A1A1A"/>
-                <w:sz w:val="19"/>
+                <w:rFonts w:ascii="Times New Roman" w:hAnsi="Times New Roman" w:eastAsia="Consolas" w:cs="Times New Roman"/>
+                <w:sz w:val="28"/>
+                <w:color w:val="000000"/>
               </w:rPr>
               <w:t xml:space="preserve">public class Circle : Shape</w:t>
             </w:r>
@@ -3567,9 +3857,9 @@
             </w:pPr>
             <w:r>
               <w:rPr>
-                <w:rFonts w:ascii="Consolas" w:hAnsi="Consolas" w:eastAsia="Consolas" w:cs="Consolas"/>
-                <w:color w:val="1A1A1A"/>
-                <w:sz w:val="19"/>
+                <w:rFonts w:ascii="Times New Roman" w:hAnsi="Times New Roman" w:eastAsia="Consolas" w:cs="Times New Roman"/>
+                <w:sz w:val="28"/>
+                <w:color w:val="000000"/>
               </w:rPr>
               <w:t xml:space="preserve">{</w:t>
             </w:r>
@@ -3580,9 +3870,9 @@
             </w:pPr>
             <w:r>
               <w:rPr>
-                <w:rFonts w:ascii="Consolas" w:hAnsi="Consolas" w:eastAsia="Consolas" w:cs="Consolas"/>
-                <w:color w:val="1A1A1A"/>
-                <w:sz w:val="19"/>
+                <w:rFonts w:ascii="Times New Roman" w:hAnsi="Times New Roman" w:eastAsia="Consolas" w:cs="Times New Roman"/>
+                <w:sz w:val="28"/>
+                <w:color w:val="000000"/>
               </w:rPr>
               <w:t xml:space="preserve">    private double _radius;</w:t>
             </w:r>
@@ -3593,9 +3883,9 @@
             </w:pPr>
             <w:r>
               <w:rPr>
-                <w:rFonts w:ascii="Consolas" w:hAnsi="Consolas" w:eastAsia="Consolas" w:cs="Consolas"/>
-                <w:color w:val="1A1A1A"/>
-                <w:sz w:val="19"/>
+                <w:rFonts w:ascii="Times New Roman" w:hAnsi="Times New Roman" w:eastAsia="Consolas" w:cs="Times New Roman"/>
+                <w:sz w:val="28"/>
+                <w:color w:val="000000"/>
               </w:rPr>
               <w:t xml:space="preserve"/>
             </w:r>
@@ -3606,9 +3896,9 @@
             </w:pPr>
             <w:r>
               <w:rPr>
-                <w:rFonts w:ascii="Consolas" w:hAnsi="Consolas" w:eastAsia="Consolas" w:cs="Consolas"/>
-                <w:color w:val="1A1A1A"/>
-                <w:sz w:val="19"/>
+                <w:rFonts w:ascii="Times New Roman" w:hAnsi="Times New Roman" w:eastAsia="Consolas" w:cs="Times New Roman"/>
+                <w:sz w:val="28"/>
+                <w:color w:val="000000"/>
               </w:rPr>
               <w:t xml:space="preserve">    public double Radius</w:t>
             </w:r>
@@ -3619,9 +3909,9 @@
             </w:pPr>
             <w:r>
               <w:rPr>
-                <w:rFonts w:ascii="Consolas" w:hAnsi="Consolas" w:eastAsia="Consolas" w:cs="Consolas"/>
-                <w:color w:val="1A1A1A"/>
-                <w:sz w:val="19"/>
+                <w:rFonts w:ascii="Times New Roman" w:hAnsi="Times New Roman" w:eastAsia="Consolas" w:cs="Times New Roman"/>
+                <w:sz w:val="28"/>
+                <w:color w:val="000000"/>
               </w:rPr>
               <w:t xml:space="preserve">    {</w:t>
             </w:r>
@@ -3632,9 +3922,9 @@
             </w:pPr>
             <w:r>
               <w:rPr>
-                <w:rFonts w:ascii="Consolas" w:hAnsi="Consolas" w:eastAsia="Consolas" w:cs="Consolas"/>
-                <w:color w:val="1A1A1A"/>
-                <w:sz w:val="19"/>
+                <w:rFonts w:ascii="Times New Roman" w:hAnsi="Times New Roman" w:eastAsia="Consolas" w:cs="Times New Roman"/>
+                <w:sz w:val="28"/>
+                <w:color w:val="000000"/>
               </w:rPr>
               <w:t xml:space="preserve">        get =&gt; _radius;</w:t>
             </w:r>
@@ -3645,9 +3935,9 @@
             </w:pPr>
             <w:r>
               <w:rPr>
-                <w:rFonts w:ascii="Consolas" w:hAnsi="Consolas" w:eastAsia="Consolas" w:cs="Consolas"/>
-                <w:color w:val="1A1A1A"/>
-                <w:sz w:val="19"/>
+                <w:rFonts w:ascii="Times New Roman" w:hAnsi="Times New Roman" w:eastAsia="Consolas" w:cs="Times New Roman"/>
+                <w:sz w:val="28"/>
+                <w:color w:val="000000"/>
               </w:rPr>
               <w:t xml:space="preserve">        set</w:t>
             </w:r>
@@ -3658,9 +3948,9 @@
             </w:pPr>
             <w:r>
               <w:rPr>
-                <w:rFonts w:ascii="Consolas" w:hAnsi="Consolas" w:eastAsia="Consolas" w:cs="Consolas"/>
-                <w:color w:val="1A1A1A"/>
-                <w:sz w:val="19"/>
+                <w:rFonts w:ascii="Times New Roman" w:hAnsi="Times New Roman" w:eastAsia="Consolas" w:cs="Times New Roman"/>
+                <w:sz w:val="28"/>
+                <w:color w:val="000000"/>
               </w:rPr>
               <w:t xml:space="preserve">        {</w:t>
             </w:r>
@@ -3671,9 +3961,9 @@
             </w:pPr>
             <w:r>
               <w:rPr>
-                <w:rFonts w:ascii="Consolas" w:hAnsi="Consolas" w:eastAsia="Consolas" w:cs="Consolas"/>
-                <w:color w:val="1A1A1A"/>
-                <w:sz w:val="19"/>
+                <w:rFonts w:ascii="Times New Roman" w:hAnsi="Times New Roman" w:eastAsia="Consolas" w:cs="Times New Roman"/>
+                <w:sz w:val="28"/>
+                <w:color w:val="000000"/>
               </w:rPr>
               <w:t xml:space="preserve">            if (value &lt;= 0)</w:t>
             </w:r>
@@ -3684,9 +3974,9 @@
             </w:pPr>
             <w:r>
               <w:rPr>
-                <w:rFonts w:ascii="Consolas" w:hAnsi="Consolas" w:eastAsia="Consolas" w:cs="Consolas"/>
-                <w:color w:val="1A1A1A"/>
-                <w:sz w:val="19"/>
+                <w:rFonts w:ascii="Times New Roman" w:hAnsi="Times New Roman" w:eastAsia="Consolas" w:cs="Times New Roman"/>
+                <w:sz w:val="28"/>
+                <w:color w:val="000000"/>
               </w:rPr>
               <w:t xml:space="preserve">            {</w:t>
             </w:r>
@@ -3697,9 +3987,9 @@
             </w:pPr>
             <w:r>
               <w:rPr>
-                <w:rFonts w:ascii="Consolas" w:hAnsi="Consolas" w:eastAsia="Consolas" w:cs="Consolas"/>
-                <w:color w:val="1A1A1A"/>
-                <w:sz w:val="19"/>
+                <w:rFonts w:ascii="Times New Roman" w:hAnsi="Times New Roman" w:eastAsia="Consolas" w:cs="Times New Roman"/>
+                <w:sz w:val="28"/>
+                <w:color w:val="000000"/>
               </w:rPr>
               <w:t xml:space="preserve">                throw new InvalidShapeDimensionException("Радіус кола", value);</w:t>
             </w:r>
@@ -3710,9 +4000,9 @@
             </w:pPr>
             <w:r>
               <w:rPr>
-                <w:rFonts w:ascii="Consolas" w:hAnsi="Consolas" w:eastAsia="Consolas" w:cs="Consolas"/>
-                <w:color w:val="1A1A1A"/>
-                <w:sz w:val="19"/>
+                <w:rFonts w:ascii="Times New Roman" w:hAnsi="Times New Roman" w:eastAsia="Consolas" w:cs="Times New Roman"/>
+                <w:sz w:val="28"/>
+                <w:color w:val="000000"/>
               </w:rPr>
               <w:t xml:space="preserve">            }</w:t>
             </w:r>
@@ -3723,9 +4013,9 @@
             </w:pPr>
             <w:r>
               <w:rPr>
-                <w:rFonts w:ascii="Consolas" w:hAnsi="Consolas" w:eastAsia="Consolas" w:cs="Consolas"/>
-                <w:color w:val="1A1A1A"/>
-                <w:sz w:val="19"/>
+                <w:rFonts w:ascii="Times New Roman" w:hAnsi="Times New Roman" w:eastAsia="Consolas" w:cs="Times New Roman"/>
+                <w:sz w:val="28"/>
+                <w:color w:val="000000"/>
               </w:rPr>
               <w:t xml:space="preserve">            _radius = value;</w:t>
             </w:r>
@@ -3736,9 +4026,9 @@
             </w:pPr>
             <w:r>
               <w:rPr>
-                <w:rFonts w:ascii="Consolas" w:hAnsi="Consolas" w:eastAsia="Consolas" w:cs="Consolas"/>
-                <w:color w:val="1A1A1A"/>
-                <w:sz w:val="19"/>
+                <w:rFonts w:ascii="Times New Roman" w:hAnsi="Times New Roman" w:eastAsia="Consolas" w:cs="Times New Roman"/>
+                <w:sz w:val="28"/>
+                <w:color w:val="000000"/>
               </w:rPr>
               <w:t xml:space="preserve">        }</w:t>
             </w:r>
@@ -3749,9 +4039,9 @@
             </w:pPr>
             <w:r>
               <w:rPr>
-                <w:rFonts w:ascii="Consolas" w:hAnsi="Consolas" w:eastAsia="Consolas" w:cs="Consolas"/>
-                <w:color w:val="1A1A1A"/>
-                <w:sz w:val="19"/>
+                <w:rFonts w:ascii="Times New Roman" w:hAnsi="Times New Roman" w:eastAsia="Consolas" w:cs="Times New Roman"/>
+                <w:sz w:val="28"/>
+                <w:color w:val="000000"/>
               </w:rPr>
               <w:t xml:space="preserve">    }</w:t>
             </w:r>
@@ -3762,9 +4052,9 @@
             </w:pPr>
             <w:r>
               <w:rPr>
-                <w:rFonts w:ascii="Consolas" w:hAnsi="Consolas" w:eastAsia="Consolas" w:cs="Consolas"/>
-                <w:color w:val="1A1A1A"/>
-                <w:sz w:val="19"/>
+                <w:rFonts w:ascii="Times New Roman" w:hAnsi="Times New Roman" w:eastAsia="Consolas" w:cs="Times New Roman"/>
+                <w:sz w:val="28"/>
+                <w:color w:val="000000"/>
               </w:rPr>
               <w:t xml:space="preserve"/>
             </w:r>
@@ -3775,9 +4065,9 @@
             </w:pPr>
             <w:r>
               <w:rPr>
-                <w:rFonts w:ascii="Consolas" w:hAnsi="Consolas" w:eastAsia="Consolas" w:cs="Consolas"/>
-                <w:color w:val="1A1A1A"/>
-                <w:sz w:val="19"/>
+                <w:rFonts w:ascii="Times New Roman" w:hAnsi="Times New Roman" w:eastAsia="Consolas" w:cs="Times New Roman"/>
+                <w:sz w:val="28"/>
+                <w:color w:val="000000"/>
               </w:rPr>
               <w:t xml:space="preserve">    public Circle(double radius) : base("Коло")</w:t>
             </w:r>
@@ -3788,9 +4078,9 @@
             </w:pPr>
             <w:r>
               <w:rPr>
-                <w:rFonts w:ascii="Consolas" w:hAnsi="Consolas" w:eastAsia="Consolas" w:cs="Consolas"/>
-                <w:color w:val="1A1A1A"/>
-                <w:sz w:val="19"/>
+                <w:rFonts w:ascii="Times New Roman" w:hAnsi="Times New Roman" w:eastAsia="Consolas" w:cs="Times New Roman"/>
+                <w:sz w:val="28"/>
+                <w:color w:val="000000"/>
               </w:rPr>
               <w:t xml:space="preserve">    {</w:t>
             </w:r>
@@ -3801,9 +4091,9 @@
             </w:pPr>
             <w:r>
               <w:rPr>
-                <w:rFonts w:ascii="Consolas" w:hAnsi="Consolas" w:eastAsia="Consolas" w:cs="Consolas"/>
-                <w:color w:val="1A1A1A"/>
-                <w:sz w:val="19"/>
+                <w:rFonts w:ascii="Times New Roman" w:hAnsi="Times New Roman" w:eastAsia="Consolas" w:cs="Times New Roman"/>
+                <w:sz w:val="28"/>
+                <w:color w:val="000000"/>
               </w:rPr>
               <w:t xml:space="preserve">        Radius = radius;</w:t>
             </w:r>
@@ -3814,9 +4104,9 @@
             </w:pPr>
             <w:r>
               <w:rPr>
-                <w:rFonts w:ascii="Consolas" w:hAnsi="Consolas" w:eastAsia="Consolas" w:cs="Consolas"/>
-                <w:color w:val="1A1A1A"/>
-                <w:sz w:val="19"/>
+                <w:rFonts w:ascii="Times New Roman" w:hAnsi="Times New Roman" w:eastAsia="Consolas" w:cs="Times New Roman"/>
+                <w:sz w:val="28"/>
+                <w:color w:val="000000"/>
               </w:rPr>
               <w:t xml:space="preserve">    }</w:t>
             </w:r>
@@ -3827,9 +4117,9 @@
             </w:pPr>
             <w:r>
               <w:rPr>
-                <w:rFonts w:ascii="Consolas" w:hAnsi="Consolas" w:eastAsia="Consolas" w:cs="Consolas"/>
-                <w:color w:val="1A1A1A"/>
-                <w:sz w:val="19"/>
+                <w:rFonts w:ascii="Times New Roman" w:hAnsi="Times New Roman" w:eastAsia="Consolas" w:cs="Times New Roman"/>
+                <w:sz w:val="28"/>
+                <w:color w:val="000000"/>
               </w:rPr>
               <w:t xml:space="preserve"/>
             </w:r>
@@ -3840,9 +4130,9 @@
             </w:pPr>
             <w:r>
               <w:rPr>
-                <w:rFonts w:ascii="Consolas" w:hAnsi="Consolas" w:eastAsia="Consolas" w:cs="Consolas"/>
-                <w:color w:val="1A1A1A"/>
-                <w:sz w:val="19"/>
+                <w:rFonts w:ascii="Times New Roman" w:hAnsi="Times New Roman" w:eastAsia="Consolas" w:cs="Times New Roman"/>
+                <w:sz w:val="28"/>
+                <w:color w:val="000000"/>
               </w:rPr>
               <w:t xml:space="preserve">    public Circle(string name, double radius) : base(name)</w:t>
             </w:r>
@@ -3853,9 +4143,9 @@
             </w:pPr>
             <w:r>
               <w:rPr>
-                <w:rFonts w:ascii="Consolas" w:hAnsi="Consolas" w:eastAsia="Consolas" w:cs="Consolas"/>
-                <w:color w:val="1A1A1A"/>
-                <w:sz w:val="19"/>
+                <w:rFonts w:ascii="Times New Roman" w:hAnsi="Times New Roman" w:eastAsia="Consolas" w:cs="Times New Roman"/>
+                <w:sz w:val="28"/>
+                <w:color w:val="000000"/>
               </w:rPr>
               <w:t xml:space="preserve">    {</w:t>
             </w:r>
@@ -3866,9 +4156,9 @@
             </w:pPr>
             <w:r>
               <w:rPr>
-                <w:rFonts w:ascii="Consolas" w:hAnsi="Consolas" w:eastAsia="Consolas" w:cs="Consolas"/>
-                <w:color w:val="1A1A1A"/>
-                <w:sz w:val="19"/>
+                <w:rFonts w:ascii="Times New Roman" w:hAnsi="Times New Roman" w:eastAsia="Consolas" w:cs="Times New Roman"/>
+                <w:sz w:val="28"/>
+                <w:color w:val="000000"/>
               </w:rPr>
               <w:t xml:space="preserve">        Radius = radius;</w:t>
             </w:r>
@@ -3879,9 +4169,9 @@
             </w:pPr>
             <w:r>
               <w:rPr>
-                <w:rFonts w:ascii="Consolas" w:hAnsi="Consolas" w:eastAsia="Consolas" w:cs="Consolas"/>
-                <w:color w:val="1A1A1A"/>
-                <w:sz w:val="19"/>
+                <w:rFonts w:ascii="Times New Roman" w:hAnsi="Times New Roman" w:eastAsia="Consolas" w:cs="Times New Roman"/>
+                <w:sz w:val="28"/>
+                <w:color w:val="000000"/>
               </w:rPr>
               <w:t xml:space="preserve">    }</w:t>
             </w:r>
@@ -3892,9 +4182,9 @@
             </w:pPr>
             <w:r>
               <w:rPr>
-                <w:rFonts w:ascii="Consolas" w:hAnsi="Consolas" w:eastAsia="Consolas" w:cs="Consolas"/>
-                <w:color w:val="1A1A1A"/>
-                <w:sz w:val="19"/>
+                <w:rFonts w:ascii="Times New Roman" w:hAnsi="Times New Roman" w:eastAsia="Consolas" w:cs="Times New Roman"/>
+                <w:sz w:val="28"/>
+                <w:color w:val="000000"/>
               </w:rPr>
               <w:t xml:space="preserve"/>
             </w:r>
@@ -3905,9 +4195,9 @@
             </w:pPr>
             <w:r>
               <w:rPr>
-                <w:rFonts w:ascii="Consolas" w:hAnsi="Consolas" w:eastAsia="Consolas" w:cs="Consolas"/>
-                <w:color w:val="1A1A1A"/>
-                <w:sz w:val="19"/>
+                <w:rFonts w:ascii="Times New Roman" w:hAnsi="Times New Roman" w:eastAsia="Consolas" w:cs="Times New Roman"/>
+                <w:sz w:val="28"/>
+                <w:color w:val="000000"/>
               </w:rPr>
               <w:t xml:space="preserve">    public override double GetArea() =&gt; Math.PI * Radius * Radius;</w:t>
             </w:r>
@@ -3918,9 +4208,9 @@
             </w:pPr>
             <w:r>
               <w:rPr>
-                <w:rFonts w:ascii="Consolas" w:hAnsi="Consolas" w:eastAsia="Consolas" w:cs="Consolas"/>
-                <w:color w:val="1A1A1A"/>
-                <w:sz w:val="19"/>
+                <w:rFonts w:ascii="Times New Roman" w:hAnsi="Times New Roman" w:eastAsia="Consolas" w:cs="Times New Roman"/>
+                <w:sz w:val="28"/>
+                <w:color w:val="000000"/>
               </w:rPr>
               <w:t xml:space="preserve">    public override double GetPerimeter() =&gt; 2 * Math.PI * Radius;</w:t>
             </w:r>
@@ -3931,9 +4221,9 @@
             </w:pPr>
             <w:r>
               <w:rPr>
-                <w:rFonts w:ascii="Consolas" w:hAnsi="Consolas" w:eastAsia="Consolas" w:cs="Consolas"/>
-                <w:color w:val="1A1A1A"/>
-                <w:sz w:val="19"/>
+                <w:rFonts w:ascii="Times New Roman" w:hAnsi="Times New Roman" w:eastAsia="Consolas" w:cs="Times New Roman"/>
+                <w:sz w:val="28"/>
+                <w:color w:val="000000"/>
               </w:rPr>
               <w:t xml:space="preserve"/>
             </w:r>
@@ -3944,9 +4234,9 @@
             </w:pPr>
             <w:r>
               <w:rPr>
-                <w:rFonts w:ascii="Consolas" w:hAnsi="Consolas" w:eastAsia="Consolas" w:cs="Consolas"/>
-                <w:color w:val="1A1A1A"/>
-                <w:sz w:val="19"/>
+                <w:rFonts w:ascii="Times New Roman" w:hAnsi="Times New Roman" w:eastAsia="Consolas" w:cs="Times New Roman"/>
+                <w:sz w:val="28"/>
+                <w:color w:val="000000"/>
               </w:rPr>
               <w:t xml:space="preserve">    public override void PrintInfo()</w:t>
             </w:r>
@@ -3957,9 +4247,9 @@
             </w:pPr>
             <w:r>
               <w:rPr>
-                <w:rFonts w:ascii="Consolas" w:hAnsi="Consolas" w:eastAsia="Consolas" w:cs="Consolas"/>
-                <w:color w:val="1A1A1A"/>
-                <w:sz w:val="19"/>
+                <w:rFonts w:ascii="Times New Roman" w:hAnsi="Times New Roman" w:eastAsia="Consolas" w:cs="Times New Roman"/>
+                <w:sz w:val="28"/>
+                <w:color w:val="000000"/>
               </w:rPr>
               <w:t xml:space="preserve">    {</w:t>
             </w:r>
@@ -3970,9 +4260,9 @@
             </w:pPr>
             <w:r>
               <w:rPr>
-                <w:rFonts w:ascii="Consolas" w:hAnsi="Consolas" w:eastAsia="Consolas" w:cs="Consolas"/>
-                <w:color w:val="1A1A1A"/>
-                <w:sz w:val="19"/>
+                <w:rFonts w:ascii="Times New Roman" w:hAnsi="Times New Roman" w:eastAsia="Consolas" w:cs="Times New Roman"/>
+                <w:sz w:val="28"/>
+                <w:color w:val="000000"/>
               </w:rPr>
               <w:t xml:space="preserve">        Console.WriteLine($"[Коло]        Назва: {Name,-10} | Радіус: {Radius,6:F2} | Площа: {GetArea(),8:F2} | Периметр: {GetPerimeter(),8:F2}");</w:t>
             </w:r>
@@ -3983,9 +4273,9 @@
             </w:pPr>
             <w:r>
               <w:rPr>
-                <w:rFonts w:ascii="Consolas" w:hAnsi="Consolas" w:eastAsia="Consolas" w:cs="Consolas"/>
-                <w:color w:val="1A1A1A"/>
-                <w:sz w:val="19"/>
+                <w:rFonts w:ascii="Times New Roman" w:hAnsi="Times New Roman" w:eastAsia="Consolas" w:cs="Times New Roman"/>
+                <w:sz w:val="28"/>
+                <w:color w:val="000000"/>
               </w:rPr>
               <w:t xml:space="preserve">    }</w:t>
             </w:r>
@@ -3996,9 +4286,9 @@
             </w:pPr>
             <w:r>
               <w:rPr>
-                <w:rFonts w:ascii="Consolas" w:hAnsi="Consolas" w:eastAsia="Consolas" w:cs="Consolas"/>
-                <w:color w:val="1A1A1A"/>
-                <w:sz w:val="19"/>
+                <w:rFonts w:ascii="Times New Roman" w:hAnsi="Times New Roman" w:eastAsia="Consolas" w:cs="Times New Roman"/>
+                <w:sz w:val="28"/>
+                <w:color w:val="000000"/>
               </w:rPr>
               <w:t xml:space="preserve">}</w:t>
             </w:r>
@@ -4008,23 +4298,27 @@
     </w:tbl>
     <w:p>
       <w:pPr>
-        <w:spacing w:before="180" w:after="80" w:line="260" w:lineRule="auto"/>
-      </w:pPr>
-      <w:r>
-        <w:rPr>
-          <w:rFonts w:ascii="Times New Roman" w:hAnsi="Times New Roman" w:cs="Times New Roman"/>
-          <w:b/>
-          <w:color w:val="2C3E50"/>
-          <w:sz w:val="24"/>
+        <w:spacing w:before="240" w:after="100" w:line="260" w:lineRule="auto"/>
+        <w:rPr>
+          <w:rFonts w:ascii="Times New Roman" w:hAnsi="Times New Roman" w:cs="Times New Roman"/>
+          <w:color w:val="000000"/>
+          <w:sz w:val="28"/>
+        </w:rPr>
+      </w:pPr>
+      <w:r>
+        <w:rPr>
+          <w:rFonts w:ascii="Times New Roman" w:hAnsi="Times New Roman" w:cs="Times New Roman"/>
+          <w:b/>
+          <w:sz w:val="28"/>
+          <w:color w:val="000000"/>
         </w:rPr>
         <w:t xml:space="preserve">4.4. Клас прямокутника (</w:t>
       </w:r>
       <w:r>
         <w:rPr>
-          <w:rFonts w:ascii="Consolas" w:hAnsi="Consolas"/>
-          <w:color w:val="C7254E"/>
-          <w:sz w:val="22"/>
-          <w:shd w:val="clear" w:color="auto" w:fill="F9F2F4"/>
+          <w:rFonts w:ascii="Times New Roman" w:hAnsi="Times New Roman"/>
+          <w:sz w:val="28"/>
+          <w:color w:val="000000"/>
         </w:rPr>
         <w:t xml:space="preserve">Models/Rectangle.cs</w:t>
       </w:r>
@@ -4032,8 +4326,8 @@
         <w:rPr>
           <w:rFonts w:ascii="Times New Roman" w:hAnsi="Times New Roman" w:cs="Times New Roman"/>
           <w:b/>
-          <w:color w:val="2C3E50"/>
-          <w:sz w:val="24"/>
+          <w:sz w:val="28"/>
+          <w:color w:val="000000"/>
         </w:rPr>
         <w:t xml:space="preserve">)</w:t>
       </w:r>
@@ -4046,8 +4340,6 @@
           <w:bottom w:val="single" w:color="CCCCCC" w:sz="4"/>
           <w:left w:val="single" w:color="003366" w:sz="12"/>
           <w:right w:val="single" w:color="CCCCCC" w:sz="4"/>
-          <w:insideH w:val="none"/>
-          <w:insideV w:val="none"/>
         </w:tblBorders>
         <w:tblCellMar>
           <w:top w:w="120"/>
@@ -4067,9 +4359,9 @@
             </w:pPr>
             <w:r>
               <w:rPr>
-                <w:rFonts w:ascii="Consolas" w:hAnsi="Consolas" w:eastAsia="Consolas" w:cs="Consolas"/>
-                <w:color w:val="1A1A1A"/>
-                <w:sz w:val="19"/>
+                <w:rFonts w:ascii="Times New Roman" w:hAnsi="Times New Roman" w:eastAsia="Consolas" w:cs="Times New Roman"/>
+                <w:sz w:val="28"/>
+                <w:color w:val="000000"/>
               </w:rPr>
               <w:t xml:space="preserve">using System;</w:t>
             </w:r>
@@ -4080,9 +4372,9 @@
             </w:pPr>
             <w:r>
               <w:rPr>
-                <w:rFonts w:ascii="Consolas" w:hAnsi="Consolas" w:eastAsia="Consolas" w:cs="Consolas"/>
-                <w:color w:val="1A1A1A"/>
-                <w:sz w:val="19"/>
+                <w:rFonts w:ascii="Times New Roman" w:hAnsi="Times New Roman" w:eastAsia="Consolas" w:cs="Times New Roman"/>
+                <w:sz w:val="28"/>
+                <w:color w:val="000000"/>
               </w:rPr>
               <w:t xml:space="preserve">using OopExceptions.Exceptions;</w:t>
             </w:r>
@@ -4093,9 +4385,9 @@
             </w:pPr>
             <w:r>
               <w:rPr>
-                <w:rFonts w:ascii="Consolas" w:hAnsi="Consolas" w:eastAsia="Consolas" w:cs="Consolas"/>
-                <w:color w:val="1A1A1A"/>
-                <w:sz w:val="19"/>
+                <w:rFonts w:ascii="Times New Roman" w:hAnsi="Times New Roman" w:eastAsia="Consolas" w:cs="Times New Roman"/>
+                <w:sz w:val="28"/>
+                <w:color w:val="000000"/>
               </w:rPr>
               <w:t xml:space="preserve"/>
             </w:r>
@@ -4106,9 +4398,9 @@
             </w:pPr>
             <w:r>
               <w:rPr>
-                <w:rFonts w:ascii="Consolas" w:hAnsi="Consolas" w:eastAsia="Consolas" w:cs="Consolas"/>
-                <w:color w:val="1A1A1A"/>
-                <w:sz w:val="19"/>
+                <w:rFonts w:ascii="Times New Roman" w:hAnsi="Times New Roman" w:eastAsia="Consolas" w:cs="Times New Roman"/>
+                <w:sz w:val="28"/>
+                <w:color w:val="000000"/>
               </w:rPr>
               <w:t xml:space="preserve">namespace OopExceptions.Models;</w:t>
             </w:r>
@@ -4119,9 +4411,9 @@
             </w:pPr>
             <w:r>
               <w:rPr>
-                <w:rFonts w:ascii="Consolas" w:hAnsi="Consolas" w:eastAsia="Consolas" w:cs="Consolas"/>
-                <w:color w:val="1A1A1A"/>
-                <w:sz w:val="19"/>
+                <w:rFonts w:ascii="Times New Roman" w:hAnsi="Times New Roman" w:eastAsia="Consolas" w:cs="Times New Roman"/>
+                <w:sz w:val="28"/>
+                <w:color w:val="000000"/>
               </w:rPr>
               <w:t xml:space="preserve"/>
             </w:r>
@@ -4132,9 +4424,9 @@
             </w:pPr>
             <w:r>
               <w:rPr>
-                <w:rFonts w:ascii="Consolas" w:hAnsi="Consolas" w:eastAsia="Consolas" w:cs="Consolas"/>
-                <w:color w:val="1A1A1A"/>
-                <w:sz w:val="19"/>
+                <w:rFonts w:ascii="Times New Roman" w:hAnsi="Times New Roman" w:eastAsia="Consolas" w:cs="Times New Roman"/>
+                <w:sz w:val="28"/>
+                <w:color w:val="000000"/>
               </w:rPr>
               <w:t xml:space="preserve">public class Rectangle : Shape</w:t>
             </w:r>
@@ -4145,9 +4437,9 @@
             </w:pPr>
             <w:r>
               <w:rPr>
-                <w:rFonts w:ascii="Consolas" w:hAnsi="Consolas" w:eastAsia="Consolas" w:cs="Consolas"/>
-                <w:color w:val="1A1A1A"/>
-                <w:sz w:val="19"/>
+                <w:rFonts w:ascii="Times New Roman" w:hAnsi="Times New Roman" w:eastAsia="Consolas" w:cs="Times New Roman"/>
+                <w:sz w:val="28"/>
+                <w:color w:val="000000"/>
               </w:rPr>
               <w:t xml:space="preserve">{</w:t>
             </w:r>
@@ -4158,9 +4450,9 @@
             </w:pPr>
             <w:r>
               <w:rPr>
-                <w:rFonts w:ascii="Consolas" w:hAnsi="Consolas" w:eastAsia="Consolas" w:cs="Consolas"/>
-                <w:color w:val="1A1A1A"/>
-                <w:sz w:val="19"/>
+                <w:rFonts w:ascii="Times New Roman" w:hAnsi="Times New Roman" w:eastAsia="Consolas" w:cs="Times New Roman"/>
+                <w:sz w:val="28"/>
+                <w:color w:val="000000"/>
               </w:rPr>
               <w:t xml:space="preserve">    private double _width;</w:t>
             </w:r>
@@ -4171,9 +4463,9 @@
             </w:pPr>
             <w:r>
               <w:rPr>
-                <w:rFonts w:ascii="Consolas" w:hAnsi="Consolas" w:eastAsia="Consolas" w:cs="Consolas"/>
-                <w:color w:val="1A1A1A"/>
-                <w:sz w:val="19"/>
+                <w:rFonts w:ascii="Times New Roman" w:hAnsi="Times New Roman" w:eastAsia="Consolas" w:cs="Times New Roman"/>
+                <w:sz w:val="28"/>
+                <w:color w:val="000000"/>
               </w:rPr>
               <w:t xml:space="preserve">    private double _height;</w:t>
             </w:r>
@@ -4184,9 +4476,9 @@
             </w:pPr>
             <w:r>
               <w:rPr>
-                <w:rFonts w:ascii="Consolas" w:hAnsi="Consolas" w:eastAsia="Consolas" w:cs="Consolas"/>
-                <w:color w:val="1A1A1A"/>
-                <w:sz w:val="19"/>
+                <w:rFonts w:ascii="Times New Roman" w:hAnsi="Times New Roman" w:eastAsia="Consolas" w:cs="Times New Roman"/>
+                <w:sz w:val="28"/>
+                <w:color w:val="000000"/>
               </w:rPr>
               <w:t xml:space="preserve"/>
             </w:r>
@@ -4197,9 +4489,9 @@
             </w:pPr>
             <w:r>
               <w:rPr>
-                <w:rFonts w:ascii="Consolas" w:hAnsi="Consolas" w:eastAsia="Consolas" w:cs="Consolas"/>
-                <w:color w:val="1A1A1A"/>
-                <w:sz w:val="19"/>
+                <w:rFonts w:ascii="Times New Roman" w:hAnsi="Times New Roman" w:eastAsia="Consolas" w:cs="Times New Roman"/>
+                <w:sz w:val="28"/>
+                <w:color w:val="000000"/>
               </w:rPr>
               <w:t xml:space="preserve">    public double Width</w:t>
             </w:r>
@@ -4210,9 +4502,9 @@
             </w:pPr>
             <w:r>
               <w:rPr>
-                <w:rFonts w:ascii="Consolas" w:hAnsi="Consolas" w:eastAsia="Consolas" w:cs="Consolas"/>
-                <w:color w:val="1A1A1A"/>
-                <w:sz w:val="19"/>
+                <w:rFonts w:ascii="Times New Roman" w:hAnsi="Times New Roman" w:eastAsia="Consolas" w:cs="Times New Roman"/>
+                <w:sz w:val="28"/>
+                <w:color w:val="000000"/>
               </w:rPr>
               <w:t xml:space="preserve">    {</w:t>
             </w:r>
@@ -4223,9 +4515,9 @@
             </w:pPr>
             <w:r>
               <w:rPr>
-                <w:rFonts w:ascii="Consolas" w:hAnsi="Consolas" w:eastAsia="Consolas" w:cs="Consolas"/>
-                <w:color w:val="1A1A1A"/>
-                <w:sz w:val="19"/>
+                <w:rFonts w:ascii="Times New Roman" w:hAnsi="Times New Roman" w:eastAsia="Consolas" w:cs="Times New Roman"/>
+                <w:sz w:val="28"/>
+                <w:color w:val="000000"/>
               </w:rPr>
               <w:t xml:space="preserve">        get =&gt; _width;</w:t>
             </w:r>
@@ -4236,9 +4528,9 @@
             </w:pPr>
             <w:r>
               <w:rPr>
-                <w:rFonts w:ascii="Consolas" w:hAnsi="Consolas" w:eastAsia="Consolas" w:cs="Consolas"/>
-                <w:color w:val="1A1A1A"/>
-                <w:sz w:val="19"/>
+                <w:rFonts w:ascii="Times New Roman" w:hAnsi="Times New Roman" w:eastAsia="Consolas" w:cs="Times New Roman"/>
+                <w:sz w:val="28"/>
+                <w:color w:val="000000"/>
               </w:rPr>
               <w:t xml:space="preserve">        set</w:t>
             </w:r>
@@ -4249,9 +4541,9 @@
             </w:pPr>
             <w:r>
               <w:rPr>
-                <w:rFonts w:ascii="Consolas" w:hAnsi="Consolas" w:eastAsia="Consolas" w:cs="Consolas"/>
-                <w:color w:val="1A1A1A"/>
-                <w:sz w:val="19"/>
+                <w:rFonts w:ascii="Times New Roman" w:hAnsi="Times New Roman" w:eastAsia="Consolas" w:cs="Times New Roman"/>
+                <w:sz w:val="28"/>
+                <w:color w:val="000000"/>
               </w:rPr>
               <w:t xml:space="preserve">        {</w:t>
             </w:r>
@@ -4262,9 +4554,9 @@
             </w:pPr>
             <w:r>
               <w:rPr>
-                <w:rFonts w:ascii="Consolas" w:hAnsi="Consolas" w:eastAsia="Consolas" w:cs="Consolas"/>
-                <w:color w:val="1A1A1A"/>
-                <w:sz w:val="19"/>
+                <w:rFonts w:ascii="Times New Roman" w:hAnsi="Times New Roman" w:eastAsia="Consolas" w:cs="Times New Roman"/>
+                <w:sz w:val="28"/>
+                <w:color w:val="000000"/>
               </w:rPr>
               <w:t xml:space="preserve">            if (value &lt;= 0)</w:t>
             </w:r>
@@ -4275,9 +4567,9 @@
             </w:pPr>
             <w:r>
               <w:rPr>
-                <w:rFonts w:ascii="Consolas" w:hAnsi="Consolas" w:eastAsia="Consolas" w:cs="Consolas"/>
-                <w:color w:val="1A1A1A"/>
-                <w:sz w:val="19"/>
+                <w:rFonts w:ascii="Times New Roman" w:hAnsi="Times New Roman" w:eastAsia="Consolas" w:cs="Times New Roman"/>
+                <w:sz w:val="28"/>
+                <w:color w:val="000000"/>
               </w:rPr>
               <w:t xml:space="preserve">            {</w:t>
             </w:r>
@@ -4288,9 +4580,9 @@
             </w:pPr>
             <w:r>
               <w:rPr>
-                <w:rFonts w:ascii="Consolas" w:hAnsi="Consolas" w:eastAsia="Consolas" w:cs="Consolas"/>
-                <w:color w:val="1A1A1A"/>
-                <w:sz w:val="19"/>
+                <w:rFonts w:ascii="Times New Roman" w:hAnsi="Times New Roman" w:eastAsia="Consolas" w:cs="Times New Roman"/>
+                <w:sz w:val="28"/>
+                <w:color w:val="000000"/>
               </w:rPr>
               <w:t xml:space="preserve">                throw new InvalidShapeDimensionException("Ширина прямокутника", value);</w:t>
             </w:r>
@@ -4301,9 +4593,9 @@
             </w:pPr>
             <w:r>
               <w:rPr>
-                <w:rFonts w:ascii="Consolas" w:hAnsi="Consolas" w:eastAsia="Consolas" w:cs="Consolas"/>
-                <w:color w:val="1A1A1A"/>
-                <w:sz w:val="19"/>
+                <w:rFonts w:ascii="Times New Roman" w:hAnsi="Times New Roman" w:eastAsia="Consolas" w:cs="Times New Roman"/>
+                <w:sz w:val="28"/>
+                <w:color w:val="000000"/>
               </w:rPr>
               <w:t xml:space="preserve">            }</w:t>
             </w:r>
@@ -4314,9 +4606,9 @@
             </w:pPr>
             <w:r>
               <w:rPr>
-                <w:rFonts w:ascii="Consolas" w:hAnsi="Consolas" w:eastAsia="Consolas" w:cs="Consolas"/>
-                <w:color w:val="1A1A1A"/>
-                <w:sz w:val="19"/>
+                <w:rFonts w:ascii="Times New Roman" w:hAnsi="Times New Roman" w:eastAsia="Consolas" w:cs="Times New Roman"/>
+                <w:sz w:val="28"/>
+                <w:color w:val="000000"/>
               </w:rPr>
               <w:t xml:space="preserve">            _width = value;</w:t>
             </w:r>
@@ -4327,9 +4619,9 @@
             </w:pPr>
             <w:r>
               <w:rPr>
-                <w:rFonts w:ascii="Consolas" w:hAnsi="Consolas" w:eastAsia="Consolas" w:cs="Consolas"/>
-                <w:color w:val="1A1A1A"/>
-                <w:sz w:val="19"/>
+                <w:rFonts w:ascii="Times New Roman" w:hAnsi="Times New Roman" w:eastAsia="Consolas" w:cs="Times New Roman"/>
+                <w:sz w:val="28"/>
+                <w:color w:val="000000"/>
               </w:rPr>
               <w:t xml:space="preserve">        }</w:t>
             </w:r>
@@ -4340,9 +4632,9 @@
             </w:pPr>
             <w:r>
               <w:rPr>
-                <w:rFonts w:ascii="Consolas" w:hAnsi="Consolas" w:eastAsia="Consolas" w:cs="Consolas"/>
-                <w:color w:val="1A1A1A"/>
-                <w:sz w:val="19"/>
+                <w:rFonts w:ascii="Times New Roman" w:hAnsi="Times New Roman" w:eastAsia="Consolas" w:cs="Times New Roman"/>
+                <w:sz w:val="28"/>
+                <w:color w:val="000000"/>
               </w:rPr>
               <w:t xml:space="preserve">    }</w:t>
             </w:r>
@@ -4353,9 +4645,9 @@
             </w:pPr>
             <w:r>
               <w:rPr>
-                <w:rFonts w:ascii="Consolas" w:hAnsi="Consolas" w:eastAsia="Consolas" w:cs="Consolas"/>
-                <w:color w:val="1A1A1A"/>
-                <w:sz w:val="19"/>
+                <w:rFonts w:ascii="Times New Roman" w:hAnsi="Times New Roman" w:eastAsia="Consolas" w:cs="Times New Roman"/>
+                <w:sz w:val="28"/>
+                <w:color w:val="000000"/>
               </w:rPr>
               <w:t xml:space="preserve"/>
             </w:r>
@@ -4366,9 +4658,9 @@
             </w:pPr>
             <w:r>
               <w:rPr>
-                <w:rFonts w:ascii="Consolas" w:hAnsi="Consolas" w:eastAsia="Consolas" w:cs="Consolas"/>
-                <w:color w:val="1A1A1A"/>
-                <w:sz w:val="19"/>
+                <w:rFonts w:ascii="Times New Roman" w:hAnsi="Times New Roman" w:eastAsia="Consolas" w:cs="Times New Roman"/>
+                <w:sz w:val="28"/>
+                <w:color w:val="000000"/>
               </w:rPr>
               <w:t xml:space="preserve">    public double Height</w:t>
             </w:r>
@@ -4379,9 +4671,9 @@
             </w:pPr>
             <w:r>
               <w:rPr>
-                <w:rFonts w:ascii="Consolas" w:hAnsi="Consolas" w:eastAsia="Consolas" w:cs="Consolas"/>
-                <w:color w:val="1A1A1A"/>
-                <w:sz w:val="19"/>
+                <w:rFonts w:ascii="Times New Roman" w:hAnsi="Times New Roman" w:eastAsia="Consolas" w:cs="Times New Roman"/>
+                <w:sz w:val="28"/>
+                <w:color w:val="000000"/>
               </w:rPr>
               <w:t xml:space="preserve">    {</w:t>
             </w:r>
@@ -4392,9 +4684,9 @@
             </w:pPr>
             <w:r>
               <w:rPr>
-                <w:rFonts w:ascii="Consolas" w:hAnsi="Consolas" w:eastAsia="Consolas" w:cs="Consolas"/>
-                <w:color w:val="1A1A1A"/>
-                <w:sz w:val="19"/>
+                <w:rFonts w:ascii="Times New Roman" w:hAnsi="Times New Roman" w:eastAsia="Consolas" w:cs="Times New Roman"/>
+                <w:sz w:val="28"/>
+                <w:color w:val="000000"/>
               </w:rPr>
               <w:t xml:space="preserve">        get =&gt; _height;</w:t>
             </w:r>
@@ -4405,9 +4697,9 @@
             </w:pPr>
             <w:r>
               <w:rPr>
-                <w:rFonts w:ascii="Consolas" w:hAnsi="Consolas" w:eastAsia="Consolas" w:cs="Consolas"/>
-                <w:color w:val="1A1A1A"/>
-                <w:sz w:val="19"/>
+                <w:rFonts w:ascii="Times New Roman" w:hAnsi="Times New Roman" w:eastAsia="Consolas" w:cs="Times New Roman"/>
+                <w:sz w:val="28"/>
+                <w:color w:val="000000"/>
               </w:rPr>
               <w:t xml:space="preserve">        set</w:t>
             </w:r>
@@ -4418,9 +4710,9 @@
             </w:pPr>
             <w:r>
               <w:rPr>
-                <w:rFonts w:ascii="Consolas" w:hAnsi="Consolas" w:eastAsia="Consolas" w:cs="Consolas"/>
-                <w:color w:val="1A1A1A"/>
-                <w:sz w:val="19"/>
+                <w:rFonts w:ascii="Times New Roman" w:hAnsi="Times New Roman" w:eastAsia="Consolas" w:cs="Times New Roman"/>
+                <w:sz w:val="28"/>
+                <w:color w:val="000000"/>
               </w:rPr>
               <w:t xml:space="preserve">        {</w:t>
             </w:r>
@@ -4431,9 +4723,9 @@
             </w:pPr>
             <w:r>
               <w:rPr>
-                <w:rFonts w:ascii="Consolas" w:hAnsi="Consolas" w:eastAsia="Consolas" w:cs="Consolas"/>
-                <w:color w:val="1A1A1A"/>
-                <w:sz w:val="19"/>
+                <w:rFonts w:ascii="Times New Roman" w:hAnsi="Times New Roman" w:eastAsia="Consolas" w:cs="Times New Roman"/>
+                <w:sz w:val="28"/>
+                <w:color w:val="000000"/>
               </w:rPr>
               <w:t xml:space="preserve">            if (value &lt;= 0)</w:t>
             </w:r>
@@ -4444,9 +4736,9 @@
             </w:pPr>
             <w:r>
               <w:rPr>
-                <w:rFonts w:ascii="Consolas" w:hAnsi="Consolas" w:eastAsia="Consolas" w:cs="Consolas"/>
-                <w:color w:val="1A1A1A"/>
-                <w:sz w:val="19"/>
+                <w:rFonts w:ascii="Times New Roman" w:hAnsi="Times New Roman" w:eastAsia="Consolas" w:cs="Times New Roman"/>
+                <w:sz w:val="28"/>
+                <w:color w:val="000000"/>
               </w:rPr>
               <w:t xml:space="preserve">            {</w:t>
             </w:r>
@@ -4457,9 +4749,9 @@
             </w:pPr>
             <w:r>
               <w:rPr>
-                <w:rFonts w:ascii="Consolas" w:hAnsi="Consolas" w:eastAsia="Consolas" w:cs="Consolas"/>
-                <w:color w:val="1A1A1A"/>
-                <w:sz w:val="19"/>
+                <w:rFonts w:ascii="Times New Roman" w:hAnsi="Times New Roman" w:eastAsia="Consolas" w:cs="Times New Roman"/>
+                <w:sz w:val="28"/>
+                <w:color w:val="000000"/>
               </w:rPr>
               <w:t xml:space="preserve">                throw new InvalidShapeDimensionException("Висота прямокутника", value);</w:t>
             </w:r>
@@ -4470,9 +4762,9 @@
             </w:pPr>
             <w:r>
               <w:rPr>
-                <w:rFonts w:ascii="Consolas" w:hAnsi="Consolas" w:eastAsia="Consolas" w:cs="Consolas"/>
-                <w:color w:val="1A1A1A"/>
-                <w:sz w:val="19"/>
+                <w:rFonts w:ascii="Times New Roman" w:hAnsi="Times New Roman" w:eastAsia="Consolas" w:cs="Times New Roman"/>
+                <w:sz w:val="28"/>
+                <w:color w:val="000000"/>
               </w:rPr>
               <w:t xml:space="preserve">            }</w:t>
             </w:r>
@@ -4483,9 +4775,9 @@
             </w:pPr>
             <w:r>
               <w:rPr>
-                <w:rFonts w:ascii="Consolas" w:hAnsi="Consolas" w:eastAsia="Consolas" w:cs="Consolas"/>
-                <w:color w:val="1A1A1A"/>
-                <w:sz w:val="19"/>
+                <w:rFonts w:ascii="Times New Roman" w:hAnsi="Times New Roman" w:eastAsia="Consolas" w:cs="Times New Roman"/>
+                <w:sz w:val="28"/>
+                <w:color w:val="000000"/>
               </w:rPr>
               <w:t xml:space="preserve">            _height = value;</w:t>
             </w:r>
@@ -4496,9 +4788,9 @@
             </w:pPr>
             <w:r>
               <w:rPr>
-                <w:rFonts w:ascii="Consolas" w:hAnsi="Consolas" w:eastAsia="Consolas" w:cs="Consolas"/>
-                <w:color w:val="1A1A1A"/>
-                <w:sz w:val="19"/>
+                <w:rFonts w:ascii="Times New Roman" w:hAnsi="Times New Roman" w:eastAsia="Consolas" w:cs="Times New Roman"/>
+                <w:sz w:val="28"/>
+                <w:color w:val="000000"/>
               </w:rPr>
               <w:t xml:space="preserve">        }</w:t>
             </w:r>
@@ -4509,9 +4801,9 @@
             </w:pPr>
             <w:r>
               <w:rPr>
-                <w:rFonts w:ascii="Consolas" w:hAnsi="Consolas" w:eastAsia="Consolas" w:cs="Consolas"/>
-                <w:color w:val="1A1A1A"/>
-                <w:sz w:val="19"/>
+                <w:rFonts w:ascii="Times New Roman" w:hAnsi="Times New Roman" w:eastAsia="Consolas" w:cs="Times New Roman"/>
+                <w:sz w:val="28"/>
+                <w:color w:val="000000"/>
               </w:rPr>
               <w:t xml:space="preserve">    }</w:t>
             </w:r>
@@ -4522,9 +4814,9 @@
             </w:pPr>
             <w:r>
               <w:rPr>
-                <w:rFonts w:ascii="Consolas" w:hAnsi="Consolas" w:eastAsia="Consolas" w:cs="Consolas"/>
-                <w:color w:val="1A1A1A"/>
-                <w:sz w:val="19"/>
+                <w:rFonts w:ascii="Times New Roman" w:hAnsi="Times New Roman" w:eastAsia="Consolas" w:cs="Times New Roman"/>
+                <w:sz w:val="28"/>
+                <w:color w:val="000000"/>
               </w:rPr>
               <w:t xml:space="preserve"/>
             </w:r>
@@ -4535,9 +4827,9 @@
             </w:pPr>
             <w:r>
               <w:rPr>
-                <w:rFonts w:ascii="Consolas" w:hAnsi="Consolas" w:eastAsia="Consolas" w:cs="Consolas"/>
-                <w:color w:val="1A1A1A"/>
-                <w:sz w:val="19"/>
+                <w:rFonts w:ascii="Times New Roman" w:hAnsi="Times New Roman" w:eastAsia="Consolas" w:cs="Times New Roman"/>
+                <w:sz w:val="28"/>
+                <w:color w:val="000000"/>
               </w:rPr>
               <w:t xml:space="preserve">    public Rectangle(double width, double height) : base("Прямокутник")</w:t>
             </w:r>
@@ -4548,9 +4840,9 @@
             </w:pPr>
             <w:r>
               <w:rPr>
-                <w:rFonts w:ascii="Consolas" w:hAnsi="Consolas" w:eastAsia="Consolas" w:cs="Consolas"/>
-                <w:color w:val="1A1A1A"/>
-                <w:sz w:val="19"/>
+                <w:rFonts w:ascii="Times New Roman" w:hAnsi="Times New Roman" w:eastAsia="Consolas" w:cs="Times New Roman"/>
+                <w:sz w:val="28"/>
+                <w:color w:val="000000"/>
               </w:rPr>
               <w:t xml:space="preserve">    {</w:t>
             </w:r>
@@ -4561,9 +4853,9 @@
             </w:pPr>
             <w:r>
               <w:rPr>
-                <w:rFonts w:ascii="Consolas" w:hAnsi="Consolas" w:eastAsia="Consolas" w:cs="Consolas"/>
-                <w:color w:val="1A1A1A"/>
-                <w:sz w:val="19"/>
+                <w:rFonts w:ascii="Times New Roman" w:hAnsi="Times New Roman" w:eastAsia="Consolas" w:cs="Times New Roman"/>
+                <w:sz w:val="28"/>
+                <w:color w:val="000000"/>
               </w:rPr>
               <w:t xml:space="preserve">        Width = width;</w:t>
             </w:r>
@@ -4574,9 +4866,9 @@
             </w:pPr>
             <w:r>
               <w:rPr>
-                <w:rFonts w:ascii="Consolas" w:hAnsi="Consolas" w:eastAsia="Consolas" w:cs="Consolas"/>
-                <w:color w:val="1A1A1A"/>
-                <w:sz w:val="19"/>
+                <w:rFonts w:ascii="Times New Roman" w:hAnsi="Times New Roman" w:eastAsia="Consolas" w:cs="Times New Roman"/>
+                <w:sz w:val="28"/>
+                <w:color w:val="000000"/>
               </w:rPr>
               <w:t xml:space="preserve">        Height = height;</w:t>
             </w:r>
@@ -4587,9 +4879,9 @@
             </w:pPr>
             <w:r>
               <w:rPr>
-                <w:rFonts w:ascii="Consolas" w:hAnsi="Consolas" w:eastAsia="Consolas" w:cs="Consolas"/>
-                <w:color w:val="1A1A1A"/>
-                <w:sz w:val="19"/>
+                <w:rFonts w:ascii="Times New Roman" w:hAnsi="Times New Roman" w:eastAsia="Consolas" w:cs="Times New Roman"/>
+                <w:sz w:val="28"/>
+                <w:color w:val="000000"/>
               </w:rPr>
               <w:t xml:space="preserve">    }</w:t>
             </w:r>
@@ -4600,9 +4892,9 @@
             </w:pPr>
             <w:r>
               <w:rPr>
-                <w:rFonts w:ascii="Consolas" w:hAnsi="Consolas" w:eastAsia="Consolas" w:cs="Consolas"/>
-                <w:color w:val="1A1A1A"/>
-                <w:sz w:val="19"/>
+                <w:rFonts w:ascii="Times New Roman" w:hAnsi="Times New Roman" w:eastAsia="Consolas" w:cs="Times New Roman"/>
+                <w:sz w:val="28"/>
+                <w:color w:val="000000"/>
               </w:rPr>
               <w:t xml:space="preserve"/>
             </w:r>
@@ -4613,9 +4905,9 @@
             </w:pPr>
             <w:r>
               <w:rPr>
-                <w:rFonts w:ascii="Consolas" w:hAnsi="Consolas" w:eastAsia="Consolas" w:cs="Consolas"/>
-                <w:color w:val="1A1A1A"/>
-                <w:sz w:val="19"/>
+                <w:rFonts w:ascii="Times New Roman" w:hAnsi="Times New Roman" w:eastAsia="Consolas" w:cs="Times New Roman"/>
+                <w:sz w:val="28"/>
+                <w:color w:val="000000"/>
               </w:rPr>
               <w:t xml:space="preserve">    public Rectangle(double side) : base("Квадрат")</w:t>
             </w:r>
@@ -4626,9 +4918,9 @@
             </w:pPr>
             <w:r>
               <w:rPr>
-                <w:rFonts w:ascii="Consolas" w:hAnsi="Consolas" w:eastAsia="Consolas" w:cs="Consolas"/>
-                <w:color w:val="1A1A1A"/>
-                <w:sz w:val="19"/>
+                <w:rFonts w:ascii="Times New Roman" w:hAnsi="Times New Roman" w:eastAsia="Consolas" w:cs="Times New Roman"/>
+                <w:sz w:val="28"/>
+                <w:color w:val="000000"/>
               </w:rPr>
               <w:t xml:space="preserve">    {</w:t>
             </w:r>
@@ -4639,9 +4931,9 @@
             </w:pPr>
             <w:r>
               <w:rPr>
-                <w:rFonts w:ascii="Consolas" w:hAnsi="Consolas" w:eastAsia="Consolas" w:cs="Consolas"/>
-                <w:color w:val="1A1A1A"/>
-                <w:sz w:val="19"/>
+                <w:rFonts w:ascii="Times New Roman" w:hAnsi="Times New Roman" w:eastAsia="Consolas" w:cs="Times New Roman"/>
+                <w:sz w:val="28"/>
+                <w:color w:val="000000"/>
               </w:rPr>
               <w:t xml:space="preserve">        Width = side;</w:t>
             </w:r>
@@ -4652,9 +4944,9 @@
             </w:pPr>
             <w:r>
               <w:rPr>
-                <w:rFonts w:ascii="Consolas" w:hAnsi="Consolas" w:eastAsia="Consolas" w:cs="Consolas"/>
-                <w:color w:val="1A1A1A"/>
-                <w:sz w:val="19"/>
+                <w:rFonts w:ascii="Times New Roman" w:hAnsi="Times New Roman" w:eastAsia="Consolas" w:cs="Times New Roman"/>
+                <w:sz w:val="28"/>
+                <w:color w:val="000000"/>
               </w:rPr>
               <w:t xml:space="preserve">        Height = side;</w:t>
             </w:r>
@@ -4665,9 +4957,9 @@
             </w:pPr>
             <w:r>
               <w:rPr>
-                <w:rFonts w:ascii="Consolas" w:hAnsi="Consolas" w:eastAsia="Consolas" w:cs="Consolas"/>
-                <w:color w:val="1A1A1A"/>
-                <w:sz w:val="19"/>
+                <w:rFonts w:ascii="Times New Roman" w:hAnsi="Times New Roman" w:eastAsia="Consolas" w:cs="Times New Roman"/>
+                <w:sz w:val="28"/>
+                <w:color w:val="000000"/>
               </w:rPr>
               <w:t xml:space="preserve">    }</w:t>
             </w:r>
@@ -4678,9 +4970,9 @@
             </w:pPr>
             <w:r>
               <w:rPr>
-                <w:rFonts w:ascii="Consolas" w:hAnsi="Consolas" w:eastAsia="Consolas" w:cs="Consolas"/>
-                <w:color w:val="1A1A1A"/>
-                <w:sz w:val="19"/>
+                <w:rFonts w:ascii="Times New Roman" w:hAnsi="Times New Roman" w:eastAsia="Consolas" w:cs="Times New Roman"/>
+                <w:sz w:val="28"/>
+                <w:color w:val="000000"/>
               </w:rPr>
               <w:t xml:space="preserve"/>
             </w:r>
@@ -4691,9 +4983,9 @@
             </w:pPr>
             <w:r>
               <w:rPr>
-                <w:rFonts w:ascii="Consolas" w:hAnsi="Consolas" w:eastAsia="Consolas" w:cs="Consolas"/>
-                <w:color w:val="1A1A1A"/>
-                <w:sz w:val="19"/>
+                <w:rFonts w:ascii="Times New Roman" w:hAnsi="Times New Roman" w:eastAsia="Consolas" w:cs="Times New Roman"/>
+                <w:sz w:val="28"/>
+                <w:color w:val="000000"/>
               </w:rPr>
               <w:t xml:space="preserve">    public Rectangle(string name, double width, double height) : base(name)</w:t>
             </w:r>
@@ -4704,9 +4996,9 @@
             </w:pPr>
             <w:r>
               <w:rPr>
-                <w:rFonts w:ascii="Consolas" w:hAnsi="Consolas" w:eastAsia="Consolas" w:cs="Consolas"/>
-                <w:color w:val="1A1A1A"/>
-                <w:sz w:val="19"/>
+                <w:rFonts w:ascii="Times New Roman" w:hAnsi="Times New Roman" w:eastAsia="Consolas" w:cs="Times New Roman"/>
+                <w:sz w:val="28"/>
+                <w:color w:val="000000"/>
               </w:rPr>
               <w:t xml:space="preserve">    {</w:t>
             </w:r>
@@ -4717,9 +5009,9 @@
             </w:pPr>
             <w:r>
               <w:rPr>
-                <w:rFonts w:ascii="Consolas" w:hAnsi="Consolas" w:eastAsia="Consolas" w:cs="Consolas"/>
-                <w:color w:val="1A1A1A"/>
-                <w:sz w:val="19"/>
+                <w:rFonts w:ascii="Times New Roman" w:hAnsi="Times New Roman" w:eastAsia="Consolas" w:cs="Times New Roman"/>
+                <w:sz w:val="28"/>
+                <w:color w:val="000000"/>
               </w:rPr>
               <w:t xml:space="preserve">        Width = width;</w:t>
             </w:r>
@@ -4730,9 +5022,9 @@
             </w:pPr>
             <w:r>
               <w:rPr>
-                <w:rFonts w:ascii="Consolas" w:hAnsi="Consolas" w:eastAsia="Consolas" w:cs="Consolas"/>
-                <w:color w:val="1A1A1A"/>
-                <w:sz w:val="19"/>
+                <w:rFonts w:ascii="Times New Roman" w:hAnsi="Times New Roman" w:eastAsia="Consolas" w:cs="Times New Roman"/>
+                <w:sz w:val="28"/>
+                <w:color w:val="000000"/>
               </w:rPr>
               <w:t xml:space="preserve">        Height = height;</w:t>
             </w:r>
@@ -4743,9 +5035,9 @@
             </w:pPr>
             <w:r>
               <w:rPr>
-                <w:rFonts w:ascii="Consolas" w:hAnsi="Consolas" w:eastAsia="Consolas" w:cs="Consolas"/>
-                <w:color w:val="1A1A1A"/>
-                <w:sz w:val="19"/>
+                <w:rFonts w:ascii="Times New Roman" w:hAnsi="Times New Roman" w:eastAsia="Consolas" w:cs="Times New Roman"/>
+                <w:sz w:val="28"/>
+                <w:color w:val="000000"/>
               </w:rPr>
               <w:t xml:space="preserve">    }</w:t>
             </w:r>
@@ -4756,9 +5048,9 @@
             </w:pPr>
             <w:r>
               <w:rPr>
-                <w:rFonts w:ascii="Consolas" w:hAnsi="Consolas" w:eastAsia="Consolas" w:cs="Consolas"/>
-                <w:color w:val="1A1A1A"/>
-                <w:sz w:val="19"/>
+                <w:rFonts w:ascii="Times New Roman" w:hAnsi="Times New Roman" w:eastAsia="Consolas" w:cs="Times New Roman"/>
+                <w:sz w:val="28"/>
+                <w:color w:val="000000"/>
               </w:rPr>
               <w:t xml:space="preserve"/>
             </w:r>
@@ -4769,9 +5061,9 @@
             </w:pPr>
             <w:r>
               <w:rPr>
-                <w:rFonts w:ascii="Consolas" w:hAnsi="Consolas" w:eastAsia="Consolas" w:cs="Consolas"/>
-                <w:color w:val="1A1A1A"/>
-                <w:sz w:val="19"/>
+                <w:rFonts w:ascii="Times New Roman" w:hAnsi="Times New Roman" w:eastAsia="Consolas" w:cs="Times New Roman"/>
+                <w:sz w:val="28"/>
+                <w:color w:val="000000"/>
               </w:rPr>
               <w:t xml:space="preserve">    public override double GetArea() =&gt; Width * Height;</w:t>
             </w:r>
@@ -4782,9 +5074,9 @@
             </w:pPr>
             <w:r>
               <w:rPr>
-                <w:rFonts w:ascii="Consolas" w:hAnsi="Consolas" w:eastAsia="Consolas" w:cs="Consolas"/>
-                <w:color w:val="1A1A1A"/>
-                <w:sz w:val="19"/>
+                <w:rFonts w:ascii="Times New Roman" w:hAnsi="Times New Roman" w:eastAsia="Consolas" w:cs="Times New Roman"/>
+                <w:sz w:val="28"/>
+                <w:color w:val="000000"/>
               </w:rPr>
               <w:t xml:space="preserve">    public override double GetPerimeter() =&gt; 2 * (Width + Height);</w:t>
             </w:r>
@@ -4795,9 +5087,9 @@
             </w:pPr>
             <w:r>
               <w:rPr>
-                <w:rFonts w:ascii="Consolas" w:hAnsi="Consolas" w:eastAsia="Consolas" w:cs="Consolas"/>
-                <w:color w:val="1A1A1A"/>
-                <w:sz w:val="19"/>
+                <w:rFonts w:ascii="Times New Roman" w:hAnsi="Times New Roman" w:eastAsia="Consolas" w:cs="Times New Roman"/>
+                <w:sz w:val="28"/>
+                <w:color w:val="000000"/>
               </w:rPr>
               <w:t xml:space="preserve"/>
             </w:r>
@@ -4808,9 +5100,9 @@
             </w:pPr>
             <w:r>
               <w:rPr>
-                <w:rFonts w:ascii="Consolas" w:hAnsi="Consolas" w:eastAsia="Consolas" w:cs="Consolas"/>
-                <w:color w:val="1A1A1A"/>
-                <w:sz w:val="19"/>
+                <w:rFonts w:ascii="Times New Roman" w:hAnsi="Times New Roman" w:eastAsia="Consolas" w:cs="Times New Roman"/>
+                <w:sz w:val="28"/>
+                <w:color w:val="000000"/>
               </w:rPr>
               <w:t xml:space="preserve">    public override void PrintInfo()</w:t>
             </w:r>
@@ -4821,9 +5113,9 @@
             </w:pPr>
             <w:r>
               <w:rPr>
-                <w:rFonts w:ascii="Consolas" w:hAnsi="Consolas" w:eastAsia="Consolas" w:cs="Consolas"/>
-                <w:color w:val="1A1A1A"/>
-                <w:sz w:val="19"/>
+                <w:rFonts w:ascii="Times New Roman" w:hAnsi="Times New Roman" w:eastAsia="Consolas" w:cs="Times New Roman"/>
+                <w:sz w:val="28"/>
+                <w:color w:val="000000"/>
               </w:rPr>
               <w:t xml:space="preserve">    {</w:t>
             </w:r>
@@ -4834,9 +5126,9 @@
             </w:pPr>
             <w:r>
               <w:rPr>
-                <w:rFonts w:ascii="Consolas" w:hAnsi="Consolas" w:eastAsia="Consolas" w:cs="Consolas"/>
-                <w:color w:val="1A1A1A"/>
-                <w:sz w:val="19"/>
+                <w:rFonts w:ascii="Times New Roman" w:hAnsi="Times New Roman" w:eastAsia="Consolas" w:cs="Times New Roman"/>
+                <w:sz w:val="28"/>
+                <w:color w:val="000000"/>
               </w:rPr>
               <w:t xml:space="preserve">        Console.WriteLine($"[Прямокутник] Назва: {Name,-10} | {Width:F2} x {Height:F2,-5} | Площа: {GetArea(),8:F2} | Периметр: {GetPerimeter(),8:F2}");</w:t>
             </w:r>
@@ -4847,9 +5139,9 @@
             </w:pPr>
             <w:r>
               <w:rPr>
-                <w:rFonts w:ascii="Consolas" w:hAnsi="Consolas" w:eastAsia="Consolas" w:cs="Consolas"/>
-                <w:color w:val="1A1A1A"/>
-                <w:sz w:val="19"/>
+                <w:rFonts w:ascii="Times New Roman" w:hAnsi="Times New Roman" w:eastAsia="Consolas" w:cs="Times New Roman"/>
+                <w:sz w:val="28"/>
+                <w:color w:val="000000"/>
               </w:rPr>
               <w:t xml:space="preserve">    }</w:t>
             </w:r>
@@ -4860,9 +5152,9 @@
             </w:pPr>
             <w:r>
               <w:rPr>
-                <w:rFonts w:ascii="Consolas" w:hAnsi="Consolas" w:eastAsia="Consolas" w:cs="Consolas"/>
-                <w:color w:val="1A1A1A"/>
-                <w:sz w:val="19"/>
+                <w:rFonts w:ascii="Times New Roman" w:hAnsi="Times New Roman" w:eastAsia="Consolas" w:cs="Times New Roman"/>
+                <w:sz w:val="28"/>
+                <w:color w:val="000000"/>
               </w:rPr>
               <w:t xml:space="preserve">}</w:t>
             </w:r>
@@ -4872,23 +5164,27 @@
     </w:tbl>
     <w:p>
       <w:pPr>
-        <w:spacing w:before="180" w:after="80" w:line="260" w:lineRule="auto"/>
-      </w:pPr>
-      <w:r>
-        <w:rPr>
-          <w:rFonts w:ascii="Times New Roman" w:hAnsi="Times New Roman" w:cs="Times New Roman"/>
-          <w:b/>
-          <w:color w:val="2C3E50"/>
-          <w:sz w:val="24"/>
+        <w:spacing w:before="240" w:after="100" w:line="260" w:lineRule="auto"/>
+        <w:rPr>
+          <w:rFonts w:ascii="Times New Roman" w:hAnsi="Times New Roman" w:cs="Times New Roman"/>
+          <w:color w:val="000000"/>
+          <w:sz w:val="28"/>
+        </w:rPr>
+      </w:pPr>
+      <w:r>
+        <w:rPr>
+          <w:rFonts w:ascii="Times New Roman" w:hAnsi="Times New Roman" w:cs="Times New Roman"/>
+          <w:b/>
+          <w:sz w:val="28"/>
+          <w:color w:val="000000"/>
         </w:rPr>
         <w:t xml:space="preserve">4.5. Головна програма (</w:t>
       </w:r>
       <w:r>
         <w:rPr>
-          <w:rFonts w:ascii="Consolas" w:hAnsi="Consolas"/>
-          <w:color w:val="C7254E"/>
-          <w:sz w:val="22"/>
-          <w:shd w:val="clear" w:color="auto" w:fill="F9F2F4"/>
+          <w:rFonts w:ascii="Times New Roman" w:hAnsi="Times New Roman"/>
+          <w:sz w:val="28"/>
+          <w:color w:val="000000"/>
         </w:rPr>
         <w:t xml:space="preserve">Program.cs</w:t>
       </w:r>
@@ -4896,8 +5192,8 @@
         <w:rPr>
           <w:rFonts w:ascii="Times New Roman" w:hAnsi="Times New Roman" w:cs="Times New Roman"/>
           <w:b/>
-          <w:color w:val="2C3E50"/>
-          <w:sz w:val="24"/>
+          <w:sz w:val="28"/>
+          <w:color w:val="000000"/>
         </w:rPr>
         <w:t xml:space="preserve">)</w:t>
       </w:r>
@@ -4905,22 +5201,26 @@
     <w:p>
       <w:pPr>
         <w:spacing w:before="0" w:after="120" w:line="260" w:lineRule="auto"/>
+        <w:rPr>
+          <w:rFonts w:ascii="Times New Roman" w:hAnsi="Times New Roman" w:cs="Times New Roman"/>
+          <w:color w:val="000000"/>
+          <w:sz w:val="28"/>
+        </w:rPr>
       </w:pPr>
       <w:r>
         <w:rPr>
           <w:rFonts w:ascii="Times New Roman" w:hAnsi="Times New Roman" w:cs="Times New Roman"/>
           <w:i/>
-          <w:color w:val="222222"/>
-          <w:sz w:val="22"/>
+          <w:sz w:val="28"/>
+          <w:color w:val="000000"/>
         </w:rPr>
         <w:t xml:space="preserve">(Повний код дивіться у репозиторії в файлі </w:t>
       </w:r>
       <w:r>
         <w:rPr>
-          <w:rFonts w:ascii="Consolas" w:hAnsi="Consolas"/>
-          <w:color w:val="C7254E"/>
-          <w:sz w:val="20"/>
-          <w:shd w:val="clear" w:color="auto" w:fill="F9F2F4"/>
+          <w:rFonts w:ascii="Times New Roman" w:hAnsi="Times New Roman"/>
+          <w:sz w:val="28"/>
+          <w:color w:val="000000"/>
         </w:rPr>
         <w:t xml:space="preserve">02-oop-exceptions/Program.cs</w:t>
       </w:r>
@@ -4928,16 +5228,16 @@
         <w:rPr>
           <w:rFonts w:ascii="Times New Roman" w:hAnsi="Times New Roman" w:cs="Times New Roman"/>
           <w:i/>
-          <w:color w:val="222222"/>
-          <w:sz w:val="22"/>
+          <w:sz w:val="28"/>
+          <w:color w:val="000000"/>
         </w:rPr>
         <w:t xml:space="preserve">)</w:t>
       </w:r>
       <w:r>
         <w:rPr>
           <w:rFonts w:ascii="Times New Roman" w:hAnsi="Times New Roman" w:cs="Times New Roman"/>
-          <w:color w:val="222222"/>
-          <w:sz w:val="22"/>
+          <w:sz w:val="28"/>
+          <w:color w:val="000000"/>
         </w:rPr>
         <w:t xml:space="preserve">.</w:t>
       </w:r>
@@ -4945,7 +5245,7 @@
     <w:p>
       <w:pPr>
         <w:pBdr>
-          <w:bottom w:val="single" w:color="B0C4DE" w:sz="6"/>
+          <w:bottom w:val="single" w:color="888888" w:sz="6"/>
         </w:pBdr>
         <w:spacing w:before="120" w:after="120"/>
       </w:pPr>
@@ -4953,27 +5253,37 @@
     <w:p>
       <w:pPr>
         <w:spacing w:before="240" w:after="100" w:line="260" w:lineRule="auto"/>
-      </w:pPr>
-      <w:r>
-        <w:rPr>
-          <w:rFonts w:ascii="Times New Roman" w:hAnsi="Times New Roman" w:cs="Times New Roman"/>
-          <w:b/>
-          <w:color w:val="1B365D"/>
-          <w:sz w:val="28"/>
+        <w:rPr>
+          <w:rFonts w:ascii="Times New Roman" w:hAnsi="Times New Roman" w:cs="Times New Roman"/>
+          <w:color w:val="000000"/>
+          <w:sz w:val="28"/>
+        </w:rPr>
+      </w:pPr>
+      <w:r>
+        <w:rPr>
+          <w:rFonts w:ascii="Times New Roman" w:hAnsi="Times New Roman" w:cs="Times New Roman"/>
+          <w:b/>
+          <w:sz w:val="28"/>
+          <w:color w:val="000000"/>
         </w:rPr>
         <w:t xml:space="preserve">5. Приклади роботи програми (Консольний вивід)</w:t>
       </w:r>
     </w:p>
     <w:p>
       <w:pPr>
-        <w:spacing w:before="180" w:after="80" w:line="260" w:lineRule="auto"/>
-      </w:pPr>
-      <w:r>
-        <w:rPr>
-          <w:rFonts w:ascii="Times New Roman" w:hAnsi="Times New Roman" w:cs="Times New Roman"/>
-          <w:b/>
-          <w:color w:val="2C3E50"/>
-          <w:sz w:val="24"/>
+        <w:spacing w:before="240" w:after="100" w:line="260" w:lineRule="auto"/>
+        <w:rPr>
+          <w:rFonts w:ascii="Times New Roman" w:hAnsi="Times New Roman" w:cs="Times New Roman"/>
+          <w:color w:val="000000"/>
+          <w:sz w:val="28"/>
+        </w:rPr>
+      </w:pPr>
+      <w:r>
+        <w:rPr>
+          <w:rFonts w:ascii="Times New Roman" w:hAnsi="Times New Roman" w:cs="Times New Roman"/>
+          <w:b/>
+          <w:sz w:val="28"/>
+          <w:color w:val="000000"/>
         </w:rPr>
         <w:t xml:space="preserve">5.1. Поліморфне виведення фігур різного типу</w:t>
       </w:r>
@@ -4986,8 +5296,6 @@
           <w:bottom w:val="single" w:color="CCCCCC" w:sz="4"/>
           <w:left w:val="single" w:color="003366" w:sz="12"/>
           <w:right w:val="single" w:color="CCCCCC" w:sz="4"/>
-          <w:insideH w:val="none"/>
-          <w:insideV w:val="none"/>
         </w:tblBorders>
         <w:tblCellMar>
           <w:top w:w="120"/>
@@ -5007,9 +5315,9 @@
             </w:pPr>
             <w:r>
               <w:rPr>
-                <w:rFonts w:ascii="Consolas" w:hAnsi="Consolas" w:eastAsia="Consolas" w:cs="Consolas"/>
-                <w:color w:val="1A1A1A"/>
-                <w:sz w:val="19"/>
+                <w:rFonts w:ascii="Times New Roman" w:hAnsi="Times New Roman" w:eastAsia="Consolas" w:cs="Times New Roman"/>
+                <w:sz w:val="28"/>
+                <w:color w:val="000000"/>
               </w:rPr>
               <w:t xml:space="preserve">=======================================================</w:t>
             </w:r>
@@ -5020,9 +5328,9 @@
             </w:pPr>
             <w:r>
               <w:rPr>
-                <w:rFonts w:ascii="Consolas" w:hAnsi="Consolas" w:eastAsia="Consolas" w:cs="Consolas"/>
-                <w:color w:val="1A1A1A"/>
-                <w:sz w:val="19"/>
+                <w:rFonts w:ascii="Times New Roman" w:hAnsi="Times New Roman" w:eastAsia="Consolas" w:cs="Times New Roman"/>
+                <w:sz w:val="28"/>
+                <w:color w:val="000000"/>
               </w:rPr>
               <w:t xml:space="preserve">    Практична робота №2 | Варіант 1 (№17 у списку)   </w:t>
             </w:r>
@@ -5033,9 +5341,9 @@
             </w:pPr>
             <w:r>
               <w:rPr>
-                <w:rFonts w:ascii="Consolas" w:hAnsi="Consolas" w:eastAsia="Consolas" w:cs="Consolas"/>
-                <w:color w:val="1A1A1A"/>
-                <w:sz w:val="19"/>
+                <w:rFonts w:ascii="Times New Roman" w:hAnsi="Times New Roman" w:eastAsia="Consolas" w:cs="Times New Roman"/>
+                <w:sz w:val="28"/>
+                <w:color w:val="000000"/>
               </w:rPr>
               <w:t xml:space="preserve">         Геометричні фігури (ООП та виключення)        </w:t>
             </w:r>
@@ -5046,9 +5354,9 @@
             </w:pPr>
             <w:r>
               <w:rPr>
-                <w:rFonts w:ascii="Consolas" w:hAnsi="Consolas" w:eastAsia="Consolas" w:cs="Consolas"/>
-                <w:color w:val="1A1A1A"/>
-                <w:sz w:val="19"/>
+                <w:rFonts w:ascii="Times New Roman" w:hAnsi="Times New Roman" w:eastAsia="Consolas" w:cs="Times New Roman"/>
+                <w:sz w:val="28"/>
+                <w:color w:val="000000"/>
               </w:rPr>
               <w:t xml:space="preserve">=======================================================</w:t>
             </w:r>
@@ -5059,9 +5367,9 @@
             </w:pPr>
             <w:r>
               <w:rPr>
-                <w:rFonts w:ascii="Consolas" w:hAnsi="Consolas" w:eastAsia="Consolas" w:cs="Consolas"/>
-                <w:color w:val="1A1A1A"/>
-                <w:sz w:val="19"/>
+                <w:rFonts w:ascii="Times New Roman" w:hAnsi="Times New Roman" w:eastAsia="Consolas" w:cs="Times New Roman"/>
+                <w:sz w:val="28"/>
+                <w:color w:val="000000"/>
               </w:rPr>
               <w:t xml:space="preserve">1. Додати фігуру (коло або прямокутник)</w:t>
             </w:r>
@@ -5072,9 +5380,9 @@
             </w:pPr>
             <w:r>
               <w:rPr>
-                <w:rFonts w:ascii="Consolas" w:hAnsi="Consolas" w:eastAsia="Consolas" w:cs="Consolas"/>
-                <w:color w:val="1A1A1A"/>
-                <w:sz w:val="19"/>
+                <w:rFonts w:ascii="Times New Roman" w:hAnsi="Times New Roman" w:eastAsia="Consolas" w:cs="Times New Roman"/>
+                <w:sz w:val="28"/>
+                <w:color w:val="000000"/>
               </w:rPr>
               <w:t xml:space="preserve">2. Показати всі фігури колекції (поліморфний вивід)</w:t>
             </w:r>
@@ -5085,9 +5393,9 @@
             </w:pPr>
             <w:r>
               <w:rPr>
-                <w:rFonts w:ascii="Consolas" w:hAnsi="Consolas" w:eastAsia="Consolas" w:cs="Consolas"/>
-                <w:color w:val="1A1A1A"/>
-                <w:sz w:val="19"/>
+                <w:rFonts w:ascii="Times New Roman" w:hAnsi="Times New Roman" w:eastAsia="Consolas" w:cs="Times New Roman"/>
+                <w:sz w:val="28"/>
+                <w:color w:val="000000"/>
               </w:rPr>
               <w:t xml:space="preserve">3. Відсортувати фігури за площею (IComparable&lt;Shape&gt;)</w:t>
             </w:r>
@@ -5098,9 +5406,9 @@
             </w:pPr>
             <w:r>
               <w:rPr>
-                <w:rFonts w:ascii="Consolas" w:hAnsi="Consolas" w:eastAsia="Consolas" w:cs="Consolas"/>
-                <w:color w:val="1A1A1A"/>
-                <w:sz w:val="19"/>
+                <w:rFonts w:ascii="Times New Roman" w:hAnsi="Times New Roman" w:eastAsia="Consolas" w:cs="Times New Roman"/>
+                <w:sz w:val="28"/>
+                <w:color w:val="000000"/>
               </w:rPr>
               <w:t xml:space="preserve">4. Показати сумарну площу та сумарний периметр</w:t>
             </w:r>
@@ -5111,9 +5419,9 @@
             </w:pPr>
             <w:r>
               <w:rPr>
-                <w:rFonts w:ascii="Consolas" w:hAnsi="Consolas" w:eastAsia="Consolas" w:cs="Consolas"/>
-                <w:color w:val="1A1A1A"/>
-                <w:sz w:val="19"/>
+                <w:rFonts w:ascii="Times New Roman" w:hAnsi="Times New Roman" w:eastAsia="Consolas" w:cs="Times New Roman"/>
+                <w:sz w:val="28"/>
+                <w:color w:val="000000"/>
               </w:rPr>
               <w:t xml:space="preserve">5. Фільтрувати фігури за типом (pattern matching 'is')</w:t>
             </w:r>
@@ -5124,9 +5432,9 @@
             </w:pPr>
             <w:r>
               <w:rPr>
-                <w:rFonts w:ascii="Consolas" w:hAnsi="Consolas" w:eastAsia="Consolas" w:cs="Consolas"/>
-                <w:color w:val="1A1A1A"/>
-                <w:sz w:val="19"/>
+                <w:rFonts w:ascii="Times New Roman" w:hAnsi="Times New Roman" w:eastAsia="Consolas" w:cs="Times New Roman"/>
+                <w:sz w:val="28"/>
+                <w:color w:val="000000"/>
               </w:rPr>
               <w:t xml:space="preserve">6. Продемонструвати обробку винятку InvalidShapeDimensionException</w:t>
             </w:r>
@@ -5137,9 +5445,9 @@
             </w:pPr>
             <w:r>
               <w:rPr>
-                <w:rFonts w:ascii="Consolas" w:hAnsi="Consolas" w:eastAsia="Consolas" w:cs="Consolas"/>
-                <w:color w:val="1A1A1A"/>
-                <w:sz w:val="19"/>
+                <w:rFonts w:ascii="Times New Roman" w:hAnsi="Times New Roman" w:eastAsia="Consolas" w:cs="Times New Roman"/>
+                <w:sz w:val="28"/>
+                <w:color w:val="000000"/>
               </w:rPr>
               <w:t xml:space="preserve">7. Очистити колекцію (перевірка порожнього списку)</w:t>
             </w:r>
@@ -5150,9 +5458,9 @@
             </w:pPr>
             <w:r>
               <w:rPr>
-                <w:rFonts w:ascii="Consolas" w:hAnsi="Consolas" w:eastAsia="Consolas" w:cs="Consolas"/>
-                <w:color w:val="1A1A1A"/>
-                <w:sz w:val="19"/>
+                <w:rFonts w:ascii="Times New Roman" w:hAnsi="Times New Roman" w:eastAsia="Consolas" w:cs="Times New Roman"/>
+                <w:sz w:val="28"/>
+                <w:color w:val="000000"/>
               </w:rPr>
               <w:t xml:space="preserve">0. Вихід</w:t>
             </w:r>
@@ -5163,9 +5471,9 @@
             </w:pPr>
             <w:r>
               <w:rPr>
-                <w:rFonts w:ascii="Consolas" w:hAnsi="Consolas" w:eastAsia="Consolas" w:cs="Consolas"/>
-                <w:color w:val="1A1A1A"/>
-                <w:sz w:val="19"/>
+                <w:rFonts w:ascii="Times New Roman" w:hAnsi="Times New Roman" w:eastAsia="Consolas" w:cs="Times New Roman"/>
+                <w:sz w:val="28"/>
+                <w:color w:val="000000"/>
               </w:rPr>
               <w:t xml:space="preserve">-------------------------------------------------------</w:t>
             </w:r>
@@ -5176,9 +5484,9 @@
             </w:pPr>
             <w:r>
               <w:rPr>
-                <w:rFonts w:ascii="Consolas" w:hAnsi="Consolas" w:eastAsia="Consolas" w:cs="Consolas"/>
-                <w:color w:val="1A1A1A"/>
-                <w:sz w:val="19"/>
+                <w:rFonts w:ascii="Times New Roman" w:hAnsi="Times New Roman" w:eastAsia="Consolas" w:cs="Times New Roman"/>
+                <w:sz w:val="28"/>
+                <w:color w:val="000000"/>
               </w:rPr>
               <w:t xml:space="preserve">Ваш вибір: 2</w:t>
             </w:r>
@@ -5189,9 +5497,9 @@
             </w:pPr>
             <w:r>
               <w:rPr>
-                <w:rFonts w:ascii="Consolas" w:hAnsi="Consolas" w:eastAsia="Consolas" w:cs="Consolas"/>
-                <w:color w:val="1A1A1A"/>
-                <w:sz w:val="19"/>
+                <w:rFonts w:ascii="Times New Roman" w:hAnsi="Times New Roman" w:eastAsia="Consolas" w:cs="Times New Roman"/>
+                <w:sz w:val="28"/>
+                <w:color w:val="000000"/>
               </w:rPr>
               <w:t xml:space="preserve"/>
             </w:r>
@@ -5202,9 +5510,9 @@
             </w:pPr>
             <w:r>
               <w:rPr>
-                <w:rFonts w:ascii="Consolas" w:hAnsi="Consolas" w:eastAsia="Consolas" w:cs="Consolas"/>
-                <w:color w:val="1A1A1A"/>
-                <w:sz w:val="19"/>
+                <w:rFonts w:ascii="Times New Roman" w:hAnsi="Times New Roman" w:eastAsia="Consolas" w:cs="Times New Roman"/>
+                <w:sz w:val="28"/>
+                <w:color w:val="000000"/>
               </w:rPr>
               <w:t xml:space="preserve">--- Список усіх фігур у колекції (демонстрація поліморфізму) ---</w:t>
             </w:r>
@@ -5215,9 +5523,9 @@
             </w:pPr>
             <w:r>
               <w:rPr>
-                <w:rFonts w:ascii="Consolas" w:hAnsi="Consolas" w:eastAsia="Consolas" w:cs="Consolas"/>
-                <w:color w:val="1A1A1A"/>
-                <w:sz w:val="19"/>
+                <w:rFonts w:ascii="Times New Roman" w:hAnsi="Times New Roman" w:eastAsia="Consolas" w:cs="Times New Roman"/>
+                <w:sz w:val="28"/>
+                <w:color w:val="000000"/>
               </w:rPr>
               <w:t xml:space="preserve">Усього фігур у колекції: 5</w:t>
             </w:r>
@@ -5228,9 +5536,9 @@
             </w:pPr>
             <w:r>
               <w:rPr>
-                <w:rFonts w:ascii="Consolas" w:hAnsi="Consolas" w:eastAsia="Consolas" w:cs="Consolas"/>
-                <w:color w:val="1A1A1A"/>
-                <w:sz w:val="19"/>
+                <w:rFonts w:ascii="Times New Roman" w:hAnsi="Times New Roman" w:eastAsia="Consolas" w:cs="Times New Roman"/>
+                <w:sz w:val="28"/>
+                <w:color w:val="000000"/>
               </w:rPr>
               <w:t xml:space="preserve"/>
             </w:r>
@@ -5241,9 +5549,9 @@
             </w:pPr>
             <w:r>
               <w:rPr>
-                <w:rFonts w:ascii="Consolas" w:hAnsi="Consolas" w:eastAsia="Consolas" w:cs="Consolas"/>
-                <w:color w:val="1A1A1A"/>
-                <w:sz w:val="19"/>
+                <w:rFonts w:ascii="Times New Roman" w:hAnsi="Times New Roman" w:eastAsia="Consolas" w:cs="Times New Roman"/>
+                <w:sz w:val="28"/>
+                <w:color w:val="000000"/>
               </w:rPr>
               <w:t xml:space="preserve"> 1. [Коло]        Назва: Мале коло  | Радіус:   3.00 | Площа:    28.27 | Периметр:    18.85</w:t>
             </w:r>
@@ -5254,9 +5562,9 @@
             </w:pPr>
             <w:r>
               <w:rPr>
-                <w:rFonts w:ascii="Consolas" w:hAnsi="Consolas" w:eastAsia="Consolas" w:cs="Consolas"/>
-                <w:color w:val="1A1A1A"/>
-                <w:sz w:val="19"/>
+                <w:rFonts w:ascii="Times New Roman" w:hAnsi="Times New Roman" w:eastAsia="Consolas" w:cs="Times New Roman"/>
+                <w:sz w:val="28"/>
+                <w:color w:val="000000"/>
               </w:rPr>
               <w:t xml:space="preserve"> 2. [Прямокутник] Назва: Прямокутник А | 4.00 x 5.00  | Площа:    20.00 | Периметр:    18.00</w:t>
             </w:r>
@@ -5267,9 +5575,9 @@
             </w:pPr>
             <w:r>
               <w:rPr>
-                <w:rFonts w:ascii="Consolas" w:hAnsi="Consolas" w:eastAsia="Consolas" w:cs="Consolas"/>
-                <w:color w:val="1A1A1A"/>
-                <w:sz w:val="19"/>
+                <w:rFonts w:ascii="Times New Roman" w:hAnsi="Times New Roman" w:eastAsia="Consolas" w:cs="Times New Roman"/>
+                <w:sz w:val="28"/>
+                <w:color w:val="000000"/>
               </w:rPr>
               <w:t xml:space="preserve"> 3. [Коло]        Назва: Велике коло | Радіус:   7.00 | Площа:   153.94 | Периметр:    43.98</w:t>
             </w:r>
@@ -5280,9 +5588,9 @@
             </w:pPr>
             <w:r>
               <w:rPr>
-                <w:rFonts w:ascii="Consolas" w:hAnsi="Consolas" w:eastAsia="Consolas" w:cs="Consolas"/>
-                <w:color w:val="1A1A1A"/>
-                <w:sz w:val="19"/>
+                <w:rFonts w:ascii="Times New Roman" w:hAnsi="Times New Roman" w:eastAsia="Consolas" w:cs="Times New Roman"/>
+                <w:sz w:val="28"/>
+                <w:color w:val="000000"/>
               </w:rPr>
               <w:t xml:space="preserve"> 4. [Прямокутник] Назва: Квадрат    | 6.00 x 6.00  | Площа:    36.00 | Периметр:    24.00</w:t>
             </w:r>
@@ -5293,9 +5601,9 @@
             </w:pPr>
             <w:r>
               <w:rPr>
-                <w:rFonts w:ascii="Consolas" w:hAnsi="Consolas" w:eastAsia="Consolas" w:cs="Consolas"/>
-                <w:color w:val="1A1A1A"/>
-                <w:sz w:val="19"/>
+                <w:rFonts w:ascii="Times New Roman" w:hAnsi="Times New Roman" w:eastAsia="Consolas" w:cs="Times New Roman"/>
+                <w:sz w:val="28"/>
+                <w:color w:val="000000"/>
               </w:rPr>
               <w:t xml:space="preserve"> 5. [Прямокутник] Назва: Пластина   | 2.50 x 8.00  | Площа:    20.00 | Периметр:    21.00</w:t>
             </w:r>
@@ -5305,23 +5613,27 @@
     </w:tbl>
     <w:p>
       <w:pPr>
-        <w:spacing w:before="180" w:after="80" w:line="260" w:lineRule="auto"/>
-      </w:pPr>
-      <w:r>
-        <w:rPr>
-          <w:rFonts w:ascii="Times New Roman" w:hAnsi="Times New Roman" w:cs="Times New Roman"/>
-          <w:b/>
-          <w:color w:val="2C3E50"/>
-          <w:sz w:val="24"/>
+        <w:spacing w:before="240" w:after="100" w:line="260" w:lineRule="auto"/>
+        <w:rPr>
+          <w:rFonts w:ascii="Times New Roman" w:hAnsi="Times New Roman" w:cs="Times New Roman"/>
+          <w:color w:val="000000"/>
+          <w:sz w:val="28"/>
+        </w:rPr>
+      </w:pPr>
+      <w:r>
+        <w:rPr>
+          <w:rFonts w:ascii="Times New Roman" w:hAnsi="Times New Roman" w:cs="Times New Roman"/>
+          <w:b/>
+          <w:sz w:val="28"/>
+          <w:color w:val="000000"/>
         </w:rPr>
         <w:t xml:space="preserve">5.2. Сортування фігур за площею (</w:t>
       </w:r>
       <w:r>
         <w:rPr>
-          <w:rFonts w:ascii="Consolas" w:hAnsi="Consolas"/>
-          <w:color w:val="C7254E"/>
-          <w:sz w:val="22"/>
-          <w:shd w:val="clear" w:color="auto" w:fill="F9F2F4"/>
+          <w:rFonts w:ascii="Times New Roman" w:hAnsi="Times New Roman"/>
+          <w:sz w:val="28"/>
+          <w:color w:val="000000"/>
         </w:rPr>
         <w:t xml:space="preserve">IComparable&lt;Shape&gt;</w:t>
       </w:r>
@@ -5329,8 +5641,8 @@
         <w:rPr>
           <w:rFonts w:ascii="Times New Roman" w:hAnsi="Times New Roman" w:cs="Times New Roman"/>
           <w:b/>
-          <w:color w:val="2C3E50"/>
-          <w:sz w:val="24"/>
+          <w:sz w:val="28"/>
+          <w:color w:val="000000"/>
         </w:rPr>
         <w:t xml:space="preserve">)</w:t>
       </w:r>
@@ -5343,8 +5655,6 @@
           <w:bottom w:val="single" w:color="CCCCCC" w:sz="4"/>
           <w:left w:val="single" w:color="003366" w:sz="12"/>
           <w:right w:val="single" w:color="CCCCCC" w:sz="4"/>
-          <w:insideH w:val="none"/>
-          <w:insideV w:val="none"/>
         </w:tblBorders>
         <w:tblCellMar>
           <w:top w:w="120"/>
@@ -5364,9 +5674,9 @@
             </w:pPr>
             <w:r>
               <w:rPr>
-                <w:rFonts w:ascii="Consolas" w:hAnsi="Consolas" w:eastAsia="Consolas" w:cs="Consolas"/>
-                <w:color w:val="1A1A1A"/>
-                <w:sz w:val="19"/>
+                <w:rFonts w:ascii="Times New Roman" w:hAnsi="Times New Roman" w:eastAsia="Consolas" w:cs="Times New Roman"/>
+                <w:sz w:val="28"/>
+                <w:color w:val="000000"/>
               </w:rPr>
               <w:t xml:space="preserve">Ваш вибір: 3</w:t>
             </w:r>
@@ -5377,9 +5687,9 @@
             </w:pPr>
             <w:r>
               <w:rPr>
-                <w:rFonts w:ascii="Consolas" w:hAnsi="Consolas" w:eastAsia="Consolas" w:cs="Consolas"/>
-                <w:color w:val="1A1A1A"/>
-                <w:sz w:val="19"/>
+                <w:rFonts w:ascii="Times New Roman" w:hAnsi="Times New Roman" w:eastAsia="Consolas" w:cs="Times New Roman"/>
+                <w:sz w:val="28"/>
+                <w:color w:val="000000"/>
               </w:rPr>
               <w:t xml:space="preserve"/>
             </w:r>
@@ -5390,9 +5700,9 @@
             </w:pPr>
             <w:r>
               <w:rPr>
-                <w:rFonts w:ascii="Consolas" w:hAnsi="Consolas" w:eastAsia="Consolas" w:cs="Consolas"/>
-                <w:color w:val="1A1A1A"/>
-                <w:sz w:val="19"/>
+                <w:rFonts w:ascii="Times New Roman" w:hAnsi="Times New Roman" w:eastAsia="Consolas" w:cs="Times New Roman"/>
+                <w:sz w:val="28"/>
+                <w:color w:val="000000"/>
               </w:rPr>
               <w:t xml:space="preserve">--- Сортування фігур за площею (IComparable&lt;Shape&gt;) ---</w:t>
             </w:r>
@@ -5403,9 +5713,9 @@
             </w:pPr>
             <w:r>
               <w:rPr>
-                <w:rFonts w:ascii="Consolas" w:hAnsi="Consolas" w:eastAsia="Consolas" w:cs="Consolas"/>
-                <w:color w:val="1A1A1A"/>
-                <w:sz w:val="19"/>
+                <w:rFonts w:ascii="Times New Roman" w:hAnsi="Times New Roman" w:eastAsia="Consolas" w:cs="Times New Roman"/>
+                <w:sz w:val="28"/>
+                <w:color w:val="000000"/>
               </w:rPr>
               <w:t xml:space="preserve">[Успішно] Колекцію відсортовано за зростанням площі:</w:t>
             </w:r>
@@ -5416,9 +5726,9 @@
             </w:pPr>
             <w:r>
               <w:rPr>
-                <w:rFonts w:ascii="Consolas" w:hAnsi="Consolas" w:eastAsia="Consolas" w:cs="Consolas"/>
-                <w:color w:val="1A1A1A"/>
-                <w:sz w:val="19"/>
+                <w:rFonts w:ascii="Times New Roman" w:hAnsi="Times New Roman" w:eastAsia="Consolas" w:cs="Times New Roman"/>
+                <w:sz w:val="28"/>
+                <w:color w:val="000000"/>
               </w:rPr>
               <w:t xml:space="preserve"/>
             </w:r>
@@ -5429,9 +5739,9 @@
             </w:pPr>
             <w:r>
               <w:rPr>
-                <w:rFonts w:ascii="Consolas" w:hAnsi="Consolas" w:eastAsia="Consolas" w:cs="Consolas"/>
-                <w:color w:val="1A1A1A"/>
-                <w:sz w:val="19"/>
+                <w:rFonts w:ascii="Times New Roman" w:hAnsi="Times New Roman" w:eastAsia="Consolas" w:cs="Times New Roman"/>
+                <w:sz w:val="28"/>
+                <w:color w:val="000000"/>
               </w:rPr>
               <w:t xml:space="preserve"> 1. Прямокутник А   | Площа:    20.00 | Периметр:    18.00</w:t>
             </w:r>
@@ -5442,9 +5752,9 @@
             </w:pPr>
             <w:r>
               <w:rPr>
-                <w:rFonts w:ascii="Consolas" w:hAnsi="Consolas" w:eastAsia="Consolas" w:cs="Consolas"/>
-                <w:color w:val="1A1A1A"/>
-                <w:sz w:val="19"/>
+                <w:rFonts w:ascii="Times New Roman" w:hAnsi="Times New Roman" w:eastAsia="Consolas" w:cs="Times New Roman"/>
+                <w:sz w:val="28"/>
+                <w:color w:val="000000"/>
               </w:rPr>
               <w:t xml:space="preserve"> 2. Пластина        | Площа:    20.00 | Периметр:    21.00</w:t>
             </w:r>
@@ -5455,9 +5765,9 @@
             </w:pPr>
             <w:r>
               <w:rPr>
-                <w:rFonts w:ascii="Consolas" w:hAnsi="Consolas" w:eastAsia="Consolas" w:cs="Consolas"/>
-                <w:color w:val="1A1A1A"/>
-                <w:sz w:val="19"/>
+                <w:rFonts w:ascii="Times New Roman" w:hAnsi="Times New Roman" w:eastAsia="Consolas" w:cs="Times New Roman"/>
+                <w:sz w:val="28"/>
+                <w:color w:val="000000"/>
               </w:rPr>
               <w:t xml:space="preserve"> 3. Мале коло       | Площа:    28.27 | Периметр:    18.85</w:t>
             </w:r>
@@ -5468,9 +5778,9 @@
             </w:pPr>
             <w:r>
               <w:rPr>
-                <w:rFonts w:ascii="Consolas" w:hAnsi="Consolas" w:eastAsia="Consolas" w:cs="Consolas"/>
-                <w:color w:val="1A1A1A"/>
-                <w:sz w:val="19"/>
+                <w:rFonts w:ascii="Times New Roman" w:hAnsi="Times New Roman" w:eastAsia="Consolas" w:cs="Times New Roman"/>
+                <w:sz w:val="28"/>
+                <w:color w:val="000000"/>
               </w:rPr>
               <w:t xml:space="preserve"> 4. Квадрат         | Площа:    36.00 | Периметр:    24.00</w:t>
             </w:r>
@@ -5481,9 +5791,9 @@
             </w:pPr>
             <w:r>
               <w:rPr>
-                <w:rFonts w:ascii="Consolas" w:hAnsi="Consolas" w:eastAsia="Consolas" w:cs="Consolas"/>
-                <w:color w:val="1A1A1A"/>
-                <w:sz w:val="19"/>
+                <w:rFonts w:ascii="Times New Roman" w:hAnsi="Times New Roman" w:eastAsia="Consolas" w:cs="Times New Roman"/>
+                <w:sz w:val="28"/>
+                <w:color w:val="000000"/>
               </w:rPr>
               <w:t xml:space="preserve"> 5. Велике коло     | Площа:   153.94 | Периметр:    43.98</w:t>
             </w:r>
@@ -5493,23 +5803,27 @@
     </w:tbl>
     <w:p>
       <w:pPr>
-        <w:spacing w:before="180" w:after="80" w:line="260" w:lineRule="auto"/>
-      </w:pPr>
-      <w:r>
-        <w:rPr>
-          <w:rFonts w:ascii="Times New Roman" w:hAnsi="Times New Roman" w:cs="Times New Roman"/>
-          <w:b/>
-          <w:color w:val="2C3E50"/>
-          <w:sz w:val="24"/>
+        <w:spacing w:before="240" w:after="100" w:line="260" w:lineRule="auto"/>
+        <w:rPr>
+          <w:rFonts w:ascii="Times New Roman" w:hAnsi="Times New Roman" w:cs="Times New Roman"/>
+          <w:color w:val="000000"/>
+          <w:sz w:val="28"/>
+        </w:rPr>
+      </w:pPr>
+      <w:r>
+        <w:rPr>
+          <w:rFonts w:ascii="Times New Roman" w:hAnsi="Times New Roman" w:cs="Times New Roman"/>
+          <w:b/>
+          <w:sz w:val="28"/>
+          <w:color w:val="000000"/>
         </w:rPr>
         <w:t xml:space="preserve">5.3. Перехоплення та обробка власного винятку </w:t>
       </w:r>
       <w:r>
         <w:rPr>
-          <w:rFonts w:ascii="Consolas" w:hAnsi="Consolas"/>
-          <w:color w:val="C7254E"/>
-          <w:sz w:val="22"/>
-          <w:shd w:val="clear" w:color="auto" w:fill="F9F2F4"/>
+          <w:rFonts w:ascii="Times New Roman" w:hAnsi="Times New Roman"/>
+          <w:sz w:val="28"/>
+          <w:color w:val="000000"/>
         </w:rPr>
         <w:t xml:space="preserve">InvalidShapeDimensionException</w:t>
       </w:r>
@@ -5522,8 +5836,6 @@
           <w:bottom w:val="single" w:color="CCCCCC" w:sz="4"/>
           <w:left w:val="single" w:color="003366" w:sz="12"/>
           <w:right w:val="single" w:color="CCCCCC" w:sz="4"/>
-          <w:insideH w:val="none"/>
-          <w:insideV w:val="none"/>
         </w:tblBorders>
         <w:tblCellMar>
           <w:top w:w="120"/>
@@ -5543,9 +5855,9 @@
             </w:pPr>
             <w:r>
               <w:rPr>
-                <w:rFonts w:ascii="Consolas" w:hAnsi="Consolas" w:eastAsia="Consolas" w:cs="Consolas"/>
-                <w:color w:val="1A1A1A"/>
-                <w:sz w:val="19"/>
+                <w:rFonts w:ascii="Times New Roman" w:hAnsi="Times New Roman" w:eastAsia="Consolas" w:cs="Times New Roman"/>
+                <w:sz w:val="28"/>
+                <w:color w:val="000000"/>
               </w:rPr>
               <w:t xml:space="preserve">Ваш вибір: 6</w:t>
             </w:r>
@@ -5556,9 +5868,9 @@
             </w:pPr>
             <w:r>
               <w:rPr>
-                <w:rFonts w:ascii="Consolas" w:hAnsi="Consolas" w:eastAsia="Consolas" w:cs="Consolas"/>
-                <w:color w:val="1A1A1A"/>
-                <w:sz w:val="19"/>
+                <w:rFonts w:ascii="Times New Roman" w:hAnsi="Times New Roman" w:eastAsia="Consolas" w:cs="Times New Roman"/>
+                <w:sz w:val="28"/>
+                <w:color w:val="000000"/>
               </w:rPr>
               <w:t xml:space="preserve"/>
             </w:r>
@@ -5569,9 +5881,9 @@
             </w:pPr>
             <w:r>
               <w:rPr>
-                <w:rFonts w:ascii="Consolas" w:hAnsi="Consolas" w:eastAsia="Consolas" w:cs="Consolas"/>
-                <w:color w:val="1A1A1A"/>
-                <w:sz w:val="19"/>
+                <w:rFonts w:ascii="Times New Roman" w:hAnsi="Times New Roman" w:eastAsia="Consolas" w:cs="Times New Roman"/>
+                <w:sz w:val="28"/>
+                <w:color w:val="000000"/>
               </w:rPr>
               <w:t xml:space="preserve">--- Демонстрація генерації та перехоплення винятку ---</w:t>
             </w:r>
@@ -5582,9 +5894,9 @@
             </w:pPr>
             <w:r>
               <w:rPr>
-                <w:rFonts w:ascii="Consolas" w:hAnsi="Consolas" w:eastAsia="Consolas" w:cs="Consolas"/>
-                <w:color w:val="1A1A1A"/>
-                <w:sz w:val="19"/>
+                <w:rFonts w:ascii="Times New Roman" w:hAnsi="Times New Roman" w:eastAsia="Consolas" w:cs="Times New Roman"/>
+                <w:sz w:val="28"/>
+                <w:color w:val="000000"/>
               </w:rPr>
               <w:t xml:space="preserve">Спробуємо навмисно створити коло з радіусом -5.0 та прямокутник з висотою 0:</w:t>
             </w:r>
@@ -5595,9 +5907,9 @@
             </w:pPr>
             <w:r>
               <w:rPr>
-                <w:rFonts w:ascii="Consolas" w:hAnsi="Consolas" w:eastAsia="Consolas" w:cs="Consolas"/>
-                <w:color w:val="1A1A1A"/>
-                <w:sz w:val="19"/>
+                <w:rFonts w:ascii="Times New Roman" w:hAnsi="Times New Roman" w:eastAsia="Consolas" w:cs="Times New Roman"/>
+                <w:sz w:val="28"/>
+                <w:color w:val="000000"/>
               </w:rPr>
               <w:t xml:space="preserve"/>
             </w:r>
@@ -5608,9 +5920,9 @@
             </w:pPr>
             <w:r>
               <w:rPr>
-                <w:rFonts w:ascii="Consolas" w:hAnsi="Consolas" w:eastAsia="Consolas" w:cs="Consolas"/>
-                <w:color w:val="1A1A1A"/>
-                <w:sz w:val="19"/>
+                <w:rFonts w:ascii="Times New Roman" w:hAnsi="Times New Roman" w:eastAsia="Consolas" w:cs="Times New Roman"/>
+                <w:sz w:val="28"/>
+                <w:color w:val="000000"/>
               </w:rPr>
               <w:t xml:space="preserve">[Спроба 1] new Circle(-5.0)...</w:t>
             </w:r>
@@ -5621,9 +5933,9 @@
             </w:pPr>
             <w:r>
               <w:rPr>
-                <w:rFonts w:ascii="Consolas" w:hAnsi="Consolas" w:eastAsia="Consolas" w:cs="Consolas"/>
-                <w:color w:val="1A1A1A"/>
-                <w:sz w:val="19"/>
+                <w:rFonts w:ascii="Times New Roman" w:hAnsi="Times New Roman" w:eastAsia="Consolas" w:cs="Times New Roman"/>
+                <w:sz w:val="28"/>
+                <w:color w:val="000000"/>
               </w:rPr>
               <w:t xml:space="preserve">-&gt; Успішно перехоплено InvalidShapeDimensionException: Неприпустимий розмір 'Радіус кола': значення -5 має бути строго більше нуля (&gt; 0).</w:t>
             </w:r>
@@ -5634,9 +5946,9 @@
             </w:pPr>
             <w:r>
               <w:rPr>
-                <w:rFonts w:ascii="Consolas" w:hAnsi="Consolas" w:eastAsia="Consolas" w:cs="Consolas"/>
-                <w:color w:val="1A1A1A"/>
-                <w:sz w:val="19"/>
+                <w:rFonts w:ascii="Times New Roman" w:hAnsi="Times New Roman" w:eastAsia="Consolas" w:cs="Times New Roman"/>
+                <w:sz w:val="28"/>
+                <w:color w:val="000000"/>
               </w:rPr>
               <w:t xml:space="preserve">-&gt; Виконано блок finally для Спроби 1.</w:t>
             </w:r>
@@ -5647,9 +5959,9 @@
             </w:pPr>
             <w:r>
               <w:rPr>
-                <w:rFonts w:ascii="Consolas" w:hAnsi="Consolas" w:eastAsia="Consolas" w:cs="Consolas"/>
-                <w:color w:val="1A1A1A"/>
-                <w:sz w:val="19"/>
+                <w:rFonts w:ascii="Times New Roman" w:hAnsi="Times New Roman" w:eastAsia="Consolas" w:cs="Times New Roman"/>
+                <w:sz w:val="28"/>
+                <w:color w:val="000000"/>
               </w:rPr>
               <w:t xml:space="preserve"/>
             </w:r>
@@ -5660,9 +5972,9 @@
             </w:pPr>
             <w:r>
               <w:rPr>
-                <w:rFonts w:ascii="Consolas" w:hAnsi="Consolas" w:eastAsia="Consolas" w:cs="Consolas"/>
-                <w:color w:val="1A1A1A"/>
-                <w:sz w:val="19"/>
+                <w:rFonts w:ascii="Times New Roman" w:hAnsi="Times New Roman" w:eastAsia="Consolas" w:cs="Times New Roman"/>
+                <w:sz w:val="28"/>
+                <w:color w:val="000000"/>
               </w:rPr>
               <w:t xml:space="preserve">[Спроба 2] new Rectangle(10.0, 0.0)...</w:t>
             </w:r>
@@ -5673,9 +5985,9 @@
             </w:pPr>
             <w:r>
               <w:rPr>
-                <w:rFonts w:ascii="Consolas" w:hAnsi="Consolas" w:eastAsia="Consolas" w:cs="Consolas"/>
-                <w:color w:val="1A1A1A"/>
-                <w:sz w:val="19"/>
+                <w:rFonts w:ascii="Times New Roman" w:hAnsi="Times New Roman" w:eastAsia="Consolas" w:cs="Times New Roman"/>
+                <w:sz w:val="28"/>
+                <w:color w:val="000000"/>
               </w:rPr>
               <w:t xml:space="preserve">-&gt; Успішно перехоплено InvalidShapeDimensionException: Неприпустимий розмір 'Висота прямокутника': значення 0 має бути строго більше нуля (&gt; 0).</w:t>
             </w:r>
@@ -5686,9 +5998,9 @@
             </w:pPr>
             <w:r>
               <w:rPr>
-                <w:rFonts w:ascii="Consolas" w:hAnsi="Consolas" w:eastAsia="Consolas" w:cs="Consolas"/>
-                <w:color w:val="1A1A1A"/>
-                <w:sz w:val="19"/>
+                <w:rFonts w:ascii="Times New Roman" w:hAnsi="Times New Roman" w:eastAsia="Consolas" w:cs="Times New Roman"/>
+                <w:sz w:val="28"/>
+                <w:color w:val="000000"/>
               </w:rPr>
               <w:t xml:space="preserve">-&gt; Виконано блок finally для Спроби 2.</w:t>
             </w:r>
@@ -5699,9 +6011,9 @@
             </w:pPr>
             <w:r>
               <w:rPr>
-                <w:rFonts w:ascii="Consolas" w:hAnsi="Consolas" w:eastAsia="Consolas" w:cs="Consolas"/>
-                <w:color w:val="1A1A1A"/>
-                <w:sz w:val="19"/>
+                <w:rFonts w:ascii="Times New Roman" w:hAnsi="Times New Roman" w:eastAsia="Consolas" w:cs="Times New Roman"/>
+                <w:sz w:val="28"/>
+                <w:color w:val="000000"/>
               </w:rPr>
               <w:t xml:space="preserve"/>
             </w:r>
@@ -5712,9 +6024,9 @@
             </w:pPr>
             <w:r>
               <w:rPr>
-                <w:rFonts w:ascii="Consolas" w:hAnsi="Consolas" w:eastAsia="Consolas" w:cs="Consolas"/>
-                <w:color w:val="1A1A1A"/>
-                <w:sz w:val="19"/>
+                <w:rFonts w:ascii="Times New Roman" w:hAnsi="Times New Roman" w:eastAsia="Consolas" w:cs="Times New Roman"/>
+                <w:sz w:val="28"/>
+                <w:color w:val="000000"/>
               </w:rPr>
               <w:t xml:space="preserve">Як бачимо, програма не завершилась аварійно, а коректно обробила виняткові ситуації.</w:t>
             </w:r>
@@ -5725,7 +6037,7 @@
     <w:p>
       <w:pPr>
         <w:pBdr>
-          <w:bottom w:val="single" w:color="B0C4DE" w:sz="6"/>
+          <w:bottom w:val="single" w:color="888888" w:sz="6"/>
         </w:pBdr>
         <w:spacing w:before="120" w:after="120"/>
       </w:pPr>
@@ -5733,28 +6045,83 @@
     <w:p>
       <w:pPr>
         <w:spacing w:before="240" w:after="100" w:line="260" w:lineRule="auto"/>
-      </w:pPr>
-      <w:r>
-        <w:rPr>
-          <w:rFonts w:ascii="Times New Roman" w:hAnsi="Times New Roman" w:cs="Times New Roman"/>
-          <w:b/>
-          <w:color w:val="1B365D"/>
-          <w:sz w:val="28"/>
+        <w:rPr>
+          <w:rFonts w:ascii="Times New Roman" w:hAnsi="Times New Roman" w:cs="Times New Roman"/>
+          <w:color w:val="000000"/>
+          <w:sz w:val="28"/>
+        </w:rPr>
+      </w:pPr>
+      <w:r>
+        <w:rPr>
+          <w:rFonts w:ascii="Times New Roman" w:hAnsi="Times New Roman" w:cs="Times New Roman"/>
+          <w:b/>
+          <w:sz w:val="28"/>
+          <w:color w:val="000000"/>
         </w:rPr>
         <w:t xml:space="preserve">6. Посилання на GitHub-репозиторій</w:t>
       </w:r>
     </w:p>
     <w:p>
       <w:pPr>
+        <w:ind w:left="720" w:hanging="360"/>
         <w:spacing w:before="0" w:after="60" w:line="240" w:lineRule="auto"/>
+        <w:rPr>
+          <w:rFonts w:ascii="Times New Roman" w:hAnsi="Times New Roman" w:cs="Times New Roman"/>
+          <w:color w:val="000000"/>
+          <w:sz w:val="28"/>
+        </w:rPr>
+      </w:pPr>
+      <w:r>
+        <w:rPr>
+          <w:rFonts w:ascii="Times New Roman" w:hAnsi="Times New Roman"/>
+          <w:color w:val="000000"/>
+          <w:sz w:val="28"/>
+          <w:b/>
+        </w:rPr>
+        <w:t xml:space="preserve">• </w:t>
+      </w:r>
+      <w:r>
+        <w:rPr>
+          <w:rFonts w:ascii="Times New Roman" w:hAnsi="Times New Roman" w:cs="Times New Roman"/>
+          <w:b/>
+          <w:sz w:val="28"/>
+          <w:color w:val="000000"/>
+        </w:rPr>
+        <w:t xml:space="preserve">URL репозиторію:</w:t>
+      </w:r>
+      <w:r>
+        <w:rPr>
+          <w:rFonts w:ascii="Times New Roman" w:hAnsi="Times New Roman" w:cs="Times New Roman"/>
+          <w:sz w:val="28"/>
+          <w:color w:val="000000"/>
+        </w:rPr>
+        <w:t xml:space="preserve"> </w:t>
+      </w:r>
+      <w:r>
+        <w:rPr>
+          <w:rFonts w:ascii="Times New Roman" w:hAnsi="Times New Roman"/>
+          <w:sz w:val="28"/>
+          <w:color w:val="000000"/>
+        </w:rPr>
+        <w:t xml:space="preserve">https://github.com/&lt;ваш_аккаунт&gt;/dotnet-labs-&lt;прізвище&gt;</w:t>
+      </w:r>
+    </w:p>
+    <w:p>
+      <w:pPr>
         <w:ind w:left="720" w:hanging="360"/>
-      </w:pPr>
-      <w:r>
-        <w:rPr>
-          <w:rFonts w:ascii="Calibri" w:hAnsi="Calibri"/>
-          <w:b/>
-          <w:color w:val="003366"/>
-          <w:sz w:val="22"/>
+        <w:spacing w:before="0" w:after="60" w:line="240" w:lineRule="auto"/>
+        <w:rPr>
+          <w:rFonts w:ascii="Times New Roman" w:hAnsi="Times New Roman" w:cs="Times New Roman"/>
+          <w:color w:val="000000"/>
+          <w:sz w:val="28"/>
+        </w:rPr>
+      </w:pPr>
+      <w:r>
+        <w:rPr>
+          <w:rFonts w:ascii="Times New Roman" w:hAnsi="Times New Roman"/>
+          <w:color w:val="000000"/>
+          <w:sz w:val="28"/>
+          <w:b/>
         </w:rPr>
         <w:t xml:space="preserve">• </w:t>
       </w:r>
@@ -5762,66 +6129,24 @@
         <w:rPr>
           <w:rFonts w:ascii="Times New Roman" w:hAnsi="Times New Roman" w:cs="Times New Roman"/>
           <w:b/>
-          <w:color w:val="222222"/>
-          <w:sz w:val="22"/>
-        </w:rPr>
-        <w:t xml:space="preserve">URL репозиторію:</w:t>
-      </w:r>
-      <w:r>
-        <w:rPr>
-          <w:rFonts w:ascii="Times New Roman" w:hAnsi="Times New Roman" w:cs="Times New Roman"/>
-          <w:color w:val="222222"/>
-          <w:sz w:val="22"/>
+          <w:sz w:val="28"/>
+          <w:color w:val="000000"/>
+        </w:rPr>
+        <w:t xml:space="preserve">Папка проєкту:</w:t>
+      </w:r>
+      <w:r>
+        <w:rPr>
+          <w:rFonts w:ascii="Times New Roman" w:hAnsi="Times New Roman" w:cs="Times New Roman"/>
+          <w:sz w:val="28"/>
+          <w:color w:val="000000"/>
         </w:rPr>
         <w:t xml:space="preserve"> </w:t>
       </w:r>
       <w:r>
         <w:rPr>
-          <w:rFonts w:ascii="Consolas" w:hAnsi="Consolas"/>
-          <w:color w:val="C7254E"/>
-          <w:sz w:val="20"/>
-          <w:shd w:val="clear" w:color="auto" w:fill="F9F2F4"/>
-        </w:rPr>
-        <w:t xml:space="preserve">https://github.com/&lt;ваш_аккаунт&gt;/dotnet-labs-&lt;прізвище&gt;</w:t>
-      </w:r>
-    </w:p>
-    <w:p>
-      <w:pPr>
-        <w:spacing w:before="0" w:after="60" w:line="240" w:lineRule="auto"/>
-        <w:ind w:left="720" w:hanging="360"/>
-      </w:pPr>
-      <w:r>
-        <w:rPr>
-          <w:rFonts w:ascii="Calibri" w:hAnsi="Calibri"/>
-          <w:b/>
-          <w:color w:val="003366"/>
-          <w:sz w:val="22"/>
-        </w:rPr>
-        <w:t xml:space="preserve">• </w:t>
-      </w:r>
-      <w:r>
-        <w:rPr>
-          <w:rFonts w:ascii="Times New Roman" w:hAnsi="Times New Roman" w:cs="Times New Roman"/>
-          <w:b/>
-          <w:color w:val="222222"/>
-          <w:sz w:val="22"/>
-        </w:rPr>
-        <w:t xml:space="preserve">Папка проєкту:</w:t>
-      </w:r>
-      <w:r>
-        <w:rPr>
-          <w:rFonts w:ascii="Times New Roman" w:hAnsi="Times New Roman" w:cs="Times New Roman"/>
-          <w:color w:val="222222"/>
-          <w:sz w:val="22"/>
-        </w:rPr>
-        <w:t xml:space="preserve"> </w:t>
-      </w:r>
-      <w:r>
-        <w:rPr>
-          <w:rFonts w:ascii="Consolas" w:hAnsi="Consolas"/>
-          <w:color w:val="C7254E"/>
-          <w:sz w:val="20"/>
-          <w:shd w:val="clear" w:color="auto" w:fill="F9F2F4"/>
+          <w:rFonts w:ascii="Times New Roman" w:hAnsi="Times New Roman"/>
+          <w:sz w:val="28"/>
+          <w:color w:val="000000"/>
         </w:rPr>
         <w:t xml:space="preserve">/02-oop-exceptions</w:t>
       </w:r>
@@ -5829,7 +6154,7 @@
     <w:p>
       <w:pPr>
         <w:pBdr>
-          <w:bottom w:val="single" w:color="B0C4DE" w:sz="6"/>
+          <w:bottom w:val="single" w:color="888888" w:sz="6"/>
         </w:pBdr>
         <w:spacing w:before="120" w:after="120"/>
       </w:pPr>
@@ -5837,13 +6162,18 @@
     <w:p>
       <w:pPr>
         <w:spacing w:before="240" w:after="100" w:line="260" w:lineRule="auto"/>
-      </w:pPr>
-      <w:r>
-        <w:rPr>
-          <w:rFonts w:ascii="Times New Roman" w:hAnsi="Times New Roman" w:cs="Times New Roman"/>
-          <w:b/>
-          <w:color w:val="1B365D"/>
-          <w:sz w:val="28"/>
+        <w:rPr>
+          <w:rFonts w:ascii="Times New Roman" w:hAnsi="Times New Roman" w:cs="Times New Roman"/>
+          <w:color w:val="000000"/>
+          <w:sz w:val="28"/>
+        </w:rPr>
+      </w:pPr>
+      <w:r>
+        <w:rPr>
+          <w:rFonts w:ascii="Times New Roman" w:hAnsi="Times New Roman" w:cs="Times New Roman"/>
+          <w:b/>
+          <w:sz w:val="28"/>
+          <w:color w:val="000000"/>
         </w:rPr>
         <w:t xml:space="preserve">7. Відповіді на контрольні питання</w:t>
       </w:r>
@@ -5851,13 +6181,18 @@
     <w:p>
       <w:pPr>
         <w:spacing w:before="0" w:after="120" w:line="260" w:lineRule="auto"/>
-      </w:pPr>
-      <w:r>
-        <w:rPr>
-          <w:rFonts w:ascii="Times New Roman" w:hAnsi="Times New Roman" w:cs="Times New Roman"/>
-          <w:b/>
-          <w:color w:val="222222"/>
-          <w:sz w:val="22"/>
+        <w:rPr>
+          <w:rFonts w:ascii="Times New Roman" w:hAnsi="Times New Roman" w:cs="Times New Roman"/>
+          <w:color w:val="000000"/>
+          <w:sz w:val="28"/>
+        </w:rPr>
+      </w:pPr>
+      <w:r>
+        <w:rPr>
+          <w:rFonts w:ascii="Times New Roman" w:hAnsi="Times New Roman" w:cs="Times New Roman"/>
+          <w:b/>
+          <w:sz w:val="28"/>
+          <w:color w:val="000000"/>
         </w:rPr>
         <w:t xml:space="preserve">1. У чому різниця між абстрактним класом та інтерфейсом? Коли що застосовувати?</w:t>
       </w:r>
@@ -5868,50 +6203,48 @@
         <w:rPr>
           <w:rFonts w:ascii="Times New Roman" w:hAnsi="Times New Roman" w:cs="Times New Roman"/>
           <w:i/>
-          <w:color w:val="222222"/>
-          <w:sz w:val="22"/>
+          <w:sz w:val="28"/>
+          <w:color w:val="000000"/>
         </w:rPr>
         <w:t xml:space="preserve">Відповідь:</w:t>
       </w:r>
       <w:r>
         <w:rPr>
           <w:rFonts w:ascii="Times New Roman" w:hAnsi="Times New Roman" w:cs="Times New Roman"/>
-          <w:color w:val="222222"/>
-          <w:sz w:val="22"/>
+          <w:sz w:val="28"/>
+          <w:color w:val="000000"/>
         </w:rPr>
         <w:t xml:space="preserve"> Абстрактний клас задає сутність типу («is-a» зв'язок), може містити реалізацію методів, стан (поля), конструктори й модифікатори доступу, але клас у C# може успадкувати лише один базовий клас. Інтерфейс задає контракт поведінки («can-do» зв'язок), клас може реалізовувати множинні інтерфейси. Абстрактний клас використовують для споріднених сутностей зі спільним кодом та станом; інтерфейс — для визначення спільних можливостей між різнорідними типами (наприклад, </w:t>
       </w:r>
       <w:r>
         <w:rPr>
-          <w:rFonts w:ascii="Consolas" w:hAnsi="Consolas"/>
-          <w:color w:val="C7254E"/>
-          <w:sz w:val="20"/>
-          <w:shd w:val="clear" w:color="auto" w:fill="F9F2F4"/>
+          <w:rFonts w:ascii="Times New Roman" w:hAnsi="Times New Roman"/>
+          <w:sz w:val="28"/>
+          <w:color w:val="000000"/>
         </w:rPr>
         <w:t xml:space="preserve">IComparable</w:t>
       </w:r>
       <w:r>
         <w:rPr>
           <w:rFonts w:ascii="Times New Roman" w:hAnsi="Times New Roman" w:cs="Times New Roman"/>
-          <w:color w:val="222222"/>
-          <w:sz w:val="22"/>
+          <w:sz w:val="28"/>
+          <w:color w:val="000000"/>
         </w:rPr>
         <w:t xml:space="preserve">, </w:t>
       </w:r>
       <w:r>
         <w:rPr>
-          <w:rFonts w:ascii="Consolas" w:hAnsi="Consolas"/>
-          <w:color w:val="C7254E"/>
-          <w:sz w:val="20"/>
-          <w:shd w:val="clear" w:color="auto" w:fill="F9F2F4"/>
+          <w:rFonts w:ascii="Times New Roman" w:hAnsi="Times New Roman"/>
+          <w:sz w:val="28"/>
+          <w:color w:val="000000"/>
         </w:rPr>
         <w:t xml:space="preserve">IDisposable</w:t>
       </w:r>
       <w:r>
         <w:rPr>
           <w:rFonts w:ascii="Times New Roman" w:hAnsi="Times New Roman" w:cs="Times New Roman"/>
-          <w:color w:val="222222"/>
-          <w:sz w:val="22"/>
+          <w:sz w:val="28"/>
+          <w:color w:val="000000"/>
         </w:rPr>
         <w:t xml:space="preserve">).</w:t>
       </w:r>
@@ -5919,22 +6252,26 @@
     <w:p>
       <w:pPr>
         <w:spacing w:before="0" w:after="120" w:line="260" w:lineRule="auto"/>
-      </w:pPr>
-      <w:r>
-        <w:rPr>
-          <w:rFonts w:ascii="Times New Roman" w:hAnsi="Times New Roman" w:cs="Times New Roman"/>
-          <w:b/>
-          <w:color w:val="222222"/>
-          <w:sz w:val="22"/>
+        <w:rPr>
+          <w:rFonts w:ascii="Times New Roman" w:hAnsi="Times New Roman" w:cs="Times New Roman"/>
+          <w:color w:val="000000"/>
+          <w:sz w:val="28"/>
+        </w:rPr>
+      </w:pPr>
+      <w:r>
+        <w:rPr>
+          <w:rFonts w:ascii="Times New Roman" w:hAnsi="Times New Roman" w:cs="Times New Roman"/>
+          <w:b/>
+          <w:sz w:val="28"/>
+          <w:color w:val="000000"/>
         </w:rPr>
         <w:t xml:space="preserve">2. Навіщо потрібна інкапсуляція і чому властивість з валідацією в </w:t>
       </w:r>
       <w:r>
         <w:rPr>
-          <w:rFonts w:ascii="Consolas" w:hAnsi="Consolas"/>
-          <w:color w:val="C7254E"/>
-          <w:sz w:val="20"/>
-          <w:shd w:val="clear" w:color="auto" w:fill="F9F2F4"/>
+          <w:rFonts w:ascii="Times New Roman" w:hAnsi="Times New Roman"/>
+          <w:sz w:val="28"/>
+          <w:color w:val="000000"/>
         </w:rPr>
         <w:t xml:space="preserve">set</w:t>
       </w:r>
@@ -5942,8 +6279,8 @@
         <w:rPr>
           <w:rFonts w:ascii="Times New Roman" w:hAnsi="Times New Roman" w:cs="Times New Roman"/>
           <w:b/>
-          <w:color w:val="222222"/>
-          <w:sz w:val="22"/>
+          <w:sz w:val="28"/>
+          <w:color w:val="000000"/>
         </w:rPr>
         <w:t xml:space="preserve"> краще за публічне поле?</w:t>
       </w:r>
@@ -5954,33 +6291,32 @@
         <w:rPr>
           <w:rFonts w:ascii="Times New Roman" w:hAnsi="Times New Roman" w:cs="Times New Roman"/>
           <w:i/>
-          <w:color w:val="222222"/>
-          <w:sz w:val="22"/>
+          <w:sz w:val="28"/>
+          <w:color w:val="000000"/>
         </w:rPr>
         <w:t xml:space="preserve">Відповідь:</w:t>
       </w:r>
       <w:r>
         <w:rPr>
           <w:rFonts w:ascii="Times New Roman" w:hAnsi="Times New Roman" w:cs="Times New Roman"/>
-          <w:color w:val="222222"/>
-          <w:sz w:val="22"/>
+          <w:sz w:val="28"/>
+          <w:color w:val="000000"/>
         </w:rPr>
         <w:t xml:space="preserve"> Інкапсуляція приховує внутрішній стан об'єкта та захищає його інваріанти від некоректних змін ззовні. Публічне поле дозволяє встановити будь-яке значення (наприклад, від'ємний радіус). Властивість із валідацією в блоці </w:t>
       </w:r>
       <w:r>
         <w:rPr>
-          <w:rFonts w:ascii="Consolas" w:hAnsi="Consolas"/>
-          <w:color w:val="C7254E"/>
-          <w:sz w:val="20"/>
-          <w:shd w:val="clear" w:color="auto" w:fill="F9F2F4"/>
+          <w:rFonts w:ascii="Times New Roman" w:hAnsi="Times New Roman"/>
+          <w:sz w:val="28"/>
+          <w:color w:val="000000"/>
         </w:rPr>
         <w:t xml:space="preserve">set</w:t>
       </w:r>
       <w:r>
         <w:rPr>
           <w:rFonts w:ascii="Times New Roman" w:hAnsi="Times New Roman" w:cs="Times New Roman"/>
-          <w:color w:val="222222"/>
-          <w:sz w:val="22"/>
+          <w:sz w:val="28"/>
+          <w:color w:val="000000"/>
         </w:rPr>
         <w:t xml:space="preserve"> перевіряє значення перед записом та у разі помилки викидає виняток, гарантуючи валідність об'єкта.</w:t>
       </w:r>
@@ -5988,13 +6324,18 @@
     <w:p>
       <w:pPr>
         <w:spacing w:before="0" w:after="120" w:line="260" w:lineRule="auto"/>
-      </w:pPr>
-      <w:r>
-        <w:rPr>
-          <w:rFonts w:ascii="Times New Roman" w:hAnsi="Times New Roman" w:cs="Times New Roman"/>
-          <w:b/>
-          <w:color w:val="222222"/>
-          <w:sz w:val="22"/>
+        <w:rPr>
+          <w:rFonts w:ascii="Times New Roman" w:hAnsi="Times New Roman" w:cs="Times New Roman"/>
+          <w:color w:val="000000"/>
+          <w:sz w:val="28"/>
+        </w:rPr>
+      </w:pPr>
+      <w:r>
+        <w:rPr>
+          <w:rFonts w:ascii="Times New Roman" w:hAnsi="Times New Roman" w:cs="Times New Roman"/>
+          <w:b/>
+          <w:sz w:val="28"/>
+          <w:color w:val="000000"/>
         </w:rPr>
         <w:t xml:space="preserve">3. Навіщо потрібне перевантаження конструкторів, якщо можна обійтися одним конструктором з параметрами за замовчуванням?</w:t>
       </w:r>
@@ -6005,50 +6346,48 @@
         <w:rPr>
           <w:rFonts w:ascii="Times New Roman" w:hAnsi="Times New Roman" w:cs="Times New Roman"/>
           <w:i/>
-          <w:color w:val="222222"/>
-          <w:sz w:val="22"/>
+          <w:sz w:val="28"/>
+          <w:color w:val="000000"/>
         </w:rPr>
         <w:t xml:space="preserve">Відповідь:</w:t>
       </w:r>
       <w:r>
         <w:rPr>
           <w:rFonts w:ascii="Times New Roman" w:hAnsi="Times New Roman" w:cs="Times New Roman"/>
-          <w:color w:val="222222"/>
-          <w:sz w:val="22"/>
+          <w:sz w:val="28"/>
+          <w:color w:val="000000"/>
         </w:rPr>
         <w:t xml:space="preserve"> Перевантаження дозволяє створити кілька семантично різних способів ініціалізації об'єкта з різним набором параметрів (наприклад, </w:t>
       </w:r>
       <w:r>
         <w:rPr>
-          <w:rFonts w:ascii="Consolas" w:hAnsi="Consolas"/>
-          <w:color w:val="C7254E"/>
-          <w:sz w:val="20"/>
-          <w:shd w:val="clear" w:color="auto" w:fill="F9F2F4"/>
+          <w:rFonts w:ascii="Times New Roman" w:hAnsi="Times New Roman"/>
+          <w:sz w:val="28"/>
+          <w:color w:val="000000"/>
         </w:rPr>
         <w:t xml:space="preserve">Rectangle(side)</w:t>
       </w:r>
       <w:r>
         <w:rPr>
           <w:rFonts w:ascii="Times New Roman" w:hAnsi="Times New Roman" w:cs="Times New Roman"/>
-          <w:color w:val="222222"/>
-          <w:sz w:val="22"/>
+          <w:sz w:val="28"/>
+          <w:color w:val="000000"/>
         </w:rPr>
         <w:t xml:space="preserve"> для квадрата та </w:t>
       </w:r>
       <w:r>
         <w:rPr>
-          <w:rFonts w:ascii="Consolas" w:hAnsi="Consolas"/>
-          <w:color w:val="C7254E"/>
-          <w:sz w:val="20"/>
-          <w:shd w:val="clear" w:color="auto" w:fill="F9F2F4"/>
+          <w:rFonts w:ascii="Times New Roman" w:hAnsi="Times New Roman"/>
+          <w:sz w:val="28"/>
+          <w:color w:val="000000"/>
         </w:rPr>
         <w:t xml:space="preserve">Rectangle(w, h)</w:t>
       </w:r>
       <w:r>
         <w:rPr>
           <w:rFonts w:ascii="Times New Roman" w:hAnsi="Times New Roman" w:cs="Times New Roman"/>
-          <w:color w:val="222222"/>
-          <w:sz w:val="22"/>
+          <w:sz w:val="28"/>
+          <w:color w:val="000000"/>
         </w:rPr>
         <w:t xml:space="preserve"> для прямокутника), покращує зворотну сумісність публічного API у бібліотеках і не зашиває значення за замовчуванням у бінарний код клієнта.</w:t>
       </w:r>
@@ -6056,13 +6395,18 @@
     <w:p>
       <w:pPr>
         <w:spacing w:before="0" w:after="120" w:line="260" w:lineRule="auto"/>
-      </w:pPr>
-      <w:r>
-        <w:rPr>
-          <w:rFonts w:ascii="Times New Roman" w:hAnsi="Times New Roman" w:cs="Times New Roman"/>
-          <w:b/>
-          <w:color w:val="222222"/>
-          <w:sz w:val="22"/>
+        <w:rPr>
+          <w:rFonts w:ascii="Times New Roman" w:hAnsi="Times New Roman" w:cs="Times New Roman"/>
+          <w:color w:val="000000"/>
+          <w:sz w:val="28"/>
+        </w:rPr>
+      </w:pPr>
+      <w:r>
+        <w:rPr>
+          <w:rFonts w:ascii="Times New Roman" w:hAnsi="Times New Roman" w:cs="Times New Roman"/>
+          <w:b/>
+          <w:sz w:val="28"/>
+          <w:color w:val="000000"/>
         </w:rPr>
         <w:t xml:space="preserve">4. Як реалізується поліморфізм у C# на рівні виконання (пізнє зв'язування)? Наведіть приклад із власної ієрархії.</w:t>
       </w:r>
@@ -6073,118 +6417,112 @@
         <w:rPr>
           <w:rFonts w:ascii="Times New Roman" w:hAnsi="Times New Roman" w:cs="Times New Roman"/>
           <w:i/>
-          <w:color w:val="222222"/>
-          <w:sz w:val="22"/>
+          <w:sz w:val="28"/>
+          <w:color w:val="000000"/>
         </w:rPr>
         <w:t xml:space="preserve">Відповідь:</w:t>
       </w:r>
       <w:r>
         <w:rPr>
           <w:rFonts w:ascii="Times New Roman" w:hAnsi="Times New Roman" w:cs="Times New Roman"/>
-          <w:color w:val="222222"/>
-          <w:sz w:val="22"/>
+          <w:sz w:val="28"/>
+          <w:color w:val="000000"/>
         </w:rPr>
         <w:t xml:space="preserve"> Через механізм віртуальних таблиць методів (vtable). При виклику </w:t>
       </w:r>
       <w:r>
         <w:rPr>
-          <w:rFonts w:ascii="Consolas" w:hAnsi="Consolas"/>
-          <w:color w:val="C7254E"/>
-          <w:sz w:val="20"/>
-          <w:shd w:val="clear" w:color="auto" w:fill="F9F2F4"/>
+          <w:rFonts w:ascii="Times New Roman" w:hAnsi="Times New Roman"/>
+          <w:sz w:val="28"/>
+          <w:color w:val="000000"/>
         </w:rPr>
         <w:t xml:space="preserve">shape.GetArea()</w:t>
       </w:r>
       <w:r>
         <w:rPr>
           <w:rFonts w:ascii="Times New Roman" w:hAnsi="Times New Roman" w:cs="Times New Roman"/>
-          <w:color w:val="222222"/>
-          <w:sz w:val="22"/>
+          <w:sz w:val="28"/>
+          <w:color w:val="000000"/>
         </w:rPr>
         <w:t xml:space="preserve">, де </w:t>
       </w:r>
       <w:r>
         <w:rPr>
-          <w:rFonts w:ascii="Consolas" w:hAnsi="Consolas"/>
-          <w:color w:val="C7254E"/>
-          <w:sz w:val="20"/>
-          <w:shd w:val="clear" w:color="auto" w:fill="F9F2F4"/>
+          <w:rFonts w:ascii="Times New Roman" w:hAnsi="Times New Roman"/>
+          <w:sz w:val="28"/>
+          <w:color w:val="000000"/>
         </w:rPr>
         <w:t xml:space="preserve">shape</w:t>
       </w:r>
       <w:r>
         <w:rPr>
           <w:rFonts w:ascii="Times New Roman" w:hAnsi="Times New Roman" w:cs="Times New Roman"/>
-          <w:color w:val="222222"/>
-          <w:sz w:val="22"/>
+          <w:sz w:val="28"/>
+          <w:color w:val="000000"/>
         </w:rPr>
         <w:t xml:space="preserve"> має тип </w:t>
       </w:r>
       <w:r>
         <w:rPr>
-          <w:rFonts w:ascii="Consolas" w:hAnsi="Consolas"/>
-          <w:color w:val="C7254E"/>
-          <w:sz w:val="20"/>
-          <w:shd w:val="clear" w:color="auto" w:fill="F9F2F4"/>
+          <w:rFonts w:ascii="Times New Roman" w:hAnsi="Times New Roman"/>
+          <w:sz w:val="28"/>
+          <w:color w:val="000000"/>
         </w:rPr>
         <w:t xml:space="preserve">Shape</w:t>
       </w:r>
       <w:r>
         <w:rPr>
           <w:rFonts w:ascii="Times New Roman" w:hAnsi="Times New Roman" w:cs="Times New Roman"/>
-          <w:color w:val="222222"/>
-          <w:sz w:val="22"/>
+          <w:sz w:val="28"/>
+          <w:color w:val="000000"/>
         </w:rPr>
         <w:t xml:space="preserve">, CLR під час виконання звертається до vtable фактичного екземпляра об'єкта в купі (</w:t>
       </w:r>
       <w:r>
         <w:rPr>
-          <w:rFonts w:ascii="Consolas" w:hAnsi="Consolas"/>
-          <w:color w:val="C7254E"/>
-          <w:sz w:val="20"/>
-          <w:shd w:val="clear" w:color="auto" w:fill="F9F2F4"/>
+          <w:rFonts w:ascii="Times New Roman" w:hAnsi="Times New Roman"/>
+          <w:sz w:val="28"/>
+          <w:color w:val="000000"/>
         </w:rPr>
         <w:t xml:space="preserve">Circle</w:t>
       </w:r>
       <w:r>
         <w:rPr>
           <w:rFonts w:ascii="Times New Roman" w:hAnsi="Times New Roman" w:cs="Times New Roman"/>
-          <w:color w:val="222222"/>
-          <w:sz w:val="22"/>
+          <w:sz w:val="28"/>
+          <w:color w:val="000000"/>
         </w:rPr>
         <w:t xml:space="preserve"> або </w:t>
       </w:r>
       <w:r>
         <w:rPr>
-          <w:rFonts w:ascii="Consolas" w:hAnsi="Consolas"/>
-          <w:color w:val="C7254E"/>
-          <w:sz w:val="20"/>
-          <w:shd w:val="clear" w:color="auto" w:fill="F9F2F4"/>
+          <w:rFonts w:ascii="Times New Roman" w:hAnsi="Times New Roman"/>
+          <w:sz w:val="28"/>
+          <w:color w:val="000000"/>
         </w:rPr>
         <w:t xml:space="preserve">Rectangle</w:t>
       </w:r>
       <w:r>
         <w:rPr>
           <w:rFonts w:ascii="Times New Roman" w:hAnsi="Times New Roman" w:cs="Times New Roman"/>
-          <w:color w:val="222222"/>
-          <w:sz w:val="22"/>
+          <w:sz w:val="28"/>
+          <w:color w:val="000000"/>
         </w:rPr>
         <w:t xml:space="preserve">) та викликає відповідний перевизначений </w:t>
       </w:r>
       <w:r>
         <w:rPr>
-          <w:rFonts w:ascii="Consolas" w:hAnsi="Consolas"/>
-          <w:color w:val="C7254E"/>
-          <w:sz w:val="20"/>
-          <w:shd w:val="clear" w:color="auto" w:fill="F9F2F4"/>
+          <w:rFonts w:ascii="Times New Roman" w:hAnsi="Times New Roman"/>
+          <w:sz w:val="28"/>
+          <w:color w:val="000000"/>
         </w:rPr>
         <w:t xml:space="preserve">override</w:t>
       </w:r>
       <w:r>
         <w:rPr>
           <w:rFonts w:ascii="Times New Roman" w:hAnsi="Times New Roman" w:cs="Times New Roman"/>
-          <w:color w:val="222222"/>
-          <w:sz w:val="22"/>
+          <w:sz w:val="28"/>
+          <w:color w:val="000000"/>
         </w:rPr>
         <w:t xml:space="preserve">-метод.</w:t>
       </w:r>
@@ -6192,22 +6530,26 @@
     <w:p>
       <w:pPr>
         <w:spacing w:before="0" w:after="120" w:line="260" w:lineRule="auto"/>
-      </w:pPr>
-      <w:r>
-        <w:rPr>
-          <w:rFonts w:ascii="Times New Roman" w:hAnsi="Times New Roman" w:cs="Times New Roman"/>
-          <w:b/>
-          <w:color w:val="222222"/>
-          <w:sz w:val="22"/>
+        <w:rPr>
+          <w:rFonts w:ascii="Times New Roman" w:hAnsi="Times New Roman" w:cs="Times New Roman"/>
+          <w:color w:val="000000"/>
+          <w:sz w:val="28"/>
+        </w:rPr>
+      </w:pPr>
+      <w:r>
+        <w:rPr>
+          <w:rFonts w:ascii="Times New Roman" w:hAnsi="Times New Roman" w:cs="Times New Roman"/>
+          <w:b/>
+          <w:sz w:val="28"/>
+          <w:color w:val="000000"/>
         </w:rPr>
         <w:t xml:space="preserve">5. У чому різниця між </w:t>
       </w:r>
       <w:r>
         <w:rPr>
-          <w:rFonts w:ascii="Consolas" w:hAnsi="Consolas"/>
-          <w:color w:val="C7254E"/>
-          <w:sz w:val="20"/>
-          <w:shd w:val="clear" w:color="auto" w:fill="F9F2F4"/>
+          <w:rFonts w:ascii="Times New Roman" w:hAnsi="Times New Roman"/>
+          <w:sz w:val="28"/>
+          <w:color w:val="000000"/>
         </w:rPr>
         <w:t xml:space="preserve">abstract</w:t>
       </w:r>
@@ -6215,17 +6557,16 @@
         <w:rPr>
           <w:rFonts w:ascii="Times New Roman" w:hAnsi="Times New Roman" w:cs="Times New Roman"/>
           <w:b/>
-          <w:color w:val="222222"/>
-          <w:sz w:val="22"/>
+          <w:sz w:val="28"/>
+          <w:color w:val="000000"/>
         </w:rPr>
         <w:t xml:space="preserve">-методом і </w:t>
       </w:r>
       <w:r>
         <w:rPr>
-          <w:rFonts w:ascii="Consolas" w:hAnsi="Consolas"/>
-          <w:color w:val="C7254E"/>
-          <w:sz w:val="20"/>
-          <w:shd w:val="clear" w:color="auto" w:fill="F9F2F4"/>
+          <w:rFonts w:ascii="Times New Roman" w:hAnsi="Times New Roman"/>
+          <w:sz w:val="28"/>
+          <w:color w:val="000000"/>
         </w:rPr>
         <w:t xml:space="preserve">virtual</w:t>
       </w:r>
@@ -6233,8 +6574,8 @@
         <w:rPr>
           <w:rFonts w:ascii="Times New Roman" w:hAnsi="Times New Roman" w:cs="Times New Roman"/>
           <w:b/>
-          <w:color w:val="222222"/>
-          <w:sz w:val="22"/>
+          <w:sz w:val="28"/>
+          <w:color w:val="000000"/>
         </w:rPr>
         <w:t xml:space="preserve">-методом з реалізацією за замовчуванням?</w:t>
       </w:r>
@@ -6245,50 +6586,48 @@
         <w:rPr>
           <w:rFonts w:ascii="Times New Roman" w:hAnsi="Times New Roman" w:cs="Times New Roman"/>
           <w:i/>
-          <w:color w:val="222222"/>
-          <w:sz w:val="22"/>
+          <w:sz w:val="28"/>
+          <w:color w:val="000000"/>
         </w:rPr>
         <w:t xml:space="preserve">Відповідь:</w:t>
       </w:r>
       <w:r>
         <w:rPr>
           <w:rFonts w:ascii="Times New Roman" w:hAnsi="Times New Roman" w:cs="Times New Roman"/>
-          <w:color w:val="222222"/>
-          <w:sz w:val="22"/>
+          <w:sz w:val="28"/>
+          <w:color w:val="000000"/>
         </w:rPr>
         <w:t xml:space="preserve"> </w:t>
       </w:r>
       <w:r>
         <w:rPr>
-          <w:rFonts w:ascii="Consolas" w:hAnsi="Consolas"/>
-          <w:color w:val="C7254E"/>
-          <w:sz w:val="20"/>
-          <w:shd w:val="clear" w:color="auto" w:fill="F9F2F4"/>
+          <w:rFonts w:ascii="Times New Roman" w:hAnsi="Times New Roman"/>
+          <w:sz w:val="28"/>
+          <w:color w:val="000000"/>
         </w:rPr>
         <w:t xml:space="preserve">abstract</w:t>
       </w:r>
       <w:r>
         <w:rPr>
           <w:rFonts w:ascii="Times New Roman" w:hAnsi="Times New Roman" w:cs="Times New Roman"/>
-          <w:color w:val="222222"/>
-          <w:sz w:val="22"/>
+          <w:sz w:val="28"/>
+          <w:color w:val="000000"/>
         </w:rPr>
         <w:t xml:space="preserve">-метод не має власного тіла в базовому класі та є обов'язковим для реалізації в кожному неабстрактному похідному класі. </w:t>
       </w:r>
       <w:r>
         <w:rPr>
-          <w:rFonts w:ascii="Consolas" w:hAnsi="Consolas"/>
-          <w:color w:val="C7254E"/>
-          <w:sz w:val="20"/>
-          <w:shd w:val="clear" w:color="auto" w:fill="F9F2F4"/>
+          <w:rFonts w:ascii="Times New Roman" w:hAnsi="Times New Roman"/>
+          <w:sz w:val="28"/>
+          <w:color w:val="000000"/>
         </w:rPr>
         <w:t xml:space="preserve">virtual</w:t>
       </w:r>
       <w:r>
         <w:rPr>
           <w:rFonts w:ascii="Times New Roman" w:hAnsi="Times New Roman" w:cs="Times New Roman"/>
-          <w:color w:val="222222"/>
-          <w:sz w:val="22"/>
+          <w:sz w:val="28"/>
+          <w:color w:val="000000"/>
         </w:rPr>
         <w:t xml:space="preserve">-метод містить базову реалізацію за замовчуванням, яку похідні класи можуть або перевизначити за бажанням, або залишити без змін.</w:t>
       </w:r>
@@ -6296,22 +6635,26 @@
     <w:p>
       <w:pPr>
         <w:spacing w:before="0" w:after="120" w:line="260" w:lineRule="auto"/>
-      </w:pPr>
-      <w:r>
-        <w:rPr>
-          <w:rFonts w:ascii="Times New Roman" w:hAnsi="Times New Roman" w:cs="Times New Roman"/>
-          <w:b/>
-          <w:color w:val="222222"/>
-          <w:sz w:val="22"/>
+        <w:rPr>
+          <w:rFonts w:ascii="Times New Roman" w:hAnsi="Times New Roman" w:cs="Times New Roman"/>
+          <w:color w:val="000000"/>
+          <w:sz w:val="28"/>
+        </w:rPr>
+      </w:pPr>
+      <w:r>
+        <w:rPr>
+          <w:rFonts w:ascii="Times New Roman" w:hAnsi="Times New Roman" w:cs="Times New Roman"/>
+          <w:b/>
+          <w:sz w:val="28"/>
+          <w:color w:val="000000"/>
         </w:rPr>
         <w:t xml:space="preserve">6. Для чого призначений інтерфейс </w:t>
       </w:r>
       <w:r>
         <w:rPr>
-          <w:rFonts w:ascii="Consolas" w:hAnsi="Consolas"/>
-          <w:color w:val="C7254E"/>
-          <w:sz w:val="20"/>
-          <w:shd w:val="clear" w:color="auto" w:fill="F9F2F4"/>
+          <w:rFonts w:ascii="Times New Roman" w:hAnsi="Times New Roman"/>
+          <w:sz w:val="28"/>
+          <w:color w:val="000000"/>
         </w:rPr>
         <w:t xml:space="preserve">IComparable&lt;T&gt;</w:t>
       </w:r>
@@ -6319,17 +6662,16 @@
         <w:rPr>
           <w:rFonts w:ascii="Times New Roman" w:hAnsi="Times New Roman" w:cs="Times New Roman"/>
           <w:b/>
-          <w:color w:val="222222"/>
-          <w:sz w:val="22"/>
+          <w:sz w:val="28"/>
+          <w:color w:val="000000"/>
         </w:rPr>
         <w:t xml:space="preserve"> і як його реалізація впливає на роботу </w:t>
       </w:r>
       <w:r>
         <w:rPr>
-          <w:rFonts w:ascii="Consolas" w:hAnsi="Consolas"/>
-          <w:color w:val="C7254E"/>
-          <w:sz w:val="20"/>
-          <w:shd w:val="clear" w:color="auto" w:fill="F9F2F4"/>
+          <w:rFonts w:ascii="Times New Roman" w:hAnsi="Times New Roman"/>
+          <w:sz w:val="28"/>
+          <w:color w:val="000000"/>
         </w:rPr>
         <w:t xml:space="preserve">List&lt;T&gt;.Sort()</w:t>
       </w:r>
@@ -6337,8 +6679,8 @@
         <w:rPr>
           <w:rFonts w:ascii="Times New Roman" w:hAnsi="Times New Roman" w:cs="Times New Roman"/>
           <w:b/>
-          <w:color w:val="222222"/>
-          <w:sz w:val="22"/>
+          <w:sz w:val="28"/>
+          <w:color w:val="000000"/>
         </w:rPr>
         <w:t xml:space="preserve">?</w:t>
       </w:r>
@@ -6349,84 +6691,80 @@
         <w:rPr>
           <w:rFonts w:ascii="Times New Roman" w:hAnsi="Times New Roman" w:cs="Times New Roman"/>
           <w:i/>
-          <w:color w:val="222222"/>
-          <w:sz w:val="22"/>
+          <w:sz w:val="28"/>
+          <w:color w:val="000000"/>
         </w:rPr>
         <w:t xml:space="preserve">Відповідь:</w:t>
       </w:r>
       <w:r>
         <w:rPr>
           <w:rFonts w:ascii="Times New Roman" w:hAnsi="Times New Roman" w:cs="Times New Roman"/>
-          <w:color w:val="222222"/>
-          <w:sz w:val="22"/>
+          <w:sz w:val="28"/>
+          <w:color w:val="000000"/>
         </w:rPr>
         <w:t xml:space="preserve"> </w:t>
       </w:r>
       <w:r>
         <w:rPr>
-          <w:rFonts w:ascii="Consolas" w:hAnsi="Consolas"/>
-          <w:color w:val="C7254E"/>
-          <w:sz w:val="20"/>
-          <w:shd w:val="clear" w:color="auto" w:fill="F9F2F4"/>
+          <w:rFonts w:ascii="Times New Roman" w:hAnsi="Times New Roman"/>
+          <w:sz w:val="28"/>
+          <w:color w:val="000000"/>
         </w:rPr>
         <w:t xml:space="preserve">IComparable&lt;T&gt;</w:t>
       </w:r>
       <w:r>
         <w:rPr>
           <w:rFonts w:ascii="Times New Roman" w:hAnsi="Times New Roman" w:cs="Times New Roman"/>
-          <w:color w:val="222222"/>
-          <w:sz w:val="22"/>
+          <w:sz w:val="28"/>
+          <w:color w:val="000000"/>
         </w:rPr>
         <w:t xml:space="preserve"> визначає метод </w:t>
       </w:r>
       <w:r>
         <w:rPr>
-          <w:rFonts w:ascii="Consolas" w:hAnsi="Consolas"/>
-          <w:color w:val="C7254E"/>
-          <w:sz w:val="20"/>
-          <w:shd w:val="clear" w:color="auto" w:fill="F9F2F4"/>
+          <w:rFonts w:ascii="Times New Roman" w:hAnsi="Times New Roman"/>
+          <w:sz w:val="28"/>
+          <w:color w:val="000000"/>
         </w:rPr>
         <w:t xml:space="preserve">CompareTo(T other)</w:t>
       </w:r>
       <w:r>
         <w:rPr>
           <w:rFonts w:ascii="Times New Roman" w:hAnsi="Times New Roman" w:cs="Times New Roman"/>
-          <w:color w:val="222222"/>
-          <w:sz w:val="22"/>
+          <w:sz w:val="28"/>
+          <w:color w:val="000000"/>
         </w:rPr>
         <w:t xml:space="preserve">, що встановлює природний порядок сортування для власного типу. Метод </w:t>
       </w:r>
       <w:r>
         <w:rPr>
-          <w:rFonts w:ascii="Consolas" w:hAnsi="Consolas"/>
-          <w:color w:val="C7254E"/>
-          <w:sz w:val="20"/>
-          <w:shd w:val="clear" w:color="auto" w:fill="F9F2F4"/>
+          <w:rFonts w:ascii="Times New Roman" w:hAnsi="Times New Roman"/>
+          <w:sz w:val="28"/>
+          <w:color w:val="000000"/>
         </w:rPr>
         <w:t xml:space="preserve">List&lt;T&gt;.Sort()</w:t>
       </w:r>
       <w:r>
         <w:rPr>
           <w:rFonts w:ascii="Times New Roman" w:hAnsi="Times New Roman" w:cs="Times New Roman"/>
-          <w:color w:val="222222"/>
-          <w:sz w:val="22"/>
+          <w:sz w:val="28"/>
+          <w:color w:val="000000"/>
         </w:rPr>
         <w:t xml:space="preserve"> автоматично використовує </w:t>
       </w:r>
       <w:r>
         <w:rPr>
-          <w:rFonts w:ascii="Consolas" w:hAnsi="Consolas"/>
-          <w:color w:val="C7254E"/>
-          <w:sz w:val="20"/>
-          <w:shd w:val="clear" w:color="auto" w:fill="F9F2F4"/>
+          <w:rFonts w:ascii="Times New Roman" w:hAnsi="Times New Roman"/>
+          <w:sz w:val="28"/>
+          <w:color w:val="000000"/>
         </w:rPr>
         <w:t xml:space="preserve">CompareTo</w:t>
       </w:r>
       <w:r>
         <w:rPr>
           <w:rFonts w:ascii="Times New Roman" w:hAnsi="Times New Roman" w:cs="Times New Roman"/>
-          <w:color w:val="222222"/>
-          <w:sz w:val="22"/>
+          <w:sz w:val="28"/>
+          <w:color w:val="000000"/>
         </w:rPr>
         <w:t xml:space="preserve"> для порівняння пар елементів алгоритмом сортування без необхідності передавати сторонні компаратори.</w:t>
       </w:r>
@@ -6434,22 +6772,26 @@
     <w:p>
       <w:pPr>
         <w:spacing w:before="0" w:after="120" w:line="260" w:lineRule="auto"/>
-      </w:pPr>
-      <w:r>
-        <w:rPr>
-          <w:rFonts w:ascii="Times New Roman" w:hAnsi="Times New Roman" w:cs="Times New Roman"/>
-          <w:b/>
-          <w:color w:val="222222"/>
-          <w:sz w:val="22"/>
+        <w:rPr>
+          <w:rFonts w:ascii="Times New Roman" w:hAnsi="Times New Roman" w:cs="Times New Roman"/>
+          <w:color w:val="000000"/>
+          <w:sz w:val="28"/>
+        </w:rPr>
+      </w:pPr>
+      <w:r>
+        <w:rPr>
+          <w:rFonts w:ascii="Times New Roman" w:hAnsi="Times New Roman" w:cs="Times New Roman"/>
+          <w:b/>
+          <w:sz w:val="28"/>
+          <w:color w:val="000000"/>
         </w:rPr>
         <w:t xml:space="preserve">7. Що виконується у блоці </w:t>
       </w:r>
       <w:r>
         <w:rPr>
-          <w:rFonts w:ascii="Consolas" w:hAnsi="Consolas"/>
-          <w:color w:val="C7254E"/>
-          <w:sz w:val="20"/>
-          <w:shd w:val="clear" w:color="auto" w:fill="F9F2F4"/>
+          <w:rFonts w:ascii="Times New Roman" w:hAnsi="Times New Roman"/>
+          <w:sz w:val="28"/>
+          <w:color w:val="000000"/>
         </w:rPr>
         <w:t xml:space="preserve">finally</w:t>
       </w:r>
@@ -6457,8 +6799,8 @@
         <w:rPr>
           <w:rFonts w:ascii="Times New Roman" w:hAnsi="Times New Roman" w:cs="Times New Roman"/>
           <w:b/>
-          <w:color w:val="222222"/>
-          <w:sz w:val="22"/>
+          <w:sz w:val="28"/>
+          <w:color w:val="000000"/>
         </w:rPr>
         <w:t xml:space="preserve"> і в яких випадках це критично важливо?</w:t>
       </w:r>
@@ -6469,67 +6811,64 @@
         <w:rPr>
           <w:rFonts w:ascii="Times New Roman" w:hAnsi="Times New Roman" w:cs="Times New Roman"/>
           <w:i/>
-          <w:color w:val="222222"/>
-          <w:sz w:val="22"/>
+          <w:sz w:val="28"/>
+          <w:color w:val="000000"/>
         </w:rPr>
         <w:t xml:space="preserve">Відповідь:</w:t>
       </w:r>
       <w:r>
         <w:rPr>
           <w:rFonts w:ascii="Times New Roman" w:hAnsi="Times New Roman" w:cs="Times New Roman"/>
-          <w:color w:val="222222"/>
-          <w:sz w:val="22"/>
+          <w:sz w:val="28"/>
+          <w:color w:val="000000"/>
         </w:rPr>
         <w:t xml:space="preserve"> Блок </w:t>
       </w:r>
       <w:r>
         <w:rPr>
-          <w:rFonts w:ascii="Consolas" w:hAnsi="Consolas"/>
-          <w:color w:val="C7254E"/>
-          <w:sz w:val="20"/>
-          <w:shd w:val="clear" w:color="auto" w:fill="F9F2F4"/>
+          <w:rFonts w:ascii="Times New Roman" w:hAnsi="Times New Roman"/>
+          <w:sz w:val="28"/>
+          <w:color w:val="000000"/>
         </w:rPr>
         <w:t xml:space="preserve">finally</w:t>
       </w:r>
       <w:r>
         <w:rPr>
           <w:rFonts w:ascii="Times New Roman" w:hAnsi="Times New Roman" w:cs="Times New Roman"/>
-          <w:color w:val="222222"/>
-          <w:sz w:val="22"/>
+          <w:sz w:val="28"/>
+          <w:color w:val="000000"/>
         </w:rPr>
         <w:t xml:space="preserve"> виконується завжди — незалежно від того, стався виняток у блоці </w:t>
       </w:r>
       <w:r>
         <w:rPr>
-          <w:rFonts w:ascii="Consolas" w:hAnsi="Consolas"/>
-          <w:color w:val="C7254E"/>
-          <w:sz w:val="20"/>
-          <w:shd w:val="clear" w:color="auto" w:fill="F9F2F4"/>
+          <w:rFonts w:ascii="Times New Roman" w:hAnsi="Times New Roman"/>
+          <w:sz w:val="28"/>
+          <w:color w:val="000000"/>
         </w:rPr>
         <w:t xml:space="preserve">try</w:t>
       </w:r>
       <w:r>
         <w:rPr>
           <w:rFonts w:ascii="Times New Roman" w:hAnsi="Times New Roman" w:cs="Times New Roman"/>
-          <w:color w:val="222222"/>
-          <w:sz w:val="22"/>
+          <w:sz w:val="28"/>
+          <w:color w:val="000000"/>
         </w:rPr>
         <w:t xml:space="preserve">, чи ні, і навіть якщо з блоку було виконано </w:t>
       </w:r>
       <w:r>
         <w:rPr>
-          <w:rFonts w:ascii="Consolas" w:hAnsi="Consolas"/>
-          <w:color w:val="C7254E"/>
-          <w:sz w:val="20"/>
-          <w:shd w:val="clear" w:color="auto" w:fill="F9F2F4"/>
+          <w:rFonts w:ascii="Times New Roman" w:hAnsi="Times New Roman"/>
+          <w:sz w:val="28"/>
+          <w:color w:val="000000"/>
         </w:rPr>
         <w:t xml:space="preserve">return</w:t>
       </w:r>
       <w:r>
         <w:rPr>
           <w:rFonts w:ascii="Times New Roman" w:hAnsi="Times New Roman" w:cs="Times New Roman"/>
-          <w:color w:val="222222"/>
-          <w:sz w:val="22"/>
+          <w:sz w:val="28"/>
+          <w:color w:val="000000"/>
         </w:rPr>
         <w:t xml:space="preserve">. Це критично важливо для гарантованого звільнення некерованих ресурсів (закриття файлів, дескрипторів мережевих з'єднань, транзакцій).</w:t>
       </w:r>
@@ -6537,22 +6876,26 @@
     <w:p>
       <w:pPr>
         <w:spacing w:before="0" w:after="120" w:line="260" w:lineRule="auto"/>
-      </w:pPr>
-      <w:r>
-        <w:rPr>
-          <w:rFonts w:ascii="Times New Roman" w:hAnsi="Times New Roman" w:cs="Times New Roman"/>
-          <w:b/>
-          <w:color w:val="222222"/>
-          <w:sz w:val="22"/>
+        <w:rPr>
+          <w:rFonts w:ascii="Times New Roman" w:hAnsi="Times New Roman" w:cs="Times New Roman"/>
+          <w:color w:val="000000"/>
+          <w:sz w:val="28"/>
+        </w:rPr>
+      </w:pPr>
+      <w:r>
+        <w:rPr>
+          <w:rFonts w:ascii="Times New Roman" w:hAnsi="Times New Roman" w:cs="Times New Roman"/>
+          <w:b/>
+          <w:sz w:val="28"/>
+          <w:color w:val="000000"/>
         </w:rPr>
         <w:t xml:space="preserve">8. У чому різниця між обробкою винятку в </w:t>
       </w:r>
       <w:r>
         <w:rPr>
-          <w:rFonts w:ascii="Consolas" w:hAnsi="Consolas"/>
-          <w:color w:val="C7254E"/>
-          <w:sz w:val="20"/>
-          <w:shd w:val="clear" w:color="auto" w:fill="F9F2F4"/>
+          <w:rFonts w:ascii="Times New Roman" w:hAnsi="Times New Roman"/>
+          <w:sz w:val="28"/>
+          <w:color w:val="000000"/>
         </w:rPr>
         <w:t xml:space="preserve">catch (SpecificException)</w:t>
       </w:r>
@@ -6560,17 +6903,16 @@
         <w:rPr>
           <w:rFonts w:ascii="Times New Roman" w:hAnsi="Times New Roman" w:cs="Times New Roman"/>
           <w:b/>
-          <w:color w:val="222222"/>
-          <w:sz w:val="22"/>
+          <w:sz w:val="28"/>
+          <w:color w:val="000000"/>
         </w:rPr>
         <w:t xml:space="preserve"> і </w:t>
       </w:r>
       <w:r>
         <w:rPr>
-          <w:rFonts w:ascii="Consolas" w:hAnsi="Consolas"/>
-          <w:color w:val="C7254E"/>
-          <w:sz w:val="20"/>
-          <w:shd w:val="clear" w:color="auto" w:fill="F9F2F4"/>
+          <w:rFonts w:ascii="Times New Roman" w:hAnsi="Times New Roman"/>
+          <w:sz w:val="28"/>
+          <w:color w:val="000000"/>
         </w:rPr>
         <w:t xml:space="preserve">catch (Exception)</w:t>
       </w:r>
@@ -6578,17 +6920,16 @@
         <w:rPr>
           <w:rFonts w:ascii="Times New Roman" w:hAnsi="Times New Roman" w:cs="Times New Roman"/>
           <w:b/>
-          <w:color w:val="222222"/>
-          <w:sz w:val="22"/>
+          <w:sz w:val="28"/>
+          <w:color w:val="000000"/>
         </w:rPr>
         <w:t xml:space="preserve">? Чому порядок гілок </w:t>
       </w:r>
       <w:r>
         <w:rPr>
-          <w:rFonts w:ascii="Consolas" w:hAnsi="Consolas"/>
-          <w:color w:val="C7254E"/>
-          <w:sz w:val="20"/>
-          <w:shd w:val="clear" w:color="auto" w:fill="F9F2F4"/>
+          <w:rFonts w:ascii="Times New Roman" w:hAnsi="Times New Roman"/>
+          <w:sz w:val="28"/>
+          <w:color w:val="000000"/>
         </w:rPr>
         <w:t xml:space="preserve">catch</w:t>
       </w:r>
@@ -6596,8 +6937,8 @@
         <w:rPr>
           <w:rFonts w:ascii="Times New Roman" w:hAnsi="Times New Roman" w:cs="Times New Roman"/>
           <w:b/>
-          <w:color w:val="222222"/>
-          <w:sz w:val="22"/>
+          <w:sz w:val="28"/>
+          <w:color w:val="000000"/>
         </w:rPr>
         <w:t xml:space="preserve"> має значення?</w:t>
       </w:r>
@@ -6608,67 +6949,64 @@
         <w:rPr>
           <w:rFonts w:ascii="Times New Roman" w:hAnsi="Times New Roman" w:cs="Times New Roman"/>
           <w:i/>
-          <w:color w:val="222222"/>
-          <w:sz w:val="22"/>
+          <w:sz w:val="28"/>
+          <w:color w:val="000000"/>
         </w:rPr>
         <w:t xml:space="preserve">Відповідь:</w:t>
       </w:r>
       <w:r>
         <w:rPr>
           <w:rFonts w:ascii="Times New Roman" w:hAnsi="Times New Roman" w:cs="Times New Roman"/>
-          <w:color w:val="222222"/>
-          <w:sz w:val="22"/>
+          <w:sz w:val="28"/>
+          <w:color w:val="000000"/>
         </w:rPr>
         <w:t xml:space="preserve"> </w:t>
       </w:r>
       <w:r>
         <w:rPr>
-          <w:rFonts w:ascii="Consolas" w:hAnsi="Consolas"/>
-          <w:color w:val="C7254E"/>
-          <w:sz w:val="20"/>
-          <w:shd w:val="clear" w:color="auto" w:fill="F9F2F4"/>
+          <w:rFonts w:ascii="Times New Roman" w:hAnsi="Times New Roman"/>
+          <w:sz w:val="28"/>
+          <w:color w:val="000000"/>
         </w:rPr>
         <w:t xml:space="preserve">catch (SpecificException)</w:t>
       </w:r>
       <w:r>
         <w:rPr>
           <w:rFonts w:ascii="Times New Roman" w:hAnsi="Times New Roman" w:cs="Times New Roman"/>
-          <w:color w:val="222222"/>
-          <w:sz w:val="22"/>
+          <w:sz w:val="28"/>
+          <w:color w:val="000000"/>
         </w:rPr>
         <w:t xml:space="preserve"> обробляє конкретний очікуваний тип помилки, даючи змогу вжити точкових дій. </w:t>
       </w:r>
       <w:r>
         <w:rPr>
-          <w:rFonts w:ascii="Consolas" w:hAnsi="Consolas"/>
-          <w:color w:val="C7254E"/>
-          <w:sz w:val="20"/>
-          <w:shd w:val="clear" w:color="auto" w:fill="F9F2F4"/>
+          <w:rFonts w:ascii="Times New Roman" w:hAnsi="Times New Roman"/>
+          <w:sz w:val="28"/>
+          <w:color w:val="000000"/>
         </w:rPr>
         <w:t xml:space="preserve">catch (Exception)</w:t>
       </w:r>
       <w:r>
         <w:rPr>
           <w:rFonts w:ascii="Times New Roman" w:hAnsi="Times New Roman" w:cs="Times New Roman"/>
-          <w:color w:val="222222"/>
-          <w:sz w:val="22"/>
+          <w:sz w:val="28"/>
+          <w:color w:val="000000"/>
         </w:rPr>
         <w:t xml:space="preserve"> перехоплює взагалі будь-який виняток. Гілки перевіряються зверху вниз: якщо поставити </w:t>
       </w:r>
       <w:r>
         <w:rPr>
-          <w:rFonts w:ascii="Consolas" w:hAnsi="Consolas"/>
-          <w:color w:val="C7254E"/>
-          <w:sz w:val="20"/>
-          <w:shd w:val="clear" w:color="auto" w:fill="F9F2F4"/>
+          <w:rFonts w:ascii="Times New Roman" w:hAnsi="Times New Roman"/>
+          <w:sz w:val="28"/>
+          <w:color w:val="000000"/>
         </w:rPr>
         <w:t xml:space="preserve">catch (Exception)</w:t>
       </w:r>
       <w:r>
         <w:rPr>
           <w:rFonts w:ascii="Times New Roman" w:hAnsi="Times New Roman" w:cs="Times New Roman"/>
-          <w:color w:val="222222"/>
-          <w:sz w:val="22"/>
+          <w:sz w:val="28"/>
+          <w:color w:val="000000"/>
         </w:rPr>
         <w:t xml:space="preserve"> першим, конкретні обробники ніколи не спрацюють, тому порядок має бути від найспецифічнішого до найбільш загального.</w:t>
       </w:r>
@@ -6676,22 +7014,26 @@
     <w:p>
       <w:pPr>
         <w:spacing w:before="0" w:after="120" w:line="260" w:lineRule="auto"/>
-      </w:pPr>
-      <w:r>
-        <w:rPr>
-          <w:rFonts w:ascii="Times New Roman" w:hAnsi="Times New Roman" w:cs="Times New Roman"/>
-          <w:b/>
-          <w:color w:val="222222"/>
-          <w:sz w:val="22"/>
+        <w:rPr>
+          <w:rFonts w:ascii="Times New Roman" w:hAnsi="Times New Roman" w:cs="Times New Roman"/>
+          <w:color w:val="000000"/>
+          <w:sz w:val="28"/>
+        </w:rPr>
+      </w:pPr>
+      <w:r>
+        <w:rPr>
+          <w:rFonts w:ascii="Times New Roman" w:hAnsi="Times New Roman" w:cs="Times New Roman"/>
+          <w:b/>
+          <w:sz w:val="28"/>
+          <w:color w:val="000000"/>
         </w:rPr>
         <w:t xml:space="preserve">9. Навіщо створювати власні класи винятків, якщо є вбудовані (</w:t>
       </w:r>
       <w:r>
         <w:rPr>
-          <w:rFonts w:ascii="Consolas" w:hAnsi="Consolas"/>
-          <w:color w:val="C7254E"/>
-          <w:sz w:val="20"/>
-          <w:shd w:val="clear" w:color="auto" w:fill="F9F2F4"/>
+          <w:rFonts w:ascii="Times New Roman" w:hAnsi="Times New Roman"/>
+          <w:sz w:val="28"/>
+          <w:color w:val="000000"/>
         </w:rPr>
         <w:t xml:space="preserve">ArgumentException</w:t>
       </w:r>
@@ -6699,17 +7041,16 @@
         <w:rPr>
           <w:rFonts w:ascii="Times New Roman" w:hAnsi="Times New Roman" w:cs="Times New Roman"/>
           <w:b/>
-          <w:color w:val="222222"/>
-          <w:sz w:val="22"/>
+          <w:sz w:val="28"/>
+          <w:color w:val="000000"/>
         </w:rPr>
         <w:t xml:space="preserve">, </w:t>
       </w:r>
       <w:r>
         <w:rPr>
-          <w:rFonts w:ascii="Consolas" w:hAnsi="Consolas"/>
-          <w:color w:val="C7254E"/>
-          <w:sz w:val="20"/>
-          <w:shd w:val="clear" w:color="auto" w:fill="F9F2F4"/>
+          <w:rFonts w:ascii="Times New Roman" w:hAnsi="Times New Roman"/>
+          <w:sz w:val="28"/>
+          <w:color w:val="000000"/>
         </w:rPr>
         <w:t xml:space="preserve">InvalidOperationException</w:t>
       </w:r>
@@ -6717,8 +7058,8 @@
         <w:rPr>
           <w:rFonts w:ascii="Times New Roman" w:hAnsi="Times New Roman" w:cs="Times New Roman"/>
           <w:b/>
-          <w:color w:val="222222"/>
-          <w:sz w:val="22"/>
+          <w:sz w:val="28"/>
+          <w:color w:val="000000"/>
         </w:rPr>
         <w:t xml:space="preserve"> тощо)?</w:t>
       </w:r>
@@ -6729,33 +7070,32 @@
         <w:rPr>
           <w:rFonts w:ascii="Times New Roman" w:hAnsi="Times New Roman" w:cs="Times New Roman"/>
           <w:i/>
-          <w:color w:val="222222"/>
-          <w:sz w:val="22"/>
+          <w:sz w:val="28"/>
+          <w:color w:val="000000"/>
         </w:rPr>
         <w:t xml:space="preserve">Відповідь:</w:t>
       </w:r>
       <w:r>
         <w:rPr>
           <w:rFonts w:ascii="Times New Roman" w:hAnsi="Times New Roman" w:cs="Times New Roman"/>
-          <w:color w:val="222222"/>
-          <w:sz w:val="22"/>
+          <w:sz w:val="28"/>
+          <w:color w:val="000000"/>
         </w:rPr>
         <w:t xml:space="preserve"> Власний виняток чітко ідентифікує бізнес-помилку предметної області, дозволяє додати специфічні поля (наприклад, назву виміру та некоректне значення в </w:t>
       </w:r>
       <w:r>
         <w:rPr>
-          <w:rFonts w:ascii="Consolas" w:hAnsi="Consolas"/>
-          <w:color w:val="C7254E"/>
-          <w:sz w:val="20"/>
-          <w:shd w:val="clear" w:color="auto" w:fill="F9F2F4"/>
+          <w:rFonts w:ascii="Times New Roman" w:hAnsi="Times New Roman"/>
+          <w:sz w:val="28"/>
+          <w:color w:val="000000"/>
         </w:rPr>
         <w:t xml:space="preserve">InvalidShapeDimensionException</w:t>
       </w:r>
       <w:r>
         <w:rPr>
           <w:rFonts w:ascii="Times New Roman" w:hAnsi="Times New Roman" w:cs="Times New Roman"/>
-          <w:color w:val="222222"/>
-          <w:sz w:val="22"/>
+          <w:sz w:val="28"/>
+          <w:color w:val="000000"/>
         </w:rPr>
         <w:t xml:space="preserve">) і дає змогу зовнішньому коду перехоплювати лише помилки даного домену без перехоплення загальних системних винятків.</w:t>
       </w:r>
@@ -6763,13 +7103,18 @@
     <w:p>
       <w:pPr>
         <w:spacing w:before="0" w:after="120" w:line="260" w:lineRule="auto"/>
-      </w:pPr>
-      <w:r>
-        <w:rPr>
-          <w:rFonts w:ascii="Times New Roman" w:hAnsi="Times New Roman" w:cs="Times New Roman"/>
-          <w:b/>
-          <w:color w:val="222222"/>
-          <w:sz w:val="22"/>
+        <w:rPr>
+          <w:rFonts w:ascii="Times New Roman" w:hAnsi="Times New Roman" w:cs="Times New Roman"/>
+          <w:color w:val="000000"/>
+          <w:sz w:val="28"/>
+        </w:rPr>
+      </w:pPr>
+      <w:r>
+        <w:rPr>
+          <w:rFonts w:ascii="Times New Roman" w:hAnsi="Times New Roman" w:cs="Times New Roman"/>
+          <w:b/>
+          <w:sz w:val="28"/>
+          <w:color w:val="000000"/>
         </w:rPr>
         <w:t xml:space="preserve">10. Чому власний клас винятку прийнято постачати трьома стандартними конструкторами?</w:t>
       </w:r>
@@ -6780,50 +7125,48 @@
         <w:rPr>
           <w:rFonts w:ascii="Times New Roman" w:hAnsi="Times New Roman" w:cs="Times New Roman"/>
           <w:i/>
-          <w:color w:val="222222"/>
-          <w:sz w:val="22"/>
+          <w:sz w:val="28"/>
+          <w:color w:val="000000"/>
         </w:rPr>
         <w:t xml:space="preserve">Відповідь:</w:t>
       </w:r>
       <w:r>
         <w:rPr>
           <w:rFonts w:ascii="Times New Roman" w:hAnsi="Times New Roman" w:cs="Times New Roman"/>
-          <w:color w:val="222222"/>
-          <w:sz w:val="22"/>
+          <w:sz w:val="28"/>
+          <w:color w:val="000000"/>
         </w:rPr>
         <w:t xml:space="preserve"> Згідно з шаблонами проектування .NET Framework (Framework Design Guidelines), це забезпечує повну сумісність: конструктор без параметрів — для стандартного повідомлення; конструктор з </w:t>
       </w:r>
       <w:r>
         <w:rPr>
-          <w:rFonts w:ascii="Consolas" w:hAnsi="Consolas"/>
-          <w:color w:val="C7254E"/>
-          <w:sz w:val="20"/>
-          <w:shd w:val="clear" w:color="auto" w:fill="F9F2F4"/>
+          <w:rFonts w:ascii="Times New Roman" w:hAnsi="Times New Roman"/>
+          <w:sz w:val="28"/>
+          <w:color w:val="000000"/>
         </w:rPr>
         <w:t xml:space="preserve">string message</w:t>
       </w:r>
       <w:r>
         <w:rPr>
           <w:rFonts w:ascii="Times New Roman" w:hAnsi="Times New Roman" w:cs="Times New Roman"/>
-          <w:color w:val="222222"/>
-          <w:sz w:val="22"/>
+          <w:sz w:val="28"/>
+          <w:color w:val="000000"/>
         </w:rPr>
         <w:t xml:space="preserve"> — для довільного тексту; конструктор з </w:t>
       </w:r>
       <w:r>
         <w:rPr>
-          <w:rFonts w:ascii="Consolas" w:hAnsi="Consolas"/>
-          <w:color w:val="C7254E"/>
-          <w:sz w:val="20"/>
-          <w:shd w:val="clear" w:color="auto" w:fill="F9F2F4"/>
+          <w:rFonts w:ascii="Times New Roman" w:hAnsi="Times New Roman"/>
+          <w:sz w:val="28"/>
+          <w:color w:val="000000"/>
         </w:rPr>
         <w:t xml:space="preserve">(string message, Exception innerException)</w:t>
       </w:r>
       <w:r>
         <w:rPr>
           <w:rFonts w:ascii="Times New Roman" w:hAnsi="Times New Roman" w:cs="Times New Roman"/>
-          <w:color w:val="222222"/>
-          <w:sz w:val="22"/>
+          <w:sz w:val="28"/>
+          <w:color w:val="000000"/>
         </w:rPr>
         <w:t xml:space="preserve"> — для збереження вихідного винятку при ланцюжковому загортанні помилок.</w:t>
       </w:r>
@@ -6831,22 +7174,26 @@
     <w:p>
       <w:pPr>
         <w:spacing w:before="0" w:after="120" w:line="260" w:lineRule="auto"/>
-      </w:pPr>
-      <w:r>
-        <w:rPr>
-          <w:rFonts w:ascii="Times New Roman" w:hAnsi="Times New Roman" w:cs="Times New Roman"/>
-          <w:b/>
-          <w:color w:val="222222"/>
-          <w:sz w:val="22"/>
+        <w:rPr>
+          <w:rFonts w:ascii="Times New Roman" w:hAnsi="Times New Roman" w:cs="Times New Roman"/>
+          <w:color w:val="000000"/>
+          <w:sz w:val="28"/>
+        </w:rPr>
+      </w:pPr>
+      <w:r>
+        <w:rPr>
+          <w:rFonts w:ascii="Times New Roman" w:hAnsi="Times New Roman" w:cs="Times New Roman"/>
+          <w:b/>
+          <w:sz w:val="28"/>
+          <w:color w:val="000000"/>
         </w:rPr>
         <w:t xml:space="preserve">11. Що станеться, якщо колекція базового типу (</w:t>
       </w:r>
       <w:r>
         <w:rPr>
-          <w:rFonts w:ascii="Consolas" w:hAnsi="Consolas"/>
-          <w:color w:val="C7254E"/>
-          <w:sz w:val="20"/>
-          <w:shd w:val="clear" w:color="auto" w:fill="F9F2F4"/>
+          <w:rFonts w:ascii="Times New Roman" w:hAnsi="Times New Roman"/>
+          <w:sz w:val="28"/>
+          <w:color w:val="000000"/>
         </w:rPr>
         <w:t xml:space="preserve">List&lt;Shape&gt;</w:t>
       </w:r>
@@ -6854,17 +7201,16 @@
         <w:rPr>
           <w:rFonts w:ascii="Times New Roman" w:hAnsi="Times New Roman" w:cs="Times New Roman"/>
           <w:b/>
-          <w:color w:val="222222"/>
-          <w:sz w:val="22"/>
+          <w:sz w:val="28"/>
+          <w:color w:val="000000"/>
         </w:rPr>
         <w:t xml:space="preserve">) міститиме похідний об'єкт, а виклик методу не позначено </w:t>
       </w:r>
       <w:r>
         <w:rPr>
-          <w:rFonts w:ascii="Consolas" w:hAnsi="Consolas"/>
-          <w:color w:val="C7254E"/>
-          <w:sz w:val="20"/>
-          <w:shd w:val="clear" w:color="auto" w:fill="F9F2F4"/>
+          <w:rFonts w:ascii="Times New Roman" w:hAnsi="Times New Roman"/>
+          <w:sz w:val="28"/>
+          <w:color w:val="000000"/>
         </w:rPr>
         <w:t xml:space="preserve">virtual</w:t>
       </w:r>
@@ -6872,17 +7218,16 @@
         <w:rPr>
           <w:rFonts w:ascii="Times New Roman" w:hAnsi="Times New Roman" w:cs="Times New Roman"/>
           <w:b/>
-          <w:color w:val="222222"/>
-          <w:sz w:val="22"/>
+          <w:sz w:val="28"/>
+          <w:color w:val="000000"/>
         </w:rPr>
         <w:t xml:space="preserve">/</w:t>
       </w:r>
       <w:r>
         <w:rPr>
-          <w:rFonts w:ascii="Consolas" w:hAnsi="Consolas"/>
-          <w:color w:val="C7254E"/>
-          <w:sz w:val="20"/>
-          <w:shd w:val="clear" w:color="auto" w:fill="F9F2F4"/>
+          <w:rFonts w:ascii="Times New Roman" w:hAnsi="Times New Roman"/>
+          <w:sz w:val="28"/>
+          <w:color w:val="000000"/>
         </w:rPr>
         <w:t xml:space="preserve">override</w:t>
       </w:r>
@@ -6890,8 +7235,8 @@
         <w:rPr>
           <w:rFonts w:ascii="Times New Roman" w:hAnsi="Times New Roman" w:cs="Times New Roman"/>
           <w:b/>
-          <w:color w:val="222222"/>
-          <w:sz w:val="22"/>
+          <w:sz w:val="28"/>
+          <w:color w:val="000000"/>
         </w:rPr>
         <w:t xml:space="preserve">? Чим це відрізняється від коректної поліморфної поведінки?</w:t>
       </w:r>
@@ -6902,67 +7247,64 @@
         <w:rPr>
           <w:rFonts w:ascii="Times New Roman" w:hAnsi="Times New Roman" w:cs="Times New Roman"/>
           <w:i/>
-          <w:color w:val="222222"/>
-          <w:sz w:val="22"/>
+          <w:sz w:val="28"/>
+          <w:color w:val="000000"/>
         </w:rPr>
         <w:t xml:space="preserve">Відповідь:</w:t>
       </w:r>
       <w:r>
         <w:rPr>
           <w:rFonts w:ascii="Times New Roman" w:hAnsi="Times New Roman" w:cs="Times New Roman"/>
-          <w:color w:val="222222"/>
-          <w:sz w:val="22"/>
+          <w:sz w:val="28"/>
+          <w:color w:val="000000"/>
         </w:rPr>
         <w:t xml:space="preserve"> Викличеться метод базового класу </w:t>
       </w:r>
       <w:r>
         <w:rPr>
-          <w:rFonts w:ascii="Consolas" w:hAnsi="Consolas"/>
-          <w:color w:val="C7254E"/>
-          <w:sz w:val="20"/>
-          <w:shd w:val="clear" w:color="auto" w:fill="F9F2F4"/>
+          <w:rFonts w:ascii="Times New Roman" w:hAnsi="Times New Roman"/>
+          <w:sz w:val="28"/>
+          <w:color w:val="000000"/>
         </w:rPr>
         <w:t xml:space="preserve">Shape</w:t>
       </w:r>
       <w:r>
         <w:rPr>
           <w:rFonts w:ascii="Times New Roman" w:hAnsi="Times New Roman" w:cs="Times New Roman"/>
-          <w:color w:val="222222"/>
-          <w:sz w:val="22"/>
+          <w:sz w:val="28"/>
+          <w:color w:val="000000"/>
         </w:rPr>
         <w:t xml:space="preserve"> (раннє зв'язування на етапі компіляції), а реалізація похідного класу буде проігнорована. Коректний поліморфізм (</w:t>
       </w:r>
       <w:r>
         <w:rPr>
-          <w:rFonts w:ascii="Consolas" w:hAnsi="Consolas"/>
-          <w:color w:val="C7254E"/>
-          <w:sz w:val="20"/>
-          <w:shd w:val="clear" w:color="auto" w:fill="F9F2F4"/>
+          <w:rFonts w:ascii="Times New Roman" w:hAnsi="Times New Roman"/>
+          <w:sz w:val="28"/>
+          <w:color w:val="000000"/>
         </w:rPr>
         <w:t xml:space="preserve">virtual</w:t>
       </w:r>
       <w:r>
         <w:rPr>
           <w:rFonts w:ascii="Times New Roman" w:hAnsi="Times New Roman" w:cs="Times New Roman"/>
-          <w:color w:val="222222"/>
-          <w:sz w:val="22"/>
+          <w:sz w:val="28"/>
+          <w:color w:val="000000"/>
         </w:rPr>
         <w:t xml:space="preserve">/</w:t>
       </w:r>
       <w:r>
         <w:rPr>
-          <w:rFonts w:ascii="Consolas" w:hAnsi="Consolas"/>
-          <w:color w:val="C7254E"/>
-          <w:sz w:val="20"/>
-          <w:shd w:val="clear" w:color="auto" w:fill="F9F2F4"/>
+          <w:rFonts w:ascii="Times New Roman" w:hAnsi="Times New Roman"/>
+          <w:sz w:val="28"/>
+          <w:color w:val="000000"/>
         </w:rPr>
         <w:t xml:space="preserve">override</w:t>
       </w:r>
       <w:r>
         <w:rPr>
           <w:rFonts w:ascii="Times New Roman" w:hAnsi="Times New Roman" w:cs="Times New Roman"/>
-          <w:color w:val="222222"/>
-          <w:sz w:val="22"/>
+          <w:sz w:val="28"/>
+          <w:color w:val="000000"/>
         </w:rPr>
         <w:t xml:space="preserve">) гарантує виклик коду похідного класу навіть тоді, коли звернення відбувається через змінну базового типу.</w:t>
       </w:r>
@@ -6970,22 +7312,26 @@
     <w:p>
       <w:pPr>
         <w:spacing w:before="0" w:after="120" w:line="260" w:lineRule="auto"/>
-      </w:pPr>
-      <w:r>
-        <w:rPr>
-          <w:rFonts w:ascii="Times New Roman" w:hAnsi="Times New Roman" w:cs="Times New Roman"/>
-          <w:b/>
-          <w:color w:val="222222"/>
-          <w:sz w:val="22"/>
+        <w:rPr>
+          <w:rFonts w:ascii="Times New Roman" w:hAnsi="Times New Roman" w:cs="Times New Roman"/>
+          <w:color w:val="000000"/>
+          <w:sz w:val="28"/>
+        </w:rPr>
+      </w:pPr>
+      <w:r>
+        <w:rPr>
+          <w:rFonts w:ascii="Times New Roman" w:hAnsi="Times New Roman" w:cs="Times New Roman"/>
+          <w:b/>
+          <w:sz w:val="28"/>
+          <w:color w:val="000000"/>
         </w:rPr>
         <w:t xml:space="preserve">12. Чому колекцію об'єктів ієрархії варто типізувати базовим класом (</w:t>
       </w:r>
       <w:r>
         <w:rPr>
-          <w:rFonts w:ascii="Consolas" w:hAnsi="Consolas"/>
-          <w:color w:val="C7254E"/>
-          <w:sz w:val="20"/>
-          <w:shd w:val="clear" w:color="auto" w:fill="F9F2F4"/>
+          <w:rFonts w:ascii="Times New Roman" w:hAnsi="Times New Roman"/>
+          <w:sz w:val="28"/>
+          <w:color w:val="000000"/>
         </w:rPr>
         <w:t xml:space="preserve">List&lt;Shape&gt;</w:t>
       </w:r>
@@ -6993,8 +7339,8 @@
         <w:rPr>
           <w:rFonts w:ascii="Times New Roman" w:hAnsi="Times New Roman" w:cs="Times New Roman"/>
           <w:b/>
-          <w:color w:val="222222"/>
-          <w:sz w:val="22"/>
+          <w:sz w:val="28"/>
+          <w:color w:val="000000"/>
         </w:rPr>
         <w:t xml:space="preserve">), а не окремими списками для кожного похідного типу?</w:t>
       </w:r>
@@ -7005,33 +7351,32 @@
         <w:rPr>
           <w:rFonts w:ascii="Times New Roman" w:hAnsi="Times New Roman" w:cs="Times New Roman"/>
           <w:i/>
-          <w:color w:val="222222"/>
-          <w:sz w:val="22"/>
+          <w:sz w:val="28"/>
+          <w:color w:val="000000"/>
         </w:rPr>
         <w:t xml:space="preserve">Відповідь:</w:t>
       </w:r>
       <w:r>
         <w:rPr>
           <w:rFonts w:ascii="Times New Roman" w:hAnsi="Times New Roman" w:cs="Times New Roman"/>
-          <w:color w:val="222222"/>
-          <w:sz w:val="22"/>
+          <w:sz w:val="28"/>
+          <w:color w:val="000000"/>
         </w:rPr>
         <w:t xml:space="preserve"> Типізація базовим класом реалізує принцип відкритості/закритості (OCP) та поліморфізм: дає змогу зберігати й обробляти фігури будь-яких типів в єдиному циклі, сортувати їх разом та додавати нові похідні класи (наприклад, </w:t>
       </w:r>
       <w:r>
         <w:rPr>
-          <w:rFonts w:ascii="Consolas" w:hAnsi="Consolas"/>
-          <w:color w:val="C7254E"/>
-          <w:sz w:val="20"/>
-          <w:shd w:val="clear" w:color="auto" w:fill="F9F2F4"/>
+          <w:rFonts w:ascii="Times New Roman" w:hAnsi="Times New Roman"/>
+          <w:sz w:val="28"/>
+          <w:color w:val="000000"/>
         </w:rPr>
         <w:t xml:space="preserve">Triangle</w:t>
       </w:r>
       <w:r>
         <w:rPr>
           <w:rFonts w:ascii="Times New Roman" w:hAnsi="Times New Roman" w:cs="Times New Roman"/>
-          <w:color w:val="222222"/>
-          <w:sz w:val="22"/>
+          <w:sz w:val="28"/>
+          <w:color w:val="000000"/>
         </w:rPr>
         <w:t xml:space="preserve">) без зміни коду обробки та інтерфейсу користувача.</w:t>
       </w:r>
@@ -7039,7 +7384,7 @@
     <w:p>
       <w:pPr>
         <w:pBdr>
-          <w:bottom w:val="single" w:color="B0C4DE" w:sz="6"/>
+          <w:bottom w:val="single" w:color="888888" w:sz="6"/>
         </w:pBdr>
         <w:spacing w:before="120" w:after="120"/>
       </w:pPr>
@@ -7047,13 +7392,18 @@
     <w:p>
       <w:pPr>
         <w:spacing w:before="240" w:after="100" w:line="260" w:lineRule="auto"/>
-      </w:pPr>
-      <w:r>
-        <w:rPr>
-          <w:rFonts w:ascii="Times New Roman" w:hAnsi="Times New Roman" w:cs="Times New Roman"/>
-          <w:b/>
-          <w:color w:val="1B365D"/>
-          <w:sz w:val="28"/>
+        <w:rPr>
+          <w:rFonts w:ascii="Times New Roman" w:hAnsi="Times New Roman" w:cs="Times New Roman"/>
+          <w:color w:val="000000"/>
+          <w:sz w:val="28"/>
+        </w:rPr>
+      </w:pPr>
+      <w:r>
+        <w:rPr>
+          <w:rFonts w:ascii="Times New Roman" w:hAnsi="Times New Roman" w:cs="Times New Roman"/>
+          <w:b/>
+          <w:sz w:val="28"/>
+          <w:color w:val="000000"/>
         </w:rPr>
         <w:t xml:space="preserve">8. Висновки</w:t>
       </w:r>
@@ -7061,114 +7411,113 @@
     <w:p>
       <w:pPr>
         <w:spacing w:before="0" w:after="120" w:line="260" w:lineRule="auto"/>
-      </w:pPr>
-      <w:r>
-        <w:rPr>
-          <w:rFonts w:ascii="Times New Roman" w:hAnsi="Times New Roman" w:cs="Times New Roman"/>
-          <w:color w:val="222222"/>
-          <w:sz w:val="22"/>
+        <w:rPr>
+          <w:rFonts w:ascii="Times New Roman" w:hAnsi="Times New Roman" w:cs="Times New Roman"/>
+          <w:color w:val="000000"/>
+          <w:sz w:val="28"/>
+        </w:rPr>
+      </w:pPr>
+      <w:r>
+        <w:rPr>
+          <w:rFonts w:ascii="Times New Roman" w:hAnsi="Times New Roman" w:cs="Times New Roman"/>
+          <w:sz w:val="28"/>
+          <w:color w:val="000000"/>
         </w:rPr>
         <w:t xml:space="preserve">Під час виконання практичної роботи №2 було успішно спроєктовано та реалізовано об'єктно-орієнтовану ієрархію геометричних фігур мовою C# на платформі .NET 10. У проєкті повною мірою втілено фундаментальні принципи ООП: абстракцію (клас </w:t>
       </w:r>
       <w:r>
         <w:rPr>
-          <w:rFonts w:ascii="Consolas" w:hAnsi="Consolas"/>
-          <w:color w:val="C7254E"/>
-          <w:sz w:val="20"/>
-          <w:shd w:val="clear" w:color="auto" w:fill="F9F2F4"/>
+          <w:rFonts w:ascii="Times New Roman" w:hAnsi="Times New Roman"/>
+          <w:sz w:val="28"/>
+          <w:color w:val="000000"/>
         </w:rPr>
         <w:t xml:space="preserve">Shape</w:t>
       </w:r>
       <w:r>
         <w:rPr>
           <w:rFonts w:ascii="Times New Roman" w:hAnsi="Times New Roman" w:cs="Times New Roman"/>
-          <w:color w:val="222222"/>
-          <w:sz w:val="22"/>
+          <w:sz w:val="28"/>
+          <w:color w:val="000000"/>
         </w:rPr>
         <w:t xml:space="preserve">), успадкування (</w:t>
       </w:r>
       <w:r>
         <w:rPr>
-          <w:rFonts w:ascii="Consolas" w:hAnsi="Consolas"/>
-          <w:color w:val="C7254E"/>
-          <w:sz w:val="20"/>
-          <w:shd w:val="clear" w:color="auto" w:fill="F9F2F4"/>
+          <w:rFonts w:ascii="Times New Roman" w:hAnsi="Times New Roman"/>
+          <w:sz w:val="28"/>
+          <w:color w:val="000000"/>
         </w:rPr>
         <w:t xml:space="preserve">Circle</w:t>
       </w:r>
       <w:r>
         <w:rPr>
           <w:rFonts w:ascii="Times New Roman" w:hAnsi="Times New Roman" w:cs="Times New Roman"/>
-          <w:color w:val="222222"/>
-          <w:sz w:val="22"/>
+          <w:sz w:val="28"/>
+          <w:color w:val="000000"/>
         </w:rPr>
         <w:t xml:space="preserve">, </w:t>
       </w:r>
       <w:r>
         <w:rPr>
-          <w:rFonts w:ascii="Consolas" w:hAnsi="Consolas"/>
-          <w:color w:val="C7254E"/>
-          <w:sz w:val="20"/>
-          <w:shd w:val="clear" w:color="auto" w:fill="F9F2F4"/>
+          <w:rFonts w:ascii="Times New Roman" w:hAnsi="Times New Roman"/>
+          <w:sz w:val="28"/>
+          <w:color w:val="000000"/>
         </w:rPr>
         <w:t xml:space="preserve">Rectangle</w:t>
       </w:r>
       <w:r>
         <w:rPr>
           <w:rFonts w:ascii="Times New Roman" w:hAnsi="Times New Roman" w:cs="Times New Roman"/>
-          <w:color w:val="222222"/>
-          <w:sz w:val="22"/>
+          <w:sz w:val="28"/>
+          <w:color w:val="000000"/>
         </w:rPr>
         <w:t xml:space="preserve">), поліморфізм (віртуальні та абстрактні методи) та інкапсуляцію (захист полів через валідовані властивості). Реалізація інтерфейсу </w:t>
       </w:r>
       <w:r>
         <w:rPr>
-          <w:rFonts w:ascii="Consolas" w:hAnsi="Consolas"/>
-          <w:color w:val="C7254E"/>
-          <w:sz w:val="20"/>
-          <w:shd w:val="clear" w:color="auto" w:fill="F9F2F4"/>
+          <w:rFonts w:ascii="Times New Roman" w:hAnsi="Times New Roman"/>
+          <w:sz w:val="28"/>
+          <w:color w:val="000000"/>
         </w:rPr>
         <w:t xml:space="preserve">IComparable&lt;Shape&gt;</w:t>
       </w:r>
       <w:r>
         <w:rPr>
           <w:rFonts w:ascii="Times New Roman" w:hAnsi="Times New Roman" w:cs="Times New Roman"/>
-          <w:color w:val="222222"/>
-          <w:sz w:val="22"/>
+          <w:sz w:val="28"/>
+          <w:color w:val="000000"/>
         </w:rPr>
         <w:t xml:space="preserve"> дозволила впорядковувати колекцію за площею, а розробка власного класу винятку </w:t>
       </w:r>
       <w:r>
         <w:rPr>
-          <w:rFonts w:ascii="Consolas" w:hAnsi="Consolas"/>
-          <w:color w:val="C7254E"/>
-          <w:sz w:val="20"/>
-          <w:shd w:val="clear" w:color="auto" w:fill="F9F2F4"/>
+          <w:rFonts w:ascii="Times New Roman" w:hAnsi="Times New Roman"/>
+          <w:sz w:val="28"/>
+          <w:color w:val="000000"/>
         </w:rPr>
         <w:t xml:space="preserve">InvalidShapeDimensionException</w:t>
       </w:r>
       <w:r>
         <w:rPr>
           <w:rFonts w:ascii="Times New Roman" w:hAnsi="Times New Roman" w:cs="Times New Roman"/>
-          <w:color w:val="222222"/>
-          <w:sz w:val="22"/>
+          <w:sz w:val="28"/>
+          <w:color w:val="000000"/>
         </w:rPr>
         <w:t xml:space="preserve"> із блоками </w:t>
       </w:r>
       <w:r>
         <w:rPr>
-          <w:rFonts w:ascii="Consolas" w:hAnsi="Consolas"/>
-          <w:color w:val="C7254E"/>
-          <w:sz w:val="20"/>
-          <w:shd w:val="clear" w:color="auto" w:fill="F9F2F4"/>
+          <w:rFonts w:ascii="Times New Roman" w:hAnsi="Times New Roman"/>
+          <w:sz w:val="28"/>
+          <w:color w:val="000000"/>
         </w:rPr>
         <w:t xml:space="preserve">try-catch-finally</w:t>
       </w:r>
       <w:r>
         <w:rPr>
           <w:rFonts w:ascii="Times New Roman" w:hAnsi="Times New Roman" w:cs="Times New Roman"/>
-          <w:color w:val="222222"/>
-          <w:sz w:val="22"/>
+          <w:sz w:val="28"/>
+          <w:color w:val="000000"/>
         </w:rPr>
         <w:t xml:space="preserve"> забезпечила надійне реагування застосунку на некоректні розміри фігур.</w:t>
       </w:r>

--- a/02-oop-exceptions/REPORT_LAB02.docx
+++ b/02-oop-exceptions/REPORT_LAB02.docx
@@ -16,9 +16,9 @@
       <w:r>
         <w:rPr>
           <w:rFonts w:ascii="Times New Roman" w:hAnsi="Times New Roman" w:cs="Times New Roman"/>
-          <w:color w:val="000000"/>
-          <w:sz w:val="28"/>
-          <w:szCs w:val="28"/>
+          <w:sz w:val="28"/>
+          <w:szCs w:val="28"/>
+          <w:color w:val="000000"/>
         </w:rPr>
         <w:t xml:space="preserve">Міністерство освіти і науки України</w:t>
       </w:r>
@@ -37,9 +37,9 @@
       <w:r>
         <w:rPr>
           <w:rFonts w:ascii="Times New Roman" w:hAnsi="Times New Roman" w:cs="Times New Roman"/>
-          <w:color w:val="000000"/>
-          <w:sz w:val="28"/>
-          <w:szCs w:val="28"/>
+          <w:sz w:val="28"/>
+          <w:szCs w:val="28"/>
+          <w:color w:val="000000"/>
         </w:rPr>
         <w:t xml:space="preserve">Вінницький національний технічний університет</w:t>
       </w:r>
@@ -58,9 +58,9 @@
       <w:r>
         <w:rPr>
           <w:rFonts w:ascii="Times New Roman" w:hAnsi="Times New Roman" w:cs="Times New Roman"/>
-          <w:color w:val="000000"/>
-          <w:sz w:val="28"/>
-          <w:szCs w:val="28"/>
+          <w:sz w:val="28"/>
+          <w:szCs w:val="28"/>
+          <w:color w:val="000000"/>
         </w:rPr>
         <w:t xml:space="preserve">Факультет інформаційних технологій та комп’ютерної інженерії</w:t>
       </w:r>
@@ -79,9 +79,9 @@
       <w:r>
         <w:rPr>
           <w:rFonts w:ascii="Times New Roman" w:hAnsi="Times New Roman" w:cs="Times New Roman"/>
-          <w:color w:val="000000"/>
-          <w:sz w:val="28"/>
-          <w:szCs w:val="28"/>
+          <w:sz w:val="28"/>
+          <w:szCs w:val="28"/>
+          <w:color w:val="000000"/>
         </w:rPr>
         <w:t xml:space="preserve">Кафедра ПЗ</w:t>
       </w:r>
@@ -100,9 +100,9 @@
       <w:r>
         <w:rPr>
           <w:rFonts w:ascii="Times New Roman" w:hAnsi="Times New Roman" w:cs="Times New Roman"/>
-          <w:color w:val="000000"/>
-          <w:sz w:val="28"/>
-          <w:szCs w:val="28"/>
+          <w:sz w:val="28"/>
+          <w:szCs w:val="28"/>
+          <w:color w:val="000000"/>
         </w:rPr>
         <w:t xml:space="preserve">Лабораторна робота №2</w:t>
       </w:r>
@@ -121,9 +121,9 @@
       <w:r>
         <w:rPr>
           <w:rFonts w:ascii="Times New Roman" w:hAnsi="Times New Roman" w:cs="Times New Roman"/>
-          <w:color w:val="000000"/>
-          <w:sz w:val="28"/>
-          <w:szCs w:val="28"/>
+          <w:sz w:val="28"/>
+          <w:szCs w:val="28"/>
+          <w:color w:val="000000"/>
         </w:rPr>
         <w:t xml:space="preserve">ООП та обробка виключень у консольному застосунку</w:t>
       </w:r>
@@ -142,16 +142,71 @@
       <w:r>
         <w:rPr>
           <w:rFonts w:ascii="Times New Roman" w:hAnsi="Times New Roman" w:cs="Times New Roman"/>
-          <w:color w:val="000000"/>
-          <w:sz w:val="28"/>
-          <w:szCs w:val="28"/>
+          <w:sz w:val="28"/>
+          <w:szCs w:val="28"/>
+          <w:color w:val="000000"/>
         </w:rPr>
         <w:t xml:space="preserve">Виконав: ст. 2ПІ-24б</w:t>
+      </w:r>
+      <w:r>
         <w:br/>
+      </w:r>
+      <w:r>
+        <w:rPr>
+          <w:rFonts w:ascii="Times New Roman" w:hAnsi="Times New Roman" w:cs="Times New Roman"/>
+          <w:sz w:val="28"/>
+          <w:szCs w:val="28"/>
+          <w:color w:val="000000"/>
+        </w:rPr>
         <w:t xml:space="preserve">Слободян І. В.</w:t>
+      </w:r>
+      <w:r>
         <w:br/>
+      </w:r>
+      <w:r>
+        <w:rPr>
+          <w:rFonts w:ascii="Times New Roman" w:hAnsi="Times New Roman" w:cs="Times New Roman"/>
+          <w:sz w:val="28"/>
+          <w:szCs w:val="28"/>
+          <w:color w:val="000000"/>
+        </w:rPr>
+        <w:t xml:space="preserve">GitHub: </w:t>
+      </w:r>
+      <w:hyperlink xmlns:r="http://schemas.openxmlformats.org/officeDocument/2006/relationships" r:id="Rb4ed4192de504082">
+        <w:r>
+          <w:rPr>
+            <w:rFonts w:ascii="Times New Roman" w:hAnsi="Times New Roman" w:cs="Times New Roman"/>
+            <w:sz w:val="24"/>
+            <w:szCs w:val="24"/>
+            <w:color w:val="0563C1"/>
+            <w:u w:val="single"/>
+          </w:rPr>
+          <w:t xml:space="preserve">Gerald20001/vntu-dotnet-labs</w:t>
+        </w:r>
+      </w:hyperlink>
+      <w:r>
         <w:br/>
-        <w:t xml:space="preserve">Перевірив: Позур М. Ю.</w:t>
+      </w:r>
+      <w:r>
+        <w:br/>
+      </w:r>
+      <w:r>
+        <w:rPr>
+          <w:rFonts w:ascii="Times New Roman" w:hAnsi="Times New Roman" w:cs="Times New Roman"/>
+          <w:sz w:val="28"/>
+          <w:szCs w:val="28"/>
+          <w:color w:val="000000"/>
+        </w:rPr>
+        <w:t xml:space="preserve">Перевірив: </w:t>
+      </w:r>
+      <w:r>
+        <w:rPr>
+          <w:rFonts w:ascii="Times New Roman" w:hAnsi="Times New Roman" w:cs="Times New Roman"/>
+          <w:sz w:val="28"/>
+          <w:szCs w:val="28"/>
+          <w:color w:val="000000"/>
+        </w:rPr>
+        <w:t xml:space="preserve">Позур М. Ю.</w:t>
       </w:r>
     </w:p>
     <w:p>
@@ -244,28 +299,6 @@
     </w:p>
     <w:p>
       <w:pPr>
-        <w:ind w:left="5102"/>
-        <w:jc w:val="right"/>
-        <w:rPr>
-          <w:rFonts w:ascii="Times New Roman" w:hAnsi="Times New Roman" w:cs="Times New Roman"/>
-          <w:color w:val="000000"/>
-          <w:sz w:val="28"/>
-        </w:rPr>
-      </w:pPr>
-    </w:p>
-    <w:p>
-      <w:pPr>
-        <w:ind w:left="5102"/>
-        <w:jc w:val="right"/>
-        <w:rPr>
-          <w:rFonts w:ascii="Times New Roman" w:hAnsi="Times New Roman" w:cs="Times New Roman"/>
-          <w:color w:val="000000"/>
-          <w:sz w:val="28"/>
-        </w:rPr>
-      </w:pPr>
-    </w:p>
-    <w:p>
-      <w:pPr>
         <w:spacing w:before="2200"/>
         <w:jc w:val="center"/>
         <w:rPr>
@@ -277,10 +310,11 @@
       <w:r>
         <w:rPr>
           <w:rFonts w:ascii="Times New Roman" w:hAnsi="Times New Roman" w:cs="Times New Roman"/>
-          <w:color w:val="000000"/>
-          <w:sz w:val="28"/>
-        </w:rPr>
-        <w:t>м. Вінниця – 2026</w:t>
+          <w:sz w:val="28"/>
+          <w:szCs w:val="28"/>
+          <w:color w:val="000000"/>
+        </w:rPr>
+        <w:t xml:space="preserve">м. Вінниця – 2026</w:t>
       </w:r>
     </w:p>
     <w:p>
@@ -297,6 +331,38 @@
     </w:p>
     <w:p>
       <w:pPr>
+        <w:spacing w:before="0" w:after="180" w:line="260" w:lineRule="auto"/>
+        <w:rPr>
+          <w:rFonts w:ascii="Times New Roman" w:hAnsi="Times New Roman" w:cs="Times New Roman"/>
+          <w:color w:val="000000"/>
+          <w:sz w:val="28"/>
+        </w:rPr>
+      </w:pPr>
+      <w:r>
+        <w:rPr>
+          <w:rFonts w:ascii="Times New Roman" w:hAnsi="Times New Roman" w:cs="Times New Roman"/>
+          <w:b/>
+          <w:sz w:val="28"/>
+          <w:szCs w:val="28"/>
+          <w:color w:val="000000"/>
+        </w:rPr>
+        <w:t xml:space="preserve">GitHub репозиторій проєкту: </w:t>
+      </w:r>
+      <w:hyperlink xmlns:r="http://schemas.openxmlformats.org/officeDocument/2006/relationships" r:id="R8097d71710a840b1">
+        <w:r>
+          <w:rPr>
+            <w:rFonts w:ascii="Times New Roman" w:hAnsi="Times New Roman" w:cs="Times New Roman"/>
+            <w:sz w:val="26"/>
+            <w:szCs w:val="26"/>
+            <w:color w:val="0563C1"/>
+            <w:u w:val="single"/>
+          </w:rPr>
+          <w:t xml:space="preserve">https://github.com/Gerald20001/vntu-dotnet-labs</w:t>
+        </w:r>
+      </w:hyperlink>
+    </w:p>
+    <w:p>
+      <w:pPr>
         <w:spacing w:before="240" w:after="100" w:line="260" w:lineRule="auto"/>
         <w:rPr>
           <w:rFonts w:ascii="Times New Roman" w:hAnsi="Times New Roman" w:cs="Times New Roman"/>
@@ -309,6 +375,7 @@
           <w:rFonts w:ascii="Times New Roman" w:hAnsi="Times New Roman" w:cs="Times New Roman"/>
           <w:b/>
           <w:sz w:val="28"/>
+          <w:szCs w:val="28"/>
           <w:color w:val="000000"/>
         </w:rPr>
         <w:t xml:space="preserve">1. Мета роботи</w:t>
@@ -327,15 +394,16 @@
         <w:rPr>
           <w:rFonts w:ascii="Times New Roman" w:hAnsi="Times New Roman" w:cs="Times New Roman"/>
           <w:sz w:val="28"/>
+          <w:szCs w:val="28"/>
           <w:color w:val="000000"/>
         </w:rPr>
         <w:t xml:space="preserve">Отримати практичні навички роботи з класами в C# з використанням принципів ООП (інкапсуляція, успадкування, поліморфізм, абстракція), роботи з інтерфейсами (</w:t>
       </w:r>
       <w:r>
         <w:rPr>
-          <w:rFonts w:ascii="Times New Roman" w:hAnsi="Times New Roman"/>
-          <w:sz w:val="28"/>
-          <w:color w:val="000000"/>
+          <w:rFonts w:ascii="Consolas" w:hAnsi="Consolas" w:cs="Consolas"/>
+          <w:sz w:val="28"/>
+          <w:color w:val="1A1A1A"/>
         </w:rPr>
         <w:t xml:space="preserve">IComparable&lt;T&gt;</w:t>
       </w:r>
@@ -343,15 +411,16 @@
         <w:rPr>
           <w:rFonts w:ascii="Times New Roman" w:hAnsi="Times New Roman" w:cs="Times New Roman"/>
           <w:sz w:val="28"/>
+          <w:szCs w:val="28"/>
           <w:color w:val="000000"/>
         </w:rPr>
         <w:t xml:space="preserve">) та коректної обробки виключень (</w:t>
       </w:r>
       <w:r>
         <w:rPr>
-          <w:rFonts w:ascii="Times New Roman" w:hAnsi="Times New Roman"/>
-          <w:sz w:val="28"/>
-          <w:color w:val="000000"/>
+          <w:rFonts w:ascii="Consolas" w:hAnsi="Consolas" w:cs="Consolas"/>
+          <w:sz w:val="28"/>
+          <w:color w:val="1A1A1A"/>
         </w:rPr>
         <w:t xml:space="preserve">Exception</w:t>
       </w:r>
@@ -359,6 +428,7 @@
         <w:rPr>
           <w:rFonts w:ascii="Times New Roman" w:hAnsi="Times New Roman" w:cs="Times New Roman"/>
           <w:sz w:val="28"/>
+          <w:szCs w:val="28"/>
           <w:color w:val="000000"/>
         </w:rPr>
         <w:t xml:space="preserve">).</w:t>
@@ -386,6 +456,7 @@
           <w:rFonts w:ascii="Times New Roman" w:hAnsi="Times New Roman" w:cs="Times New Roman"/>
           <w:b/>
           <w:sz w:val="28"/>
+          <w:szCs w:val="28"/>
           <w:color w:val="000000"/>
         </w:rPr>
         <w:t xml:space="preserve">2. Завдання варіанта №1 (№17 за списком)</w:t>
@@ -415,6 +486,7 @@
           <w:rFonts w:ascii="Times New Roman" w:hAnsi="Times New Roman" w:cs="Times New Roman"/>
           <w:b/>
           <w:sz w:val="28"/>
+          <w:szCs w:val="28"/>
           <w:color w:val="000000"/>
         </w:rPr>
         <w:t xml:space="preserve">Предметна область:</w:t>
@@ -423,6 +495,7 @@
         <w:rPr>
           <w:rFonts w:ascii="Times New Roman" w:hAnsi="Times New Roman" w:cs="Times New Roman"/>
           <w:sz w:val="28"/>
+          <w:szCs w:val="28"/>
           <w:color w:val="000000"/>
         </w:rPr>
         <w:t xml:space="preserve"> Геометричні фігури.</w:t>
@@ -452,6 +525,7 @@
           <w:rFonts w:ascii="Times New Roman" w:hAnsi="Times New Roman" w:cs="Times New Roman"/>
           <w:b/>
           <w:sz w:val="28"/>
+          <w:szCs w:val="28"/>
           <w:color w:val="000000"/>
         </w:rPr>
         <w:t xml:space="preserve">Ієрархія класів:</w:t>
@@ -480,15 +554,16 @@
         <w:rPr>
           <w:rFonts w:ascii="Times New Roman" w:hAnsi="Times New Roman" w:cs="Times New Roman"/>
           <w:sz w:val="28"/>
+          <w:szCs w:val="28"/>
           <w:color w:val="000000"/>
         </w:rPr>
         <w:t xml:space="preserve">Базовий абстрактний клас </w:t>
       </w:r>
       <w:r>
         <w:rPr>
-          <w:rFonts w:ascii="Times New Roman" w:hAnsi="Times New Roman"/>
-          <w:sz w:val="28"/>
-          <w:color w:val="000000"/>
+          <w:rFonts w:ascii="Consolas" w:hAnsi="Consolas" w:cs="Consolas"/>
+          <w:sz w:val="28"/>
+          <w:color w:val="1A1A1A"/>
         </w:rPr>
         <w:t xml:space="preserve">Shape</w:t>
       </w:r>
@@ -496,15 +571,16 @@
         <w:rPr>
           <w:rFonts w:ascii="Times New Roman" w:hAnsi="Times New Roman" w:cs="Times New Roman"/>
           <w:sz w:val="28"/>
+          <w:szCs w:val="28"/>
           <w:color w:val="000000"/>
         </w:rPr>
         <w:t xml:space="preserve"> з властивістю </w:t>
       </w:r>
       <w:r>
         <w:rPr>
-          <w:rFonts w:ascii="Times New Roman" w:hAnsi="Times New Roman"/>
-          <w:sz w:val="28"/>
-          <w:color w:val="000000"/>
+          <w:rFonts w:ascii="Consolas" w:hAnsi="Consolas" w:cs="Consolas"/>
+          <w:sz w:val="28"/>
+          <w:color w:val="1A1A1A"/>
         </w:rPr>
         <w:t xml:space="preserve">Name</w:t>
       </w:r>
@@ -512,15 +588,16 @@
         <w:rPr>
           <w:rFonts w:ascii="Times New Roman" w:hAnsi="Times New Roman" w:cs="Times New Roman"/>
           <w:sz w:val="28"/>
+          <w:szCs w:val="28"/>
           <w:color w:val="000000"/>
         </w:rPr>
         <w:t xml:space="preserve"> та реалізацією інтерфейсу </w:t>
       </w:r>
       <w:r>
         <w:rPr>
-          <w:rFonts w:ascii="Times New Roman" w:hAnsi="Times New Roman"/>
-          <w:sz w:val="28"/>
-          <w:color w:val="000000"/>
+          <w:rFonts w:ascii="Consolas" w:hAnsi="Consolas" w:cs="Consolas"/>
+          <w:sz w:val="28"/>
+          <w:color w:val="1A1A1A"/>
         </w:rPr>
         <w:t xml:space="preserve">IComparable&lt;Shape&gt;</w:t>
       </w:r>
@@ -528,6 +605,7 @@
         <w:rPr>
           <w:rFonts w:ascii="Times New Roman" w:hAnsi="Times New Roman" w:cs="Times New Roman"/>
           <w:sz w:val="28"/>
+          <w:szCs w:val="28"/>
           <w:color w:val="000000"/>
         </w:rPr>
         <w:t xml:space="preserve">.</w:t>
@@ -556,15 +634,16 @@
         <w:rPr>
           <w:rFonts w:ascii="Times New Roman" w:hAnsi="Times New Roman" w:cs="Times New Roman"/>
           <w:sz w:val="28"/>
+          <w:szCs w:val="28"/>
           <w:color w:val="000000"/>
         </w:rPr>
         <w:t xml:space="preserve">Похідний клас </w:t>
       </w:r>
       <w:r>
         <w:rPr>
-          <w:rFonts w:ascii="Times New Roman" w:hAnsi="Times New Roman"/>
-          <w:sz w:val="28"/>
-          <w:color w:val="000000"/>
+          <w:rFonts w:ascii="Consolas" w:hAnsi="Consolas" w:cs="Consolas"/>
+          <w:sz w:val="28"/>
+          <w:color w:val="1A1A1A"/>
         </w:rPr>
         <w:t xml:space="preserve">Circle</w:t>
       </w:r>
@@ -572,15 +651,16 @@
         <w:rPr>
           <w:rFonts w:ascii="Times New Roman" w:hAnsi="Times New Roman" w:cs="Times New Roman"/>
           <w:sz w:val="28"/>
+          <w:szCs w:val="28"/>
           <w:color w:val="000000"/>
         </w:rPr>
         <w:t xml:space="preserve"> з властивістю </w:t>
       </w:r>
       <w:r>
         <w:rPr>
-          <w:rFonts w:ascii="Times New Roman" w:hAnsi="Times New Roman"/>
-          <w:sz w:val="28"/>
-          <w:color w:val="000000"/>
+          <w:rFonts w:ascii="Consolas" w:hAnsi="Consolas" w:cs="Consolas"/>
+          <w:sz w:val="28"/>
+          <w:color w:val="1A1A1A"/>
         </w:rPr>
         <w:t xml:space="preserve">Radius</w:t>
       </w:r>
@@ -588,6 +668,7 @@
         <w:rPr>
           <w:rFonts w:ascii="Times New Roman" w:hAnsi="Times New Roman" w:cs="Times New Roman"/>
           <w:sz w:val="28"/>
+          <w:szCs w:val="28"/>
           <w:color w:val="000000"/>
         </w:rPr>
         <w:t xml:space="preserve">.</w:t>
@@ -616,15 +697,16 @@
         <w:rPr>
           <w:rFonts w:ascii="Times New Roman" w:hAnsi="Times New Roman" w:cs="Times New Roman"/>
           <w:sz w:val="28"/>
+          <w:szCs w:val="28"/>
           <w:color w:val="000000"/>
         </w:rPr>
         <w:t xml:space="preserve">Похідний клас </w:t>
       </w:r>
       <w:r>
         <w:rPr>
-          <w:rFonts w:ascii="Times New Roman" w:hAnsi="Times New Roman"/>
-          <w:sz w:val="28"/>
-          <w:color w:val="000000"/>
+          <w:rFonts w:ascii="Consolas" w:hAnsi="Consolas" w:cs="Consolas"/>
+          <w:sz w:val="28"/>
+          <w:color w:val="1A1A1A"/>
         </w:rPr>
         <w:t xml:space="preserve">Rectangle</w:t>
       </w:r>
@@ -632,15 +714,16 @@
         <w:rPr>
           <w:rFonts w:ascii="Times New Roman" w:hAnsi="Times New Roman" w:cs="Times New Roman"/>
           <w:sz w:val="28"/>
+          <w:szCs w:val="28"/>
           <w:color w:val="000000"/>
         </w:rPr>
         <w:t xml:space="preserve"> з властивостями </w:t>
       </w:r>
       <w:r>
         <w:rPr>
-          <w:rFonts w:ascii="Times New Roman" w:hAnsi="Times New Roman"/>
-          <w:sz w:val="28"/>
-          <w:color w:val="000000"/>
+          <w:rFonts w:ascii="Consolas" w:hAnsi="Consolas" w:cs="Consolas"/>
+          <w:sz w:val="28"/>
+          <w:color w:val="1A1A1A"/>
         </w:rPr>
         <w:t xml:space="preserve">Width</w:t>
       </w:r>
@@ -648,15 +731,16 @@
         <w:rPr>
           <w:rFonts w:ascii="Times New Roman" w:hAnsi="Times New Roman" w:cs="Times New Roman"/>
           <w:sz w:val="28"/>
+          <w:szCs w:val="28"/>
           <w:color w:val="000000"/>
         </w:rPr>
         <w:t xml:space="preserve"> та </w:t>
       </w:r>
       <w:r>
         <w:rPr>
-          <w:rFonts w:ascii="Times New Roman" w:hAnsi="Times New Roman"/>
-          <w:sz w:val="28"/>
-          <w:color w:val="000000"/>
+          <w:rFonts w:ascii="Consolas" w:hAnsi="Consolas" w:cs="Consolas"/>
+          <w:sz w:val="28"/>
+          <w:color w:val="1A1A1A"/>
         </w:rPr>
         <w:t xml:space="preserve">Height</w:t>
       </w:r>
@@ -664,6 +748,7 @@
         <w:rPr>
           <w:rFonts w:ascii="Times New Roman" w:hAnsi="Times New Roman" w:cs="Times New Roman"/>
           <w:sz w:val="28"/>
+          <w:szCs w:val="28"/>
           <w:color w:val="000000"/>
         </w:rPr>
         <w:t xml:space="preserve">, включаючи підтримку квадрата як окремого випадку прямокутника.</w:t>
@@ -693,6 +778,7 @@
           <w:rFonts w:ascii="Times New Roman" w:hAnsi="Times New Roman" w:cs="Times New Roman"/>
           <w:b/>
           <w:sz w:val="28"/>
+          <w:szCs w:val="28"/>
           <w:color w:val="000000"/>
         </w:rPr>
         <w:t xml:space="preserve">Обов'язкові перевизначення методів:</w:t>
@@ -719,9 +805,9 @@
       </w:r>
       <w:r>
         <w:rPr>
-          <w:rFonts w:ascii="Times New Roman" w:hAnsi="Times New Roman"/>
-          <w:sz w:val="28"/>
-          <w:color w:val="000000"/>
+          <w:rFonts w:ascii="Consolas" w:hAnsi="Consolas" w:cs="Consolas"/>
+          <w:sz w:val="28"/>
+          <w:color w:val="1A1A1A"/>
         </w:rPr>
         <w:t xml:space="preserve">GetArea()</w:t>
       </w:r>
@@ -729,15 +815,16 @@
         <w:rPr>
           <w:rFonts w:ascii="Times New Roman" w:hAnsi="Times New Roman" w:cs="Times New Roman"/>
           <w:sz w:val="28"/>
+          <w:szCs w:val="28"/>
           <w:color w:val="000000"/>
         </w:rPr>
         <w:t xml:space="preserve"> (абстрактний у </w:t>
       </w:r>
       <w:r>
         <w:rPr>
-          <w:rFonts w:ascii="Times New Roman" w:hAnsi="Times New Roman"/>
-          <w:sz w:val="28"/>
-          <w:color w:val="000000"/>
+          <w:rFonts w:ascii="Consolas" w:hAnsi="Consolas" w:cs="Consolas"/>
+          <w:sz w:val="28"/>
+          <w:color w:val="1A1A1A"/>
         </w:rPr>
         <w:t xml:space="preserve">Shape</w:t>
       </w:r>
@@ -745,6 +832,7 @@
         <w:rPr>
           <w:rFonts w:ascii="Times New Roman" w:hAnsi="Times New Roman" w:cs="Times New Roman"/>
           <w:sz w:val="28"/>
+          <w:szCs w:val="28"/>
           <w:color w:val="000000"/>
         </w:rPr>
         <w:t xml:space="preserve">):</w:t>
@@ -771,9 +859,9 @@
       </w:r>
       <w:r>
         <w:rPr>
-          <w:rFonts w:ascii="Times New Roman" w:hAnsi="Times New Roman"/>
-          <w:sz w:val="28"/>
-          <w:color w:val="000000"/>
+          <w:rFonts w:ascii="Consolas" w:hAnsi="Consolas" w:cs="Consolas"/>
+          <w:sz w:val="28"/>
+          <w:color w:val="1A1A1A"/>
         </w:rPr>
         <w:t xml:space="preserve">Circle</w:t>
       </w:r>
@@ -781,6 +869,7 @@
         <w:rPr>
           <w:rFonts w:ascii="Times New Roman" w:hAnsi="Times New Roman" w:cs="Times New Roman"/>
           <w:sz w:val="28"/>
+          <w:szCs w:val="28"/>
           <w:color w:val="000000"/>
         </w:rPr>
         <w:t xml:space="preserve"> </w:t>
@@ -807,9 +896,9 @@
       </w:r>
       <w:r>
         <w:rPr>
-          <w:rFonts w:ascii="Times New Roman" w:hAnsi="Times New Roman"/>
-          <w:sz w:val="28"/>
-          <w:color w:val="000000"/>
+          <w:rFonts w:ascii="Consolas" w:hAnsi="Consolas" w:cs="Consolas"/>
+          <w:sz w:val="28"/>
+          <w:color w:val="1A1A1A"/>
         </w:rPr>
         <w:t xml:space="preserve">Rectangle</w:t>
       </w:r>
@@ -817,6 +906,7 @@
         <w:rPr>
           <w:rFonts w:ascii="Times New Roman" w:hAnsi="Times New Roman" w:cs="Times New Roman"/>
           <w:sz w:val="28"/>
+          <w:szCs w:val="28"/>
           <w:color w:val="000000"/>
         </w:rPr>
         <w:t xml:space="preserve"> </w:t>
@@ -843,9 +933,9 @@
       </w:r>
       <w:r>
         <w:rPr>
-          <w:rFonts w:ascii="Times New Roman" w:hAnsi="Times New Roman"/>
-          <w:sz w:val="28"/>
-          <w:color w:val="000000"/>
+          <w:rFonts w:ascii="Consolas" w:hAnsi="Consolas" w:cs="Consolas"/>
+          <w:sz w:val="28"/>
+          <w:color w:val="1A1A1A"/>
         </w:rPr>
         <w:t xml:space="preserve">GetPerimeter()</w:t>
       </w:r>
@@ -853,15 +943,16 @@
         <w:rPr>
           <w:rFonts w:ascii="Times New Roman" w:hAnsi="Times New Roman" w:cs="Times New Roman"/>
           <w:sz w:val="28"/>
+          <w:szCs w:val="28"/>
           <w:color w:val="000000"/>
         </w:rPr>
         <w:t xml:space="preserve"> (абстрактний у </w:t>
       </w:r>
       <w:r>
         <w:rPr>
-          <w:rFonts w:ascii="Times New Roman" w:hAnsi="Times New Roman"/>
-          <w:sz w:val="28"/>
-          <w:color w:val="000000"/>
+          <w:rFonts w:ascii="Consolas" w:hAnsi="Consolas" w:cs="Consolas"/>
+          <w:sz w:val="28"/>
+          <w:color w:val="1A1A1A"/>
         </w:rPr>
         <w:t xml:space="preserve">Shape</w:t>
       </w:r>
@@ -869,6 +960,7 @@
         <w:rPr>
           <w:rFonts w:ascii="Times New Roman" w:hAnsi="Times New Roman" w:cs="Times New Roman"/>
           <w:sz w:val="28"/>
+          <w:szCs w:val="28"/>
           <w:color w:val="000000"/>
         </w:rPr>
         <w:t xml:space="preserve">):</w:t>
@@ -895,9 +987,9 @@
       </w:r>
       <w:r>
         <w:rPr>
-          <w:rFonts w:ascii="Times New Roman" w:hAnsi="Times New Roman"/>
-          <w:sz w:val="28"/>
-          <w:color w:val="000000"/>
+          <w:rFonts w:ascii="Consolas" w:hAnsi="Consolas" w:cs="Consolas"/>
+          <w:sz w:val="28"/>
+          <w:color w:val="1A1A1A"/>
         </w:rPr>
         <w:t xml:space="preserve">Circle</w:t>
       </w:r>
@@ -905,6 +997,7 @@
         <w:rPr>
           <w:rFonts w:ascii="Times New Roman" w:hAnsi="Times New Roman" w:cs="Times New Roman"/>
           <w:sz w:val="28"/>
+          <w:szCs w:val="28"/>
           <w:color w:val="000000"/>
         </w:rPr>
         <w:t xml:space="preserve"> </w:t>
@@ -931,9 +1024,9 @@
       </w:r>
       <w:r>
         <w:rPr>
-          <w:rFonts w:ascii="Times New Roman" w:hAnsi="Times New Roman"/>
-          <w:sz w:val="28"/>
-          <w:color w:val="000000"/>
+          <w:rFonts w:ascii="Consolas" w:hAnsi="Consolas" w:cs="Consolas"/>
+          <w:sz w:val="28"/>
+          <w:color w:val="1A1A1A"/>
         </w:rPr>
         <w:t xml:space="preserve">Rectangle</w:t>
       </w:r>
@@ -941,6 +1034,7 @@
         <w:rPr>
           <w:rFonts w:ascii="Times New Roman" w:hAnsi="Times New Roman" w:cs="Times New Roman"/>
           <w:sz w:val="28"/>
+          <w:szCs w:val="28"/>
           <w:color w:val="000000"/>
         </w:rPr>
         <w:t xml:space="preserve"> </w:t>
@@ -967,9 +1061,9 @@
       </w:r>
       <w:r>
         <w:rPr>
-          <w:rFonts w:ascii="Times New Roman" w:hAnsi="Times New Roman"/>
-          <w:sz w:val="28"/>
-          <w:color w:val="000000"/>
+          <w:rFonts w:ascii="Consolas" w:hAnsi="Consolas" w:cs="Consolas"/>
+          <w:sz w:val="28"/>
+          <w:color w:val="1A1A1A"/>
         </w:rPr>
         <w:t xml:space="preserve">PrintInfo()</w:t>
       </w:r>
@@ -977,15 +1071,16 @@
         <w:rPr>
           <w:rFonts w:ascii="Times New Roman" w:hAnsi="Times New Roman" w:cs="Times New Roman"/>
           <w:sz w:val="28"/>
+          <w:szCs w:val="28"/>
           <w:color w:val="000000"/>
         </w:rPr>
         <w:t xml:space="preserve"> (віртуальний у </w:t>
       </w:r>
       <w:r>
         <w:rPr>
-          <w:rFonts w:ascii="Times New Roman" w:hAnsi="Times New Roman"/>
-          <w:sz w:val="28"/>
-          <w:color w:val="000000"/>
+          <w:rFonts w:ascii="Consolas" w:hAnsi="Consolas" w:cs="Consolas"/>
+          <w:sz w:val="28"/>
+          <w:color w:val="1A1A1A"/>
         </w:rPr>
         <w:t xml:space="preserve">Shape</w:t>
       </w:r>
@@ -993,6 +1088,7 @@
         <w:rPr>
           <w:rFonts w:ascii="Times New Roman" w:hAnsi="Times New Roman" w:cs="Times New Roman"/>
           <w:sz w:val="28"/>
+          <w:szCs w:val="28"/>
           <w:color w:val="000000"/>
         </w:rPr>
         <w:t xml:space="preserve">, перевизначений у похідних класах для виведення специфічних атрибутів фігури).</w:t>
@@ -1022,6 +1118,7 @@
           <w:rFonts w:ascii="Times New Roman" w:hAnsi="Times New Roman" w:cs="Times New Roman"/>
           <w:b/>
           <w:sz w:val="28"/>
+          <w:szCs w:val="28"/>
           <w:color w:val="000000"/>
         </w:rPr>
         <w:t xml:space="preserve">Інкапсуляція:</w:t>
@@ -1030,15 +1127,16 @@
         <w:rPr>
           <w:rFonts w:ascii="Times New Roman" w:hAnsi="Times New Roman" w:cs="Times New Roman"/>
           <w:sz w:val="28"/>
+          <w:szCs w:val="28"/>
           <w:color w:val="000000"/>
         </w:rPr>
         <w:t xml:space="preserve"> Приватні поля </w:t>
       </w:r>
       <w:r>
         <w:rPr>
-          <w:rFonts w:ascii="Times New Roman" w:hAnsi="Times New Roman"/>
-          <w:sz w:val="28"/>
-          <w:color w:val="000000"/>
+          <w:rFonts w:ascii="Consolas" w:hAnsi="Consolas" w:cs="Consolas"/>
+          <w:sz w:val="28"/>
+          <w:color w:val="1A1A1A"/>
         </w:rPr>
         <w:t xml:space="preserve">_radius</w:t>
       </w:r>
@@ -1046,15 +1144,16 @@
         <w:rPr>
           <w:rFonts w:ascii="Times New Roman" w:hAnsi="Times New Roman" w:cs="Times New Roman"/>
           <w:sz w:val="28"/>
+          <w:szCs w:val="28"/>
           <w:color w:val="000000"/>
         </w:rPr>
         <w:t xml:space="preserve">, </w:t>
       </w:r>
       <w:r>
         <w:rPr>
-          <w:rFonts w:ascii="Times New Roman" w:hAnsi="Times New Roman"/>
-          <w:sz w:val="28"/>
-          <w:color w:val="000000"/>
+          <w:rFonts w:ascii="Consolas" w:hAnsi="Consolas" w:cs="Consolas"/>
+          <w:sz w:val="28"/>
+          <w:color w:val="1A1A1A"/>
         </w:rPr>
         <w:t xml:space="preserve">_width</w:t>
       </w:r>
@@ -1062,15 +1161,16 @@
         <w:rPr>
           <w:rFonts w:ascii="Times New Roman" w:hAnsi="Times New Roman" w:cs="Times New Roman"/>
           <w:sz w:val="28"/>
+          <w:szCs w:val="28"/>
           <w:color w:val="000000"/>
         </w:rPr>
         <w:t xml:space="preserve">, </w:t>
       </w:r>
       <w:r>
         <w:rPr>
-          <w:rFonts w:ascii="Times New Roman" w:hAnsi="Times New Roman"/>
-          <w:sz w:val="28"/>
-          <w:color w:val="000000"/>
+          <w:rFonts w:ascii="Consolas" w:hAnsi="Consolas" w:cs="Consolas"/>
+          <w:sz w:val="28"/>
+          <w:color w:val="1A1A1A"/>
         </w:rPr>
         <w:t xml:space="preserve">_height</w:t>
       </w:r>
@@ -1078,15 +1178,16 @@
         <w:rPr>
           <w:rFonts w:ascii="Times New Roman" w:hAnsi="Times New Roman" w:cs="Times New Roman"/>
           <w:sz w:val="28"/>
+          <w:szCs w:val="28"/>
           <w:color w:val="000000"/>
         </w:rPr>
         <w:t xml:space="preserve">, </w:t>
       </w:r>
       <w:r>
         <w:rPr>
-          <w:rFonts w:ascii="Times New Roman" w:hAnsi="Times New Roman"/>
-          <w:sz w:val="28"/>
-          <w:color w:val="000000"/>
+          <w:rFonts w:ascii="Consolas" w:hAnsi="Consolas" w:cs="Consolas"/>
+          <w:sz w:val="28"/>
+          <w:color w:val="1A1A1A"/>
         </w:rPr>
         <w:t xml:space="preserve">_name</w:t>
       </w:r>
@@ -1094,15 +1195,16 @@
         <w:rPr>
           <w:rFonts w:ascii="Times New Roman" w:hAnsi="Times New Roman" w:cs="Times New Roman"/>
           <w:sz w:val="28"/>
+          <w:szCs w:val="28"/>
           <w:color w:val="000000"/>
         </w:rPr>
         <w:t xml:space="preserve"> з публічними властивостями та валідацією значень у блоці </w:t>
       </w:r>
       <w:r>
         <w:rPr>
-          <w:rFonts w:ascii="Times New Roman" w:hAnsi="Times New Roman"/>
-          <w:sz w:val="28"/>
-          <w:color w:val="000000"/>
+          <w:rFonts w:ascii="Consolas" w:hAnsi="Consolas" w:cs="Consolas"/>
+          <w:sz w:val="28"/>
+          <w:color w:val="1A1A1A"/>
         </w:rPr>
         <w:t xml:space="preserve">set</w:t>
       </w:r>
@@ -1110,6 +1212,7 @@
         <w:rPr>
           <w:rFonts w:ascii="Times New Roman" w:hAnsi="Times New Roman" w:cs="Times New Roman"/>
           <w:sz w:val="28"/>
+          <w:szCs w:val="28"/>
           <w:color w:val="000000"/>
         </w:rPr>
         <w:t xml:space="preserve">.</w:t>
@@ -1139,15 +1242,16 @@
           <w:rFonts w:ascii="Times New Roman" w:hAnsi="Times New Roman" w:cs="Times New Roman"/>
           <w:b/>
           <w:sz w:val="28"/>
+          <w:szCs w:val="28"/>
           <w:color w:val="000000"/>
         </w:rPr>
         <w:t xml:space="preserve">Інтерфейс </w:t>
       </w:r>
       <w:r>
         <w:rPr>
-          <w:rFonts w:ascii="Times New Roman" w:hAnsi="Times New Roman"/>
-          <w:sz w:val="28"/>
-          <w:color w:val="000000"/>
+          <w:rFonts w:ascii="Consolas" w:hAnsi="Consolas" w:cs="Consolas"/>
+          <w:sz w:val="28"/>
+          <w:color w:val="1A1A1A"/>
         </w:rPr>
         <w:t xml:space="preserve">IComparable&lt;Shape&gt;</w:t>
       </w:r>
@@ -1156,6 +1260,7 @@
           <w:rFonts w:ascii="Times New Roman" w:hAnsi="Times New Roman" w:cs="Times New Roman"/>
           <w:b/>
           <w:sz w:val="28"/>
+          <w:szCs w:val="28"/>
           <w:color w:val="000000"/>
         </w:rPr>
         <w:t xml:space="preserve">:</w:t>
@@ -1164,15 +1269,16 @@
         <w:rPr>
           <w:rFonts w:ascii="Times New Roman" w:hAnsi="Times New Roman" w:cs="Times New Roman"/>
           <w:sz w:val="28"/>
+          <w:szCs w:val="28"/>
           <w:color w:val="000000"/>
         </w:rPr>
         <w:t xml:space="preserve"> Реалізація порівняння за площею (</w:t>
       </w:r>
       <w:r>
         <w:rPr>
-          <w:rFonts w:ascii="Times New Roman" w:hAnsi="Times New Roman"/>
-          <w:sz w:val="28"/>
-          <w:color w:val="000000"/>
+          <w:rFonts w:ascii="Consolas" w:hAnsi="Consolas" w:cs="Consolas"/>
+          <w:sz w:val="28"/>
+          <w:color w:val="1A1A1A"/>
         </w:rPr>
         <w:t xml:space="preserve">GetArea().CompareTo(other.GetArea())</w:t>
       </w:r>
@@ -1180,15 +1286,16 @@
         <w:rPr>
           <w:rFonts w:ascii="Times New Roman" w:hAnsi="Times New Roman" w:cs="Times New Roman"/>
           <w:sz w:val="28"/>
+          <w:szCs w:val="28"/>
           <w:color w:val="000000"/>
         </w:rPr>
         <w:t xml:space="preserve">), що забезпечує впорядкування об'єктів методом </w:t>
       </w:r>
       <w:r>
         <w:rPr>
-          <w:rFonts w:ascii="Times New Roman" w:hAnsi="Times New Roman"/>
-          <w:sz w:val="28"/>
-          <w:color w:val="000000"/>
+          <w:rFonts w:ascii="Consolas" w:hAnsi="Consolas" w:cs="Consolas"/>
+          <w:sz w:val="28"/>
+          <w:color w:val="1A1A1A"/>
         </w:rPr>
         <w:t xml:space="preserve">List&lt;Shape&gt;.Sort()</w:t>
       </w:r>
@@ -1196,6 +1303,7 @@
         <w:rPr>
           <w:rFonts w:ascii="Times New Roman" w:hAnsi="Times New Roman" w:cs="Times New Roman"/>
           <w:sz w:val="28"/>
+          <w:szCs w:val="28"/>
           <w:color w:val="000000"/>
         </w:rPr>
         <w:t xml:space="preserve">.</w:t>
@@ -1225,6 +1333,7 @@
           <w:rFonts w:ascii="Times New Roman" w:hAnsi="Times New Roman" w:cs="Times New Roman"/>
           <w:b/>
           <w:sz w:val="28"/>
+          <w:szCs w:val="28"/>
           <w:color w:val="000000"/>
         </w:rPr>
         <w:t xml:space="preserve">Поліморфна колекція:</w:t>
@@ -1233,15 +1342,16 @@
         <w:rPr>
           <w:rFonts w:ascii="Times New Roman" w:hAnsi="Times New Roman" w:cs="Times New Roman"/>
           <w:sz w:val="28"/>
+          <w:szCs w:val="28"/>
           <w:color w:val="000000"/>
         </w:rPr>
         <w:t xml:space="preserve"> Використання </w:t>
       </w:r>
       <w:r>
         <w:rPr>
-          <w:rFonts w:ascii="Times New Roman" w:hAnsi="Times New Roman"/>
-          <w:sz w:val="28"/>
-          <w:color w:val="000000"/>
+          <w:rFonts w:ascii="Consolas" w:hAnsi="Consolas" w:cs="Consolas"/>
+          <w:sz w:val="28"/>
+          <w:color w:val="1A1A1A"/>
         </w:rPr>
         <w:t xml:space="preserve">List&lt;Shape&gt;</w:t>
       </w:r>
@@ -1249,15 +1359,16 @@
         <w:rPr>
           <w:rFonts w:ascii="Times New Roman" w:hAnsi="Times New Roman" w:cs="Times New Roman"/>
           <w:sz w:val="28"/>
+          <w:szCs w:val="28"/>
           <w:color w:val="000000"/>
         </w:rPr>
         <w:t xml:space="preserve">, яка зберігає різні екземпляри </w:t>
       </w:r>
       <w:r>
         <w:rPr>
-          <w:rFonts w:ascii="Times New Roman" w:hAnsi="Times New Roman"/>
-          <w:sz w:val="28"/>
-          <w:color w:val="000000"/>
+          <w:rFonts w:ascii="Consolas" w:hAnsi="Consolas" w:cs="Consolas"/>
+          <w:sz w:val="28"/>
+          <w:color w:val="1A1A1A"/>
         </w:rPr>
         <w:t xml:space="preserve">Circle</w:t>
       </w:r>
@@ -1265,15 +1376,16 @@
         <w:rPr>
           <w:rFonts w:ascii="Times New Roman" w:hAnsi="Times New Roman" w:cs="Times New Roman"/>
           <w:sz w:val="28"/>
+          <w:szCs w:val="28"/>
           <w:color w:val="000000"/>
         </w:rPr>
         <w:t xml:space="preserve"> та </w:t>
       </w:r>
       <w:r>
         <w:rPr>
-          <w:rFonts w:ascii="Times New Roman" w:hAnsi="Times New Roman"/>
-          <w:sz w:val="28"/>
-          <w:color w:val="000000"/>
+          <w:rFonts w:ascii="Consolas" w:hAnsi="Consolas" w:cs="Consolas"/>
+          <w:sz w:val="28"/>
+          <w:color w:val="1A1A1A"/>
         </w:rPr>
         <w:t xml:space="preserve">Rectangle</w:t>
       </w:r>
@@ -1281,15 +1393,16 @@
         <w:rPr>
           <w:rFonts w:ascii="Times New Roman" w:hAnsi="Times New Roman" w:cs="Times New Roman"/>
           <w:sz w:val="28"/>
+          <w:szCs w:val="28"/>
           <w:color w:val="000000"/>
         </w:rPr>
         <w:t xml:space="preserve">, із викликом методів через базовий тип у циклі </w:t>
       </w:r>
       <w:r>
         <w:rPr>
-          <w:rFonts w:ascii="Times New Roman" w:hAnsi="Times New Roman"/>
-          <w:sz w:val="28"/>
-          <w:color w:val="000000"/>
+          <w:rFonts w:ascii="Consolas" w:hAnsi="Consolas" w:cs="Consolas"/>
+          <w:sz w:val="28"/>
+          <w:color w:val="1A1A1A"/>
         </w:rPr>
         <w:t xml:space="preserve">foreach</w:t>
       </w:r>
@@ -1297,6 +1410,7 @@
         <w:rPr>
           <w:rFonts w:ascii="Times New Roman" w:hAnsi="Times New Roman" w:cs="Times New Roman"/>
           <w:sz w:val="28"/>
+          <w:szCs w:val="28"/>
           <w:color w:val="000000"/>
         </w:rPr>
         <w:t xml:space="preserve">.</w:t>
@@ -1326,6 +1440,7 @@
           <w:rFonts w:ascii="Times New Roman" w:hAnsi="Times New Roman" w:cs="Times New Roman"/>
           <w:b/>
           <w:sz w:val="28"/>
+          <w:szCs w:val="28"/>
           <w:color w:val="000000"/>
         </w:rPr>
         <w:t xml:space="preserve">Власний клас винятку:</w:t>
@@ -1334,15 +1449,16 @@
         <w:rPr>
           <w:rFonts w:ascii="Times New Roman" w:hAnsi="Times New Roman" w:cs="Times New Roman"/>
           <w:sz w:val="28"/>
+          <w:szCs w:val="28"/>
           <w:color w:val="000000"/>
         </w:rPr>
         <w:t xml:space="preserve"> </w:t>
       </w:r>
       <w:r>
         <w:rPr>
-          <w:rFonts w:ascii="Times New Roman" w:hAnsi="Times New Roman"/>
-          <w:sz w:val="28"/>
-          <w:color w:val="000000"/>
+          <w:rFonts w:ascii="Consolas" w:hAnsi="Consolas" w:cs="Consolas"/>
+          <w:sz w:val="28"/>
+          <w:color w:val="1A1A1A"/>
         </w:rPr>
         <w:t xml:space="preserve">InvalidShapeDimensionException : Exception</w:t>
       </w:r>
@@ -1350,6 +1466,7 @@
         <w:rPr>
           <w:rFonts w:ascii="Times New Roman" w:hAnsi="Times New Roman" w:cs="Times New Roman"/>
           <w:sz w:val="28"/>
+          <w:szCs w:val="28"/>
           <w:color w:val="000000"/>
         </w:rPr>
         <w:t xml:space="preserve">, який постачається трьома стандартними конструкторами та викидається при спробі задати недодатні розміри фігур (</w:t>
@@ -1358,6 +1475,7 @@
         <w:rPr>
           <w:rFonts w:ascii="Times New Roman" w:hAnsi="Times New Roman" w:cs="Times New Roman"/>
           <w:sz w:val="28"/>
+          <w:szCs w:val="28"/>
           <w:color w:val="000000"/>
         </w:rPr>
         <w:t xml:space="preserve">).</w:t>
@@ -1387,6 +1505,7 @@
           <w:rFonts w:ascii="Times New Roman" w:hAnsi="Times New Roman" w:cs="Times New Roman"/>
           <w:b/>
           <w:sz w:val="28"/>
+          <w:szCs w:val="28"/>
           <w:color w:val="000000"/>
         </w:rPr>
         <w:t xml:space="preserve">Обробка винятків:</w:t>
@@ -1395,15 +1514,16 @@
         <w:rPr>
           <w:rFonts w:ascii="Times New Roman" w:hAnsi="Times New Roman" w:cs="Times New Roman"/>
           <w:sz w:val="28"/>
+          <w:szCs w:val="28"/>
           <w:color w:val="000000"/>
         </w:rPr>
         <w:t xml:space="preserve"> Блоки </w:t>
       </w:r>
       <w:r>
         <w:rPr>
-          <w:rFonts w:ascii="Times New Roman" w:hAnsi="Times New Roman"/>
-          <w:sz w:val="28"/>
-          <w:color w:val="000000"/>
+          <w:rFonts w:ascii="Consolas" w:hAnsi="Consolas" w:cs="Consolas"/>
+          <w:sz w:val="28"/>
+          <w:color w:val="1A1A1A"/>
         </w:rPr>
         <w:t xml:space="preserve">try { } catch (InvalidShapeDimensionException ex) { } catch (Exception ex) { } finally { }</w:t>
       </w:r>
@@ -1411,6 +1531,7 @@
         <w:rPr>
           <w:rFonts w:ascii="Times New Roman" w:hAnsi="Times New Roman" w:cs="Times New Roman"/>
           <w:sz w:val="28"/>
+          <w:szCs w:val="28"/>
           <w:color w:val="000000"/>
         </w:rPr>
         <w:t xml:space="preserve"> для безпечної роботи застосунку.</w:t>
@@ -1440,6 +1561,7 @@
           <w:rFonts w:ascii="Times New Roman" w:hAnsi="Times New Roman" w:cs="Times New Roman"/>
           <w:b/>
           <w:sz w:val="28"/>
+          <w:szCs w:val="28"/>
           <w:color w:val="000000"/>
         </w:rPr>
         <w:t xml:space="preserve">Консольне меню:</w:t>
@@ -1451,6 +1573,7 @@
         <w:rPr>
           <w:rFonts w:ascii="Times New Roman" w:hAnsi="Times New Roman" w:cs="Times New Roman"/>
           <w:sz w:val="28"/>
+          <w:szCs w:val="28"/>
           <w:color w:val="000000"/>
         </w:rPr>
         <w:t xml:space="preserve">0. Вихід.</w:t>
@@ -1479,6 +1602,7 @@
         <w:rPr>
           <w:rFonts w:ascii="Times New Roman" w:hAnsi="Times New Roman" w:cs="Times New Roman"/>
           <w:sz w:val="28"/>
+          <w:szCs w:val="28"/>
           <w:color w:val="000000"/>
         </w:rPr>
         <w:t xml:space="preserve">Додати фігуру (коло або прямокутник/квадрат) з клавіатури з валідацією.</w:t>
@@ -1507,6 +1631,7 @@
         <w:rPr>
           <w:rFonts w:ascii="Times New Roman" w:hAnsi="Times New Roman" w:cs="Times New Roman"/>
           <w:sz w:val="28"/>
+          <w:szCs w:val="28"/>
           <w:color w:val="000000"/>
         </w:rPr>
         <w:t xml:space="preserve">Показати всі фігури колекції (демонстрація поліморфізму).</w:t>
@@ -1535,15 +1660,16 @@
         <w:rPr>
           <w:rFonts w:ascii="Times New Roman" w:hAnsi="Times New Roman" w:cs="Times New Roman"/>
           <w:sz w:val="28"/>
+          <w:szCs w:val="28"/>
           <w:color w:val="000000"/>
         </w:rPr>
         <w:t xml:space="preserve">Відсортувати фігури за площею (</w:t>
       </w:r>
       <w:r>
         <w:rPr>
-          <w:rFonts w:ascii="Times New Roman" w:hAnsi="Times New Roman"/>
-          <w:sz w:val="28"/>
-          <w:color w:val="000000"/>
+          <w:rFonts w:ascii="Consolas" w:hAnsi="Consolas" w:cs="Consolas"/>
+          <w:sz w:val="28"/>
+          <w:color w:val="1A1A1A"/>
         </w:rPr>
         <w:t xml:space="preserve">IComparable&lt;Shape&gt;</w:t>
       </w:r>
@@ -1551,6 +1677,7 @@
         <w:rPr>
           <w:rFonts w:ascii="Times New Roman" w:hAnsi="Times New Roman" w:cs="Times New Roman"/>
           <w:sz w:val="28"/>
+          <w:szCs w:val="28"/>
           <w:color w:val="000000"/>
         </w:rPr>
         <w:t xml:space="preserve">).</w:t>
@@ -1579,6 +1706,7 @@
         <w:rPr>
           <w:rFonts w:ascii="Times New Roman" w:hAnsi="Times New Roman" w:cs="Times New Roman"/>
           <w:sz w:val="28"/>
+          <w:szCs w:val="28"/>
           <w:color w:val="000000"/>
         </w:rPr>
         <w:t xml:space="preserve">Показати сумарну площу та периметр колекції.</w:t>
@@ -1607,15 +1735,16 @@
         <w:rPr>
           <w:rFonts w:ascii="Times New Roman" w:hAnsi="Times New Roman" w:cs="Times New Roman"/>
           <w:sz w:val="28"/>
+          <w:szCs w:val="28"/>
           <w:color w:val="000000"/>
         </w:rPr>
         <w:t xml:space="preserve">Фільтрувати фігури за типом (pattern matching </w:t>
       </w:r>
       <w:r>
         <w:rPr>
-          <w:rFonts w:ascii="Times New Roman" w:hAnsi="Times New Roman"/>
-          <w:sz w:val="28"/>
-          <w:color w:val="000000"/>
+          <w:rFonts w:ascii="Consolas" w:hAnsi="Consolas" w:cs="Consolas"/>
+          <w:sz w:val="28"/>
+          <w:color w:val="1A1A1A"/>
         </w:rPr>
         <w:t xml:space="preserve">is Circle</w:t>
       </w:r>
@@ -1623,15 +1752,16 @@
         <w:rPr>
           <w:rFonts w:ascii="Times New Roman" w:hAnsi="Times New Roman" w:cs="Times New Roman"/>
           <w:sz w:val="28"/>
+          <w:szCs w:val="28"/>
           <w:color w:val="000000"/>
         </w:rPr>
         <w:t xml:space="preserve">, </w:t>
       </w:r>
       <w:r>
         <w:rPr>
-          <w:rFonts w:ascii="Times New Roman" w:hAnsi="Times New Roman"/>
-          <w:sz w:val="28"/>
-          <w:color w:val="000000"/>
+          <w:rFonts w:ascii="Consolas" w:hAnsi="Consolas" w:cs="Consolas"/>
+          <w:sz w:val="28"/>
+          <w:color w:val="1A1A1A"/>
         </w:rPr>
         <w:t xml:space="preserve">is Rectangle</w:t>
       </w:r>
@@ -1639,6 +1769,7 @@
         <w:rPr>
           <w:rFonts w:ascii="Times New Roman" w:hAnsi="Times New Roman" w:cs="Times New Roman"/>
           <w:sz w:val="28"/>
+          <w:szCs w:val="28"/>
           <w:color w:val="000000"/>
         </w:rPr>
         <w:t xml:space="preserve">).</w:t>
@@ -1667,6 +1798,7 @@
         <w:rPr>
           <w:rFonts w:ascii="Times New Roman" w:hAnsi="Times New Roman" w:cs="Times New Roman"/>
           <w:sz w:val="28"/>
+          <w:szCs w:val="28"/>
           <w:color w:val="000000"/>
         </w:rPr>
         <w:t xml:space="preserve">Демонстрація генерації та перехоплення винятку.</w:t>
@@ -1695,6 +1827,7 @@
         <w:rPr>
           <w:rFonts w:ascii="Times New Roman" w:hAnsi="Times New Roman" w:cs="Times New Roman"/>
           <w:sz w:val="28"/>
+          <w:szCs w:val="28"/>
           <w:color w:val="000000"/>
         </w:rPr>
         <w:t xml:space="preserve">Очистити колекцію (перевірка обробки порожнього списку).</w:t>
@@ -1724,6 +1857,7 @@
           <w:rFonts w:ascii="Times New Roman" w:hAnsi="Times New Roman" w:cs="Times New Roman"/>
           <w:b/>
           <w:sz w:val="28"/>
+          <w:szCs w:val="28"/>
           <w:color w:val="000000"/>
         </w:rPr>
         <w:t xml:space="preserve">Граничні випадки:</w:t>
@@ -1752,6 +1886,7 @@
         <w:rPr>
           <w:rFonts w:ascii="Times New Roman" w:hAnsi="Times New Roman" w:cs="Times New Roman"/>
           <w:sz w:val="28"/>
+          <w:szCs w:val="28"/>
           <w:color w:val="000000"/>
         </w:rPr>
         <w:t xml:space="preserve">Спроба створити фігуру з недодатним розміром сторони чи радіуса (</w:t>
@@ -1760,15 +1895,16 @@
         <w:rPr>
           <w:rFonts w:ascii="Times New Roman" w:hAnsi="Times New Roman" w:cs="Times New Roman"/>
           <w:sz w:val="28"/>
+          <w:szCs w:val="28"/>
           <w:color w:val="000000"/>
         </w:rPr>
         <w:t xml:space="preserve">) призводить до генерації </w:t>
       </w:r>
       <w:r>
         <w:rPr>
-          <w:rFonts w:ascii="Times New Roman" w:hAnsi="Times New Roman"/>
-          <w:sz w:val="28"/>
-          <w:color w:val="000000"/>
+          <w:rFonts w:ascii="Consolas" w:hAnsi="Consolas" w:cs="Consolas"/>
+          <w:sz w:val="28"/>
+          <w:color w:val="1A1A1A"/>
         </w:rPr>
         <w:t xml:space="preserve">InvalidShapeDimensionException</w:t>
       </w:r>
@@ -1776,6 +1912,7 @@
         <w:rPr>
           <w:rFonts w:ascii="Times New Roman" w:hAnsi="Times New Roman" w:cs="Times New Roman"/>
           <w:sz w:val="28"/>
+          <w:szCs w:val="28"/>
           <w:color w:val="000000"/>
         </w:rPr>
         <w:t xml:space="preserve">, який успішно перехоплюється без краху програми.</w:t>
@@ -1804,6 +1941,7 @@
         <w:rPr>
           <w:rFonts w:ascii="Times New Roman" w:hAnsi="Times New Roman" w:cs="Times New Roman"/>
           <w:sz w:val="28"/>
+          <w:szCs w:val="28"/>
           <w:color w:val="000000"/>
         </w:rPr>
         <w:t xml:space="preserve">Порожня колекція коректно виводить «Немає даних».</w:t>
@@ -1831,6 +1969,7 @@
           <w:rFonts w:ascii="Times New Roman" w:hAnsi="Times New Roman" w:cs="Times New Roman"/>
           <w:b/>
           <w:sz w:val="28"/>
+          <w:szCs w:val="28"/>
           <w:color w:val="000000"/>
         </w:rPr>
         <w:t xml:space="preserve">3. Архітектура та опис реалізації</w:t>
@@ -1850,6 +1989,7 @@
           <w:rFonts w:ascii="Times New Roman" w:hAnsi="Times New Roman" w:cs="Times New Roman"/>
           <w:b/>
           <w:sz w:val="28"/>
+          <w:szCs w:val="28"/>
           <w:color w:val="000000"/>
         </w:rPr>
         <w:t xml:space="preserve">3.1. Діаграма класів (UML Mermaid)</w:t>
@@ -1857,23 +1997,31 @@
     </w:p>
     <w:tbl>
       <w:tblPr>
-        <w:tblW w:w="5000" w:type="pct"/>
+        <w:tblW w:w="9638" w:type="dxa"/>
+        <w:tblLayout w:type="fixed"/>
         <w:tblBorders>
-          <w:top w:val="single" w:color="CCCCCC" w:sz="4"/>
-          <w:bottom w:val="single" w:color="CCCCCC" w:sz="4"/>
-          <w:left w:val="single" w:color="003366" w:sz="12"/>
-          <w:right w:val="single" w:color="CCCCCC" w:sz="4"/>
+          <w:top w:val="single" w:color="D0D5DD" w:sz="4"/>
+          <w:bottom w:val="single" w:color="D0D5DD" w:sz="4"/>
+          <w:left w:val="single" w:color="003366" w:sz="16"/>
+          <w:right w:val="single" w:color="D0D5DD" w:sz="4"/>
         </w:tblBorders>
         <w:tblCellMar>
-          <w:top w:w="120"/>
-          <w:bottom w:w="120"/>
-          <w:left w:w="180"/>
-          <w:right w:w="180"/>
+          <w:top w:w="100"/>
+          <w:bottom w:w="100"/>
+          <w:left w:w="160"/>
+          <w:right w:w="160"/>
         </w:tblCellMar>
       </w:tblPr>
+      <w:tblGrid>
+        <w:gridCol w:w="9638"/>
+      </w:tblGrid>
       <w:tr>
+        <w:trPr>
+          <w:cantSplit/>
+        </w:trPr>
         <w:tc>
           <w:tcPr>
+            <w:tcW w:w="9638" w:type="dxa"/>
             <w:shd w:val="clear" w:color="auto" w:fill="F8F9FA"/>
           </w:tcPr>
           <w:p>
@@ -1882,9 +2030,10 @@
             </w:pPr>
             <w:r>
               <w:rPr>
-                <w:rFonts w:ascii="Times New Roman" w:hAnsi="Times New Roman" w:eastAsia="Consolas" w:cs="Times New Roman"/>
-                <w:sz w:val="28"/>
-                <w:color w:val="000000"/>
+                <w:rFonts w:ascii="Consolas" w:hAnsi="Consolas" w:eastAsia="Consolas" w:cs="Consolas"/>
+                <w:sz w:val="20"/>
+                <w:szCs w:val="20"/>
+                <w:color w:val="1A1A1A"/>
               </w:rPr>
               <w:t xml:space="preserve">classDiagram</w:t>
             </w:r>
@@ -1895,9 +2044,10 @@
             </w:pPr>
             <w:r>
               <w:rPr>
-                <w:rFonts w:ascii="Times New Roman" w:hAnsi="Times New Roman" w:eastAsia="Consolas" w:cs="Times New Roman"/>
-                <w:sz w:val="28"/>
-                <w:color w:val="000000"/>
+                <w:rFonts w:ascii="Consolas" w:hAnsi="Consolas" w:eastAsia="Consolas" w:cs="Consolas"/>
+                <w:sz w:val="20"/>
+                <w:szCs w:val="20"/>
+                <w:color w:val="1A1A1A"/>
               </w:rPr>
               <w:t xml:space="preserve">    class IComparable~Shape~ {</w:t>
             </w:r>
@@ -1908,9 +2058,10 @@
             </w:pPr>
             <w:r>
               <w:rPr>
-                <w:rFonts w:ascii="Times New Roman" w:hAnsi="Times New Roman" w:eastAsia="Consolas" w:cs="Times New Roman"/>
-                <w:sz w:val="28"/>
-                <w:color w:val="000000"/>
+                <w:rFonts w:ascii="Consolas" w:hAnsi="Consolas" w:eastAsia="Consolas" w:cs="Consolas"/>
+                <w:sz w:val="20"/>
+                <w:szCs w:val="20"/>
+                <w:color w:val="1A1A1A"/>
               </w:rPr>
               <w:t xml:space="preserve">        &lt;&lt;interface&gt;&gt;</w:t>
             </w:r>
@@ -1921,9 +2072,10 @@
             </w:pPr>
             <w:r>
               <w:rPr>
-                <w:rFonts w:ascii="Times New Roman" w:hAnsi="Times New Roman" w:eastAsia="Consolas" w:cs="Times New Roman"/>
-                <w:sz w:val="28"/>
-                <w:color w:val="000000"/>
+                <w:rFonts w:ascii="Consolas" w:hAnsi="Consolas" w:eastAsia="Consolas" w:cs="Consolas"/>
+                <w:sz w:val="20"/>
+                <w:szCs w:val="20"/>
+                <w:color w:val="1A1A1A"/>
               </w:rPr>
               <w:t xml:space="preserve">        +CompareTo(Shape other) int</w:t>
             </w:r>
@@ -1934,9 +2086,10 @@
             </w:pPr>
             <w:r>
               <w:rPr>
-                <w:rFonts w:ascii="Times New Roman" w:hAnsi="Times New Roman" w:eastAsia="Consolas" w:cs="Times New Roman"/>
-                <w:sz w:val="28"/>
-                <w:color w:val="000000"/>
+                <w:rFonts w:ascii="Consolas" w:hAnsi="Consolas" w:eastAsia="Consolas" w:cs="Consolas"/>
+                <w:sz w:val="20"/>
+                <w:szCs w:val="20"/>
+                <w:color w:val="1A1A1A"/>
               </w:rPr>
               <w:t xml:space="preserve">    }</w:t>
             </w:r>
@@ -1947,9 +2100,10 @@
             </w:pPr>
             <w:r>
               <w:rPr>
-                <w:rFonts w:ascii="Times New Roman" w:hAnsi="Times New Roman" w:eastAsia="Consolas" w:cs="Times New Roman"/>
-                <w:sz w:val="28"/>
-                <w:color w:val="000000"/>
+                <w:rFonts w:ascii="Consolas" w:hAnsi="Consolas" w:eastAsia="Consolas" w:cs="Consolas"/>
+                <w:sz w:val="20"/>
+                <w:szCs w:val="20"/>
+                <w:color w:val="1A1A1A"/>
               </w:rPr>
               <w:t xml:space="preserve"/>
             </w:r>
@@ -1960,9 +2114,10 @@
             </w:pPr>
             <w:r>
               <w:rPr>
-                <w:rFonts w:ascii="Times New Roman" w:hAnsi="Times New Roman" w:eastAsia="Consolas" w:cs="Times New Roman"/>
-                <w:sz w:val="28"/>
-                <w:color w:val="000000"/>
+                <w:rFonts w:ascii="Consolas" w:hAnsi="Consolas" w:eastAsia="Consolas" w:cs="Consolas"/>
+                <w:sz w:val="20"/>
+                <w:szCs w:val="20"/>
+                <w:color w:val="1A1A1A"/>
               </w:rPr>
               <w:t xml:space="preserve">    class Shape {</w:t>
             </w:r>
@@ -1973,9 +2128,10 @@
             </w:pPr>
             <w:r>
               <w:rPr>
-                <w:rFonts w:ascii="Times New Roman" w:hAnsi="Times New Roman" w:eastAsia="Consolas" w:cs="Times New Roman"/>
-                <w:sz w:val="28"/>
-                <w:color w:val="000000"/>
+                <w:rFonts w:ascii="Consolas" w:hAnsi="Consolas" w:eastAsia="Consolas" w:cs="Consolas"/>
+                <w:sz w:val="20"/>
+                <w:szCs w:val="20"/>
+                <w:color w:val="1A1A1A"/>
               </w:rPr>
               <w:t xml:space="preserve">        &lt;&lt;abstract&gt;&gt;</w:t>
             </w:r>
@@ -1986,9 +2142,10 @@
             </w:pPr>
             <w:r>
               <w:rPr>
-                <w:rFonts w:ascii="Times New Roman" w:hAnsi="Times New Roman" w:eastAsia="Consolas" w:cs="Times New Roman"/>
-                <w:sz w:val="28"/>
-                <w:color w:val="000000"/>
+                <w:rFonts w:ascii="Consolas" w:hAnsi="Consolas" w:eastAsia="Consolas" w:cs="Consolas"/>
+                <w:sz w:val="20"/>
+                <w:szCs w:val="20"/>
+                <w:color w:val="1A1A1A"/>
               </w:rPr>
               <w:t xml:space="preserve">        -string _name</w:t>
             </w:r>
@@ -1999,9 +2156,10 @@
             </w:pPr>
             <w:r>
               <w:rPr>
-                <w:rFonts w:ascii="Times New Roman" w:hAnsi="Times New Roman" w:eastAsia="Consolas" w:cs="Times New Roman"/>
-                <w:sz w:val="28"/>
-                <w:color w:val="000000"/>
+                <w:rFonts w:ascii="Consolas" w:hAnsi="Consolas" w:eastAsia="Consolas" w:cs="Consolas"/>
+                <w:sz w:val="20"/>
+                <w:szCs w:val="20"/>
+                <w:color w:val="1A1A1A"/>
               </w:rPr>
               <w:t xml:space="preserve">        +string Name</w:t>
             </w:r>
@@ -2012,9 +2170,10 @@
             </w:pPr>
             <w:r>
               <w:rPr>
-                <w:rFonts w:ascii="Times New Roman" w:hAnsi="Times New Roman" w:eastAsia="Consolas" w:cs="Times New Roman"/>
-                <w:sz w:val="28"/>
-                <w:color w:val="000000"/>
+                <w:rFonts w:ascii="Consolas" w:hAnsi="Consolas" w:eastAsia="Consolas" w:cs="Consolas"/>
+                <w:sz w:val="20"/>
+                <w:szCs w:val="20"/>
+                <w:color w:val="1A1A1A"/>
               </w:rPr>
               <w:t xml:space="preserve">        #Shape(string name)</w:t>
             </w:r>
@@ -2025,9 +2184,10 @@
             </w:pPr>
             <w:r>
               <w:rPr>
-                <w:rFonts w:ascii="Times New Roman" w:hAnsi="Times New Roman" w:eastAsia="Consolas" w:cs="Times New Roman"/>
-                <w:sz w:val="28"/>
-                <w:color w:val="000000"/>
+                <w:rFonts w:ascii="Consolas" w:hAnsi="Consolas" w:eastAsia="Consolas" w:cs="Consolas"/>
+                <w:sz w:val="20"/>
+                <w:szCs w:val="20"/>
+                <w:color w:val="1A1A1A"/>
               </w:rPr>
               <w:t xml:space="preserve">        +GetArea()* double</w:t>
             </w:r>
@@ -2038,9 +2198,10 @@
             </w:pPr>
             <w:r>
               <w:rPr>
-                <w:rFonts w:ascii="Times New Roman" w:hAnsi="Times New Roman" w:eastAsia="Consolas" w:cs="Times New Roman"/>
-                <w:sz w:val="28"/>
-                <w:color w:val="000000"/>
+                <w:rFonts w:ascii="Consolas" w:hAnsi="Consolas" w:eastAsia="Consolas" w:cs="Consolas"/>
+                <w:sz w:val="20"/>
+                <w:szCs w:val="20"/>
+                <w:color w:val="1A1A1A"/>
               </w:rPr>
               <w:t xml:space="preserve">        +GetPerimeter()* double</w:t>
             </w:r>
@@ -2051,9 +2212,10 @@
             </w:pPr>
             <w:r>
               <w:rPr>
-                <w:rFonts w:ascii="Times New Roman" w:hAnsi="Times New Roman" w:eastAsia="Consolas" w:cs="Times New Roman"/>
-                <w:sz w:val="28"/>
-                <w:color w:val="000000"/>
+                <w:rFonts w:ascii="Consolas" w:hAnsi="Consolas" w:eastAsia="Consolas" w:cs="Consolas"/>
+                <w:sz w:val="20"/>
+                <w:szCs w:val="20"/>
+                <w:color w:val="1A1A1A"/>
               </w:rPr>
               <w:t xml:space="preserve">        +PrintInfo() void</w:t>
             </w:r>
@@ -2064,9 +2226,10 @@
             </w:pPr>
             <w:r>
               <w:rPr>
-                <w:rFonts w:ascii="Times New Roman" w:hAnsi="Times New Roman" w:eastAsia="Consolas" w:cs="Times New Roman"/>
-                <w:sz w:val="28"/>
-                <w:color w:val="000000"/>
+                <w:rFonts w:ascii="Consolas" w:hAnsi="Consolas" w:eastAsia="Consolas" w:cs="Consolas"/>
+                <w:sz w:val="20"/>
+                <w:szCs w:val="20"/>
+                <w:color w:val="1A1A1A"/>
               </w:rPr>
               <w:t xml:space="preserve">        +CompareTo(Shape other) int</w:t>
             </w:r>
@@ -2077,9 +2240,10 @@
             </w:pPr>
             <w:r>
               <w:rPr>
-                <w:rFonts w:ascii="Times New Roman" w:hAnsi="Times New Roman" w:eastAsia="Consolas" w:cs="Times New Roman"/>
-                <w:sz w:val="28"/>
-                <w:color w:val="000000"/>
+                <w:rFonts w:ascii="Consolas" w:hAnsi="Consolas" w:eastAsia="Consolas" w:cs="Consolas"/>
+                <w:sz w:val="20"/>
+                <w:szCs w:val="20"/>
+                <w:color w:val="1A1A1A"/>
               </w:rPr>
               <w:t xml:space="preserve">    }</w:t>
             </w:r>
@@ -2090,9 +2254,10 @@
             </w:pPr>
             <w:r>
               <w:rPr>
-                <w:rFonts w:ascii="Times New Roman" w:hAnsi="Times New Roman" w:eastAsia="Consolas" w:cs="Times New Roman"/>
-                <w:sz w:val="28"/>
-                <w:color w:val="000000"/>
+                <w:rFonts w:ascii="Consolas" w:hAnsi="Consolas" w:eastAsia="Consolas" w:cs="Consolas"/>
+                <w:sz w:val="20"/>
+                <w:szCs w:val="20"/>
+                <w:color w:val="1A1A1A"/>
               </w:rPr>
               <w:t xml:space="preserve"/>
             </w:r>
@@ -2103,9 +2268,10 @@
             </w:pPr>
             <w:r>
               <w:rPr>
-                <w:rFonts w:ascii="Times New Roman" w:hAnsi="Times New Roman" w:eastAsia="Consolas" w:cs="Times New Roman"/>
-                <w:sz w:val="28"/>
-                <w:color w:val="000000"/>
+                <w:rFonts w:ascii="Consolas" w:hAnsi="Consolas" w:eastAsia="Consolas" w:cs="Consolas"/>
+                <w:sz w:val="20"/>
+                <w:szCs w:val="20"/>
+                <w:color w:val="1A1A1A"/>
               </w:rPr>
               <w:t xml:space="preserve">    class Circle {</w:t>
             </w:r>
@@ -2116,9 +2282,10 @@
             </w:pPr>
             <w:r>
               <w:rPr>
-                <w:rFonts w:ascii="Times New Roman" w:hAnsi="Times New Roman" w:eastAsia="Consolas" w:cs="Times New Roman"/>
-                <w:sz w:val="28"/>
-                <w:color w:val="000000"/>
+                <w:rFonts w:ascii="Consolas" w:hAnsi="Consolas" w:eastAsia="Consolas" w:cs="Consolas"/>
+                <w:sz w:val="20"/>
+                <w:szCs w:val="20"/>
+                <w:color w:val="1A1A1A"/>
               </w:rPr>
               <w:t xml:space="preserve">        -double _radius</w:t>
             </w:r>
@@ -2129,9 +2296,10 @@
             </w:pPr>
             <w:r>
               <w:rPr>
-                <w:rFonts w:ascii="Times New Roman" w:hAnsi="Times New Roman" w:eastAsia="Consolas" w:cs="Times New Roman"/>
-                <w:sz w:val="28"/>
-                <w:color w:val="000000"/>
+                <w:rFonts w:ascii="Consolas" w:hAnsi="Consolas" w:eastAsia="Consolas" w:cs="Consolas"/>
+                <w:sz w:val="20"/>
+                <w:szCs w:val="20"/>
+                <w:color w:val="1A1A1A"/>
               </w:rPr>
               <w:t xml:space="preserve">        +double Radius</w:t>
             </w:r>
@@ -2142,9 +2310,10 @@
             </w:pPr>
             <w:r>
               <w:rPr>
-                <w:rFonts w:ascii="Times New Roman" w:hAnsi="Times New Roman" w:eastAsia="Consolas" w:cs="Times New Roman"/>
-                <w:sz w:val="28"/>
-                <w:color w:val="000000"/>
+                <w:rFonts w:ascii="Consolas" w:hAnsi="Consolas" w:eastAsia="Consolas" w:cs="Consolas"/>
+                <w:sz w:val="20"/>
+                <w:szCs w:val="20"/>
+                <w:color w:val="1A1A1A"/>
               </w:rPr>
               <w:t xml:space="preserve">        +Circle(double radius)</w:t>
             </w:r>
@@ -2155,9 +2324,10 @@
             </w:pPr>
             <w:r>
               <w:rPr>
-                <w:rFonts w:ascii="Times New Roman" w:hAnsi="Times New Roman" w:eastAsia="Consolas" w:cs="Times New Roman"/>
-                <w:sz w:val="28"/>
-                <w:color w:val="000000"/>
+                <w:rFonts w:ascii="Consolas" w:hAnsi="Consolas" w:eastAsia="Consolas" w:cs="Consolas"/>
+                <w:sz w:val="20"/>
+                <w:szCs w:val="20"/>
+                <w:color w:val="1A1A1A"/>
               </w:rPr>
               <w:t xml:space="preserve">        +Circle(string name, double radius)</w:t>
             </w:r>
@@ -2168,9 +2338,10 @@
             </w:pPr>
             <w:r>
               <w:rPr>
-                <w:rFonts w:ascii="Times New Roman" w:hAnsi="Times New Roman" w:eastAsia="Consolas" w:cs="Times New Roman"/>
-                <w:sz w:val="28"/>
-                <w:color w:val="000000"/>
+                <w:rFonts w:ascii="Consolas" w:hAnsi="Consolas" w:eastAsia="Consolas" w:cs="Consolas"/>
+                <w:sz w:val="20"/>
+                <w:szCs w:val="20"/>
+                <w:color w:val="1A1A1A"/>
               </w:rPr>
               <w:t xml:space="preserve">        +GetArea() double</w:t>
             </w:r>
@@ -2181,9 +2352,10 @@
             </w:pPr>
             <w:r>
               <w:rPr>
-                <w:rFonts w:ascii="Times New Roman" w:hAnsi="Times New Roman" w:eastAsia="Consolas" w:cs="Times New Roman"/>
-                <w:sz w:val="28"/>
-                <w:color w:val="000000"/>
+                <w:rFonts w:ascii="Consolas" w:hAnsi="Consolas" w:eastAsia="Consolas" w:cs="Consolas"/>
+                <w:sz w:val="20"/>
+                <w:szCs w:val="20"/>
+                <w:color w:val="1A1A1A"/>
               </w:rPr>
               <w:t xml:space="preserve">        +GetPerimeter() double</w:t>
             </w:r>
@@ -2194,9 +2366,10 @@
             </w:pPr>
             <w:r>
               <w:rPr>
-                <w:rFonts w:ascii="Times New Roman" w:hAnsi="Times New Roman" w:eastAsia="Consolas" w:cs="Times New Roman"/>
-                <w:sz w:val="28"/>
-                <w:color w:val="000000"/>
+                <w:rFonts w:ascii="Consolas" w:hAnsi="Consolas" w:eastAsia="Consolas" w:cs="Consolas"/>
+                <w:sz w:val="20"/>
+                <w:szCs w:val="20"/>
+                <w:color w:val="1A1A1A"/>
               </w:rPr>
               <w:t xml:space="preserve">        +PrintInfo() void</w:t>
             </w:r>
@@ -2207,9 +2380,10 @@
             </w:pPr>
             <w:r>
               <w:rPr>
-                <w:rFonts w:ascii="Times New Roman" w:hAnsi="Times New Roman" w:eastAsia="Consolas" w:cs="Times New Roman"/>
-                <w:sz w:val="28"/>
-                <w:color w:val="000000"/>
+                <w:rFonts w:ascii="Consolas" w:hAnsi="Consolas" w:eastAsia="Consolas" w:cs="Consolas"/>
+                <w:sz w:val="20"/>
+                <w:szCs w:val="20"/>
+                <w:color w:val="1A1A1A"/>
               </w:rPr>
               <w:t xml:space="preserve">    }</w:t>
             </w:r>
@@ -2220,9 +2394,10 @@
             </w:pPr>
             <w:r>
               <w:rPr>
-                <w:rFonts w:ascii="Times New Roman" w:hAnsi="Times New Roman" w:eastAsia="Consolas" w:cs="Times New Roman"/>
-                <w:sz w:val="28"/>
-                <w:color w:val="000000"/>
+                <w:rFonts w:ascii="Consolas" w:hAnsi="Consolas" w:eastAsia="Consolas" w:cs="Consolas"/>
+                <w:sz w:val="20"/>
+                <w:szCs w:val="20"/>
+                <w:color w:val="1A1A1A"/>
               </w:rPr>
               <w:t xml:space="preserve"/>
             </w:r>
@@ -2233,9 +2408,10 @@
             </w:pPr>
             <w:r>
               <w:rPr>
-                <w:rFonts w:ascii="Times New Roman" w:hAnsi="Times New Roman" w:eastAsia="Consolas" w:cs="Times New Roman"/>
-                <w:sz w:val="28"/>
-                <w:color w:val="000000"/>
+                <w:rFonts w:ascii="Consolas" w:hAnsi="Consolas" w:eastAsia="Consolas" w:cs="Consolas"/>
+                <w:sz w:val="20"/>
+                <w:szCs w:val="20"/>
+                <w:color w:val="1A1A1A"/>
               </w:rPr>
               <w:t xml:space="preserve">    class Rectangle {</w:t>
             </w:r>
@@ -2246,9 +2422,10 @@
             </w:pPr>
             <w:r>
               <w:rPr>
-                <w:rFonts w:ascii="Times New Roman" w:hAnsi="Times New Roman" w:eastAsia="Consolas" w:cs="Times New Roman"/>
-                <w:sz w:val="28"/>
-                <w:color w:val="000000"/>
+                <w:rFonts w:ascii="Consolas" w:hAnsi="Consolas" w:eastAsia="Consolas" w:cs="Consolas"/>
+                <w:sz w:val="20"/>
+                <w:szCs w:val="20"/>
+                <w:color w:val="1A1A1A"/>
               </w:rPr>
               <w:t xml:space="preserve">        -double _width</w:t>
             </w:r>
@@ -2259,9 +2436,10 @@
             </w:pPr>
             <w:r>
               <w:rPr>
-                <w:rFonts w:ascii="Times New Roman" w:hAnsi="Times New Roman" w:eastAsia="Consolas" w:cs="Times New Roman"/>
-                <w:sz w:val="28"/>
-                <w:color w:val="000000"/>
+                <w:rFonts w:ascii="Consolas" w:hAnsi="Consolas" w:eastAsia="Consolas" w:cs="Consolas"/>
+                <w:sz w:val="20"/>
+                <w:szCs w:val="20"/>
+                <w:color w:val="1A1A1A"/>
               </w:rPr>
               <w:t xml:space="preserve">        -double _height</w:t>
             </w:r>
@@ -2272,9 +2450,10 @@
             </w:pPr>
             <w:r>
               <w:rPr>
-                <w:rFonts w:ascii="Times New Roman" w:hAnsi="Times New Roman" w:eastAsia="Consolas" w:cs="Times New Roman"/>
-                <w:sz w:val="28"/>
-                <w:color w:val="000000"/>
+                <w:rFonts w:ascii="Consolas" w:hAnsi="Consolas" w:eastAsia="Consolas" w:cs="Consolas"/>
+                <w:sz w:val="20"/>
+                <w:szCs w:val="20"/>
+                <w:color w:val="1A1A1A"/>
               </w:rPr>
               <w:t xml:space="preserve">        +double Width</w:t>
             </w:r>
@@ -2285,9 +2464,10 @@
             </w:pPr>
             <w:r>
               <w:rPr>
-                <w:rFonts w:ascii="Times New Roman" w:hAnsi="Times New Roman" w:eastAsia="Consolas" w:cs="Times New Roman"/>
-                <w:sz w:val="28"/>
-                <w:color w:val="000000"/>
+                <w:rFonts w:ascii="Consolas" w:hAnsi="Consolas" w:eastAsia="Consolas" w:cs="Consolas"/>
+                <w:sz w:val="20"/>
+                <w:szCs w:val="20"/>
+                <w:color w:val="1A1A1A"/>
               </w:rPr>
               <w:t xml:space="preserve">        +double Height</w:t>
             </w:r>
@@ -2298,9 +2478,10 @@
             </w:pPr>
             <w:r>
               <w:rPr>
-                <w:rFonts w:ascii="Times New Roman" w:hAnsi="Times New Roman" w:eastAsia="Consolas" w:cs="Times New Roman"/>
-                <w:sz w:val="28"/>
-                <w:color w:val="000000"/>
+                <w:rFonts w:ascii="Consolas" w:hAnsi="Consolas" w:eastAsia="Consolas" w:cs="Consolas"/>
+                <w:sz w:val="20"/>
+                <w:szCs w:val="20"/>
+                <w:color w:val="1A1A1A"/>
               </w:rPr>
               <w:t xml:space="preserve">        +Rectangle(double width, double height)</w:t>
             </w:r>
@@ -2311,9 +2492,10 @@
             </w:pPr>
             <w:r>
               <w:rPr>
-                <w:rFonts w:ascii="Times New Roman" w:hAnsi="Times New Roman" w:eastAsia="Consolas" w:cs="Times New Roman"/>
-                <w:sz w:val="28"/>
-                <w:color w:val="000000"/>
+                <w:rFonts w:ascii="Consolas" w:hAnsi="Consolas" w:eastAsia="Consolas" w:cs="Consolas"/>
+                <w:sz w:val="20"/>
+                <w:szCs w:val="20"/>
+                <w:color w:val="1A1A1A"/>
               </w:rPr>
               <w:t xml:space="preserve">        +Rectangle(double side)</w:t>
             </w:r>
@@ -2324,9 +2506,10 @@
             </w:pPr>
             <w:r>
               <w:rPr>
-                <w:rFonts w:ascii="Times New Roman" w:hAnsi="Times New Roman" w:eastAsia="Consolas" w:cs="Times New Roman"/>
-                <w:sz w:val="28"/>
-                <w:color w:val="000000"/>
+                <w:rFonts w:ascii="Consolas" w:hAnsi="Consolas" w:eastAsia="Consolas" w:cs="Consolas"/>
+                <w:sz w:val="20"/>
+                <w:szCs w:val="20"/>
+                <w:color w:val="1A1A1A"/>
               </w:rPr>
               <w:t xml:space="preserve">        +Rectangle(string name, double width, double height)</w:t>
             </w:r>
@@ -2337,9 +2520,10 @@
             </w:pPr>
             <w:r>
               <w:rPr>
-                <w:rFonts w:ascii="Times New Roman" w:hAnsi="Times New Roman" w:eastAsia="Consolas" w:cs="Times New Roman"/>
-                <w:sz w:val="28"/>
-                <w:color w:val="000000"/>
+                <w:rFonts w:ascii="Consolas" w:hAnsi="Consolas" w:eastAsia="Consolas" w:cs="Consolas"/>
+                <w:sz w:val="20"/>
+                <w:szCs w:val="20"/>
+                <w:color w:val="1A1A1A"/>
               </w:rPr>
               <w:t xml:space="preserve">        +GetArea() double</w:t>
             </w:r>
@@ -2350,9 +2534,10 @@
             </w:pPr>
             <w:r>
               <w:rPr>
-                <w:rFonts w:ascii="Times New Roman" w:hAnsi="Times New Roman" w:eastAsia="Consolas" w:cs="Times New Roman"/>
-                <w:sz w:val="28"/>
-                <w:color w:val="000000"/>
+                <w:rFonts w:ascii="Consolas" w:hAnsi="Consolas" w:eastAsia="Consolas" w:cs="Consolas"/>
+                <w:sz w:val="20"/>
+                <w:szCs w:val="20"/>
+                <w:color w:val="1A1A1A"/>
               </w:rPr>
               <w:t xml:space="preserve">        +GetPerimeter() double</w:t>
             </w:r>
@@ -2363,9 +2548,10 @@
             </w:pPr>
             <w:r>
               <w:rPr>
-                <w:rFonts w:ascii="Times New Roman" w:hAnsi="Times New Roman" w:eastAsia="Consolas" w:cs="Times New Roman"/>
-                <w:sz w:val="28"/>
-                <w:color w:val="000000"/>
+                <w:rFonts w:ascii="Consolas" w:hAnsi="Consolas" w:eastAsia="Consolas" w:cs="Consolas"/>
+                <w:sz w:val="20"/>
+                <w:szCs w:val="20"/>
+                <w:color w:val="1A1A1A"/>
               </w:rPr>
               <w:t xml:space="preserve">        +PrintInfo() void</w:t>
             </w:r>
@@ -2376,9 +2562,10 @@
             </w:pPr>
             <w:r>
               <w:rPr>
-                <w:rFonts w:ascii="Times New Roman" w:hAnsi="Times New Roman" w:eastAsia="Consolas" w:cs="Times New Roman"/>
-                <w:sz w:val="28"/>
-                <w:color w:val="000000"/>
+                <w:rFonts w:ascii="Consolas" w:hAnsi="Consolas" w:eastAsia="Consolas" w:cs="Consolas"/>
+                <w:sz w:val="20"/>
+                <w:szCs w:val="20"/>
+                <w:color w:val="1A1A1A"/>
               </w:rPr>
               <w:t xml:space="preserve">    }</w:t>
             </w:r>
@@ -2389,9 +2576,10 @@
             </w:pPr>
             <w:r>
               <w:rPr>
-                <w:rFonts w:ascii="Times New Roman" w:hAnsi="Times New Roman" w:eastAsia="Consolas" w:cs="Times New Roman"/>
-                <w:sz w:val="28"/>
-                <w:color w:val="000000"/>
+                <w:rFonts w:ascii="Consolas" w:hAnsi="Consolas" w:eastAsia="Consolas" w:cs="Consolas"/>
+                <w:sz w:val="20"/>
+                <w:szCs w:val="20"/>
+                <w:color w:val="1A1A1A"/>
               </w:rPr>
               <w:t xml:space="preserve"/>
             </w:r>
@@ -2402,9 +2590,10 @@
             </w:pPr>
             <w:r>
               <w:rPr>
-                <w:rFonts w:ascii="Times New Roman" w:hAnsi="Times New Roman" w:eastAsia="Consolas" w:cs="Times New Roman"/>
-                <w:sz w:val="28"/>
-                <w:color w:val="000000"/>
+                <w:rFonts w:ascii="Consolas" w:hAnsi="Consolas" w:eastAsia="Consolas" w:cs="Consolas"/>
+                <w:sz w:val="20"/>
+                <w:szCs w:val="20"/>
+                <w:color w:val="1A1A1A"/>
               </w:rPr>
               <w:t xml:space="preserve">    class Exception {</w:t>
             </w:r>
@@ -2415,9 +2604,10 @@
             </w:pPr>
             <w:r>
               <w:rPr>
-                <w:rFonts w:ascii="Times New Roman" w:hAnsi="Times New Roman" w:eastAsia="Consolas" w:cs="Times New Roman"/>
-                <w:sz w:val="28"/>
-                <w:color w:val="000000"/>
+                <w:rFonts w:ascii="Consolas" w:hAnsi="Consolas" w:eastAsia="Consolas" w:cs="Consolas"/>
+                <w:sz w:val="20"/>
+                <w:szCs w:val="20"/>
+                <w:color w:val="1A1A1A"/>
               </w:rPr>
               <w:t xml:space="preserve">        &lt;&lt;System&gt;&gt;</w:t>
             </w:r>
@@ -2428,9 +2618,10 @@
             </w:pPr>
             <w:r>
               <w:rPr>
-                <w:rFonts w:ascii="Times New Roman" w:hAnsi="Times New Roman" w:eastAsia="Consolas" w:cs="Times New Roman"/>
-                <w:sz w:val="28"/>
-                <w:color w:val="000000"/>
+                <w:rFonts w:ascii="Consolas" w:hAnsi="Consolas" w:eastAsia="Consolas" w:cs="Consolas"/>
+                <w:sz w:val="20"/>
+                <w:szCs w:val="20"/>
+                <w:color w:val="1A1A1A"/>
               </w:rPr>
               <w:t xml:space="preserve">    }</w:t>
             </w:r>
@@ -2441,9 +2632,10 @@
             </w:pPr>
             <w:r>
               <w:rPr>
-                <w:rFonts w:ascii="Times New Roman" w:hAnsi="Times New Roman" w:eastAsia="Consolas" w:cs="Times New Roman"/>
-                <w:sz w:val="28"/>
-                <w:color w:val="000000"/>
+                <w:rFonts w:ascii="Consolas" w:hAnsi="Consolas" w:eastAsia="Consolas" w:cs="Consolas"/>
+                <w:sz w:val="20"/>
+                <w:szCs w:val="20"/>
+                <w:color w:val="1A1A1A"/>
               </w:rPr>
               <w:t xml:space="preserve"/>
             </w:r>
@@ -2454,9 +2646,10 @@
             </w:pPr>
             <w:r>
               <w:rPr>
-                <w:rFonts w:ascii="Times New Roman" w:hAnsi="Times New Roman" w:eastAsia="Consolas" w:cs="Times New Roman"/>
-                <w:sz w:val="28"/>
-                <w:color w:val="000000"/>
+                <w:rFonts w:ascii="Consolas" w:hAnsi="Consolas" w:eastAsia="Consolas" w:cs="Consolas"/>
+                <w:sz w:val="20"/>
+                <w:szCs w:val="20"/>
+                <w:color w:val="1A1A1A"/>
               </w:rPr>
               <w:t xml:space="preserve">    class InvalidShapeDimensionException {</w:t>
             </w:r>
@@ -2467,9 +2660,10 @@
             </w:pPr>
             <w:r>
               <w:rPr>
-                <w:rFonts w:ascii="Times New Roman" w:hAnsi="Times New Roman" w:eastAsia="Consolas" w:cs="Times New Roman"/>
-                <w:sz w:val="28"/>
-                <w:color w:val="000000"/>
+                <w:rFonts w:ascii="Consolas" w:hAnsi="Consolas" w:eastAsia="Consolas" w:cs="Consolas"/>
+                <w:sz w:val="20"/>
+                <w:szCs w:val="20"/>
+                <w:color w:val="1A1A1A"/>
               </w:rPr>
               <w:t xml:space="preserve">        +string DimensionName</w:t>
             </w:r>
@@ -2480,9 +2674,10 @@
             </w:pPr>
             <w:r>
               <w:rPr>
-                <w:rFonts w:ascii="Times New Roman" w:hAnsi="Times New Roman" w:eastAsia="Consolas" w:cs="Times New Roman"/>
-                <w:sz w:val="28"/>
-                <w:color w:val="000000"/>
+                <w:rFonts w:ascii="Consolas" w:hAnsi="Consolas" w:eastAsia="Consolas" w:cs="Consolas"/>
+                <w:sz w:val="20"/>
+                <w:szCs w:val="20"/>
+                <w:color w:val="1A1A1A"/>
               </w:rPr>
               <w:t xml:space="preserve">        +double InvalidValue</w:t>
             </w:r>
@@ -2493,9 +2688,10 @@
             </w:pPr>
             <w:r>
               <w:rPr>
-                <w:rFonts w:ascii="Times New Roman" w:hAnsi="Times New Roman" w:eastAsia="Consolas" w:cs="Times New Roman"/>
-                <w:sz w:val="28"/>
-                <w:color w:val="000000"/>
+                <w:rFonts w:ascii="Consolas" w:hAnsi="Consolas" w:eastAsia="Consolas" w:cs="Consolas"/>
+                <w:sz w:val="20"/>
+                <w:szCs w:val="20"/>
+                <w:color w:val="1A1A1A"/>
               </w:rPr>
               <w:t xml:space="preserve">        +InvalidShapeDimensionException()</w:t>
             </w:r>
@@ -2506,9 +2702,10 @@
             </w:pPr>
             <w:r>
               <w:rPr>
-                <w:rFonts w:ascii="Times New Roman" w:hAnsi="Times New Roman" w:eastAsia="Consolas" w:cs="Times New Roman"/>
-                <w:sz w:val="28"/>
-                <w:color w:val="000000"/>
+                <w:rFonts w:ascii="Consolas" w:hAnsi="Consolas" w:eastAsia="Consolas" w:cs="Consolas"/>
+                <w:sz w:val="20"/>
+                <w:szCs w:val="20"/>
+                <w:color w:val="1A1A1A"/>
               </w:rPr>
               <w:t xml:space="preserve">        +InvalidShapeDimensionException(string message)</w:t>
             </w:r>
@@ -2519,9 +2716,10 @@
             </w:pPr>
             <w:r>
               <w:rPr>
-                <w:rFonts w:ascii="Times New Roman" w:hAnsi="Times New Roman" w:eastAsia="Consolas" w:cs="Times New Roman"/>
-                <w:sz w:val="28"/>
-                <w:color w:val="000000"/>
+                <w:rFonts w:ascii="Consolas" w:hAnsi="Consolas" w:eastAsia="Consolas" w:cs="Consolas"/>
+                <w:sz w:val="20"/>
+                <w:szCs w:val="20"/>
+                <w:color w:val="1A1A1A"/>
               </w:rPr>
               <w:t xml:space="preserve">        +InvalidShapeDimensionException(string message, Exception inner)</w:t>
             </w:r>
@@ -2532,9 +2730,10 @@
             </w:pPr>
             <w:r>
               <w:rPr>
-                <w:rFonts w:ascii="Times New Roman" w:hAnsi="Times New Roman" w:eastAsia="Consolas" w:cs="Times New Roman"/>
-                <w:sz w:val="28"/>
-                <w:color w:val="000000"/>
+                <w:rFonts w:ascii="Consolas" w:hAnsi="Consolas" w:eastAsia="Consolas" w:cs="Consolas"/>
+                <w:sz w:val="20"/>
+                <w:szCs w:val="20"/>
+                <w:color w:val="1A1A1A"/>
               </w:rPr>
               <w:t xml:space="preserve">        +InvalidShapeDimensionException(string dimensionName, double invalidValue)</w:t>
             </w:r>
@@ -2545,9 +2744,10 @@
             </w:pPr>
             <w:r>
               <w:rPr>
-                <w:rFonts w:ascii="Times New Roman" w:hAnsi="Times New Roman" w:eastAsia="Consolas" w:cs="Times New Roman"/>
-                <w:sz w:val="28"/>
-                <w:color w:val="000000"/>
+                <w:rFonts w:ascii="Consolas" w:hAnsi="Consolas" w:eastAsia="Consolas" w:cs="Consolas"/>
+                <w:sz w:val="20"/>
+                <w:szCs w:val="20"/>
+                <w:color w:val="1A1A1A"/>
               </w:rPr>
               <w:t xml:space="preserve">    }</w:t>
             </w:r>
@@ -2558,9 +2758,10 @@
             </w:pPr>
             <w:r>
               <w:rPr>
-                <w:rFonts w:ascii="Times New Roman" w:hAnsi="Times New Roman" w:eastAsia="Consolas" w:cs="Times New Roman"/>
-                <w:sz w:val="28"/>
-                <w:color w:val="000000"/>
+                <w:rFonts w:ascii="Consolas" w:hAnsi="Consolas" w:eastAsia="Consolas" w:cs="Consolas"/>
+                <w:sz w:val="20"/>
+                <w:szCs w:val="20"/>
+                <w:color w:val="1A1A1A"/>
               </w:rPr>
               <w:t xml:space="preserve"/>
             </w:r>
@@ -2571,9 +2772,10 @@
             </w:pPr>
             <w:r>
               <w:rPr>
-                <w:rFonts w:ascii="Times New Roman" w:hAnsi="Times New Roman" w:eastAsia="Consolas" w:cs="Times New Roman"/>
-                <w:sz w:val="28"/>
-                <w:color w:val="000000"/>
+                <w:rFonts w:ascii="Consolas" w:hAnsi="Consolas" w:eastAsia="Consolas" w:cs="Consolas"/>
+                <w:sz w:val="20"/>
+                <w:szCs w:val="20"/>
+                <w:color w:val="1A1A1A"/>
               </w:rPr>
               <w:t xml:space="preserve">    IComparable~Shape~ &lt;|.. Shape</w:t>
             </w:r>
@@ -2584,9 +2786,10 @@
             </w:pPr>
             <w:r>
               <w:rPr>
-                <w:rFonts w:ascii="Times New Roman" w:hAnsi="Times New Roman" w:eastAsia="Consolas" w:cs="Times New Roman"/>
-                <w:sz w:val="28"/>
-                <w:color w:val="000000"/>
+                <w:rFonts w:ascii="Consolas" w:hAnsi="Consolas" w:eastAsia="Consolas" w:cs="Consolas"/>
+                <w:sz w:val="20"/>
+                <w:szCs w:val="20"/>
+                <w:color w:val="1A1A1A"/>
               </w:rPr>
               <w:t xml:space="preserve">    Shape &lt;|-- Circle</w:t>
             </w:r>
@@ -2597,9 +2800,10 @@
             </w:pPr>
             <w:r>
               <w:rPr>
-                <w:rFonts w:ascii="Times New Roman" w:hAnsi="Times New Roman" w:eastAsia="Consolas" w:cs="Times New Roman"/>
-                <w:sz w:val="28"/>
-                <w:color w:val="000000"/>
+                <w:rFonts w:ascii="Consolas" w:hAnsi="Consolas" w:eastAsia="Consolas" w:cs="Consolas"/>
+                <w:sz w:val="20"/>
+                <w:szCs w:val="20"/>
+                <w:color w:val="1A1A1A"/>
               </w:rPr>
               <w:t xml:space="preserve">    Shape &lt;|-- Rectangle</w:t>
             </w:r>
@@ -2610,9 +2814,10 @@
             </w:pPr>
             <w:r>
               <w:rPr>
-                <w:rFonts w:ascii="Times New Roman" w:hAnsi="Times New Roman" w:eastAsia="Consolas" w:cs="Times New Roman"/>
-                <w:sz w:val="28"/>
-                <w:color w:val="000000"/>
+                <w:rFonts w:ascii="Consolas" w:hAnsi="Consolas" w:eastAsia="Consolas" w:cs="Consolas"/>
+                <w:sz w:val="20"/>
+                <w:szCs w:val="20"/>
+                <w:color w:val="1A1A1A"/>
               </w:rPr>
               <w:t xml:space="preserve">    Exception &lt;|-- InvalidShapeDimensionException</w:t>
             </w:r>
@@ -2642,6 +2847,7 @@
           <w:rFonts w:ascii="Times New Roman" w:hAnsi="Times New Roman" w:cs="Times New Roman"/>
           <w:b/>
           <w:sz w:val="28"/>
+          <w:szCs w:val="28"/>
           <w:color w:val="000000"/>
         </w:rPr>
         <w:t xml:space="preserve">4. Лістинги коду</w:t>
@@ -2661,15 +2867,16 @@
           <w:rFonts w:ascii="Times New Roman" w:hAnsi="Times New Roman" w:cs="Times New Roman"/>
           <w:b/>
           <w:sz w:val="28"/>
+          <w:szCs w:val="28"/>
           <w:color w:val="000000"/>
         </w:rPr>
         <w:t xml:space="preserve">4.1. Власний виняток (</w:t>
       </w:r>
       <w:r>
         <w:rPr>
-          <w:rFonts w:ascii="Times New Roman" w:hAnsi="Times New Roman"/>
-          <w:sz w:val="28"/>
-          <w:color w:val="000000"/>
+          <w:rFonts w:ascii="Consolas" w:hAnsi="Consolas" w:cs="Consolas"/>
+          <w:sz w:val="28"/>
+          <w:color w:val="1A1A1A"/>
         </w:rPr>
         <w:t xml:space="preserve">Exceptions/InvalidShapeDimensionException.cs</w:t>
       </w:r>
@@ -2678,6 +2885,7 @@
           <w:rFonts w:ascii="Times New Roman" w:hAnsi="Times New Roman" w:cs="Times New Roman"/>
           <w:b/>
           <w:sz w:val="28"/>
+          <w:szCs w:val="28"/>
           <w:color w:val="000000"/>
         </w:rPr>
         <w:t xml:space="preserve">)</w:t>
@@ -2685,23 +2893,31 @@
     </w:p>
     <w:tbl>
       <w:tblPr>
-        <w:tblW w:w="5000" w:type="pct"/>
+        <w:tblW w:w="9638" w:type="dxa"/>
+        <w:tblLayout w:type="fixed"/>
         <w:tblBorders>
-          <w:top w:val="single" w:color="CCCCCC" w:sz="4"/>
-          <w:bottom w:val="single" w:color="CCCCCC" w:sz="4"/>
-          <w:left w:val="single" w:color="003366" w:sz="12"/>
-          <w:right w:val="single" w:color="CCCCCC" w:sz="4"/>
+          <w:top w:val="single" w:color="D0D5DD" w:sz="4"/>
+          <w:bottom w:val="single" w:color="D0D5DD" w:sz="4"/>
+          <w:left w:val="single" w:color="003366" w:sz="16"/>
+          <w:right w:val="single" w:color="D0D5DD" w:sz="4"/>
         </w:tblBorders>
         <w:tblCellMar>
-          <w:top w:w="120"/>
-          <w:bottom w:w="120"/>
-          <w:left w:w="180"/>
-          <w:right w:w="180"/>
+          <w:top w:w="100"/>
+          <w:bottom w:w="100"/>
+          <w:left w:w="160"/>
+          <w:right w:w="160"/>
         </w:tblCellMar>
       </w:tblPr>
+      <w:tblGrid>
+        <w:gridCol w:w="9638"/>
+      </w:tblGrid>
       <w:tr>
+        <w:trPr>
+          <w:cantSplit/>
+        </w:trPr>
         <w:tc>
           <w:tcPr>
+            <w:tcW w:w="9638" w:type="dxa"/>
             <w:shd w:val="clear" w:color="auto" w:fill="F8F9FA"/>
           </w:tcPr>
           <w:p>
@@ -2710,9 +2926,10 @@
             </w:pPr>
             <w:r>
               <w:rPr>
-                <w:rFonts w:ascii="Times New Roman" w:hAnsi="Times New Roman" w:eastAsia="Consolas" w:cs="Times New Roman"/>
-                <w:sz w:val="28"/>
-                <w:color w:val="000000"/>
+                <w:rFonts w:ascii="Consolas" w:hAnsi="Consolas" w:eastAsia="Consolas" w:cs="Consolas"/>
+                <w:sz w:val="20"/>
+                <w:szCs w:val="20"/>
+                <w:color w:val="1A1A1A"/>
               </w:rPr>
               <w:t xml:space="preserve">using System;</w:t>
             </w:r>
@@ -2723,9 +2940,10 @@
             </w:pPr>
             <w:r>
               <w:rPr>
-                <w:rFonts w:ascii="Times New Roman" w:hAnsi="Times New Roman" w:eastAsia="Consolas" w:cs="Times New Roman"/>
-                <w:sz w:val="28"/>
-                <w:color w:val="000000"/>
+                <w:rFonts w:ascii="Consolas" w:hAnsi="Consolas" w:eastAsia="Consolas" w:cs="Consolas"/>
+                <w:sz w:val="20"/>
+                <w:szCs w:val="20"/>
+                <w:color w:val="1A1A1A"/>
               </w:rPr>
               <w:t xml:space="preserve"/>
             </w:r>
@@ -2736,9 +2954,10 @@
             </w:pPr>
             <w:r>
               <w:rPr>
-                <w:rFonts w:ascii="Times New Roman" w:hAnsi="Times New Roman" w:eastAsia="Consolas" w:cs="Times New Roman"/>
-                <w:sz w:val="28"/>
-                <w:color w:val="000000"/>
+                <w:rFonts w:ascii="Consolas" w:hAnsi="Consolas" w:eastAsia="Consolas" w:cs="Consolas"/>
+                <w:sz w:val="20"/>
+                <w:szCs w:val="20"/>
+                <w:color w:val="1A1A1A"/>
               </w:rPr>
               <w:t xml:space="preserve">namespace OopExceptions.Exceptions;</w:t>
             </w:r>
@@ -2749,9 +2968,10 @@
             </w:pPr>
             <w:r>
               <w:rPr>
-                <w:rFonts w:ascii="Times New Roman" w:hAnsi="Times New Roman" w:eastAsia="Consolas" w:cs="Times New Roman"/>
-                <w:sz w:val="28"/>
-                <w:color w:val="000000"/>
+                <w:rFonts w:ascii="Consolas" w:hAnsi="Consolas" w:eastAsia="Consolas" w:cs="Consolas"/>
+                <w:sz w:val="20"/>
+                <w:szCs w:val="20"/>
+                <w:color w:val="1A1A1A"/>
               </w:rPr>
               <w:t xml:space="preserve"/>
             </w:r>
@@ -2762,9 +2982,10 @@
             </w:pPr>
             <w:r>
               <w:rPr>
-                <w:rFonts w:ascii="Times New Roman" w:hAnsi="Times New Roman" w:eastAsia="Consolas" w:cs="Times New Roman"/>
-                <w:sz w:val="28"/>
-                <w:color w:val="000000"/>
+                <w:rFonts w:ascii="Consolas" w:hAnsi="Consolas" w:eastAsia="Consolas" w:cs="Consolas"/>
+                <w:sz w:val="20"/>
+                <w:szCs w:val="20"/>
+                <w:color w:val="1A1A1A"/>
               </w:rPr>
               <w:t xml:space="preserve">public class InvalidShapeDimensionException : Exception</w:t>
             </w:r>
@@ -2775,9 +2996,10 @@
             </w:pPr>
             <w:r>
               <w:rPr>
-                <w:rFonts w:ascii="Times New Roman" w:hAnsi="Times New Roman" w:eastAsia="Consolas" w:cs="Times New Roman"/>
-                <w:sz w:val="28"/>
-                <w:color w:val="000000"/>
+                <w:rFonts w:ascii="Consolas" w:hAnsi="Consolas" w:eastAsia="Consolas" w:cs="Consolas"/>
+                <w:sz w:val="20"/>
+                <w:szCs w:val="20"/>
+                <w:color w:val="1A1A1A"/>
               </w:rPr>
               <w:t xml:space="preserve">{</w:t>
             </w:r>
@@ -2788,9 +3010,10 @@
             </w:pPr>
             <w:r>
               <w:rPr>
-                <w:rFonts w:ascii="Times New Roman" w:hAnsi="Times New Roman" w:eastAsia="Consolas" w:cs="Times New Roman"/>
-                <w:sz w:val="28"/>
-                <w:color w:val="000000"/>
+                <w:rFonts w:ascii="Consolas" w:hAnsi="Consolas" w:eastAsia="Consolas" w:cs="Consolas"/>
+                <w:sz w:val="20"/>
+                <w:szCs w:val="20"/>
+                <w:color w:val="1A1A1A"/>
               </w:rPr>
               <w:t xml:space="preserve">    public string? DimensionName { get; }</w:t>
             </w:r>
@@ -2801,9 +3024,10 @@
             </w:pPr>
             <w:r>
               <w:rPr>
-                <w:rFonts w:ascii="Times New Roman" w:hAnsi="Times New Roman" w:eastAsia="Consolas" w:cs="Times New Roman"/>
-                <w:sz w:val="28"/>
-                <w:color w:val="000000"/>
+                <w:rFonts w:ascii="Consolas" w:hAnsi="Consolas" w:eastAsia="Consolas" w:cs="Consolas"/>
+                <w:sz w:val="20"/>
+                <w:szCs w:val="20"/>
+                <w:color w:val="1A1A1A"/>
               </w:rPr>
               <w:t xml:space="preserve">    public double InvalidValue { get; }</w:t>
             </w:r>
@@ -2814,9 +3038,10 @@
             </w:pPr>
             <w:r>
               <w:rPr>
-                <w:rFonts w:ascii="Times New Roman" w:hAnsi="Times New Roman" w:eastAsia="Consolas" w:cs="Times New Roman"/>
-                <w:sz w:val="28"/>
-                <w:color w:val="000000"/>
+                <w:rFonts w:ascii="Consolas" w:hAnsi="Consolas" w:eastAsia="Consolas" w:cs="Consolas"/>
+                <w:sz w:val="20"/>
+                <w:szCs w:val="20"/>
+                <w:color w:val="1A1A1A"/>
               </w:rPr>
               <w:t xml:space="preserve"/>
             </w:r>
@@ -2827,9 +3052,10 @@
             </w:pPr>
             <w:r>
               <w:rPr>
-                <w:rFonts w:ascii="Times New Roman" w:hAnsi="Times New Roman" w:eastAsia="Consolas" w:cs="Times New Roman"/>
-                <w:sz w:val="28"/>
-                <w:color w:val="000000"/>
+                <w:rFonts w:ascii="Consolas" w:hAnsi="Consolas" w:eastAsia="Consolas" w:cs="Consolas"/>
+                <w:sz w:val="20"/>
+                <w:szCs w:val="20"/>
+                <w:color w:val="1A1A1A"/>
               </w:rPr>
               <w:t xml:space="preserve">    public InvalidShapeDimensionException()</w:t>
             </w:r>
@@ -2840,9 +3066,10 @@
             </w:pPr>
             <w:r>
               <w:rPr>
-                <w:rFonts w:ascii="Times New Roman" w:hAnsi="Times New Roman" w:eastAsia="Consolas" w:cs="Times New Roman"/>
-                <w:sz w:val="28"/>
-                <w:color w:val="000000"/>
+                <w:rFonts w:ascii="Consolas" w:hAnsi="Consolas" w:eastAsia="Consolas" w:cs="Consolas"/>
+                <w:sz w:val="20"/>
+                <w:szCs w:val="20"/>
+                <w:color w:val="1A1A1A"/>
               </w:rPr>
               <w:t xml:space="preserve">        : base("Розмір геометричної фігури має бути строго додатним числом (&gt; 0).")</w:t>
             </w:r>
@@ -2853,9 +3080,10 @@
             </w:pPr>
             <w:r>
               <w:rPr>
-                <w:rFonts w:ascii="Times New Roman" w:hAnsi="Times New Roman" w:eastAsia="Consolas" w:cs="Times New Roman"/>
-                <w:sz w:val="28"/>
-                <w:color w:val="000000"/>
+                <w:rFonts w:ascii="Consolas" w:hAnsi="Consolas" w:eastAsia="Consolas" w:cs="Consolas"/>
+                <w:sz w:val="20"/>
+                <w:szCs w:val="20"/>
+                <w:color w:val="1A1A1A"/>
               </w:rPr>
               <w:t xml:space="preserve">    {</w:t>
             </w:r>
@@ -2866,9 +3094,10 @@
             </w:pPr>
             <w:r>
               <w:rPr>
-                <w:rFonts w:ascii="Times New Roman" w:hAnsi="Times New Roman" w:eastAsia="Consolas" w:cs="Times New Roman"/>
-                <w:sz w:val="28"/>
-                <w:color w:val="000000"/>
+                <w:rFonts w:ascii="Consolas" w:hAnsi="Consolas" w:eastAsia="Consolas" w:cs="Consolas"/>
+                <w:sz w:val="20"/>
+                <w:szCs w:val="20"/>
+                <w:color w:val="1A1A1A"/>
               </w:rPr>
               <w:t xml:space="preserve">    }</w:t>
             </w:r>
@@ -2879,9 +3108,10 @@
             </w:pPr>
             <w:r>
               <w:rPr>
-                <w:rFonts w:ascii="Times New Roman" w:hAnsi="Times New Roman" w:eastAsia="Consolas" w:cs="Times New Roman"/>
-                <w:sz w:val="28"/>
-                <w:color w:val="000000"/>
+                <w:rFonts w:ascii="Consolas" w:hAnsi="Consolas" w:eastAsia="Consolas" w:cs="Consolas"/>
+                <w:sz w:val="20"/>
+                <w:szCs w:val="20"/>
+                <w:color w:val="1A1A1A"/>
               </w:rPr>
               <w:t xml:space="preserve"/>
             </w:r>
@@ -2892,9 +3122,10 @@
             </w:pPr>
             <w:r>
               <w:rPr>
-                <w:rFonts w:ascii="Times New Roman" w:hAnsi="Times New Roman" w:eastAsia="Consolas" w:cs="Times New Roman"/>
-                <w:sz w:val="28"/>
-                <w:color w:val="000000"/>
+                <w:rFonts w:ascii="Consolas" w:hAnsi="Consolas" w:eastAsia="Consolas" w:cs="Consolas"/>
+                <w:sz w:val="20"/>
+                <w:szCs w:val="20"/>
+                <w:color w:val="1A1A1A"/>
               </w:rPr>
               <w:t xml:space="preserve">    public InvalidShapeDimensionException(string message)</w:t>
             </w:r>
@@ -2905,9 +3136,10 @@
             </w:pPr>
             <w:r>
               <w:rPr>
-                <w:rFonts w:ascii="Times New Roman" w:hAnsi="Times New Roman" w:eastAsia="Consolas" w:cs="Times New Roman"/>
-                <w:sz w:val="28"/>
-                <w:color w:val="000000"/>
+                <w:rFonts w:ascii="Consolas" w:hAnsi="Consolas" w:eastAsia="Consolas" w:cs="Consolas"/>
+                <w:sz w:val="20"/>
+                <w:szCs w:val="20"/>
+                <w:color w:val="1A1A1A"/>
               </w:rPr>
               <w:t xml:space="preserve">        : base(message)</w:t>
             </w:r>
@@ -2918,9 +3150,10 @@
             </w:pPr>
             <w:r>
               <w:rPr>
-                <w:rFonts w:ascii="Times New Roman" w:hAnsi="Times New Roman" w:eastAsia="Consolas" w:cs="Times New Roman"/>
-                <w:sz w:val="28"/>
-                <w:color w:val="000000"/>
+                <w:rFonts w:ascii="Consolas" w:hAnsi="Consolas" w:eastAsia="Consolas" w:cs="Consolas"/>
+                <w:sz w:val="20"/>
+                <w:szCs w:val="20"/>
+                <w:color w:val="1A1A1A"/>
               </w:rPr>
               <w:t xml:space="preserve">    {</w:t>
             </w:r>
@@ -2931,9 +3164,10 @@
             </w:pPr>
             <w:r>
               <w:rPr>
-                <w:rFonts w:ascii="Times New Roman" w:hAnsi="Times New Roman" w:eastAsia="Consolas" w:cs="Times New Roman"/>
-                <w:sz w:val="28"/>
-                <w:color w:val="000000"/>
+                <w:rFonts w:ascii="Consolas" w:hAnsi="Consolas" w:eastAsia="Consolas" w:cs="Consolas"/>
+                <w:sz w:val="20"/>
+                <w:szCs w:val="20"/>
+                <w:color w:val="1A1A1A"/>
               </w:rPr>
               <w:t xml:space="preserve">    }</w:t>
             </w:r>
@@ -2944,9 +3178,10 @@
             </w:pPr>
             <w:r>
               <w:rPr>
-                <w:rFonts w:ascii="Times New Roman" w:hAnsi="Times New Roman" w:eastAsia="Consolas" w:cs="Times New Roman"/>
-                <w:sz w:val="28"/>
-                <w:color w:val="000000"/>
+                <w:rFonts w:ascii="Consolas" w:hAnsi="Consolas" w:eastAsia="Consolas" w:cs="Consolas"/>
+                <w:sz w:val="20"/>
+                <w:szCs w:val="20"/>
+                <w:color w:val="1A1A1A"/>
               </w:rPr>
               <w:t xml:space="preserve"/>
             </w:r>
@@ -2957,9 +3192,10 @@
             </w:pPr>
             <w:r>
               <w:rPr>
-                <w:rFonts w:ascii="Times New Roman" w:hAnsi="Times New Roman" w:eastAsia="Consolas" w:cs="Times New Roman"/>
-                <w:sz w:val="28"/>
-                <w:color w:val="000000"/>
+                <w:rFonts w:ascii="Consolas" w:hAnsi="Consolas" w:eastAsia="Consolas" w:cs="Consolas"/>
+                <w:sz w:val="20"/>
+                <w:szCs w:val="20"/>
+                <w:color w:val="1A1A1A"/>
               </w:rPr>
               <w:t xml:space="preserve">    public InvalidShapeDimensionException(string message, Exception innerException)</w:t>
             </w:r>
@@ -2970,9 +3206,10 @@
             </w:pPr>
             <w:r>
               <w:rPr>
-                <w:rFonts w:ascii="Times New Roman" w:hAnsi="Times New Roman" w:eastAsia="Consolas" w:cs="Times New Roman"/>
-                <w:sz w:val="28"/>
-                <w:color w:val="000000"/>
+                <w:rFonts w:ascii="Consolas" w:hAnsi="Consolas" w:eastAsia="Consolas" w:cs="Consolas"/>
+                <w:sz w:val="20"/>
+                <w:szCs w:val="20"/>
+                <w:color w:val="1A1A1A"/>
               </w:rPr>
               <w:t xml:space="preserve">        : base(message, innerException)</w:t>
             </w:r>
@@ -2983,9 +3220,10 @@
             </w:pPr>
             <w:r>
               <w:rPr>
-                <w:rFonts w:ascii="Times New Roman" w:hAnsi="Times New Roman" w:eastAsia="Consolas" w:cs="Times New Roman"/>
-                <w:sz w:val="28"/>
-                <w:color w:val="000000"/>
+                <w:rFonts w:ascii="Consolas" w:hAnsi="Consolas" w:eastAsia="Consolas" w:cs="Consolas"/>
+                <w:sz w:val="20"/>
+                <w:szCs w:val="20"/>
+                <w:color w:val="1A1A1A"/>
               </w:rPr>
               <w:t xml:space="preserve">    {</w:t>
             </w:r>
@@ -2996,9 +3234,10 @@
             </w:pPr>
             <w:r>
               <w:rPr>
-                <w:rFonts w:ascii="Times New Roman" w:hAnsi="Times New Roman" w:eastAsia="Consolas" w:cs="Times New Roman"/>
-                <w:sz w:val="28"/>
-                <w:color w:val="000000"/>
+                <w:rFonts w:ascii="Consolas" w:hAnsi="Consolas" w:eastAsia="Consolas" w:cs="Consolas"/>
+                <w:sz w:val="20"/>
+                <w:szCs w:val="20"/>
+                <w:color w:val="1A1A1A"/>
               </w:rPr>
               <w:t xml:space="preserve">    }</w:t>
             </w:r>
@@ -3009,9 +3248,10 @@
             </w:pPr>
             <w:r>
               <w:rPr>
-                <w:rFonts w:ascii="Times New Roman" w:hAnsi="Times New Roman" w:eastAsia="Consolas" w:cs="Times New Roman"/>
-                <w:sz w:val="28"/>
-                <w:color w:val="000000"/>
+                <w:rFonts w:ascii="Consolas" w:hAnsi="Consolas" w:eastAsia="Consolas" w:cs="Consolas"/>
+                <w:sz w:val="20"/>
+                <w:szCs w:val="20"/>
+                <w:color w:val="1A1A1A"/>
               </w:rPr>
               <w:t xml:space="preserve"/>
             </w:r>
@@ -3022,9 +3262,10 @@
             </w:pPr>
             <w:r>
               <w:rPr>
-                <w:rFonts w:ascii="Times New Roman" w:hAnsi="Times New Roman" w:eastAsia="Consolas" w:cs="Times New Roman"/>
-                <w:sz w:val="28"/>
-                <w:color w:val="000000"/>
+                <w:rFonts w:ascii="Consolas" w:hAnsi="Consolas" w:eastAsia="Consolas" w:cs="Consolas"/>
+                <w:sz w:val="20"/>
+                <w:szCs w:val="20"/>
+                <w:color w:val="1A1A1A"/>
               </w:rPr>
               <w:t xml:space="preserve">    public InvalidShapeDimensionException(string dimensionName, double invalidValue)</w:t>
             </w:r>
@@ -3035,9 +3276,10 @@
             </w:pPr>
             <w:r>
               <w:rPr>
-                <w:rFonts w:ascii="Times New Roman" w:hAnsi="Times New Roman" w:eastAsia="Consolas" w:cs="Times New Roman"/>
-                <w:sz w:val="28"/>
-                <w:color w:val="000000"/>
+                <w:rFonts w:ascii="Consolas" w:hAnsi="Consolas" w:eastAsia="Consolas" w:cs="Consolas"/>
+                <w:sz w:val="20"/>
+                <w:szCs w:val="20"/>
+                <w:color w:val="1A1A1A"/>
               </w:rPr>
               <w:t xml:space="preserve">        : base($"Неприпустимий розмір '{dimensionName}': значення {invalidValue} має бути строго більше нуля (&gt; 0).")</w:t>
             </w:r>
@@ -3048,9 +3290,10 @@
             </w:pPr>
             <w:r>
               <w:rPr>
-                <w:rFonts w:ascii="Times New Roman" w:hAnsi="Times New Roman" w:eastAsia="Consolas" w:cs="Times New Roman"/>
-                <w:sz w:val="28"/>
-                <w:color w:val="000000"/>
+                <w:rFonts w:ascii="Consolas" w:hAnsi="Consolas" w:eastAsia="Consolas" w:cs="Consolas"/>
+                <w:sz w:val="20"/>
+                <w:szCs w:val="20"/>
+                <w:color w:val="1A1A1A"/>
               </w:rPr>
               <w:t xml:space="preserve">    {</w:t>
             </w:r>
@@ -3061,9 +3304,10 @@
             </w:pPr>
             <w:r>
               <w:rPr>
-                <w:rFonts w:ascii="Times New Roman" w:hAnsi="Times New Roman" w:eastAsia="Consolas" w:cs="Times New Roman"/>
-                <w:sz w:val="28"/>
-                <w:color w:val="000000"/>
+                <w:rFonts w:ascii="Consolas" w:hAnsi="Consolas" w:eastAsia="Consolas" w:cs="Consolas"/>
+                <w:sz w:val="20"/>
+                <w:szCs w:val="20"/>
+                <w:color w:val="1A1A1A"/>
               </w:rPr>
               <w:t xml:space="preserve">        DimensionName = dimensionName;</w:t>
             </w:r>
@@ -3074,9 +3318,10 @@
             </w:pPr>
             <w:r>
               <w:rPr>
-                <w:rFonts w:ascii="Times New Roman" w:hAnsi="Times New Roman" w:eastAsia="Consolas" w:cs="Times New Roman"/>
-                <w:sz w:val="28"/>
-                <w:color w:val="000000"/>
+                <w:rFonts w:ascii="Consolas" w:hAnsi="Consolas" w:eastAsia="Consolas" w:cs="Consolas"/>
+                <w:sz w:val="20"/>
+                <w:szCs w:val="20"/>
+                <w:color w:val="1A1A1A"/>
               </w:rPr>
               <w:t xml:space="preserve">        InvalidValue = invalidValue;</w:t>
             </w:r>
@@ -3087,9 +3332,10 @@
             </w:pPr>
             <w:r>
               <w:rPr>
-                <w:rFonts w:ascii="Times New Roman" w:hAnsi="Times New Roman" w:eastAsia="Consolas" w:cs="Times New Roman"/>
-                <w:sz w:val="28"/>
-                <w:color w:val="000000"/>
+                <w:rFonts w:ascii="Consolas" w:hAnsi="Consolas" w:eastAsia="Consolas" w:cs="Consolas"/>
+                <w:sz w:val="20"/>
+                <w:szCs w:val="20"/>
+                <w:color w:val="1A1A1A"/>
               </w:rPr>
               <w:t xml:space="preserve">    }</w:t>
             </w:r>
@@ -3100,9 +3346,10 @@
             </w:pPr>
             <w:r>
               <w:rPr>
-                <w:rFonts w:ascii="Times New Roman" w:hAnsi="Times New Roman" w:eastAsia="Consolas" w:cs="Times New Roman"/>
-                <w:sz w:val="28"/>
-                <w:color w:val="000000"/>
+                <w:rFonts w:ascii="Consolas" w:hAnsi="Consolas" w:eastAsia="Consolas" w:cs="Consolas"/>
+                <w:sz w:val="20"/>
+                <w:szCs w:val="20"/>
+                <w:color w:val="1A1A1A"/>
               </w:rPr>
               <w:t xml:space="preserve">}</w:t>
             </w:r>
@@ -3124,15 +3371,16 @@
           <w:rFonts w:ascii="Times New Roman" w:hAnsi="Times New Roman" w:cs="Times New Roman"/>
           <w:b/>
           <w:sz w:val="28"/>
+          <w:szCs w:val="28"/>
           <w:color w:val="000000"/>
         </w:rPr>
         <w:t xml:space="preserve">4.2. Базовий клас (</w:t>
       </w:r>
       <w:r>
         <w:rPr>
-          <w:rFonts w:ascii="Times New Roman" w:hAnsi="Times New Roman"/>
-          <w:sz w:val="28"/>
-          <w:color w:val="000000"/>
+          <w:rFonts w:ascii="Consolas" w:hAnsi="Consolas" w:cs="Consolas"/>
+          <w:sz w:val="28"/>
+          <w:color w:val="1A1A1A"/>
         </w:rPr>
         <w:t xml:space="preserve">Models/Shape.cs</w:t>
       </w:r>
@@ -3141,6 +3389,7 @@
           <w:rFonts w:ascii="Times New Roman" w:hAnsi="Times New Roman" w:cs="Times New Roman"/>
           <w:b/>
           <w:sz w:val="28"/>
+          <w:szCs w:val="28"/>
           <w:color w:val="000000"/>
         </w:rPr>
         <w:t xml:space="preserve">)</w:t>
@@ -3148,23 +3397,31 @@
     </w:p>
     <w:tbl>
       <w:tblPr>
-        <w:tblW w:w="5000" w:type="pct"/>
+        <w:tblW w:w="9638" w:type="dxa"/>
+        <w:tblLayout w:type="fixed"/>
         <w:tblBorders>
-          <w:top w:val="single" w:color="CCCCCC" w:sz="4"/>
-          <w:bottom w:val="single" w:color="CCCCCC" w:sz="4"/>
-          <w:left w:val="single" w:color="003366" w:sz="12"/>
-          <w:right w:val="single" w:color="CCCCCC" w:sz="4"/>
+          <w:top w:val="single" w:color="D0D5DD" w:sz="4"/>
+          <w:bottom w:val="single" w:color="D0D5DD" w:sz="4"/>
+          <w:left w:val="single" w:color="003366" w:sz="16"/>
+          <w:right w:val="single" w:color="D0D5DD" w:sz="4"/>
         </w:tblBorders>
         <w:tblCellMar>
-          <w:top w:w="120"/>
-          <w:bottom w:w="120"/>
-          <w:left w:w="180"/>
-          <w:right w:w="180"/>
+          <w:top w:w="100"/>
+          <w:bottom w:w="100"/>
+          <w:left w:w="160"/>
+          <w:right w:w="160"/>
         </w:tblCellMar>
       </w:tblPr>
+      <w:tblGrid>
+        <w:gridCol w:w="9638"/>
+      </w:tblGrid>
       <w:tr>
+        <w:trPr>
+          <w:cantSplit/>
+        </w:trPr>
         <w:tc>
           <w:tcPr>
+            <w:tcW w:w="9638" w:type="dxa"/>
             <w:shd w:val="clear" w:color="auto" w:fill="F8F9FA"/>
           </w:tcPr>
           <w:p>
@@ -3173,9 +3430,10 @@
             </w:pPr>
             <w:r>
               <w:rPr>
-                <w:rFonts w:ascii="Times New Roman" w:hAnsi="Times New Roman" w:eastAsia="Consolas" w:cs="Times New Roman"/>
-                <w:sz w:val="28"/>
-                <w:color w:val="000000"/>
+                <w:rFonts w:ascii="Consolas" w:hAnsi="Consolas" w:eastAsia="Consolas" w:cs="Consolas"/>
+                <w:sz w:val="20"/>
+                <w:szCs w:val="20"/>
+                <w:color w:val="1A1A1A"/>
               </w:rPr>
               <w:t xml:space="preserve">using System;</w:t>
             </w:r>
@@ -3186,9 +3444,10 @@
             </w:pPr>
             <w:r>
               <w:rPr>
-                <w:rFonts w:ascii="Times New Roman" w:hAnsi="Times New Roman" w:eastAsia="Consolas" w:cs="Times New Roman"/>
-                <w:sz w:val="28"/>
-                <w:color w:val="000000"/>
+                <w:rFonts w:ascii="Consolas" w:hAnsi="Consolas" w:eastAsia="Consolas" w:cs="Consolas"/>
+                <w:sz w:val="20"/>
+                <w:szCs w:val="20"/>
+                <w:color w:val="1A1A1A"/>
               </w:rPr>
               <w:t xml:space="preserve"/>
             </w:r>
@@ -3199,9 +3458,10 @@
             </w:pPr>
             <w:r>
               <w:rPr>
-                <w:rFonts w:ascii="Times New Roman" w:hAnsi="Times New Roman" w:eastAsia="Consolas" w:cs="Times New Roman"/>
-                <w:sz w:val="28"/>
-                <w:color w:val="000000"/>
+                <w:rFonts w:ascii="Consolas" w:hAnsi="Consolas" w:eastAsia="Consolas" w:cs="Consolas"/>
+                <w:sz w:val="20"/>
+                <w:szCs w:val="20"/>
+                <w:color w:val="1A1A1A"/>
               </w:rPr>
               <w:t xml:space="preserve">namespace OopExceptions.Models;</w:t>
             </w:r>
@@ -3212,9 +3472,10 @@
             </w:pPr>
             <w:r>
               <w:rPr>
-                <w:rFonts w:ascii="Times New Roman" w:hAnsi="Times New Roman" w:eastAsia="Consolas" w:cs="Times New Roman"/>
-                <w:sz w:val="28"/>
-                <w:color w:val="000000"/>
+                <w:rFonts w:ascii="Consolas" w:hAnsi="Consolas" w:eastAsia="Consolas" w:cs="Consolas"/>
+                <w:sz w:val="20"/>
+                <w:szCs w:val="20"/>
+                <w:color w:val="1A1A1A"/>
               </w:rPr>
               <w:t xml:space="preserve"/>
             </w:r>
@@ -3225,9 +3486,10 @@
             </w:pPr>
             <w:r>
               <w:rPr>
-                <w:rFonts w:ascii="Times New Roman" w:hAnsi="Times New Roman" w:eastAsia="Consolas" w:cs="Times New Roman"/>
-                <w:sz w:val="28"/>
-                <w:color w:val="000000"/>
+                <w:rFonts w:ascii="Consolas" w:hAnsi="Consolas" w:eastAsia="Consolas" w:cs="Consolas"/>
+                <w:sz w:val="20"/>
+                <w:szCs w:val="20"/>
+                <w:color w:val="1A1A1A"/>
               </w:rPr>
               <w:t xml:space="preserve">public abstract class Shape : IComparable&lt;Shape&gt;</w:t>
             </w:r>
@@ -3238,9 +3500,10 @@
             </w:pPr>
             <w:r>
               <w:rPr>
-                <w:rFonts w:ascii="Times New Roman" w:hAnsi="Times New Roman" w:eastAsia="Consolas" w:cs="Times New Roman"/>
-                <w:sz w:val="28"/>
-                <w:color w:val="000000"/>
+                <w:rFonts w:ascii="Consolas" w:hAnsi="Consolas" w:eastAsia="Consolas" w:cs="Consolas"/>
+                <w:sz w:val="20"/>
+                <w:szCs w:val="20"/>
+                <w:color w:val="1A1A1A"/>
               </w:rPr>
               <w:t xml:space="preserve">{</w:t>
             </w:r>
@@ -3251,9 +3514,10 @@
             </w:pPr>
             <w:r>
               <w:rPr>
-                <w:rFonts w:ascii="Times New Roman" w:hAnsi="Times New Roman" w:eastAsia="Consolas" w:cs="Times New Roman"/>
-                <w:sz w:val="28"/>
-                <w:color w:val="000000"/>
+                <w:rFonts w:ascii="Consolas" w:hAnsi="Consolas" w:eastAsia="Consolas" w:cs="Consolas"/>
+                <w:sz w:val="20"/>
+                <w:szCs w:val="20"/>
+                <w:color w:val="1A1A1A"/>
               </w:rPr>
               <w:t xml:space="preserve">    private string _name = string.Empty;</w:t>
             </w:r>
@@ -3264,9 +3528,10 @@
             </w:pPr>
             <w:r>
               <w:rPr>
-                <w:rFonts w:ascii="Times New Roman" w:hAnsi="Times New Roman" w:eastAsia="Consolas" w:cs="Times New Roman"/>
-                <w:sz w:val="28"/>
-                <w:color w:val="000000"/>
+                <w:rFonts w:ascii="Consolas" w:hAnsi="Consolas" w:eastAsia="Consolas" w:cs="Consolas"/>
+                <w:sz w:val="20"/>
+                <w:szCs w:val="20"/>
+                <w:color w:val="1A1A1A"/>
               </w:rPr>
               <w:t xml:space="preserve"/>
             </w:r>
@@ -3277,9 +3542,10 @@
             </w:pPr>
             <w:r>
               <w:rPr>
-                <w:rFonts w:ascii="Times New Roman" w:hAnsi="Times New Roman" w:eastAsia="Consolas" w:cs="Times New Roman"/>
-                <w:sz w:val="28"/>
-                <w:color w:val="000000"/>
+                <w:rFonts w:ascii="Consolas" w:hAnsi="Consolas" w:eastAsia="Consolas" w:cs="Consolas"/>
+                <w:sz w:val="20"/>
+                <w:szCs w:val="20"/>
+                <w:color w:val="1A1A1A"/>
               </w:rPr>
               <w:t xml:space="preserve">    public string Name</w:t>
             </w:r>
@@ -3290,9 +3556,10 @@
             </w:pPr>
             <w:r>
               <w:rPr>
-                <w:rFonts w:ascii="Times New Roman" w:hAnsi="Times New Roman" w:eastAsia="Consolas" w:cs="Times New Roman"/>
-                <w:sz w:val="28"/>
-                <w:color w:val="000000"/>
+                <w:rFonts w:ascii="Consolas" w:hAnsi="Consolas" w:eastAsia="Consolas" w:cs="Consolas"/>
+                <w:sz w:val="20"/>
+                <w:szCs w:val="20"/>
+                <w:color w:val="1A1A1A"/>
               </w:rPr>
               <w:t xml:space="preserve">    {</w:t>
             </w:r>
@@ -3303,9 +3570,10 @@
             </w:pPr>
             <w:r>
               <w:rPr>
-                <w:rFonts w:ascii="Times New Roman" w:hAnsi="Times New Roman" w:eastAsia="Consolas" w:cs="Times New Roman"/>
-                <w:sz w:val="28"/>
-                <w:color w:val="000000"/>
+                <w:rFonts w:ascii="Consolas" w:hAnsi="Consolas" w:eastAsia="Consolas" w:cs="Consolas"/>
+                <w:sz w:val="20"/>
+                <w:szCs w:val="20"/>
+                <w:color w:val="1A1A1A"/>
               </w:rPr>
               <w:t xml:space="preserve">        get =&gt; _name;</w:t>
             </w:r>
@@ -3316,9 +3584,10 @@
             </w:pPr>
             <w:r>
               <w:rPr>
-                <w:rFonts w:ascii="Times New Roman" w:hAnsi="Times New Roman" w:eastAsia="Consolas" w:cs="Times New Roman"/>
-                <w:sz w:val="28"/>
-                <w:color w:val="000000"/>
+                <w:rFonts w:ascii="Consolas" w:hAnsi="Consolas" w:eastAsia="Consolas" w:cs="Consolas"/>
+                <w:sz w:val="20"/>
+                <w:szCs w:val="20"/>
+                <w:color w:val="1A1A1A"/>
               </w:rPr>
               <w:t xml:space="preserve">        set</w:t>
             </w:r>
@@ -3329,9 +3598,10 @@
             </w:pPr>
             <w:r>
               <w:rPr>
-                <w:rFonts w:ascii="Times New Roman" w:hAnsi="Times New Roman" w:eastAsia="Consolas" w:cs="Times New Roman"/>
-                <w:sz w:val="28"/>
-                <w:color w:val="000000"/>
+                <w:rFonts w:ascii="Consolas" w:hAnsi="Consolas" w:eastAsia="Consolas" w:cs="Consolas"/>
+                <w:sz w:val="20"/>
+                <w:szCs w:val="20"/>
+                <w:color w:val="1A1A1A"/>
               </w:rPr>
               <w:t xml:space="preserve">        {</w:t>
             </w:r>
@@ -3342,9 +3612,10 @@
             </w:pPr>
             <w:r>
               <w:rPr>
-                <w:rFonts w:ascii="Times New Roman" w:hAnsi="Times New Roman" w:eastAsia="Consolas" w:cs="Times New Roman"/>
-                <w:sz w:val="28"/>
-                <w:color w:val="000000"/>
+                <w:rFonts w:ascii="Consolas" w:hAnsi="Consolas" w:eastAsia="Consolas" w:cs="Consolas"/>
+                <w:sz w:val="20"/>
+                <w:szCs w:val="20"/>
+                <w:color w:val="1A1A1A"/>
               </w:rPr>
               <w:t xml:space="preserve">            if (string.IsNullOrWhiteSpace(value))</w:t>
             </w:r>
@@ -3355,9 +3626,10 @@
             </w:pPr>
             <w:r>
               <w:rPr>
-                <w:rFonts w:ascii="Times New Roman" w:hAnsi="Times New Roman" w:eastAsia="Consolas" w:cs="Times New Roman"/>
-                <w:sz w:val="28"/>
-                <w:color w:val="000000"/>
+                <w:rFonts w:ascii="Consolas" w:hAnsi="Consolas" w:eastAsia="Consolas" w:cs="Consolas"/>
+                <w:sz w:val="20"/>
+                <w:szCs w:val="20"/>
+                <w:color w:val="1A1A1A"/>
               </w:rPr>
               <w:t xml:space="preserve">            {</w:t>
             </w:r>
@@ -3368,9 +3640,10 @@
             </w:pPr>
             <w:r>
               <w:rPr>
-                <w:rFonts w:ascii="Times New Roman" w:hAnsi="Times New Roman" w:eastAsia="Consolas" w:cs="Times New Roman"/>
-                <w:sz w:val="28"/>
-                <w:color w:val="000000"/>
+                <w:rFonts w:ascii="Consolas" w:hAnsi="Consolas" w:eastAsia="Consolas" w:cs="Consolas"/>
+                <w:sz w:val="20"/>
+                <w:szCs w:val="20"/>
+                <w:color w:val="1A1A1A"/>
               </w:rPr>
               <w:t xml:space="preserve">                throw new ArgumentException("Назва фігури не може бути порожньою.", nameof(value));</w:t>
             </w:r>
@@ -3381,9 +3654,10 @@
             </w:pPr>
             <w:r>
               <w:rPr>
-                <w:rFonts w:ascii="Times New Roman" w:hAnsi="Times New Roman" w:eastAsia="Consolas" w:cs="Times New Roman"/>
-                <w:sz w:val="28"/>
-                <w:color w:val="000000"/>
+                <w:rFonts w:ascii="Consolas" w:hAnsi="Consolas" w:eastAsia="Consolas" w:cs="Consolas"/>
+                <w:sz w:val="20"/>
+                <w:szCs w:val="20"/>
+                <w:color w:val="1A1A1A"/>
               </w:rPr>
               <w:t xml:space="preserve">            }</w:t>
             </w:r>
@@ -3394,9 +3668,10 @@
             </w:pPr>
             <w:r>
               <w:rPr>
-                <w:rFonts w:ascii="Times New Roman" w:hAnsi="Times New Roman" w:eastAsia="Consolas" w:cs="Times New Roman"/>
-                <w:sz w:val="28"/>
-                <w:color w:val="000000"/>
+                <w:rFonts w:ascii="Consolas" w:hAnsi="Consolas" w:eastAsia="Consolas" w:cs="Consolas"/>
+                <w:sz w:val="20"/>
+                <w:szCs w:val="20"/>
+                <w:color w:val="1A1A1A"/>
               </w:rPr>
               <w:t xml:space="preserve">            _name = value.Trim();</w:t>
             </w:r>
@@ -3407,9 +3682,10 @@
             </w:pPr>
             <w:r>
               <w:rPr>
-                <w:rFonts w:ascii="Times New Roman" w:hAnsi="Times New Roman" w:eastAsia="Consolas" w:cs="Times New Roman"/>
-                <w:sz w:val="28"/>
-                <w:color w:val="000000"/>
+                <w:rFonts w:ascii="Consolas" w:hAnsi="Consolas" w:eastAsia="Consolas" w:cs="Consolas"/>
+                <w:sz w:val="20"/>
+                <w:szCs w:val="20"/>
+                <w:color w:val="1A1A1A"/>
               </w:rPr>
               <w:t xml:space="preserve">        }</w:t>
             </w:r>
@@ -3420,9 +3696,10 @@
             </w:pPr>
             <w:r>
               <w:rPr>
-                <w:rFonts w:ascii="Times New Roman" w:hAnsi="Times New Roman" w:eastAsia="Consolas" w:cs="Times New Roman"/>
-                <w:sz w:val="28"/>
-                <w:color w:val="000000"/>
+                <w:rFonts w:ascii="Consolas" w:hAnsi="Consolas" w:eastAsia="Consolas" w:cs="Consolas"/>
+                <w:sz w:val="20"/>
+                <w:szCs w:val="20"/>
+                <w:color w:val="1A1A1A"/>
               </w:rPr>
               <w:t xml:space="preserve">    }</w:t>
             </w:r>
@@ -3433,9 +3710,10 @@
             </w:pPr>
             <w:r>
               <w:rPr>
-                <w:rFonts w:ascii="Times New Roman" w:hAnsi="Times New Roman" w:eastAsia="Consolas" w:cs="Times New Roman"/>
-                <w:sz w:val="28"/>
-                <w:color w:val="000000"/>
+                <w:rFonts w:ascii="Consolas" w:hAnsi="Consolas" w:eastAsia="Consolas" w:cs="Consolas"/>
+                <w:sz w:val="20"/>
+                <w:szCs w:val="20"/>
+                <w:color w:val="1A1A1A"/>
               </w:rPr>
               <w:t xml:space="preserve"/>
             </w:r>
@@ -3446,9 +3724,10 @@
             </w:pPr>
             <w:r>
               <w:rPr>
-                <w:rFonts w:ascii="Times New Roman" w:hAnsi="Times New Roman" w:eastAsia="Consolas" w:cs="Times New Roman"/>
-                <w:sz w:val="28"/>
-                <w:color w:val="000000"/>
+                <w:rFonts w:ascii="Consolas" w:hAnsi="Consolas" w:eastAsia="Consolas" w:cs="Consolas"/>
+                <w:sz w:val="20"/>
+                <w:szCs w:val="20"/>
+                <w:color w:val="1A1A1A"/>
               </w:rPr>
               <w:t xml:space="preserve">    protected Shape(string name)</w:t>
             </w:r>
@@ -3459,9 +3738,10 @@
             </w:pPr>
             <w:r>
               <w:rPr>
-                <w:rFonts w:ascii="Times New Roman" w:hAnsi="Times New Roman" w:eastAsia="Consolas" w:cs="Times New Roman"/>
-                <w:sz w:val="28"/>
-                <w:color w:val="000000"/>
+                <w:rFonts w:ascii="Consolas" w:hAnsi="Consolas" w:eastAsia="Consolas" w:cs="Consolas"/>
+                <w:sz w:val="20"/>
+                <w:szCs w:val="20"/>
+                <w:color w:val="1A1A1A"/>
               </w:rPr>
               <w:t xml:space="preserve">    {</w:t>
             </w:r>
@@ -3472,9 +3752,10 @@
             </w:pPr>
             <w:r>
               <w:rPr>
-                <w:rFonts w:ascii="Times New Roman" w:hAnsi="Times New Roman" w:eastAsia="Consolas" w:cs="Times New Roman"/>
-                <w:sz w:val="28"/>
-                <w:color w:val="000000"/>
+                <w:rFonts w:ascii="Consolas" w:hAnsi="Consolas" w:eastAsia="Consolas" w:cs="Consolas"/>
+                <w:sz w:val="20"/>
+                <w:szCs w:val="20"/>
+                <w:color w:val="1A1A1A"/>
               </w:rPr>
               <w:t xml:space="preserve">        Name = name;</w:t>
             </w:r>
@@ -3485,9 +3766,10 @@
             </w:pPr>
             <w:r>
               <w:rPr>
-                <w:rFonts w:ascii="Times New Roman" w:hAnsi="Times New Roman" w:eastAsia="Consolas" w:cs="Times New Roman"/>
-                <w:sz w:val="28"/>
-                <w:color w:val="000000"/>
+                <w:rFonts w:ascii="Consolas" w:hAnsi="Consolas" w:eastAsia="Consolas" w:cs="Consolas"/>
+                <w:sz w:val="20"/>
+                <w:szCs w:val="20"/>
+                <w:color w:val="1A1A1A"/>
               </w:rPr>
               <w:t xml:space="preserve">    }</w:t>
             </w:r>
@@ -3498,9 +3780,10 @@
             </w:pPr>
             <w:r>
               <w:rPr>
-                <w:rFonts w:ascii="Times New Roman" w:hAnsi="Times New Roman" w:eastAsia="Consolas" w:cs="Times New Roman"/>
-                <w:sz w:val="28"/>
-                <w:color w:val="000000"/>
+                <w:rFonts w:ascii="Consolas" w:hAnsi="Consolas" w:eastAsia="Consolas" w:cs="Consolas"/>
+                <w:sz w:val="20"/>
+                <w:szCs w:val="20"/>
+                <w:color w:val="1A1A1A"/>
               </w:rPr>
               <w:t xml:space="preserve"/>
             </w:r>
@@ -3511,9 +3794,10 @@
             </w:pPr>
             <w:r>
               <w:rPr>
-                <w:rFonts w:ascii="Times New Roman" w:hAnsi="Times New Roman" w:eastAsia="Consolas" w:cs="Times New Roman"/>
-                <w:sz w:val="28"/>
-                <w:color w:val="000000"/>
+                <w:rFonts w:ascii="Consolas" w:hAnsi="Consolas" w:eastAsia="Consolas" w:cs="Consolas"/>
+                <w:sz w:val="20"/>
+                <w:szCs w:val="20"/>
+                <w:color w:val="1A1A1A"/>
               </w:rPr>
               <w:t xml:space="preserve">    public abstract double GetArea();</w:t>
             </w:r>
@@ -3524,9 +3808,10 @@
             </w:pPr>
             <w:r>
               <w:rPr>
-                <w:rFonts w:ascii="Times New Roman" w:hAnsi="Times New Roman" w:eastAsia="Consolas" w:cs="Times New Roman"/>
-                <w:sz w:val="28"/>
-                <w:color w:val="000000"/>
+                <w:rFonts w:ascii="Consolas" w:hAnsi="Consolas" w:eastAsia="Consolas" w:cs="Consolas"/>
+                <w:sz w:val="20"/>
+                <w:szCs w:val="20"/>
+                <w:color w:val="1A1A1A"/>
               </w:rPr>
               <w:t xml:space="preserve">    public abstract double GetPerimeter();</w:t>
             </w:r>
@@ -3537,9 +3822,10 @@
             </w:pPr>
             <w:r>
               <w:rPr>
-                <w:rFonts w:ascii="Times New Roman" w:hAnsi="Times New Roman" w:eastAsia="Consolas" w:cs="Times New Roman"/>
-                <w:sz w:val="28"/>
-                <w:color w:val="000000"/>
+                <w:rFonts w:ascii="Consolas" w:hAnsi="Consolas" w:eastAsia="Consolas" w:cs="Consolas"/>
+                <w:sz w:val="20"/>
+                <w:szCs w:val="20"/>
+                <w:color w:val="1A1A1A"/>
               </w:rPr>
               <w:t xml:space="preserve"/>
             </w:r>
@@ -3550,9 +3836,10 @@
             </w:pPr>
             <w:r>
               <w:rPr>
-                <w:rFonts w:ascii="Times New Roman" w:hAnsi="Times New Roman" w:eastAsia="Consolas" w:cs="Times New Roman"/>
-                <w:sz w:val="28"/>
-                <w:color w:val="000000"/>
+                <w:rFonts w:ascii="Consolas" w:hAnsi="Consolas" w:eastAsia="Consolas" w:cs="Consolas"/>
+                <w:sz w:val="20"/>
+                <w:szCs w:val="20"/>
+                <w:color w:val="1A1A1A"/>
               </w:rPr>
               <w:t xml:space="preserve">    public virtual void PrintInfo()</w:t>
             </w:r>
@@ -3563,9 +3850,10 @@
             </w:pPr>
             <w:r>
               <w:rPr>
-                <w:rFonts w:ascii="Times New Roman" w:hAnsi="Times New Roman" w:eastAsia="Consolas" w:cs="Times New Roman"/>
-                <w:sz w:val="28"/>
-                <w:color w:val="000000"/>
+                <w:rFonts w:ascii="Consolas" w:hAnsi="Consolas" w:eastAsia="Consolas" w:cs="Consolas"/>
+                <w:sz w:val="20"/>
+                <w:szCs w:val="20"/>
+                <w:color w:val="1A1A1A"/>
               </w:rPr>
               <w:t xml:space="preserve">    {</w:t>
             </w:r>
@@ -3576,22 +3864,24 @@
             </w:pPr>
             <w:r>
               <w:rPr>
-                <w:rFonts w:ascii="Times New Roman" w:hAnsi="Times New Roman" w:eastAsia="Consolas" w:cs="Times New Roman"/>
-                <w:sz w:val="28"/>
-                <w:color w:val="000000"/>
-              </w:rPr>
-              <w:t xml:space="preserve">        Console.WriteLine($"Фігура: {Name,-15} | Площа: {GetArea(),8:F2} | Периметр: {GetPerimeter(),8:F2}");</w:t>
-            </w:r>
-          </w:p>
-          <w:p>
-            <w:pPr>
-              <w:spacing w:before="0" w:after="0" w:line="220" w:lineRule="auto"/>
-            </w:pPr>
-            <w:r>
-              <w:rPr>
-                <w:rFonts w:ascii="Times New Roman" w:hAnsi="Times New Roman" w:eastAsia="Consolas" w:cs="Times New Roman"/>
-                <w:sz w:val="28"/>
-                <w:color w:val="000000"/>
+                <w:rFonts w:ascii="Consolas" w:hAnsi="Consolas" w:eastAsia="Consolas" w:cs="Consolas"/>
+                <w:sz w:val="20"/>
+                <w:szCs w:val="20"/>
+                <w:color w:val="1A1A1A"/>
+              </w:rPr>
+              <w:t xml:space="preserve">        Console.​WriteLine($"Фігура: {Name,-​15} | Площа: {GetArea(),8:F2} | Периметр: {GetPerimeter(),8:F2}");</w:t>
+            </w:r>
+          </w:p>
+          <w:p>
+            <w:pPr>
+              <w:spacing w:before="0" w:after="0" w:line="220" w:lineRule="auto"/>
+            </w:pPr>
+            <w:r>
+              <w:rPr>
+                <w:rFonts w:ascii="Consolas" w:hAnsi="Consolas" w:eastAsia="Consolas" w:cs="Consolas"/>
+                <w:sz w:val="20"/>
+                <w:szCs w:val="20"/>
+                <w:color w:val="1A1A1A"/>
               </w:rPr>
               <w:t xml:space="preserve">    }</w:t>
             </w:r>
@@ -3602,9 +3892,10 @@
             </w:pPr>
             <w:r>
               <w:rPr>
-                <w:rFonts w:ascii="Times New Roman" w:hAnsi="Times New Roman" w:eastAsia="Consolas" w:cs="Times New Roman"/>
-                <w:sz w:val="28"/>
-                <w:color w:val="000000"/>
+                <w:rFonts w:ascii="Consolas" w:hAnsi="Consolas" w:eastAsia="Consolas" w:cs="Consolas"/>
+                <w:sz w:val="20"/>
+                <w:szCs w:val="20"/>
+                <w:color w:val="1A1A1A"/>
               </w:rPr>
               <w:t xml:space="preserve"/>
             </w:r>
@@ -3615,9 +3906,10 @@
             </w:pPr>
             <w:r>
               <w:rPr>
-                <w:rFonts w:ascii="Times New Roman" w:hAnsi="Times New Roman" w:eastAsia="Consolas" w:cs="Times New Roman"/>
-                <w:sz w:val="28"/>
-                <w:color w:val="000000"/>
+                <w:rFonts w:ascii="Consolas" w:hAnsi="Consolas" w:eastAsia="Consolas" w:cs="Consolas"/>
+                <w:sz w:val="20"/>
+                <w:szCs w:val="20"/>
+                <w:color w:val="1A1A1A"/>
               </w:rPr>
               <w:t xml:space="preserve">    public int CompareTo(Shape? other)</w:t>
             </w:r>
@@ -3628,9 +3920,10 @@
             </w:pPr>
             <w:r>
               <w:rPr>
-                <w:rFonts w:ascii="Times New Roman" w:hAnsi="Times New Roman" w:eastAsia="Consolas" w:cs="Times New Roman"/>
-                <w:sz w:val="28"/>
-                <w:color w:val="000000"/>
+                <w:rFonts w:ascii="Consolas" w:hAnsi="Consolas" w:eastAsia="Consolas" w:cs="Consolas"/>
+                <w:sz w:val="20"/>
+                <w:szCs w:val="20"/>
+                <w:color w:val="1A1A1A"/>
               </w:rPr>
               <w:t xml:space="preserve">    {</w:t>
             </w:r>
@@ -3641,9 +3934,10 @@
             </w:pPr>
             <w:r>
               <w:rPr>
-                <w:rFonts w:ascii="Times New Roman" w:hAnsi="Times New Roman" w:eastAsia="Consolas" w:cs="Times New Roman"/>
-                <w:sz w:val="28"/>
-                <w:color w:val="000000"/>
+                <w:rFonts w:ascii="Consolas" w:hAnsi="Consolas" w:eastAsia="Consolas" w:cs="Consolas"/>
+                <w:sz w:val="20"/>
+                <w:szCs w:val="20"/>
+                <w:color w:val="1A1A1A"/>
               </w:rPr>
               <w:t xml:space="preserve">        if (other is null) return 1;</w:t>
             </w:r>
@@ -3654,9 +3948,10 @@
             </w:pPr>
             <w:r>
               <w:rPr>
-                <w:rFonts w:ascii="Times New Roman" w:hAnsi="Times New Roman" w:eastAsia="Consolas" w:cs="Times New Roman"/>
-                <w:sz w:val="28"/>
-                <w:color w:val="000000"/>
+                <w:rFonts w:ascii="Consolas" w:hAnsi="Consolas" w:eastAsia="Consolas" w:cs="Consolas"/>
+                <w:sz w:val="20"/>
+                <w:szCs w:val="20"/>
+                <w:color w:val="1A1A1A"/>
               </w:rPr>
               <w:t xml:space="preserve">        return GetArea().CompareTo(other.GetArea());</w:t>
             </w:r>
@@ -3667,9 +3962,10 @@
             </w:pPr>
             <w:r>
               <w:rPr>
-                <w:rFonts w:ascii="Times New Roman" w:hAnsi="Times New Roman" w:eastAsia="Consolas" w:cs="Times New Roman"/>
-                <w:sz w:val="28"/>
-                <w:color w:val="000000"/>
+                <w:rFonts w:ascii="Consolas" w:hAnsi="Consolas" w:eastAsia="Consolas" w:cs="Consolas"/>
+                <w:sz w:val="20"/>
+                <w:szCs w:val="20"/>
+                <w:color w:val="1A1A1A"/>
               </w:rPr>
               <w:t xml:space="preserve">    }</w:t>
             </w:r>
@@ -3680,9 +3976,10 @@
             </w:pPr>
             <w:r>
               <w:rPr>
-                <w:rFonts w:ascii="Times New Roman" w:hAnsi="Times New Roman" w:eastAsia="Consolas" w:cs="Times New Roman"/>
-                <w:sz w:val="28"/>
-                <w:color w:val="000000"/>
+                <w:rFonts w:ascii="Consolas" w:hAnsi="Consolas" w:eastAsia="Consolas" w:cs="Consolas"/>
+                <w:sz w:val="20"/>
+                <w:szCs w:val="20"/>
+                <w:color w:val="1A1A1A"/>
               </w:rPr>
               <w:t xml:space="preserve"/>
             </w:r>
@@ -3693,9 +3990,10 @@
             </w:pPr>
             <w:r>
               <w:rPr>
-                <w:rFonts w:ascii="Times New Roman" w:hAnsi="Times New Roman" w:eastAsia="Consolas" w:cs="Times New Roman"/>
-                <w:sz w:val="28"/>
-                <w:color w:val="000000"/>
+                <w:rFonts w:ascii="Consolas" w:hAnsi="Consolas" w:eastAsia="Consolas" w:cs="Consolas"/>
+                <w:sz w:val="20"/>
+                <w:szCs w:val="20"/>
+                <w:color w:val="1A1A1A"/>
               </w:rPr>
               <w:t xml:space="preserve">    public override string ToString() =&gt; $"{Name} (S = {GetArea():F2}, P = {GetPerimeter():F2})";</w:t>
             </w:r>
@@ -3706,9 +4004,10 @@
             </w:pPr>
             <w:r>
               <w:rPr>
-                <w:rFonts w:ascii="Times New Roman" w:hAnsi="Times New Roman" w:eastAsia="Consolas" w:cs="Times New Roman"/>
-                <w:sz w:val="28"/>
-                <w:color w:val="000000"/>
+                <w:rFonts w:ascii="Consolas" w:hAnsi="Consolas" w:eastAsia="Consolas" w:cs="Consolas"/>
+                <w:sz w:val="20"/>
+                <w:szCs w:val="20"/>
+                <w:color w:val="1A1A1A"/>
               </w:rPr>
               <w:t xml:space="preserve">}</w:t>
             </w:r>
@@ -3730,15 +4029,16 @@
           <w:rFonts w:ascii="Times New Roman" w:hAnsi="Times New Roman" w:cs="Times New Roman"/>
           <w:b/>
           <w:sz w:val="28"/>
+          <w:szCs w:val="28"/>
           <w:color w:val="000000"/>
         </w:rPr>
         <w:t xml:space="preserve">4.3. Клас кола (</w:t>
       </w:r>
       <w:r>
         <w:rPr>
-          <w:rFonts w:ascii="Times New Roman" w:hAnsi="Times New Roman"/>
-          <w:sz w:val="28"/>
-          <w:color w:val="000000"/>
+          <w:rFonts w:ascii="Consolas" w:hAnsi="Consolas" w:cs="Consolas"/>
+          <w:sz w:val="28"/>
+          <w:color w:val="1A1A1A"/>
         </w:rPr>
         <w:t xml:space="preserve">Models/Circle.cs</w:t>
       </w:r>
@@ -3747,6 +4047,7 @@
           <w:rFonts w:ascii="Times New Roman" w:hAnsi="Times New Roman" w:cs="Times New Roman"/>
           <w:b/>
           <w:sz w:val="28"/>
+          <w:szCs w:val="28"/>
           <w:color w:val="000000"/>
         </w:rPr>
         <w:t xml:space="preserve">)</w:t>
@@ -3754,23 +4055,31 @@
     </w:p>
     <w:tbl>
       <w:tblPr>
-        <w:tblW w:w="5000" w:type="pct"/>
+        <w:tblW w:w="9638" w:type="dxa"/>
+        <w:tblLayout w:type="fixed"/>
         <w:tblBorders>
-          <w:top w:val="single" w:color="CCCCCC" w:sz="4"/>
-          <w:bottom w:val="single" w:color="CCCCCC" w:sz="4"/>
-          <w:left w:val="single" w:color="003366" w:sz="12"/>
-          <w:right w:val="single" w:color="CCCCCC" w:sz="4"/>
+          <w:top w:val="single" w:color="D0D5DD" w:sz="4"/>
+          <w:bottom w:val="single" w:color="D0D5DD" w:sz="4"/>
+          <w:left w:val="single" w:color="003366" w:sz="16"/>
+          <w:right w:val="single" w:color="D0D5DD" w:sz="4"/>
         </w:tblBorders>
         <w:tblCellMar>
-          <w:top w:w="120"/>
-          <w:bottom w:w="120"/>
-          <w:left w:w="180"/>
-          <w:right w:w="180"/>
+          <w:top w:w="100"/>
+          <w:bottom w:w="100"/>
+          <w:left w:w="160"/>
+          <w:right w:w="160"/>
         </w:tblCellMar>
       </w:tblPr>
+      <w:tblGrid>
+        <w:gridCol w:w="9638"/>
+      </w:tblGrid>
       <w:tr>
+        <w:trPr>
+          <w:cantSplit/>
+        </w:trPr>
         <w:tc>
           <w:tcPr>
+            <w:tcW w:w="9638" w:type="dxa"/>
             <w:shd w:val="clear" w:color="auto" w:fill="F8F9FA"/>
           </w:tcPr>
           <w:p>
@@ -3779,9 +4088,10 @@
             </w:pPr>
             <w:r>
               <w:rPr>
-                <w:rFonts w:ascii="Times New Roman" w:hAnsi="Times New Roman" w:eastAsia="Consolas" w:cs="Times New Roman"/>
-                <w:sz w:val="28"/>
-                <w:color w:val="000000"/>
+                <w:rFonts w:ascii="Consolas" w:hAnsi="Consolas" w:eastAsia="Consolas" w:cs="Consolas"/>
+                <w:sz w:val="20"/>
+                <w:szCs w:val="20"/>
+                <w:color w:val="1A1A1A"/>
               </w:rPr>
               <w:t xml:space="preserve">using System;</w:t>
             </w:r>
@@ -3792,9 +4102,10 @@
             </w:pPr>
             <w:r>
               <w:rPr>
-                <w:rFonts w:ascii="Times New Roman" w:hAnsi="Times New Roman" w:eastAsia="Consolas" w:cs="Times New Roman"/>
-                <w:sz w:val="28"/>
-                <w:color w:val="000000"/>
+                <w:rFonts w:ascii="Consolas" w:hAnsi="Consolas" w:eastAsia="Consolas" w:cs="Consolas"/>
+                <w:sz w:val="20"/>
+                <w:szCs w:val="20"/>
+                <w:color w:val="1A1A1A"/>
               </w:rPr>
               <w:t xml:space="preserve">using OopExceptions.Exceptions;</w:t>
             </w:r>
@@ -3805,9 +4116,10 @@
             </w:pPr>
             <w:r>
               <w:rPr>
-                <w:rFonts w:ascii="Times New Roman" w:hAnsi="Times New Roman" w:eastAsia="Consolas" w:cs="Times New Roman"/>
-                <w:sz w:val="28"/>
-                <w:color w:val="000000"/>
+                <w:rFonts w:ascii="Consolas" w:hAnsi="Consolas" w:eastAsia="Consolas" w:cs="Consolas"/>
+                <w:sz w:val="20"/>
+                <w:szCs w:val="20"/>
+                <w:color w:val="1A1A1A"/>
               </w:rPr>
               <w:t xml:space="preserve"/>
             </w:r>
@@ -3818,9 +4130,10 @@
             </w:pPr>
             <w:r>
               <w:rPr>
-                <w:rFonts w:ascii="Times New Roman" w:hAnsi="Times New Roman" w:eastAsia="Consolas" w:cs="Times New Roman"/>
-                <w:sz w:val="28"/>
-                <w:color w:val="000000"/>
+                <w:rFonts w:ascii="Consolas" w:hAnsi="Consolas" w:eastAsia="Consolas" w:cs="Consolas"/>
+                <w:sz w:val="20"/>
+                <w:szCs w:val="20"/>
+                <w:color w:val="1A1A1A"/>
               </w:rPr>
               <w:t xml:space="preserve">namespace OopExceptions.Models;</w:t>
             </w:r>
@@ -3831,9 +4144,10 @@
             </w:pPr>
             <w:r>
               <w:rPr>
-                <w:rFonts w:ascii="Times New Roman" w:hAnsi="Times New Roman" w:eastAsia="Consolas" w:cs="Times New Roman"/>
-                <w:sz w:val="28"/>
-                <w:color w:val="000000"/>
+                <w:rFonts w:ascii="Consolas" w:hAnsi="Consolas" w:eastAsia="Consolas" w:cs="Consolas"/>
+                <w:sz w:val="20"/>
+                <w:szCs w:val="20"/>
+                <w:color w:val="1A1A1A"/>
               </w:rPr>
               <w:t xml:space="preserve"/>
             </w:r>
@@ -3844,9 +4158,10 @@
             </w:pPr>
             <w:r>
               <w:rPr>
-                <w:rFonts w:ascii="Times New Roman" w:hAnsi="Times New Roman" w:eastAsia="Consolas" w:cs="Times New Roman"/>
-                <w:sz w:val="28"/>
-                <w:color w:val="000000"/>
+                <w:rFonts w:ascii="Consolas" w:hAnsi="Consolas" w:eastAsia="Consolas" w:cs="Consolas"/>
+                <w:sz w:val="20"/>
+                <w:szCs w:val="20"/>
+                <w:color w:val="1A1A1A"/>
               </w:rPr>
               <w:t xml:space="preserve">public class Circle : Shape</w:t>
             </w:r>
@@ -3857,9 +4172,10 @@
             </w:pPr>
             <w:r>
               <w:rPr>
-                <w:rFonts w:ascii="Times New Roman" w:hAnsi="Times New Roman" w:eastAsia="Consolas" w:cs="Times New Roman"/>
-                <w:sz w:val="28"/>
-                <w:color w:val="000000"/>
+                <w:rFonts w:ascii="Consolas" w:hAnsi="Consolas" w:eastAsia="Consolas" w:cs="Consolas"/>
+                <w:sz w:val="20"/>
+                <w:szCs w:val="20"/>
+                <w:color w:val="1A1A1A"/>
               </w:rPr>
               <w:t xml:space="preserve">{</w:t>
             </w:r>
@@ -3870,9 +4186,10 @@
             </w:pPr>
             <w:r>
               <w:rPr>
-                <w:rFonts w:ascii="Times New Roman" w:hAnsi="Times New Roman" w:eastAsia="Consolas" w:cs="Times New Roman"/>
-                <w:sz w:val="28"/>
-                <w:color w:val="000000"/>
+                <w:rFonts w:ascii="Consolas" w:hAnsi="Consolas" w:eastAsia="Consolas" w:cs="Consolas"/>
+                <w:sz w:val="20"/>
+                <w:szCs w:val="20"/>
+                <w:color w:val="1A1A1A"/>
               </w:rPr>
               <w:t xml:space="preserve">    private double _radius;</w:t>
             </w:r>
@@ -3883,9 +4200,10 @@
             </w:pPr>
             <w:r>
               <w:rPr>
-                <w:rFonts w:ascii="Times New Roman" w:hAnsi="Times New Roman" w:eastAsia="Consolas" w:cs="Times New Roman"/>
-                <w:sz w:val="28"/>
-                <w:color w:val="000000"/>
+                <w:rFonts w:ascii="Consolas" w:hAnsi="Consolas" w:eastAsia="Consolas" w:cs="Consolas"/>
+                <w:sz w:val="20"/>
+                <w:szCs w:val="20"/>
+                <w:color w:val="1A1A1A"/>
               </w:rPr>
               <w:t xml:space="preserve"/>
             </w:r>
@@ -3896,9 +4214,10 @@
             </w:pPr>
             <w:r>
               <w:rPr>
-                <w:rFonts w:ascii="Times New Roman" w:hAnsi="Times New Roman" w:eastAsia="Consolas" w:cs="Times New Roman"/>
-                <w:sz w:val="28"/>
-                <w:color w:val="000000"/>
+                <w:rFonts w:ascii="Consolas" w:hAnsi="Consolas" w:eastAsia="Consolas" w:cs="Consolas"/>
+                <w:sz w:val="20"/>
+                <w:szCs w:val="20"/>
+                <w:color w:val="1A1A1A"/>
               </w:rPr>
               <w:t xml:space="preserve">    public double Radius</w:t>
             </w:r>
@@ -3909,9 +4228,10 @@
             </w:pPr>
             <w:r>
               <w:rPr>
-                <w:rFonts w:ascii="Times New Roman" w:hAnsi="Times New Roman" w:eastAsia="Consolas" w:cs="Times New Roman"/>
-                <w:sz w:val="28"/>
-                <w:color w:val="000000"/>
+                <w:rFonts w:ascii="Consolas" w:hAnsi="Consolas" w:eastAsia="Consolas" w:cs="Consolas"/>
+                <w:sz w:val="20"/>
+                <w:szCs w:val="20"/>
+                <w:color w:val="1A1A1A"/>
               </w:rPr>
               <w:t xml:space="preserve">    {</w:t>
             </w:r>
@@ -3922,9 +4242,10 @@
             </w:pPr>
             <w:r>
               <w:rPr>
-                <w:rFonts w:ascii="Times New Roman" w:hAnsi="Times New Roman" w:eastAsia="Consolas" w:cs="Times New Roman"/>
-                <w:sz w:val="28"/>
-                <w:color w:val="000000"/>
+                <w:rFonts w:ascii="Consolas" w:hAnsi="Consolas" w:eastAsia="Consolas" w:cs="Consolas"/>
+                <w:sz w:val="20"/>
+                <w:szCs w:val="20"/>
+                <w:color w:val="1A1A1A"/>
               </w:rPr>
               <w:t xml:space="preserve">        get =&gt; _radius;</w:t>
             </w:r>
@@ -3935,9 +4256,10 @@
             </w:pPr>
             <w:r>
               <w:rPr>
-                <w:rFonts w:ascii="Times New Roman" w:hAnsi="Times New Roman" w:eastAsia="Consolas" w:cs="Times New Roman"/>
-                <w:sz w:val="28"/>
-                <w:color w:val="000000"/>
+                <w:rFonts w:ascii="Consolas" w:hAnsi="Consolas" w:eastAsia="Consolas" w:cs="Consolas"/>
+                <w:sz w:val="20"/>
+                <w:szCs w:val="20"/>
+                <w:color w:val="1A1A1A"/>
               </w:rPr>
               <w:t xml:space="preserve">        set</w:t>
             </w:r>
@@ -3948,9 +4270,10 @@
             </w:pPr>
             <w:r>
               <w:rPr>
-                <w:rFonts w:ascii="Times New Roman" w:hAnsi="Times New Roman" w:eastAsia="Consolas" w:cs="Times New Roman"/>
-                <w:sz w:val="28"/>
-                <w:color w:val="000000"/>
+                <w:rFonts w:ascii="Consolas" w:hAnsi="Consolas" w:eastAsia="Consolas" w:cs="Consolas"/>
+                <w:sz w:val="20"/>
+                <w:szCs w:val="20"/>
+                <w:color w:val="1A1A1A"/>
               </w:rPr>
               <w:t xml:space="preserve">        {</w:t>
             </w:r>
@@ -3961,9 +4284,10 @@
             </w:pPr>
             <w:r>
               <w:rPr>
-                <w:rFonts w:ascii="Times New Roman" w:hAnsi="Times New Roman" w:eastAsia="Consolas" w:cs="Times New Roman"/>
-                <w:sz w:val="28"/>
-                <w:color w:val="000000"/>
+                <w:rFonts w:ascii="Consolas" w:hAnsi="Consolas" w:eastAsia="Consolas" w:cs="Consolas"/>
+                <w:sz w:val="20"/>
+                <w:szCs w:val="20"/>
+                <w:color w:val="1A1A1A"/>
               </w:rPr>
               <w:t xml:space="preserve">            if (value &lt;= 0)</w:t>
             </w:r>
@@ -3974,9 +4298,10 @@
             </w:pPr>
             <w:r>
               <w:rPr>
-                <w:rFonts w:ascii="Times New Roman" w:hAnsi="Times New Roman" w:eastAsia="Consolas" w:cs="Times New Roman"/>
-                <w:sz w:val="28"/>
-                <w:color w:val="000000"/>
+                <w:rFonts w:ascii="Consolas" w:hAnsi="Consolas" w:eastAsia="Consolas" w:cs="Consolas"/>
+                <w:sz w:val="20"/>
+                <w:szCs w:val="20"/>
+                <w:color w:val="1A1A1A"/>
               </w:rPr>
               <w:t xml:space="preserve">            {</w:t>
             </w:r>
@@ -3987,9 +4312,10 @@
             </w:pPr>
             <w:r>
               <w:rPr>
-                <w:rFonts w:ascii="Times New Roman" w:hAnsi="Times New Roman" w:eastAsia="Consolas" w:cs="Times New Roman"/>
-                <w:sz w:val="28"/>
-                <w:color w:val="000000"/>
+                <w:rFonts w:ascii="Consolas" w:hAnsi="Consolas" w:eastAsia="Consolas" w:cs="Consolas"/>
+                <w:sz w:val="20"/>
+                <w:szCs w:val="20"/>
+                <w:color w:val="1A1A1A"/>
               </w:rPr>
               <w:t xml:space="preserve">                throw new InvalidShapeDimensionException("Радіус кола", value);</w:t>
             </w:r>
@@ -4000,9 +4326,10 @@
             </w:pPr>
             <w:r>
               <w:rPr>
-                <w:rFonts w:ascii="Times New Roman" w:hAnsi="Times New Roman" w:eastAsia="Consolas" w:cs="Times New Roman"/>
-                <w:sz w:val="28"/>
-                <w:color w:val="000000"/>
+                <w:rFonts w:ascii="Consolas" w:hAnsi="Consolas" w:eastAsia="Consolas" w:cs="Consolas"/>
+                <w:sz w:val="20"/>
+                <w:szCs w:val="20"/>
+                <w:color w:val="1A1A1A"/>
               </w:rPr>
               <w:t xml:space="preserve">            }</w:t>
             </w:r>
@@ -4013,9 +4340,10 @@
             </w:pPr>
             <w:r>
               <w:rPr>
-                <w:rFonts w:ascii="Times New Roman" w:hAnsi="Times New Roman" w:eastAsia="Consolas" w:cs="Times New Roman"/>
-                <w:sz w:val="28"/>
-                <w:color w:val="000000"/>
+                <w:rFonts w:ascii="Consolas" w:hAnsi="Consolas" w:eastAsia="Consolas" w:cs="Consolas"/>
+                <w:sz w:val="20"/>
+                <w:szCs w:val="20"/>
+                <w:color w:val="1A1A1A"/>
               </w:rPr>
               <w:t xml:space="preserve">            _radius = value;</w:t>
             </w:r>
@@ -4026,9 +4354,10 @@
             </w:pPr>
             <w:r>
               <w:rPr>
-                <w:rFonts w:ascii="Times New Roman" w:hAnsi="Times New Roman" w:eastAsia="Consolas" w:cs="Times New Roman"/>
-                <w:sz w:val="28"/>
-                <w:color w:val="000000"/>
+                <w:rFonts w:ascii="Consolas" w:hAnsi="Consolas" w:eastAsia="Consolas" w:cs="Consolas"/>
+                <w:sz w:val="20"/>
+                <w:szCs w:val="20"/>
+                <w:color w:val="1A1A1A"/>
               </w:rPr>
               <w:t xml:space="preserve">        }</w:t>
             </w:r>
@@ -4039,9 +4368,10 @@
             </w:pPr>
             <w:r>
               <w:rPr>
-                <w:rFonts w:ascii="Times New Roman" w:hAnsi="Times New Roman" w:eastAsia="Consolas" w:cs="Times New Roman"/>
-                <w:sz w:val="28"/>
-                <w:color w:val="000000"/>
+                <w:rFonts w:ascii="Consolas" w:hAnsi="Consolas" w:eastAsia="Consolas" w:cs="Consolas"/>
+                <w:sz w:val="20"/>
+                <w:szCs w:val="20"/>
+                <w:color w:val="1A1A1A"/>
               </w:rPr>
               <w:t xml:space="preserve">    }</w:t>
             </w:r>
@@ -4052,9 +4382,10 @@
             </w:pPr>
             <w:r>
               <w:rPr>
-                <w:rFonts w:ascii="Times New Roman" w:hAnsi="Times New Roman" w:eastAsia="Consolas" w:cs="Times New Roman"/>
-                <w:sz w:val="28"/>
-                <w:color w:val="000000"/>
+                <w:rFonts w:ascii="Consolas" w:hAnsi="Consolas" w:eastAsia="Consolas" w:cs="Consolas"/>
+                <w:sz w:val="20"/>
+                <w:szCs w:val="20"/>
+                <w:color w:val="1A1A1A"/>
               </w:rPr>
               <w:t xml:space="preserve"/>
             </w:r>
@@ -4065,9 +4396,10 @@
             </w:pPr>
             <w:r>
               <w:rPr>
-                <w:rFonts w:ascii="Times New Roman" w:hAnsi="Times New Roman" w:eastAsia="Consolas" w:cs="Times New Roman"/>
-                <w:sz w:val="28"/>
-                <w:color w:val="000000"/>
+                <w:rFonts w:ascii="Consolas" w:hAnsi="Consolas" w:eastAsia="Consolas" w:cs="Consolas"/>
+                <w:sz w:val="20"/>
+                <w:szCs w:val="20"/>
+                <w:color w:val="1A1A1A"/>
               </w:rPr>
               <w:t xml:space="preserve">    public Circle(double radius) : base("Коло")</w:t>
             </w:r>
@@ -4078,9 +4410,10 @@
             </w:pPr>
             <w:r>
               <w:rPr>
-                <w:rFonts w:ascii="Times New Roman" w:hAnsi="Times New Roman" w:eastAsia="Consolas" w:cs="Times New Roman"/>
-                <w:sz w:val="28"/>
-                <w:color w:val="000000"/>
+                <w:rFonts w:ascii="Consolas" w:hAnsi="Consolas" w:eastAsia="Consolas" w:cs="Consolas"/>
+                <w:sz w:val="20"/>
+                <w:szCs w:val="20"/>
+                <w:color w:val="1A1A1A"/>
               </w:rPr>
               <w:t xml:space="preserve">    {</w:t>
             </w:r>
@@ -4091,9 +4424,10 @@
             </w:pPr>
             <w:r>
               <w:rPr>
-                <w:rFonts w:ascii="Times New Roman" w:hAnsi="Times New Roman" w:eastAsia="Consolas" w:cs="Times New Roman"/>
-                <w:sz w:val="28"/>
-                <w:color w:val="000000"/>
+                <w:rFonts w:ascii="Consolas" w:hAnsi="Consolas" w:eastAsia="Consolas" w:cs="Consolas"/>
+                <w:sz w:val="20"/>
+                <w:szCs w:val="20"/>
+                <w:color w:val="1A1A1A"/>
               </w:rPr>
               <w:t xml:space="preserve">        Radius = radius;</w:t>
             </w:r>
@@ -4104,9 +4438,10 @@
             </w:pPr>
             <w:r>
               <w:rPr>
-                <w:rFonts w:ascii="Times New Roman" w:hAnsi="Times New Roman" w:eastAsia="Consolas" w:cs="Times New Roman"/>
-                <w:sz w:val="28"/>
-                <w:color w:val="000000"/>
+                <w:rFonts w:ascii="Consolas" w:hAnsi="Consolas" w:eastAsia="Consolas" w:cs="Consolas"/>
+                <w:sz w:val="20"/>
+                <w:szCs w:val="20"/>
+                <w:color w:val="1A1A1A"/>
               </w:rPr>
               <w:t xml:space="preserve">    }</w:t>
             </w:r>
@@ -4117,9 +4452,10 @@
             </w:pPr>
             <w:r>
               <w:rPr>
-                <w:rFonts w:ascii="Times New Roman" w:hAnsi="Times New Roman" w:eastAsia="Consolas" w:cs="Times New Roman"/>
-                <w:sz w:val="28"/>
-                <w:color w:val="000000"/>
+                <w:rFonts w:ascii="Consolas" w:hAnsi="Consolas" w:eastAsia="Consolas" w:cs="Consolas"/>
+                <w:sz w:val="20"/>
+                <w:szCs w:val="20"/>
+                <w:color w:val="1A1A1A"/>
               </w:rPr>
               <w:t xml:space="preserve"/>
             </w:r>
@@ -4130,9 +4466,10 @@
             </w:pPr>
             <w:r>
               <w:rPr>
-                <w:rFonts w:ascii="Times New Roman" w:hAnsi="Times New Roman" w:eastAsia="Consolas" w:cs="Times New Roman"/>
-                <w:sz w:val="28"/>
-                <w:color w:val="000000"/>
+                <w:rFonts w:ascii="Consolas" w:hAnsi="Consolas" w:eastAsia="Consolas" w:cs="Consolas"/>
+                <w:sz w:val="20"/>
+                <w:szCs w:val="20"/>
+                <w:color w:val="1A1A1A"/>
               </w:rPr>
               <w:t xml:space="preserve">    public Circle(string name, double radius) : base(name)</w:t>
             </w:r>
@@ -4143,9 +4480,10 @@
             </w:pPr>
             <w:r>
               <w:rPr>
-                <w:rFonts w:ascii="Times New Roman" w:hAnsi="Times New Roman" w:eastAsia="Consolas" w:cs="Times New Roman"/>
-                <w:sz w:val="28"/>
-                <w:color w:val="000000"/>
+                <w:rFonts w:ascii="Consolas" w:hAnsi="Consolas" w:eastAsia="Consolas" w:cs="Consolas"/>
+                <w:sz w:val="20"/>
+                <w:szCs w:val="20"/>
+                <w:color w:val="1A1A1A"/>
               </w:rPr>
               <w:t xml:space="preserve">    {</w:t>
             </w:r>
@@ -4156,9 +4494,10 @@
             </w:pPr>
             <w:r>
               <w:rPr>
-                <w:rFonts w:ascii="Times New Roman" w:hAnsi="Times New Roman" w:eastAsia="Consolas" w:cs="Times New Roman"/>
-                <w:sz w:val="28"/>
-                <w:color w:val="000000"/>
+                <w:rFonts w:ascii="Consolas" w:hAnsi="Consolas" w:eastAsia="Consolas" w:cs="Consolas"/>
+                <w:sz w:val="20"/>
+                <w:szCs w:val="20"/>
+                <w:color w:val="1A1A1A"/>
               </w:rPr>
               <w:t xml:space="preserve">        Radius = radius;</w:t>
             </w:r>
@@ -4169,9 +4508,10 @@
             </w:pPr>
             <w:r>
               <w:rPr>
-                <w:rFonts w:ascii="Times New Roman" w:hAnsi="Times New Roman" w:eastAsia="Consolas" w:cs="Times New Roman"/>
-                <w:sz w:val="28"/>
-                <w:color w:val="000000"/>
+                <w:rFonts w:ascii="Consolas" w:hAnsi="Consolas" w:eastAsia="Consolas" w:cs="Consolas"/>
+                <w:sz w:val="20"/>
+                <w:szCs w:val="20"/>
+                <w:color w:val="1A1A1A"/>
               </w:rPr>
               <w:t xml:space="preserve">    }</w:t>
             </w:r>
@@ -4182,9 +4522,10 @@
             </w:pPr>
             <w:r>
               <w:rPr>
-                <w:rFonts w:ascii="Times New Roman" w:hAnsi="Times New Roman" w:eastAsia="Consolas" w:cs="Times New Roman"/>
-                <w:sz w:val="28"/>
-                <w:color w:val="000000"/>
+                <w:rFonts w:ascii="Consolas" w:hAnsi="Consolas" w:eastAsia="Consolas" w:cs="Consolas"/>
+                <w:sz w:val="20"/>
+                <w:szCs w:val="20"/>
+                <w:color w:val="1A1A1A"/>
               </w:rPr>
               <w:t xml:space="preserve"/>
             </w:r>
@@ -4195,9 +4536,10 @@
             </w:pPr>
             <w:r>
               <w:rPr>
-                <w:rFonts w:ascii="Times New Roman" w:hAnsi="Times New Roman" w:eastAsia="Consolas" w:cs="Times New Roman"/>
-                <w:sz w:val="28"/>
-                <w:color w:val="000000"/>
+                <w:rFonts w:ascii="Consolas" w:hAnsi="Consolas" w:eastAsia="Consolas" w:cs="Consolas"/>
+                <w:sz w:val="20"/>
+                <w:szCs w:val="20"/>
+                <w:color w:val="1A1A1A"/>
               </w:rPr>
               <w:t xml:space="preserve">    public override double GetArea() =&gt; Math.PI * Radius * Radius;</w:t>
             </w:r>
@@ -4208,9 +4550,10 @@
             </w:pPr>
             <w:r>
               <w:rPr>
-                <w:rFonts w:ascii="Times New Roman" w:hAnsi="Times New Roman" w:eastAsia="Consolas" w:cs="Times New Roman"/>
-                <w:sz w:val="28"/>
-                <w:color w:val="000000"/>
+                <w:rFonts w:ascii="Consolas" w:hAnsi="Consolas" w:eastAsia="Consolas" w:cs="Consolas"/>
+                <w:sz w:val="20"/>
+                <w:szCs w:val="20"/>
+                <w:color w:val="1A1A1A"/>
               </w:rPr>
               <w:t xml:space="preserve">    public override double GetPerimeter() =&gt; 2 * Math.PI * Radius;</w:t>
             </w:r>
@@ -4221,9 +4564,10 @@
             </w:pPr>
             <w:r>
               <w:rPr>
-                <w:rFonts w:ascii="Times New Roman" w:hAnsi="Times New Roman" w:eastAsia="Consolas" w:cs="Times New Roman"/>
-                <w:sz w:val="28"/>
-                <w:color w:val="000000"/>
+                <w:rFonts w:ascii="Consolas" w:hAnsi="Consolas" w:eastAsia="Consolas" w:cs="Consolas"/>
+                <w:sz w:val="20"/>
+                <w:szCs w:val="20"/>
+                <w:color w:val="1A1A1A"/>
               </w:rPr>
               <w:t xml:space="preserve"/>
             </w:r>
@@ -4234,9 +4578,10 @@
             </w:pPr>
             <w:r>
               <w:rPr>
-                <w:rFonts w:ascii="Times New Roman" w:hAnsi="Times New Roman" w:eastAsia="Consolas" w:cs="Times New Roman"/>
-                <w:sz w:val="28"/>
-                <w:color w:val="000000"/>
+                <w:rFonts w:ascii="Consolas" w:hAnsi="Consolas" w:eastAsia="Consolas" w:cs="Consolas"/>
+                <w:sz w:val="20"/>
+                <w:szCs w:val="20"/>
+                <w:color w:val="1A1A1A"/>
               </w:rPr>
               <w:t xml:space="preserve">    public override void PrintInfo()</w:t>
             </w:r>
@@ -4247,9 +4592,10 @@
             </w:pPr>
             <w:r>
               <w:rPr>
-                <w:rFonts w:ascii="Times New Roman" w:hAnsi="Times New Roman" w:eastAsia="Consolas" w:cs="Times New Roman"/>
-                <w:sz w:val="28"/>
-                <w:color w:val="000000"/>
+                <w:rFonts w:ascii="Consolas" w:hAnsi="Consolas" w:eastAsia="Consolas" w:cs="Consolas"/>
+                <w:sz w:val="20"/>
+                <w:szCs w:val="20"/>
+                <w:color w:val="1A1A1A"/>
               </w:rPr>
               <w:t xml:space="preserve">    {</w:t>
             </w:r>
@@ -4260,22 +4606,24 @@
             </w:pPr>
             <w:r>
               <w:rPr>
-                <w:rFonts w:ascii="Times New Roman" w:hAnsi="Times New Roman" w:eastAsia="Consolas" w:cs="Times New Roman"/>
-                <w:sz w:val="28"/>
-                <w:color w:val="000000"/>
-              </w:rPr>
-              <w:t xml:space="preserve">        Console.WriteLine($"[Коло]        Назва: {Name,-10} | Радіус: {Radius,6:F2} | Площа: {GetArea(),8:F2} | Периметр: {GetPerimeter(),8:F2}");</w:t>
-            </w:r>
-          </w:p>
-          <w:p>
-            <w:pPr>
-              <w:spacing w:before="0" w:after="0" w:line="220" w:lineRule="auto"/>
-            </w:pPr>
-            <w:r>
-              <w:rPr>
-                <w:rFonts w:ascii="Times New Roman" w:hAnsi="Times New Roman" w:eastAsia="Consolas" w:cs="Times New Roman"/>
-                <w:sz w:val="28"/>
-                <w:color w:val="000000"/>
+                <w:rFonts w:ascii="Consolas" w:hAnsi="Consolas" w:eastAsia="Consolas" w:cs="Consolas"/>
+                <w:sz w:val="20"/>
+                <w:szCs w:val="20"/>
+                <w:color w:val="1A1A1A"/>
+              </w:rPr>
+              <w:t xml:space="preserve">        Console.​WriteLine($"[Коло]        Назва: {Name,-​10} | Радіус: {Radius,6:F2} | Площа: {GetArea(),8:F2} | Периметр: {GetPerimeter(),8:F2}");</w:t>
+            </w:r>
+          </w:p>
+          <w:p>
+            <w:pPr>
+              <w:spacing w:before="0" w:after="0" w:line="220" w:lineRule="auto"/>
+            </w:pPr>
+            <w:r>
+              <w:rPr>
+                <w:rFonts w:ascii="Consolas" w:hAnsi="Consolas" w:eastAsia="Consolas" w:cs="Consolas"/>
+                <w:sz w:val="20"/>
+                <w:szCs w:val="20"/>
+                <w:color w:val="1A1A1A"/>
               </w:rPr>
               <w:t xml:space="preserve">    }</w:t>
             </w:r>
@@ -4286,9 +4634,10 @@
             </w:pPr>
             <w:r>
               <w:rPr>
-                <w:rFonts w:ascii="Times New Roman" w:hAnsi="Times New Roman" w:eastAsia="Consolas" w:cs="Times New Roman"/>
-                <w:sz w:val="28"/>
-                <w:color w:val="000000"/>
+                <w:rFonts w:ascii="Consolas" w:hAnsi="Consolas" w:eastAsia="Consolas" w:cs="Consolas"/>
+                <w:sz w:val="20"/>
+                <w:szCs w:val="20"/>
+                <w:color w:val="1A1A1A"/>
               </w:rPr>
               <w:t xml:space="preserve">}</w:t>
             </w:r>
@@ -4310,15 +4659,16 @@
           <w:rFonts w:ascii="Times New Roman" w:hAnsi="Times New Roman" w:cs="Times New Roman"/>
           <w:b/>
           <w:sz w:val="28"/>
+          <w:szCs w:val="28"/>
           <w:color w:val="000000"/>
         </w:rPr>
         <w:t xml:space="preserve">4.4. Клас прямокутника (</w:t>
       </w:r>
       <w:r>
         <w:rPr>
-          <w:rFonts w:ascii="Times New Roman" w:hAnsi="Times New Roman"/>
-          <w:sz w:val="28"/>
-          <w:color w:val="000000"/>
+          <w:rFonts w:ascii="Consolas" w:hAnsi="Consolas" w:cs="Consolas"/>
+          <w:sz w:val="28"/>
+          <w:color w:val="1A1A1A"/>
         </w:rPr>
         <w:t xml:space="preserve">Models/Rectangle.cs</w:t>
       </w:r>
@@ -4327,6 +4677,7 @@
           <w:rFonts w:ascii="Times New Roman" w:hAnsi="Times New Roman" w:cs="Times New Roman"/>
           <w:b/>
           <w:sz w:val="28"/>
+          <w:szCs w:val="28"/>
           <w:color w:val="000000"/>
         </w:rPr>
         <w:t xml:space="preserve">)</w:t>
@@ -4334,23 +4685,31 @@
     </w:p>
     <w:tbl>
       <w:tblPr>
-        <w:tblW w:w="5000" w:type="pct"/>
+        <w:tblW w:w="9638" w:type="dxa"/>
+        <w:tblLayout w:type="fixed"/>
         <w:tblBorders>
-          <w:top w:val="single" w:color="CCCCCC" w:sz="4"/>
-          <w:bottom w:val="single" w:color="CCCCCC" w:sz="4"/>
-          <w:left w:val="single" w:color="003366" w:sz="12"/>
-          <w:right w:val="single" w:color="CCCCCC" w:sz="4"/>
+          <w:top w:val="single" w:color="D0D5DD" w:sz="4"/>
+          <w:bottom w:val="single" w:color="D0D5DD" w:sz="4"/>
+          <w:left w:val="single" w:color="003366" w:sz="16"/>
+          <w:right w:val="single" w:color="D0D5DD" w:sz="4"/>
         </w:tblBorders>
         <w:tblCellMar>
-          <w:top w:w="120"/>
-          <w:bottom w:w="120"/>
-          <w:left w:w="180"/>
-          <w:right w:w="180"/>
+          <w:top w:w="100"/>
+          <w:bottom w:w="100"/>
+          <w:left w:w="160"/>
+          <w:right w:w="160"/>
         </w:tblCellMar>
       </w:tblPr>
+      <w:tblGrid>
+        <w:gridCol w:w="9638"/>
+      </w:tblGrid>
       <w:tr>
+        <w:trPr>
+          <w:cantSplit/>
+        </w:trPr>
         <w:tc>
           <w:tcPr>
+            <w:tcW w:w="9638" w:type="dxa"/>
             <w:shd w:val="clear" w:color="auto" w:fill="F8F9FA"/>
           </w:tcPr>
           <w:p>
@@ -4359,9 +4718,10 @@
             </w:pPr>
             <w:r>
               <w:rPr>
-                <w:rFonts w:ascii="Times New Roman" w:hAnsi="Times New Roman" w:eastAsia="Consolas" w:cs="Times New Roman"/>
-                <w:sz w:val="28"/>
-                <w:color w:val="000000"/>
+                <w:rFonts w:ascii="Consolas" w:hAnsi="Consolas" w:eastAsia="Consolas" w:cs="Consolas"/>
+                <w:sz w:val="20"/>
+                <w:szCs w:val="20"/>
+                <w:color w:val="1A1A1A"/>
               </w:rPr>
               <w:t xml:space="preserve">using System;</w:t>
             </w:r>
@@ -4372,9 +4732,10 @@
             </w:pPr>
             <w:r>
               <w:rPr>
-                <w:rFonts w:ascii="Times New Roman" w:hAnsi="Times New Roman" w:eastAsia="Consolas" w:cs="Times New Roman"/>
-                <w:sz w:val="28"/>
-                <w:color w:val="000000"/>
+                <w:rFonts w:ascii="Consolas" w:hAnsi="Consolas" w:eastAsia="Consolas" w:cs="Consolas"/>
+                <w:sz w:val="20"/>
+                <w:szCs w:val="20"/>
+                <w:color w:val="1A1A1A"/>
               </w:rPr>
               <w:t xml:space="preserve">using OopExceptions.Exceptions;</w:t>
             </w:r>
@@ -4385,9 +4746,10 @@
             </w:pPr>
             <w:r>
               <w:rPr>
-                <w:rFonts w:ascii="Times New Roman" w:hAnsi="Times New Roman" w:eastAsia="Consolas" w:cs="Times New Roman"/>
-                <w:sz w:val="28"/>
-                <w:color w:val="000000"/>
+                <w:rFonts w:ascii="Consolas" w:hAnsi="Consolas" w:eastAsia="Consolas" w:cs="Consolas"/>
+                <w:sz w:val="20"/>
+                <w:szCs w:val="20"/>
+                <w:color w:val="1A1A1A"/>
               </w:rPr>
               <w:t xml:space="preserve"/>
             </w:r>
@@ -4398,9 +4760,10 @@
             </w:pPr>
             <w:r>
               <w:rPr>
-                <w:rFonts w:ascii="Times New Roman" w:hAnsi="Times New Roman" w:eastAsia="Consolas" w:cs="Times New Roman"/>
-                <w:sz w:val="28"/>
-                <w:color w:val="000000"/>
+                <w:rFonts w:ascii="Consolas" w:hAnsi="Consolas" w:eastAsia="Consolas" w:cs="Consolas"/>
+                <w:sz w:val="20"/>
+                <w:szCs w:val="20"/>
+                <w:color w:val="1A1A1A"/>
               </w:rPr>
               <w:t xml:space="preserve">namespace OopExceptions.Models;</w:t>
             </w:r>
@@ -4411,9 +4774,10 @@
             </w:pPr>
             <w:r>
               <w:rPr>
-                <w:rFonts w:ascii="Times New Roman" w:hAnsi="Times New Roman" w:eastAsia="Consolas" w:cs="Times New Roman"/>
-                <w:sz w:val="28"/>
-                <w:color w:val="000000"/>
+                <w:rFonts w:ascii="Consolas" w:hAnsi="Consolas" w:eastAsia="Consolas" w:cs="Consolas"/>
+                <w:sz w:val="20"/>
+                <w:szCs w:val="20"/>
+                <w:color w:val="1A1A1A"/>
               </w:rPr>
               <w:t xml:space="preserve"/>
             </w:r>
@@ -4424,9 +4788,10 @@
             </w:pPr>
             <w:r>
               <w:rPr>
-                <w:rFonts w:ascii="Times New Roman" w:hAnsi="Times New Roman" w:eastAsia="Consolas" w:cs="Times New Roman"/>
-                <w:sz w:val="28"/>
-                <w:color w:val="000000"/>
+                <w:rFonts w:ascii="Consolas" w:hAnsi="Consolas" w:eastAsia="Consolas" w:cs="Consolas"/>
+                <w:sz w:val="20"/>
+                <w:szCs w:val="20"/>
+                <w:color w:val="1A1A1A"/>
               </w:rPr>
               <w:t xml:space="preserve">public class Rectangle : Shape</w:t>
             </w:r>
@@ -4437,9 +4802,10 @@
             </w:pPr>
             <w:r>
               <w:rPr>
-                <w:rFonts w:ascii="Times New Roman" w:hAnsi="Times New Roman" w:eastAsia="Consolas" w:cs="Times New Roman"/>
-                <w:sz w:val="28"/>
-                <w:color w:val="000000"/>
+                <w:rFonts w:ascii="Consolas" w:hAnsi="Consolas" w:eastAsia="Consolas" w:cs="Consolas"/>
+                <w:sz w:val="20"/>
+                <w:szCs w:val="20"/>
+                <w:color w:val="1A1A1A"/>
               </w:rPr>
               <w:t xml:space="preserve">{</w:t>
             </w:r>
@@ -4450,9 +4816,10 @@
             </w:pPr>
             <w:r>
               <w:rPr>
-                <w:rFonts w:ascii="Times New Roman" w:hAnsi="Times New Roman" w:eastAsia="Consolas" w:cs="Times New Roman"/>
-                <w:sz w:val="28"/>
-                <w:color w:val="000000"/>
+                <w:rFonts w:ascii="Consolas" w:hAnsi="Consolas" w:eastAsia="Consolas" w:cs="Consolas"/>
+                <w:sz w:val="20"/>
+                <w:szCs w:val="20"/>
+                <w:color w:val="1A1A1A"/>
               </w:rPr>
               <w:t xml:space="preserve">    private double _width;</w:t>
             </w:r>
@@ -4463,9 +4830,10 @@
             </w:pPr>
             <w:r>
               <w:rPr>
-                <w:rFonts w:ascii="Times New Roman" w:hAnsi="Times New Roman" w:eastAsia="Consolas" w:cs="Times New Roman"/>
-                <w:sz w:val="28"/>
-                <w:color w:val="000000"/>
+                <w:rFonts w:ascii="Consolas" w:hAnsi="Consolas" w:eastAsia="Consolas" w:cs="Consolas"/>
+                <w:sz w:val="20"/>
+                <w:szCs w:val="20"/>
+                <w:color w:val="1A1A1A"/>
               </w:rPr>
               <w:t xml:space="preserve">    private double _height;</w:t>
             </w:r>
@@ -4476,9 +4844,10 @@
             </w:pPr>
             <w:r>
               <w:rPr>
-                <w:rFonts w:ascii="Times New Roman" w:hAnsi="Times New Roman" w:eastAsia="Consolas" w:cs="Times New Roman"/>
-                <w:sz w:val="28"/>
-                <w:color w:val="000000"/>
+                <w:rFonts w:ascii="Consolas" w:hAnsi="Consolas" w:eastAsia="Consolas" w:cs="Consolas"/>
+                <w:sz w:val="20"/>
+                <w:szCs w:val="20"/>
+                <w:color w:val="1A1A1A"/>
               </w:rPr>
               <w:t xml:space="preserve"/>
             </w:r>
@@ -4489,9 +4858,10 @@
             </w:pPr>
             <w:r>
               <w:rPr>
-                <w:rFonts w:ascii="Times New Roman" w:hAnsi="Times New Roman" w:eastAsia="Consolas" w:cs="Times New Roman"/>
-                <w:sz w:val="28"/>
-                <w:color w:val="000000"/>
+                <w:rFonts w:ascii="Consolas" w:hAnsi="Consolas" w:eastAsia="Consolas" w:cs="Consolas"/>
+                <w:sz w:val="20"/>
+                <w:szCs w:val="20"/>
+                <w:color w:val="1A1A1A"/>
               </w:rPr>
               <w:t xml:space="preserve">    public double Width</w:t>
             </w:r>
@@ -4502,9 +4872,10 @@
             </w:pPr>
             <w:r>
               <w:rPr>
-                <w:rFonts w:ascii="Times New Roman" w:hAnsi="Times New Roman" w:eastAsia="Consolas" w:cs="Times New Roman"/>
-                <w:sz w:val="28"/>
-                <w:color w:val="000000"/>
+                <w:rFonts w:ascii="Consolas" w:hAnsi="Consolas" w:eastAsia="Consolas" w:cs="Consolas"/>
+                <w:sz w:val="20"/>
+                <w:szCs w:val="20"/>
+                <w:color w:val="1A1A1A"/>
               </w:rPr>
               <w:t xml:space="preserve">    {</w:t>
             </w:r>
@@ -4515,9 +4886,10 @@
             </w:pPr>
             <w:r>
               <w:rPr>
-                <w:rFonts w:ascii="Times New Roman" w:hAnsi="Times New Roman" w:eastAsia="Consolas" w:cs="Times New Roman"/>
-                <w:sz w:val="28"/>
-                <w:color w:val="000000"/>
+                <w:rFonts w:ascii="Consolas" w:hAnsi="Consolas" w:eastAsia="Consolas" w:cs="Consolas"/>
+                <w:sz w:val="20"/>
+                <w:szCs w:val="20"/>
+                <w:color w:val="1A1A1A"/>
               </w:rPr>
               <w:t xml:space="preserve">        get =&gt; _width;</w:t>
             </w:r>
@@ -4528,9 +4900,10 @@
             </w:pPr>
             <w:r>
               <w:rPr>
-                <w:rFonts w:ascii="Times New Roman" w:hAnsi="Times New Roman" w:eastAsia="Consolas" w:cs="Times New Roman"/>
-                <w:sz w:val="28"/>
-                <w:color w:val="000000"/>
+                <w:rFonts w:ascii="Consolas" w:hAnsi="Consolas" w:eastAsia="Consolas" w:cs="Consolas"/>
+                <w:sz w:val="20"/>
+                <w:szCs w:val="20"/>
+                <w:color w:val="1A1A1A"/>
               </w:rPr>
               <w:t xml:space="preserve">        set</w:t>
             </w:r>
@@ -4541,9 +4914,10 @@
             </w:pPr>
             <w:r>
               <w:rPr>
-                <w:rFonts w:ascii="Times New Roman" w:hAnsi="Times New Roman" w:eastAsia="Consolas" w:cs="Times New Roman"/>
-                <w:sz w:val="28"/>
-                <w:color w:val="000000"/>
+                <w:rFonts w:ascii="Consolas" w:hAnsi="Consolas" w:eastAsia="Consolas" w:cs="Consolas"/>
+                <w:sz w:val="20"/>
+                <w:szCs w:val="20"/>
+                <w:color w:val="1A1A1A"/>
               </w:rPr>
               <w:t xml:space="preserve">        {</w:t>
             </w:r>
@@ -4554,9 +4928,10 @@
             </w:pPr>
             <w:r>
               <w:rPr>
-                <w:rFonts w:ascii="Times New Roman" w:hAnsi="Times New Roman" w:eastAsia="Consolas" w:cs="Times New Roman"/>
-                <w:sz w:val="28"/>
-                <w:color w:val="000000"/>
+                <w:rFonts w:ascii="Consolas" w:hAnsi="Consolas" w:eastAsia="Consolas" w:cs="Consolas"/>
+                <w:sz w:val="20"/>
+                <w:szCs w:val="20"/>
+                <w:color w:val="1A1A1A"/>
               </w:rPr>
               <w:t xml:space="preserve">            if (value &lt;= 0)</w:t>
             </w:r>
@@ -4567,9 +4942,10 @@
             </w:pPr>
             <w:r>
               <w:rPr>
-                <w:rFonts w:ascii="Times New Roman" w:hAnsi="Times New Roman" w:eastAsia="Consolas" w:cs="Times New Roman"/>
-                <w:sz w:val="28"/>
-                <w:color w:val="000000"/>
+                <w:rFonts w:ascii="Consolas" w:hAnsi="Consolas" w:eastAsia="Consolas" w:cs="Consolas"/>
+                <w:sz w:val="20"/>
+                <w:szCs w:val="20"/>
+                <w:color w:val="1A1A1A"/>
               </w:rPr>
               <w:t xml:space="preserve">            {</w:t>
             </w:r>
@@ -4580,9 +4956,10 @@
             </w:pPr>
             <w:r>
               <w:rPr>
-                <w:rFonts w:ascii="Times New Roman" w:hAnsi="Times New Roman" w:eastAsia="Consolas" w:cs="Times New Roman"/>
-                <w:sz w:val="28"/>
-                <w:color w:val="000000"/>
+                <w:rFonts w:ascii="Consolas" w:hAnsi="Consolas" w:eastAsia="Consolas" w:cs="Consolas"/>
+                <w:sz w:val="20"/>
+                <w:szCs w:val="20"/>
+                <w:color w:val="1A1A1A"/>
               </w:rPr>
               <w:t xml:space="preserve">                throw new InvalidShapeDimensionException("Ширина прямокутника", value);</w:t>
             </w:r>
@@ -4593,9 +4970,10 @@
             </w:pPr>
             <w:r>
               <w:rPr>
-                <w:rFonts w:ascii="Times New Roman" w:hAnsi="Times New Roman" w:eastAsia="Consolas" w:cs="Times New Roman"/>
-                <w:sz w:val="28"/>
-                <w:color w:val="000000"/>
+                <w:rFonts w:ascii="Consolas" w:hAnsi="Consolas" w:eastAsia="Consolas" w:cs="Consolas"/>
+                <w:sz w:val="20"/>
+                <w:szCs w:val="20"/>
+                <w:color w:val="1A1A1A"/>
               </w:rPr>
               <w:t xml:space="preserve">            }</w:t>
             </w:r>
@@ -4606,9 +4984,10 @@
             </w:pPr>
             <w:r>
               <w:rPr>
-                <w:rFonts w:ascii="Times New Roman" w:hAnsi="Times New Roman" w:eastAsia="Consolas" w:cs="Times New Roman"/>
-                <w:sz w:val="28"/>
-                <w:color w:val="000000"/>
+                <w:rFonts w:ascii="Consolas" w:hAnsi="Consolas" w:eastAsia="Consolas" w:cs="Consolas"/>
+                <w:sz w:val="20"/>
+                <w:szCs w:val="20"/>
+                <w:color w:val="1A1A1A"/>
               </w:rPr>
               <w:t xml:space="preserve">            _width = value;</w:t>
             </w:r>
@@ -4619,9 +4998,10 @@
             </w:pPr>
             <w:r>
               <w:rPr>
-                <w:rFonts w:ascii="Times New Roman" w:hAnsi="Times New Roman" w:eastAsia="Consolas" w:cs="Times New Roman"/>
-                <w:sz w:val="28"/>
-                <w:color w:val="000000"/>
+                <w:rFonts w:ascii="Consolas" w:hAnsi="Consolas" w:eastAsia="Consolas" w:cs="Consolas"/>
+                <w:sz w:val="20"/>
+                <w:szCs w:val="20"/>
+                <w:color w:val="1A1A1A"/>
               </w:rPr>
               <w:t xml:space="preserve">        }</w:t>
             </w:r>
@@ -4632,9 +5012,10 @@
             </w:pPr>
             <w:r>
               <w:rPr>
-                <w:rFonts w:ascii="Times New Roman" w:hAnsi="Times New Roman" w:eastAsia="Consolas" w:cs="Times New Roman"/>
-                <w:sz w:val="28"/>
-                <w:color w:val="000000"/>
+                <w:rFonts w:ascii="Consolas" w:hAnsi="Consolas" w:eastAsia="Consolas" w:cs="Consolas"/>
+                <w:sz w:val="20"/>
+                <w:szCs w:val="20"/>
+                <w:color w:val="1A1A1A"/>
               </w:rPr>
               <w:t xml:space="preserve">    }</w:t>
             </w:r>
@@ -4645,9 +5026,10 @@
             </w:pPr>
             <w:r>
               <w:rPr>
-                <w:rFonts w:ascii="Times New Roman" w:hAnsi="Times New Roman" w:eastAsia="Consolas" w:cs="Times New Roman"/>
-                <w:sz w:val="28"/>
-                <w:color w:val="000000"/>
+                <w:rFonts w:ascii="Consolas" w:hAnsi="Consolas" w:eastAsia="Consolas" w:cs="Consolas"/>
+                <w:sz w:val="20"/>
+                <w:szCs w:val="20"/>
+                <w:color w:val="1A1A1A"/>
               </w:rPr>
               <w:t xml:space="preserve"/>
             </w:r>
@@ -4658,9 +5040,10 @@
             </w:pPr>
             <w:r>
               <w:rPr>
-                <w:rFonts w:ascii="Times New Roman" w:hAnsi="Times New Roman" w:eastAsia="Consolas" w:cs="Times New Roman"/>
-                <w:sz w:val="28"/>
-                <w:color w:val="000000"/>
+                <w:rFonts w:ascii="Consolas" w:hAnsi="Consolas" w:eastAsia="Consolas" w:cs="Consolas"/>
+                <w:sz w:val="20"/>
+                <w:szCs w:val="20"/>
+                <w:color w:val="1A1A1A"/>
               </w:rPr>
               <w:t xml:space="preserve">    public double Height</w:t>
             </w:r>
@@ -4671,9 +5054,10 @@
             </w:pPr>
             <w:r>
               <w:rPr>
-                <w:rFonts w:ascii="Times New Roman" w:hAnsi="Times New Roman" w:eastAsia="Consolas" w:cs="Times New Roman"/>
-                <w:sz w:val="28"/>
-                <w:color w:val="000000"/>
+                <w:rFonts w:ascii="Consolas" w:hAnsi="Consolas" w:eastAsia="Consolas" w:cs="Consolas"/>
+                <w:sz w:val="20"/>
+                <w:szCs w:val="20"/>
+                <w:color w:val="1A1A1A"/>
               </w:rPr>
               <w:t xml:space="preserve">    {</w:t>
             </w:r>
@@ -4684,9 +5068,10 @@
             </w:pPr>
             <w:r>
               <w:rPr>
-                <w:rFonts w:ascii="Times New Roman" w:hAnsi="Times New Roman" w:eastAsia="Consolas" w:cs="Times New Roman"/>
-                <w:sz w:val="28"/>
-                <w:color w:val="000000"/>
+                <w:rFonts w:ascii="Consolas" w:hAnsi="Consolas" w:eastAsia="Consolas" w:cs="Consolas"/>
+                <w:sz w:val="20"/>
+                <w:szCs w:val="20"/>
+                <w:color w:val="1A1A1A"/>
               </w:rPr>
               <w:t xml:space="preserve">        get =&gt; _height;</w:t>
             </w:r>
@@ -4697,9 +5082,10 @@
             </w:pPr>
             <w:r>
               <w:rPr>
-                <w:rFonts w:ascii="Times New Roman" w:hAnsi="Times New Roman" w:eastAsia="Consolas" w:cs="Times New Roman"/>
-                <w:sz w:val="28"/>
-                <w:color w:val="000000"/>
+                <w:rFonts w:ascii="Consolas" w:hAnsi="Consolas" w:eastAsia="Consolas" w:cs="Consolas"/>
+                <w:sz w:val="20"/>
+                <w:szCs w:val="20"/>
+                <w:color w:val="1A1A1A"/>
               </w:rPr>
               <w:t xml:space="preserve">        set</w:t>
             </w:r>
@@ -4710,9 +5096,10 @@
             </w:pPr>
             <w:r>
               <w:rPr>
-                <w:rFonts w:ascii="Times New Roman" w:hAnsi="Times New Roman" w:eastAsia="Consolas" w:cs="Times New Roman"/>
-                <w:sz w:val="28"/>
-                <w:color w:val="000000"/>
+                <w:rFonts w:ascii="Consolas" w:hAnsi="Consolas" w:eastAsia="Consolas" w:cs="Consolas"/>
+                <w:sz w:val="20"/>
+                <w:szCs w:val="20"/>
+                <w:color w:val="1A1A1A"/>
               </w:rPr>
               <w:t xml:space="preserve">        {</w:t>
             </w:r>
@@ -4723,9 +5110,10 @@
             </w:pPr>
             <w:r>
               <w:rPr>
-                <w:rFonts w:ascii="Times New Roman" w:hAnsi="Times New Roman" w:eastAsia="Consolas" w:cs="Times New Roman"/>
-                <w:sz w:val="28"/>
-                <w:color w:val="000000"/>
+                <w:rFonts w:ascii="Consolas" w:hAnsi="Consolas" w:eastAsia="Consolas" w:cs="Consolas"/>
+                <w:sz w:val="20"/>
+                <w:szCs w:val="20"/>
+                <w:color w:val="1A1A1A"/>
               </w:rPr>
               <w:t xml:space="preserve">            if (value &lt;= 0)</w:t>
             </w:r>
@@ -4736,9 +5124,10 @@
             </w:pPr>
             <w:r>
               <w:rPr>
-                <w:rFonts w:ascii="Times New Roman" w:hAnsi="Times New Roman" w:eastAsia="Consolas" w:cs="Times New Roman"/>
-                <w:sz w:val="28"/>
-                <w:color w:val="000000"/>
+                <w:rFonts w:ascii="Consolas" w:hAnsi="Consolas" w:eastAsia="Consolas" w:cs="Consolas"/>
+                <w:sz w:val="20"/>
+                <w:szCs w:val="20"/>
+                <w:color w:val="1A1A1A"/>
               </w:rPr>
               <w:t xml:space="preserve">            {</w:t>
             </w:r>
@@ -4749,9 +5138,10 @@
             </w:pPr>
             <w:r>
               <w:rPr>
-                <w:rFonts w:ascii="Times New Roman" w:hAnsi="Times New Roman" w:eastAsia="Consolas" w:cs="Times New Roman"/>
-                <w:sz w:val="28"/>
-                <w:color w:val="000000"/>
+                <w:rFonts w:ascii="Consolas" w:hAnsi="Consolas" w:eastAsia="Consolas" w:cs="Consolas"/>
+                <w:sz w:val="20"/>
+                <w:szCs w:val="20"/>
+                <w:color w:val="1A1A1A"/>
               </w:rPr>
               <w:t xml:space="preserve">                throw new InvalidShapeDimensionException("Висота прямокутника", value);</w:t>
             </w:r>
@@ -4762,9 +5152,10 @@
             </w:pPr>
             <w:r>
               <w:rPr>
-                <w:rFonts w:ascii="Times New Roman" w:hAnsi="Times New Roman" w:eastAsia="Consolas" w:cs="Times New Roman"/>
-                <w:sz w:val="28"/>
-                <w:color w:val="000000"/>
+                <w:rFonts w:ascii="Consolas" w:hAnsi="Consolas" w:eastAsia="Consolas" w:cs="Consolas"/>
+                <w:sz w:val="20"/>
+                <w:szCs w:val="20"/>
+                <w:color w:val="1A1A1A"/>
               </w:rPr>
               <w:t xml:space="preserve">            }</w:t>
             </w:r>
@@ -4775,9 +5166,10 @@
             </w:pPr>
             <w:r>
               <w:rPr>
-                <w:rFonts w:ascii="Times New Roman" w:hAnsi="Times New Roman" w:eastAsia="Consolas" w:cs="Times New Roman"/>
-                <w:sz w:val="28"/>
-                <w:color w:val="000000"/>
+                <w:rFonts w:ascii="Consolas" w:hAnsi="Consolas" w:eastAsia="Consolas" w:cs="Consolas"/>
+                <w:sz w:val="20"/>
+                <w:szCs w:val="20"/>
+                <w:color w:val="1A1A1A"/>
               </w:rPr>
               <w:t xml:space="preserve">            _height = value;</w:t>
             </w:r>
@@ -4788,9 +5180,10 @@
             </w:pPr>
             <w:r>
               <w:rPr>
-                <w:rFonts w:ascii="Times New Roman" w:hAnsi="Times New Roman" w:eastAsia="Consolas" w:cs="Times New Roman"/>
-                <w:sz w:val="28"/>
-                <w:color w:val="000000"/>
+                <w:rFonts w:ascii="Consolas" w:hAnsi="Consolas" w:eastAsia="Consolas" w:cs="Consolas"/>
+                <w:sz w:val="20"/>
+                <w:szCs w:val="20"/>
+                <w:color w:val="1A1A1A"/>
               </w:rPr>
               <w:t xml:space="preserve">        }</w:t>
             </w:r>
@@ -4801,9 +5194,10 @@
             </w:pPr>
             <w:r>
               <w:rPr>
-                <w:rFonts w:ascii="Times New Roman" w:hAnsi="Times New Roman" w:eastAsia="Consolas" w:cs="Times New Roman"/>
-                <w:sz w:val="28"/>
-                <w:color w:val="000000"/>
+                <w:rFonts w:ascii="Consolas" w:hAnsi="Consolas" w:eastAsia="Consolas" w:cs="Consolas"/>
+                <w:sz w:val="20"/>
+                <w:szCs w:val="20"/>
+                <w:color w:val="1A1A1A"/>
               </w:rPr>
               <w:t xml:space="preserve">    }</w:t>
             </w:r>
@@ -4814,9 +5208,10 @@
             </w:pPr>
             <w:r>
               <w:rPr>
-                <w:rFonts w:ascii="Times New Roman" w:hAnsi="Times New Roman" w:eastAsia="Consolas" w:cs="Times New Roman"/>
-                <w:sz w:val="28"/>
-                <w:color w:val="000000"/>
+                <w:rFonts w:ascii="Consolas" w:hAnsi="Consolas" w:eastAsia="Consolas" w:cs="Consolas"/>
+                <w:sz w:val="20"/>
+                <w:szCs w:val="20"/>
+                <w:color w:val="1A1A1A"/>
               </w:rPr>
               <w:t xml:space="preserve"/>
             </w:r>
@@ -4827,9 +5222,10 @@
             </w:pPr>
             <w:r>
               <w:rPr>
-                <w:rFonts w:ascii="Times New Roman" w:hAnsi="Times New Roman" w:eastAsia="Consolas" w:cs="Times New Roman"/>
-                <w:sz w:val="28"/>
-                <w:color w:val="000000"/>
+                <w:rFonts w:ascii="Consolas" w:hAnsi="Consolas" w:eastAsia="Consolas" w:cs="Consolas"/>
+                <w:sz w:val="20"/>
+                <w:szCs w:val="20"/>
+                <w:color w:val="1A1A1A"/>
               </w:rPr>
               <w:t xml:space="preserve">    public Rectangle(double width, double height) : base("Прямокутник")</w:t>
             </w:r>
@@ -4840,9 +5236,10 @@
             </w:pPr>
             <w:r>
               <w:rPr>
-                <w:rFonts w:ascii="Times New Roman" w:hAnsi="Times New Roman" w:eastAsia="Consolas" w:cs="Times New Roman"/>
-                <w:sz w:val="28"/>
-                <w:color w:val="000000"/>
+                <w:rFonts w:ascii="Consolas" w:hAnsi="Consolas" w:eastAsia="Consolas" w:cs="Consolas"/>
+                <w:sz w:val="20"/>
+                <w:szCs w:val="20"/>
+                <w:color w:val="1A1A1A"/>
               </w:rPr>
               <w:t xml:space="preserve">    {</w:t>
             </w:r>
@@ -4853,9 +5250,10 @@
             </w:pPr>
             <w:r>
               <w:rPr>
-                <w:rFonts w:ascii="Times New Roman" w:hAnsi="Times New Roman" w:eastAsia="Consolas" w:cs="Times New Roman"/>
-                <w:sz w:val="28"/>
-                <w:color w:val="000000"/>
+                <w:rFonts w:ascii="Consolas" w:hAnsi="Consolas" w:eastAsia="Consolas" w:cs="Consolas"/>
+                <w:sz w:val="20"/>
+                <w:szCs w:val="20"/>
+                <w:color w:val="1A1A1A"/>
               </w:rPr>
               <w:t xml:space="preserve">        Width = width;</w:t>
             </w:r>
@@ -4866,9 +5264,10 @@
             </w:pPr>
             <w:r>
               <w:rPr>
-                <w:rFonts w:ascii="Times New Roman" w:hAnsi="Times New Roman" w:eastAsia="Consolas" w:cs="Times New Roman"/>
-                <w:sz w:val="28"/>
-                <w:color w:val="000000"/>
+                <w:rFonts w:ascii="Consolas" w:hAnsi="Consolas" w:eastAsia="Consolas" w:cs="Consolas"/>
+                <w:sz w:val="20"/>
+                <w:szCs w:val="20"/>
+                <w:color w:val="1A1A1A"/>
               </w:rPr>
               <w:t xml:space="preserve">        Height = height;</w:t>
             </w:r>
@@ -4879,9 +5278,10 @@
             </w:pPr>
             <w:r>
               <w:rPr>
-                <w:rFonts w:ascii="Times New Roman" w:hAnsi="Times New Roman" w:eastAsia="Consolas" w:cs="Times New Roman"/>
-                <w:sz w:val="28"/>
-                <w:color w:val="000000"/>
+                <w:rFonts w:ascii="Consolas" w:hAnsi="Consolas" w:eastAsia="Consolas" w:cs="Consolas"/>
+                <w:sz w:val="20"/>
+                <w:szCs w:val="20"/>
+                <w:color w:val="1A1A1A"/>
               </w:rPr>
               <w:t xml:space="preserve">    }</w:t>
             </w:r>
@@ -4892,9 +5292,10 @@
             </w:pPr>
             <w:r>
               <w:rPr>
-                <w:rFonts w:ascii="Times New Roman" w:hAnsi="Times New Roman" w:eastAsia="Consolas" w:cs="Times New Roman"/>
-                <w:sz w:val="28"/>
-                <w:color w:val="000000"/>
+                <w:rFonts w:ascii="Consolas" w:hAnsi="Consolas" w:eastAsia="Consolas" w:cs="Consolas"/>
+                <w:sz w:val="20"/>
+                <w:szCs w:val="20"/>
+                <w:color w:val="1A1A1A"/>
               </w:rPr>
               <w:t xml:space="preserve"/>
             </w:r>
@@ -4905,9 +5306,10 @@
             </w:pPr>
             <w:r>
               <w:rPr>
-                <w:rFonts w:ascii="Times New Roman" w:hAnsi="Times New Roman" w:eastAsia="Consolas" w:cs="Times New Roman"/>
-                <w:sz w:val="28"/>
-                <w:color w:val="000000"/>
+                <w:rFonts w:ascii="Consolas" w:hAnsi="Consolas" w:eastAsia="Consolas" w:cs="Consolas"/>
+                <w:sz w:val="20"/>
+                <w:szCs w:val="20"/>
+                <w:color w:val="1A1A1A"/>
               </w:rPr>
               <w:t xml:space="preserve">    public Rectangle(double side) : base("Квадрат")</w:t>
             </w:r>
@@ -4918,9 +5320,10 @@
             </w:pPr>
             <w:r>
               <w:rPr>
-                <w:rFonts w:ascii="Times New Roman" w:hAnsi="Times New Roman" w:eastAsia="Consolas" w:cs="Times New Roman"/>
-                <w:sz w:val="28"/>
-                <w:color w:val="000000"/>
+                <w:rFonts w:ascii="Consolas" w:hAnsi="Consolas" w:eastAsia="Consolas" w:cs="Consolas"/>
+                <w:sz w:val="20"/>
+                <w:szCs w:val="20"/>
+                <w:color w:val="1A1A1A"/>
               </w:rPr>
               <w:t xml:space="preserve">    {</w:t>
             </w:r>
@@ -4931,9 +5334,10 @@
             </w:pPr>
             <w:r>
               <w:rPr>
-                <w:rFonts w:ascii="Times New Roman" w:hAnsi="Times New Roman" w:eastAsia="Consolas" w:cs="Times New Roman"/>
-                <w:sz w:val="28"/>
-                <w:color w:val="000000"/>
+                <w:rFonts w:ascii="Consolas" w:hAnsi="Consolas" w:eastAsia="Consolas" w:cs="Consolas"/>
+                <w:sz w:val="20"/>
+                <w:szCs w:val="20"/>
+                <w:color w:val="1A1A1A"/>
               </w:rPr>
               <w:t xml:space="preserve">        Width = side;</w:t>
             </w:r>
@@ -4944,9 +5348,10 @@
             </w:pPr>
             <w:r>
               <w:rPr>
-                <w:rFonts w:ascii="Times New Roman" w:hAnsi="Times New Roman" w:eastAsia="Consolas" w:cs="Times New Roman"/>
-                <w:sz w:val="28"/>
-                <w:color w:val="000000"/>
+                <w:rFonts w:ascii="Consolas" w:hAnsi="Consolas" w:eastAsia="Consolas" w:cs="Consolas"/>
+                <w:sz w:val="20"/>
+                <w:szCs w:val="20"/>
+                <w:color w:val="1A1A1A"/>
               </w:rPr>
               <w:t xml:space="preserve">        Height = side;</w:t>
             </w:r>
@@ -4957,9 +5362,10 @@
             </w:pPr>
             <w:r>
               <w:rPr>
-                <w:rFonts w:ascii="Times New Roman" w:hAnsi="Times New Roman" w:eastAsia="Consolas" w:cs="Times New Roman"/>
-                <w:sz w:val="28"/>
-                <w:color w:val="000000"/>
+                <w:rFonts w:ascii="Consolas" w:hAnsi="Consolas" w:eastAsia="Consolas" w:cs="Consolas"/>
+                <w:sz w:val="20"/>
+                <w:szCs w:val="20"/>
+                <w:color w:val="1A1A1A"/>
               </w:rPr>
               <w:t xml:space="preserve">    }</w:t>
             </w:r>
@@ -4970,9 +5376,10 @@
             </w:pPr>
             <w:r>
               <w:rPr>
-                <w:rFonts w:ascii="Times New Roman" w:hAnsi="Times New Roman" w:eastAsia="Consolas" w:cs="Times New Roman"/>
-                <w:sz w:val="28"/>
-                <w:color w:val="000000"/>
+                <w:rFonts w:ascii="Consolas" w:hAnsi="Consolas" w:eastAsia="Consolas" w:cs="Consolas"/>
+                <w:sz w:val="20"/>
+                <w:szCs w:val="20"/>
+                <w:color w:val="1A1A1A"/>
               </w:rPr>
               <w:t xml:space="preserve"/>
             </w:r>
@@ -4983,9 +5390,10 @@
             </w:pPr>
             <w:r>
               <w:rPr>
-                <w:rFonts w:ascii="Times New Roman" w:hAnsi="Times New Roman" w:eastAsia="Consolas" w:cs="Times New Roman"/>
-                <w:sz w:val="28"/>
-                <w:color w:val="000000"/>
+                <w:rFonts w:ascii="Consolas" w:hAnsi="Consolas" w:eastAsia="Consolas" w:cs="Consolas"/>
+                <w:sz w:val="20"/>
+                <w:szCs w:val="20"/>
+                <w:color w:val="1A1A1A"/>
               </w:rPr>
               <w:t xml:space="preserve">    public Rectangle(string name, double width, double height) : base(name)</w:t>
             </w:r>
@@ -4996,9 +5404,10 @@
             </w:pPr>
             <w:r>
               <w:rPr>
-                <w:rFonts w:ascii="Times New Roman" w:hAnsi="Times New Roman" w:eastAsia="Consolas" w:cs="Times New Roman"/>
-                <w:sz w:val="28"/>
-                <w:color w:val="000000"/>
+                <w:rFonts w:ascii="Consolas" w:hAnsi="Consolas" w:eastAsia="Consolas" w:cs="Consolas"/>
+                <w:sz w:val="20"/>
+                <w:szCs w:val="20"/>
+                <w:color w:val="1A1A1A"/>
               </w:rPr>
               <w:t xml:space="preserve">    {</w:t>
             </w:r>
@@ -5009,9 +5418,10 @@
             </w:pPr>
             <w:r>
               <w:rPr>
-                <w:rFonts w:ascii="Times New Roman" w:hAnsi="Times New Roman" w:eastAsia="Consolas" w:cs="Times New Roman"/>
-                <w:sz w:val="28"/>
-                <w:color w:val="000000"/>
+                <w:rFonts w:ascii="Consolas" w:hAnsi="Consolas" w:eastAsia="Consolas" w:cs="Consolas"/>
+                <w:sz w:val="20"/>
+                <w:szCs w:val="20"/>
+                <w:color w:val="1A1A1A"/>
               </w:rPr>
               <w:t xml:space="preserve">        Width = width;</w:t>
             </w:r>
@@ -5022,9 +5432,10 @@
             </w:pPr>
             <w:r>
               <w:rPr>
-                <w:rFonts w:ascii="Times New Roman" w:hAnsi="Times New Roman" w:eastAsia="Consolas" w:cs="Times New Roman"/>
-                <w:sz w:val="28"/>
-                <w:color w:val="000000"/>
+                <w:rFonts w:ascii="Consolas" w:hAnsi="Consolas" w:eastAsia="Consolas" w:cs="Consolas"/>
+                <w:sz w:val="20"/>
+                <w:szCs w:val="20"/>
+                <w:color w:val="1A1A1A"/>
               </w:rPr>
               <w:t xml:space="preserve">        Height = height;</w:t>
             </w:r>
@@ -5035,9 +5446,10 @@
             </w:pPr>
             <w:r>
               <w:rPr>
-                <w:rFonts w:ascii="Times New Roman" w:hAnsi="Times New Roman" w:eastAsia="Consolas" w:cs="Times New Roman"/>
-                <w:sz w:val="28"/>
-                <w:color w:val="000000"/>
+                <w:rFonts w:ascii="Consolas" w:hAnsi="Consolas" w:eastAsia="Consolas" w:cs="Consolas"/>
+                <w:sz w:val="20"/>
+                <w:szCs w:val="20"/>
+                <w:color w:val="1A1A1A"/>
               </w:rPr>
               <w:t xml:space="preserve">    }</w:t>
             </w:r>
@@ -5048,9 +5460,10 @@
             </w:pPr>
             <w:r>
               <w:rPr>
-                <w:rFonts w:ascii="Times New Roman" w:hAnsi="Times New Roman" w:eastAsia="Consolas" w:cs="Times New Roman"/>
-                <w:sz w:val="28"/>
-                <w:color w:val="000000"/>
+                <w:rFonts w:ascii="Consolas" w:hAnsi="Consolas" w:eastAsia="Consolas" w:cs="Consolas"/>
+                <w:sz w:val="20"/>
+                <w:szCs w:val="20"/>
+                <w:color w:val="1A1A1A"/>
               </w:rPr>
               <w:t xml:space="preserve"/>
             </w:r>
@@ -5061,9 +5474,10 @@
             </w:pPr>
             <w:r>
               <w:rPr>
-                <w:rFonts w:ascii="Times New Roman" w:hAnsi="Times New Roman" w:eastAsia="Consolas" w:cs="Times New Roman"/>
-                <w:sz w:val="28"/>
-                <w:color w:val="000000"/>
+                <w:rFonts w:ascii="Consolas" w:hAnsi="Consolas" w:eastAsia="Consolas" w:cs="Consolas"/>
+                <w:sz w:val="20"/>
+                <w:szCs w:val="20"/>
+                <w:color w:val="1A1A1A"/>
               </w:rPr>
               <w:t xml:space="preserve">    public override double GetArea() =&gt; Width * Height;</w:t>
             </w:r>
@@ -5074,9 +5488,10 @@
             </w:pPr>
             <w:r>
               <w:rPr>
-                <w:rFonts w:ascii="Times New Roman" w:hAnsi="Times New Roman" w:eastAsia="Consolas" w:cs="Times New Roman"/>
-                <w:sz w:val="28"/>
-                <w:color w:val="000000"/>
+                <w:rFonts w:ascii="Consolas" w:hAnsi="Consolas" w:eastAsia="Consolas" w:cs="Consolas"/>
+                <w:sz w:val="20"/>
+                <w:szCs w:val="20"/>
+                <w:color w:val="1A1A1A"/>
               </w:rPr>
               <w:t xml:space="preserve">    public override double GetPerimeter() =&gt; 2 * (Width + Height);</w:t>
             </w:r>
@@ -5087,9 +5502,10 @@
             </w:pPr>
             <w:r>
               <w:rPr>
-                <w:rFonts w:ascii="Times New Roman" w:hAnsi="Times New Roman" w:eastAsia="Consolas" w:cs="Times New Roman"/>
-                <w:sz w:val="28"/>
-                <w:color w:val="000000"/>
+                <w:rFonts w:ascii="Consolas" w:hAnsi="Consolas" w:eastAsia="Consolas" w:cs="Consolas"/>
+                <w:sz w:val="20"/>
+                <w:szCs w:val="20"/>
+                <w:color w:val="1A1A1A"/>
               </w:rPr>
               <w:t xml:space="preserve"/>
             </w:r>
@@ -5100,9 +5516,10 @@
             </w:pPr>
             <w:r>
               <w:rPr>
-                <w:rFonts w:ascii="Times New Roman" w:hAnsi="Times New Roman" w:eastAsia="Consolas" w:cs="Times New Roman"/>
-                <w:sz w:val="28"/>
-                <w:color w:val="000000"/>
+                <w:rFonts w:ascii="Consolas" w:hAnsi="Consolas" w:eastAsia="Consolas" w:cs="Consolas"/>
+                <w:sz w:val="20"/>
+                <w:szCs w:val="20"/>
+                <w:color w:val="1A1A1A"/>
               </w:rPr>
               <w:t xml:space="preserve">    public override void PrintInfo()</w:t>
             </w:r>
@@ -5113,9 +5530,10 @@
             </w:pPr>
             <w:r>
               <w:rPr>
-                <w:rFonts w:ascii="Times New Roman" w:hAnsi="Times New Roman" w:eastAsia="Consolas" w:cs="Times New Roman"/>
-                <w:sz w:val="28"/>
-                <w:color w:val="000000"/>
+                <w:rFonts w:ascii="Consolas" w:hAnsi="Consolas" w:eastAsia="Consolas" w:cs="Consolas"/>
+                <w:sz w:val="20"/>
+                <w:szCs w:val="20"/>
+                <w:color w:val="1A1A1A"/>
               </w:rPr>
               <w:t xml:space="preserve">    {</w:t>
             </w:r>
@@ -5126,22 +5544,24 @@
             </w:pPr>
             <w:r>
               <w:rPr>
-                <w:rFonts w:ascii="Times New Roman" w:hAnsi="Times New Roman" w:eastAsia="Consolas" w:cs="Times New Roman"/>
-                <w:sz w:val="28"/>
-                <w:color w:val="000000"/>
-              </w:rPr>
-              <w:t xml:space="preserve">        Console.WriteLine($"[Прямокутник] Назва: {Name,-10} | {Width:F2} x {Height:F2,-5} | Площа: {GetArea(),8:F2} | Периметр: {GetPerimeter(),8:F2}");</w:t>
-            </w:r>
-          </w:p>
-          <w:p>
-            <w:pPr>
-              <w:spacing w:before="0" w:after="0" w:line="220" w:lineRule="auto"/>
-            </w:pPr>
-            <w:r>
-              <w:rPr>
-                <w:rFonts w:ascii="Times New Roman" w:hAnsi="Times New Roman" w:eastAsia="Consolas" w:cs="Times New Roman"/>
-                <w:sz w:val="28"/>
-                <w:color w:val="000000"/>
+                <w:rFonts w:ascii="Consolas" w:hAnsi="Consolas" w:eastAsia="Consolas" w:cs="Consolas"/>
+                <w:sz w:val="20"/>
+                <w:szCs w:val="20"/>
+                <w:color w:val="1A1A1A"/>
+              </w:rPr>
+              <w:t xml:space="preserve">        Console.​WriteLine($"[Прямокутник] Назва: {Name,-​10} | {Width:F2} x {Height:F2,-​5} | Площа: {GetArea(),8:F2} | Периметр: {GetPerimeter(),8:F2}");</w:t>
+            </w:r>
+          </w:p>
+          <w:p>
+            <w:pPr>
+              <w:spacing w:before="0" w:after="0" w:line="220" w:lineRule="auto"/>
+            </w:pPr>
+            <w:r>
+              <w:rPr>
+                <w:rFonts w:ascii="Consolas" w:hAnsi="Consolas" w:eastAsia="Consolas" w:cs="Consolas"/>
+                <w:sz w:val="20"/>
+                <w:szCs w:val="20"/>
+                <w:color w:val="1A1A1A"/>
               </w:rPr>
               <w:t xml:space="preserve">    }</w:t>
             </w:r>
@@ -5152,9 +5572,10 @@
             </w:pPr>
             <w:r>
               <w:rPr>
-                <w:rFonts w:ascii="Times New Roman" w:hAnsi="Times New Roman" w:eastAsia="Consolas" w:cs="Times New Roman"/>
-                <w:sz w:val="28"/>
-                <w:color w:val="000000"/>
+                <w:rFonts w:ascii="Consolas" w:hAnsi="Consolas" w:eastAsia="Consolas" w:cs="Consolas"/>
+                <w:sz w:val="20"/>
+                <w:szCs w:val="20"/>
+                <w:color w:val="1A1A1A"/>
               </w:rPr>
               <w:t xml:space="preserve">}</w:t>
             </w:r>
@@ -5176,15 +5597,16 @@
           <w:rFonts w:ascii="Times New Roman" w:hAnsi="Times New Roman" w:cs="Times New Roman"/>
           <w:b/>
           <w:sz w:val="28"/>
+          <w:szCs w:val="28"/>
           <w:color w:val="000000"/>
         </w:rPr>
         <w:t xml:space="preserve">4.5. Головна програма (</w:t>
       </w:r>
       <w:r>
         <w:rPr>
-          <w:rFonts w:ascii="Times New Roman" w:hAnsi="Times New Roman"/>
-          <w:sz w:val="28"/>
-          <w:color w:val="000000"/>
+          <w:rFonts w:ascii="Consolas" w:hAnsi="Consolas" w:cs="Consolas"/>
+          <w:sz w:val="28"/>
+          <w:color w:val="1A1A1A"/>
         </w:rPr>
         <w:t xml:space="preserve">Program.cs</w:t>
       </w:r>
@@ -5193,6 +5615,7 @@
           <w:rFonts w:ascii="Times New Roman" w:hAnsi="Times New Roman" w:cs="Times New Roman"/>
           <w:b/>
           <w:sz w:val="28"/>
+          <w:szCs w:val="28"/>
           <w:color w:val="000000"/>
         </w:rPr>
         <w:t xml:space="preserve">)</w:t>
@@ -5212,15 +5635,16 @@
           <w:rFonts w:ascii="Times New Roman" w:hAnsi="Times New Roman" w:cs="Times New Roman"/>
           <w:i/>
           <w:sz w:val="28"/>
+          <w:szCs w:val="28"/>
           <w:color w:val="000000"/>
         </w:rPr>
         <w:t xml:space="preserve">(Повний код дивіться у репозиторії в файлі </w:t>
       </w:r>
       <w:r>
         <w:rPr>
-          <w:rFonts w:ascii="Times New Roman" w:hAnsi="Times New Roman"/>
-          <w:sz w:val="28"/>
-          <w:color w:val="000000"/>
+          <w:rFonts w:ascii="Consolas" w:hAnsi="Consolas" w:cs="Consolas"/>
+          <w:sz w:val="28"/>
+          <w:color w:val="1A1A1A"/>
         </w:rPr>
         <w:t xml:space="preserve">02-oop-exceptions/Program.cs</w:t>
       </w:r>
@@ -5229,6 +5653,7 @@
           <w:rFonts w:ascii="Times New Roman" w:hAnsi="Times New Roman" w:cs="Times New Roman"/>
           <w:i/>
           <w:sz w:val="28"/>
+          <w:szCs w:val="28"/>
           <w:color w:val="000000"/>
         </w:rPr>
         <w:t xml:space="preserve">)</w:t>
@@ -5237,6 +5662,7 @@
         <w:rPr>
           <w:rFonts w:ascii="Times New Roman" w:hAnsi="Times New Roman" w:cs="Times New Roman"/>
           <w:sz w:val="28"/>
+          <w:szCs w:val="28"/>
           <w:color w:val="000000"/>
         </w:rPr>
         <w:t xml:space="preserve">.</w:t>
@@ -5264,6 +5690,7 @@
           <w:rFonts w:ascii="Times New Roman" w:hAnsi="Times New Roman" w:cs="Times New Roman"/>
           <w:b/>
           <w:sz w:val="28"/>
+          <w:szCs w:val="28"/>
           <w:color w:val="000000"/>
         </w:rPr>
         <w:t xml:space="preserve">5. Приклади роботи програми (Консольний вивід)</w:t>
@@ -5283,6 +5710,7 @@
           <w:rFonts w:ascii="Times New Roman" w:hAnsi="Times New Roman" w:cs="Times New Roman"/>
           <w:b/>
           <w:sz w:val="28"/>
+          <w:szCs w:val="28"/>
           <w:color w:val="000000"/>
         </w:rPr>
         <w:t xml:space="preserve">5.1. Поліморфне виведення фігур різного типу</w:t>
@@ -5290,23 +5718,31 @@
     </w:p>
     <w:tbl>
       <w:tblPr>
-        <w:tblW w:w="5000" w:type="pct"/>
+        <w:tblW w:w="9638" w:type="dxa"/>
+        <w:tblLayout w:type="fixed"/>
         <w:tblBorders>
-          <w:top w:val="single" w:color="CCCCCC" w:sz="4"/>
-          <w:bottom w:val="single" w:color="CCCCCC" w:sz="4"/>
-          <w:left w:val="single" w:color="003366" w:sz="12"/>
-          <w:right w:val="single" w:color="CCCCCC" w:sz="4"/>
+          <w:top w:val="single" w:color="D0D5DD" w:sz="4"/>
+          <w:bottom w:val="single" w:color="D0D5DD" w:sz="4"/>
+          <w:left w:val="single" w:color="003366" w:sz="16"/>
+          <w:right w:val="single" w:color="D0D5DD" w:sz="4"/>
         </w:tblBorders>
         <w:tblCellMar>
-          <w:top w:w="120"/>
-          <w:bottom w:w="120"/>
-          <w:left w:w="180"/>
-          <w:right w:w="180"/>
+          <w:top w:w="100"/>
+          <w:bottom w:w="100"/>
+          <w:left w:w="160"/>
+          <w:right w:w="160"/>
         </w:tblCellMar>
       </w:tblPr>
+      <w:tblGrid>
+        <w:gridCol w:w="9638"/>
+      </w:tblGrid>
       <w:tr>
+        <w:trPr>
+          <w:cantSplit/>
+        </w:trPr>
         <w:tc>
           <w:tcPr>
+            <w:tcW w:w="9638" w:type="dxa"/>
             <w:shd w:val="clear" w:color="auto" w:fill="F8F9FA"/>
           </w:tcPr>
           <w:p>
@@ -5315,9 +5751,10 @@
             </w:pPr>
             <w:r>
               <w:rPr>
-                <w:rFonts w:ascii="Times New Roman" w:hAnsi="Times New Roman" w:eastAsia="Consolas" w:cs="Times New Roman"/>
-                <w:sz w:val="28"/>
-                <w:color w:val="000000"/>
+                <w:rFonts w:ascii="Consolas" w:hAnsi="Consolas" w:eastAsia="Consolas" w:cs="Consolas"/>
+                <w:sz w:val="20"/>
+                <w:szCs w:val="20"/>
+                <w:color w:val="1A1A1A"/>
               </w:rPr>
               <w:t xml:space="preserve">=======================================================</w:t>
             </w:r>
@@ -5328,9 +5765,10 @@
             </w:pPr>
             <w:r>
               <w:rPr>
-                <w:rFonts w:ascii="Times New Roman" w:hAnsi="Times New Roman" w:eastAsia="Consolas" w:cs="Times New Roman"/>
-                <w:sz w:val="28"/>
-                <w:color w:val="000000"/>
+                <w:rFonts w:ascii="Consolas" w:hAnsi="Consolas" w:eastAsia="Consolas" w:cs="Consolas"/>
+                <w:sz w:val="20"/>
+                <w:szCs w:val="20"/>
+                <w:color w:val="1A1A1A"/>
               </w:rPr>
               <w:t xml:space="preserve">    Практична робота №2 | Варіант 1 (№17 у списку)   </w:t>
             </w:r>
@@ -5341,9 +5779,10 @@
             </w:pPr>
             <w:r>
               <w:rPr>
-                <w:rFonts w:ascii="Times New Roman" w:hAnsi="Times New Roman" w:eastAsia="Consolas" w:cs="Times New Roman"/>
-                <w:sz w:val="28"/>
-                <w:color w:val="000000"/>
+                <w:rFonts w:ascii="Consolas" w:hAnsi="Consolas" w:eastAsia="Consolas" w:cs="Consolas"/>
+                <w:sz w:val="20"/>
+                <w:szCs w:val="20"/>
+                <w:color w:val="1A1A1A"/>
               </w:rPr>
               <w:t xml:space="preserve">         Геометричні фігури (ООП та виключення)        </w:t>
             </w:r>
@@ -5354,9 +5793,10 @@
             </w:pPr>
             <w:r>
               <w:rPr>
-                <w:rFonts w:ascii="Times New Roman" w:hAnsi="Times New Roman" w:eastAsia="Consolas" w:cs="Times New Roman"/>
-                <w:sz w:val="28"/>
-                <w:color w:val="000000"/>
+                <w:rFonts w:ascii="Consolas" w:hAnsi="Consolas" w:eastAsia="Consolas" w:cs="Consolas"/>
+                <w:sz w:val="20"/>
+                <w:szCs w:val="20"/>
+                <w:color w:val="1A1A1A"/>
               </w:rPr>
               <w:t xml:space="preserve">=======================================================</w:t>
             </w:r>
@@ -5367,9 +5807,10 @@
             </w:pPr>
             <w:r>
               <w:rPr>
-                <w:rFonts w:ascii="Times New Roman" w:hAnsi="Times New Roman" w:eastAsia="Consolas" w:cs="Times New Roman"/>
-                <w:sz w:val="28"/>
-                <w:color w:val="000000"/>
+                <w:rFonts w:ascii="Consolas" w:hAnsi="Consolas" w:eastAsia="Consolas" w:cs="Consolas"/>
+                <w:sz w:val="20"/>
+                <w:szCs w:val="20"/>
+                <w:color w:val="1A1A1A"/>
               </w:rPr>
               <w:t xml:space="preserve">1. Додати фігуру (коло або прямокутник)</w:t>
             </w:r>
@@ -5380,9 +5821,10 @@
             </w:pPr>
             <w:r>
               <w:rPr>
-                <w:rFonts w:ascii="Times New Roman" w:hAnsi="Times New Roman" w:eastAsia="Consolas" w:cs="Times New Roman"/>
-                <w:sz w:val="28"/>
-                <w:color w:val="000000"/>
+                <w:rFonts w:ascii="Consolas" w:hAnsi="Consolas" w:eastAsia="Consolas" w:cs="Consolas"/>
+                <w:sz w:val="20"/>
+                <w:szCs w:val="20"/>
+                <w:color w:val="1A1A1A"/>
               </w:rPr>
               <w:t xml:space="preserve">2. Показати всі фігури колекції (поліморфний вивід)</w:t>
             </w:r>
@@ -5393,9 +5835,10 @@
             </w:pPr>
             <w:r>
               <w:rPr>
-                <w:rFonts w:ascii="Times New Roman" w:hAnsi="Times New Roman" w:eastAsia="Consolas" w:cs="Times New Roman"/>
-                <w:sz w:val="28"/>
-                <w:color w:val="000000"/>
+                <w:rFonts w:ascii="Consolas" w:hAnsi="Consolas" w:eastAsia="Consolas" w:cs="Consolas"/>
+                <w:sz w:val="20"/>
+                <w:szCs w:val="20"/>
+                <w:color w:val="1A1A1A"/>
               </w:rPr>
               <w:t xml:space="preserve">3. Відсортувати фігури за площею (IComparable&lt;Shape&gt;)</w:t>
             </w:r>
@@ -5406,9 +5849,10 @@
             </w:pPr>
             <w:r>
               <w:rPr>
-                <w:rFonts w:ascii="Times New Roman" w:hAnsi="Times New Roman" w:eastAsia="Consolas" w:cs="Times New Roman"/>
-                <w:sz w:val="28"/>
-                <w:color w:val="000000"/>
+                <w:rFonts w:ascii="Consolas" w:hAnsi="Consolas" w:eastAsia="Consolas" w:cs="Consolas"/>
+                <w:sz w:val="20"/>
+                <w:szCs w:val="20"/>
+                <w:color w:val="1A1A1A"/>
               </w:rPr>
               <w:t xml:space="preserve">4. Показати сумарну площу та сумарний периметр</w:t>
             </w:r>
@@ -5419,9 +5863,10 @@
             </w:pPr>
             <w:r>
               <w:rPr>
-                <w:rFonts w:ascii="Times New Roman" w:hAnsi="Times New Roman" w:eastAsia="Consolas" w:cs="Times New Roman"/>
-                <w:sz w:val="28"/>
-                <w:color w:val="000000"/>
+                <w:rFonts w:ascii="Consolas" w:hAnsi="Consolas" w:eastAsia="Consolas" w:cs="Consolas"/>
+                <w:sz w:val="20"/>
+                <w:szCs w:val="20"/>
+                <w:color w:val="1A1A1A"/>
               </w:rPr>
               <w:t xml:space="preserve">5. Фільтрувати фігури за типом (pattern matching 'is')</w:t>
             </w:r>
@@ -5432,9 +5877,10 @@
             </w:pPr>
             <w:r>
               <w:rPr>
-                <w:rFonts w:ascii="Times New Roman" w:hAnsi="Times New Roman" w:eastAsia="Consolas" w:cs="Times New Roman"/>
-                <w:sz w:val="28"/>
-                <w:color w:val="000000"/>
+                <w:rFonts w:ascii="Consolas" w:hAnsi="Consolas" w:eastAsia="Consolas" w:cs="Consolas"/>
+                <w:sz w:val="20"/>
+                <w:szCs w:val="20"/>
+                <w:color w:val="1A1A1A"/>
               </w:rPr>
               <w:t xml:space="preserve">6. Продемонструвати обробку винятку InvalidShapeDimensionException</w:t>
             </w:r>
@@ -5445,9 +5891,10 @@
             </w:pPr>
             <w:r>
               <w:rPr>
-                <w:rFonts w:ascii="Times New Roman" w:hAnsi="Times New Roman" w:eastAsia="Consolas" w:cs="Times New Roman"/>
-                <w:sz w:val="28"/>
-                <w:color w:val="000000"/>
+                <w:rFonts w:ascii="Consolas" w:hAnsi="Consolas" w:eastAsia="Consolas" w:cs="Consolas"/>
+                <w:sz w:val="20"/>
+                <w:szCs w:val="20"/>
+                <w:color w:val="1A1A1A"/>
               </w:rPr>
               <w:t xml:space="preserve">7. Очистити колекцію (перевірка порожнього списку)</w:t>
             </w:r>
@@ -5458,9 +5905,10 @@
             </w:pPr>
             <w:r>
               <w:rPr>
-                <w:rFonts w:ascii="Times New Roman" w:hAnsi="Times New Roman" w:eastAsia="Consolas" w:cs="Times New Roman"/>
-                <w:sz w:val="28"/>
-                <w:color w:val="000000"/>
+                <w:rFonts w:ascii="Consolas" w:hAnsi="Consolas" w:eastAsia="Consolas" w:cs="Consolas"/>
+                <w:sz w:val="20"/>
+                <w:szCs w:val="20"/>
+                <w:color w:val="1A1A1A"/>
               </w:rPr>
               <w:t xml:space="preserve">0. Вихід</w:t>
             </w:r>
@@ -5471,9 +5919,10 @@
             </w:pPr>
             <w:r>
               <w:rPr>
-                <w:rFonts w:ascii="Times New Roman" w:hAnsi="Times New Roman" w:eastAsia="Consolas" w:cs="Times New Roman"/>
-                <w:sz w:val="28"/>
-                <w:color w:val="000000"/>
+                <w:rFonts w:ascii="Consolas" w:hAnsi="Consolas" w:eastAsia="Consolas" w:cs="Consolas"/>
+                <w:sz w:val="20"/>
+                <w:szCs w:val="20"/>
+                <w:color w:val="1A1A1A"/>
               </w:rPr>
               <w:t xml:space="preserve">-------------------------------------------------------</w:t>
             </w:r>
@@ -5484,9 +5933,10 @@
             </w:pPr>
             <w:r>
               <w:rPr>
-                <w:rFonts w:ascii="Times New Roman" w:hAnsi="Times New Roman" w:eastAsia="Consolas" w:cs="Times New Roman"/>
-                <w:sz w:val="28"/>
-                <w:color w:val="000000"/>
+                <w:rFonts w:ascii="Consolas" w:hAnsi="Consolas" w:eastAsia="Consolas" w:cs="Consolas"/>
+                <w:sz w:val="20"/>
+                <w:szCs w:val="20"/>
+                <w:color w:val="1A1A1A"/>
               </w:rPr>
               <w:t xml:space="preserve">Ваш вибір: 2</w:t>
             </w:r>
@@ -5497,9 +5947,10 @@
             </w:pPr>
             <w:r>
               <w:rPr>
-                <w:rFonts w:ascii="Times New Roman" w:hAnsi="Times New Roman" w:eastAsia="Consolas" w:cs="Times New Roman"/>
-                <w:sz w:val="28"/>
-                <w:color w:val="000000"/>
+                <w:rFonts w:ascii="Consolas" w:hAnsi="Consolas" w:eastAsia="Consolas" w:cs="Consolas"/>
+                <w:sz w:val="20"/>
+                <w:szCs w:val="20"/>
+                <w:color w:val="1A1A1A"/>
               </w:rPr>
               <w:t xml:space="preserve"/>
             </w:r>
@@ -5510,9 +5961,10 @@
             </w:pPr>
             <w:r>
               <w:rPr>
-                <w:rFonts w:ascii="Times New Roman" w:hAnsi="Times New Roman" w:eastAsia="Consolas" w:cs="Times New Roman"/>
-                <w:sz w:val="28"/>
-                <w:color w:val="000000"/>
+                <w:rFonts w:ascii="Consolas" w:hAnsi="Consolas" w:eastAsia="Consolas" w:cs="Consolas"/>
+                <w:sz w:val="20"/>
+                <w:szCs w:val="20"/>
+                <w:color w:val="1A1A1A"/>
               </w:rPr>
               <w:t xml:space="preserve">--- Список усіх фігур у колекції (демонстрація поліморфізму) ---</w:t>
             </w:r>
@@ -5523,9 +5975,10 @@
             </w:pPr>
             <w:r>
               <w:rPr>
-                <w:rFonts w:ascii="Times New Roman" w:hAnsi="Times New Roman" w:eastAsia="Consolas" w:cs="Times New Roman"/>
-                <w:sz w:val="28"/>
-                <w:color w:val="000000"/>
+                <w:rFonts w:ascii="Consolas" w:hAnsi="Consolas" w:eastAsia="Consolas" w:cs="Consolas"/>
+                <w:sz w:val="20"/>
+                <w:szCs w:val="20"/>
+                <w:color w:val="1A1A1A"/>
               </w:rPr>
               <w:t xml:space="preserve">Усього фігур у колекції: 5</w:t>
             </w:r>
@@ -5536,9 +5989,10 @@
             </w:pPr>
             <w:r>
               <w:rPr>
-                <w:rFonts w:ascii="Times New Roman" w:hAnsi="Times New Roman" w:eastAsia="Consolas" w:cs="Times New Roman"/>
-                <w:sz w:val="28"/>
-                <w:color w:val="000000"/>
+                <w:rFonts w:ascii="Consolas" w:hAnsi="Consolas" w:eastAsia="Consolas" w:cs="Consolas"/>
+                <w:sz w:val="20"/>
+                <w:szCs w:val="20"/>
+                <w:color w:val="1A1A1A"/>
               </w:rPr>
               <w:t xml:space="preserve"/>
             </w:r>
@@ -5549,9 +6003,10 @@
             </w:pPr>
             <w:r>
               <w:rPr>
-                <w:rFonts w:ascii="Times New Roman" w:hAnsi="Times New Roman" w:eastAsia="Consolas" w:cs="Times New Roman"/>
-                <w:sz w:val="28"/>
-                <w:color w:val="000000"/>
+                <w:rFonts w:ascii="Consolas" w:hAnsi="Consolas" w:eastAsia="Consolas" w:cs="Consolas"/>
+                <w:sz w:val="20"/>
+                <w:szCs w:val="20"/>
+                <w:color w:val="1A1A1A"/>
               </w:rPr>
               <w:t xml:space="preserve"> 1. [Коло]        Назва: Мале коло  | Радіус:   3.00 | Площа:    28.27 | Периметр:    18.85</w:t>
             </w:r>
@@ -5562,9 +6017,10 @@
             </w:pPr>
             <w:r>
               <w:rPr>
-                <w:rFonts w:ascii="Times New Roman" w:hAnsi="Times New Roman" w:eastAsia="Consolas" w:cs="Times New Roman"/>
-                <w:sz w:val="28"/>
-                <w:color w:val="000000"/>
+                <w:rFonts w:ascii="Consolas" w:hAnsi="Consolas" w:eastAsia="Consolas" w:cs="Consolas"/>
+                <w:sz w:val="20"/>
+                <w:szCs w:val="20"/>
+                <w:color w:val="1A1A1A"/>
               </w:rPr>
               <w:t xml:space="preserve"> 2. [Прямокутник] Назва: Прямокутник А | 4.00 x 5.00  | Площа:    20.00 | Периметр:    18.00</w:t>
             </w:r>
@@ -5575,9 +6031,10 @@
             </w:pPr>
             <w:r>
               <w:rPr>
-                <w:rFonts w:ascii="Times New Roman" w:hAnsi="Times New Roman" w:eastAsia="Consolas" w:cs="Times New Roman"/>
-                <w:sz w:val="28"/>
-                <w:color w:val="000000"/>
+                <w:rFonts w:ascii="Consolas" w:hAnsi="Consolas" w:eastAsia="Consolas" w:cs="Consolas"/>
+                <w:sz w:val="20"/>
+                <w:szCs w:val="20"/>
+                <w:color w:val="1A1A1A"/>
               </w:rPr>
               <w:t xml:space="preserve"> 3. [Коло]        Назва: Велике коло | Радіус:   7.00 | Площа:   153.94 | Периметр:    43.98</w:t>
             </w:r>
@@ -5588,9 +6045,10 @@
             </w:pPr>
             <w:r>
               <w:rPr>
-                <w:rFonts w:ascii="Times New Roman" w:hAnsi="Times New Roman" w:eastAsia="Consolas" w:cs="Times New Roman"/>
-                <w:sz w:val="28"/>
-                <w:color w:val="000000"/>
+                <w:rFonts w:ascii="Consolas" w:hAnsi="Consolas" w:eastAsia="Consolas" w:cs="Consolas"/>
+                <w:sz w:val="20"/>
+                <w:szCs w:val="20"/>
+                <w:color w:val="1A1A1A"/>
               </w:rPr>
               <w:t xml:space="preserve"> 4. [Прямокутник] Назва: Квадрат    | 6.00 x 6.00  | Площа:    36.00 | Периметр:    24.00</w:t>
             </w:r>
@@ -5601,9 +6059,10 @@
             </w:pPr>
             <w:r>
               <w:rPr>
-                <w:rFonts w:ascii="Times New Roman" w:hAnsi="Times New Roman" w:eastAsia="Consolas" w:cs="Times New Roman"/>
-                <w:sz w:val="28"/>
-                <w:color w:val="000000"/>
+                <w:rFonts w:ascii="Consolas" w:hAnsi="Consolas" w:eastAsia="Consolas" w:cs="Consolas"/>
+                <w:sz w:val="20"/>
+                <w:szCs w:val="20"/>
+                <w:color w:val="1A1A1A"/>
               </w:rPr>
               <w:t xml:space="preserve"> 5. [Прямокутник] Назва: Пластина   | 2.50 x 8.00  | Площа:    20.00 | Периметр:    21.00</w:t>
             </w:r>
@@ -5625,15 +6084,16 @@
           <w:rFonts w:ascii="Times New Roman" w:hAnsi="Times New Roman" w:cs="Times New Roman"/>
           <w:b/>
           <w:sz w:val="28"/>
+          <w:szCs w:val="28"/>
           <w:color w:val="000000"/>
         </w:rPr>
         <w:t xml:space="preserve">5.2. Сортування фігур за площею (</w:t>
       </w:r>
       <w:r>
         <w:rPr>
-          <w:rFonts w:ascii="Times New Roman" w:hAnsi="Times New Roman"/>
-          <w:sz w:val="28"/>
-          <w:color w:val="000000"/>
+          <w:rFonts w:ascii="Consolas" w:hAnsi="Consolas" w:cs="Consolas"/>
+          <w:sz w:val="28"/>
+          <w:color w:val="1A1A1A"/>
         </w:rPr>
         <w:t xml:space="preserve">IComparable&lt;Shape&gt;</w:t>
       </w:r>
@@ -5642,6 +6102,7 @@
           <w:rFonts w:ascii="Times New Roman" w:hAnsi="Times New Roman" w:cs="Times New Roman"/>
           <w:b/>
           <w:sz w:val="28"/>
+          <w:szCs w:val="28"/>
           <w:color w:val="000000"/>
         </w:rPr>
         <w:t xml:space="preserve">)</w:t>
@@ -5649,23 +6110,31 @@
     </w:p>
     <w:tbl>
       <w:tblPr>
-        <w:tblW w:w="5000" w:type="pct"/>
+        <w:tblW w:w="9638" w:type="dxa"/>
+        <w:tblLayout w:type="fixed"/>
         <w:tblBorders>
-          <w:top w:val="single" w:color="CCCCCC" w:sz="4"/>
-          <w:bottom w:val="single" w:color="CCCCCC" w:sz="4"/>
-          <w:left w:val="single" w:color="003366" w:sz="12"/>
-          <w:right w:val="single" w:color="CCCCCC" w:sz="4"/>
+          <w:top w:val="single" w:color="D0D5DD" w:sz="4"/>
+          <w:bottom w:val="single" w:color="D0D5DD" w:sz="4"/>
+          <w:left w:val="single" w:color="003366" w:sz="16"/>
+          <w:right w:val="single" w:color="D0D5DD" w:sz="4"/>
         </w:tblBorders>
         <w:tblCellMar>
-          <w:top w:w="120"/>
-          <w:bottom w:w="120"/>
-          <w:left w:w="180"/>
-          <w:right w:w="180"/>
+          <w:top w:w="100"/>
+          <w:bottom w:w="100"/>
+          <w:left w:w="160"/>
+          <w:right w:w="160"/>
         </w:tblCellMar>
       </w:tblPr>
+      <w:tblGrid>
+        <w:gridCol w:w="9638"/>
+      </w:tblGrid>
       <w:tr>
+        <w:trPr>
+          <w:cantSplit/>
+        </w:trPr>
         <w:tc>
           <w:tcPr>
+            <w:tcW w:w="9638" w:type="dxa"/>
             <w:shd w:val="clear" w:color="auto" w:fill="F8F9FA"/>
           </w:tcPr>
           <w:p>
@@ -5674,9 +6143,10 @@
             </w:pPr>
             <w:r>
               <w:rPr>
-                <w:rFonts w:ascii="Times New Roman" w:hAnsi="Times New Roman" w:eastAsia="Consolas" w:cs="Times New Roman"/>
-                <w:sz w:val="28"/>
-                <w:color w:val="000000"/>
+                <w:rFonts w:ascii="Consolas" w:hAnsi="Consolas" w:eastAsia="Consolas" w:cs="Consolas"/>
+                <w:sz w:val="20"/>
+                <w:szCs w:val="20"/>
+                <w:color w:val="1A1A1A"/>
               </w:rPr>
               <w:t xml:space="preserve">Ваш вибір: 3</w:t>
             </w:r>
@@ -5687,9 +6157,10 @@
             </w:pPr>
             <w:r>
               <w:rPr>
-                <w:rFonts w:ascii="Times New Roman" w:hAnsi="Times New Roman" w:eastAsia="Consolas" w:cs="Times New Roman"/>
-                <w:sz w:val="28"/>
-                <w:color w:val="000000"/>
+                <w:rFonts w:ascii="Consolas" w:hAnsi="Consolas" w:eastAsia="Consolas" w:cs="Consolas"/>
+                <w:sz w:val="20"/>
+                <w:szCs w:val="20"/>
+                <w:color w:val="1A1A1A"/>
               </w:rPr>
               <w:t xml:space="preserve"/>
             </w:r>
@@ -5700,9 +6171,10 @@
             </w:pPr>
             <w:r>
               <w:rPr>
-                <w:rFonts w:ascii="Times New Roman" w:hAnsi="Times New Roman" w:eastAsia="Consolas" w:cs="Times New Roman"/>
-                <w:sz w:val="28"/>
-                <w:color w:val="000000"/>
+                <w:rFonts w:ascii="Consolas" w:hAnsi="Consolas" w:eastAsia="Consolas" w:cs="Consolas"/>
+                <w:sz w:val="20"/>
+                <w:szCs w:val="20"/>
+                <w:color w:val="1A1A1A"/>
               </w:rPr>
               <w:t xml:space="preserve">--- Сортування фігур за площею (IComparable&lt;Shape&gt;) ---</w:t>
             </w:r>
@@ -5713,9 +6185,10 @@
             </w:pPr>
             <w:r>
               <w:rPr>
-                <w:rFonts w:ascii="Times New Roman" w:hAnsi="Times New Roman" w:eastAsia="Consolas" w:cs="Times New Roman"/>
-                <w:sz w:val="28"/>
-                <w:color w:val="000000"/>
+                <w:rFonts w:ascii="Consolas" w:hAnsi="Consolas" w:eastAsia="Consolas" w:cs="Consolas"/>
+                <w:sz w:val="20"/>
+                <w:szCs w:val="20"/>
+                <w:color w:val="1A1A1A"/>
               </w:rPr>
               <w:t xml:space="preserve">[Успішно] Колекцію відсортовано за зростанням площі:</w:t>
             </w:r>
@@ -5726,9 +6199,10 @@
             </w:pPr>
             <w:r>
               <w:rPr>
-                <w:rFonts w:ascii="Times New Roman" w:hAnsi="Times New Roman" w:eastAsia="Consolas" w:cs="Times New Roman"/>
-                <w:sz w:val="28"/>
-                <w:color w:val="000000"/>
+                <w:rFonts w:ascii="Consolas" w:hAnsi="Consolas" w:eastAsia="Consolas" w:cs="Consolas"/>
+                <w:sz w:val="20"/>
+                <w:szCs w:val="20"/>
+                <w:color w:val="1A1A1A"/>
               </w:rPr>
               <w:t xml:space="preserve"/>
             </w:r>
@@ -5739,9 +6213,10 @@
             </w:pPr>
             <w:r>
               <w:rPr>
-                <w:rFonts w:ascii="Times New Roman" w:hAnsi="Times New Roman" w:eastAsia="Consolas" w:cs="Times New Roman"/>
-                <w:sz w:val="28"/>
-                <w:color w:val="000000"/>
+                <w:rFonts w:ascii="Consolas" w:hAnsi="Consolas" w:eastAsia="Consolas" w:cs="Consolas"/>
+                <w:sz w:val="20"/>
+                <w:szCs w:val="20"/>
+                <w:color w:val="1A1A1A"/>
               </w:rPr>
               <w:t xml:space="preserve"> 1. Прямокутник А   | Площа:    20.00 | Периметр:    18.00</w:t>
             </w:r>
@@ -5752,9 +6227,10 @@
             </w:pPr>
             <w:r>
               <w:rPr>
-                <w:rFonts w:ascii="Times New Roman" w:hAnsi="Times New Roman" w:eastAsia="Consolas" w:cs="Times New Roman"/>
-                <w:sz w:val="28"/>
-                <w:color w:val="000000"/>
+                <w:rFonts w:ascii="Consolas" w:hAnsi="Consolas" w:eastAsia="Consolas" w:cs="Consolas"/>
+                <w:sz w:val="20"/>
+                <w:szCs w:val="20"/>
+                <w:color w:val="1A1A1A"/>
               </w:rPr>
               <w:t xml:space="preserve"> 2. Пластина        | Площа:    20.00 | Периметр:    21.00</w:t>
             </w:r>
@@ -5765,9 +6241,10 @@
             </w:pPr>
             <w:r>
               <w:rPr>
-                <w:rFonts w:ascii="Times New Roman" w:hAnsi="Times New Roman" w:eastAsia="Consolas" w:cs="Times New Roman"/>
-                <w:sz w:val="28"/>
-                <w:color w:val="000000"/>
+                <w:rFonts w:ascii="Consolas" w:hAnsi="Consolas" w:eastAsia="Consolas" w:cs="Consolas"/>
+                <w:sz w:val="20"/>
+                <w:szCs w:val="20"/>
+                <w:color w:val="1A1A1A"/>
               </w:rPr>
               <w:t xml:space="preserve"> 3. Мале коло       | Площа:    28.27 | Периметр:    18.85</w:t>
             </w:r>
@@ -5778,9 +6255,10 @@
             </w:pPr>
             <w:r>
               <w:rPr>
-                <w:rFonts w:ascii="Times New Roman" w:hAnsi="Times New Roman" w:eastAsia="Consolas" w:cs="Times New Roman"/>
-                <w:sz w:val="28"/>
-                <w:color w:val="000000"/>
+                <w:rFonts w:ascii="Consolas" w:hAnsi="Consolas" w:eastAsia="Consolas" w:cs="Consolas"/>
+                <w:sz w:val="20"/>
+                <w:szCs w:val="20"/>
+                <w:color w:val="1A1A1A"/>
               </w:rPr>
               <w:t xml:space="preserve"> 4. Квадрат         | Площа:    36.00 | Периметр:    24.00</w:t>
             </w:r>
@@ -5791,9 +6269,10 @@
             </w:pPr>
             <w:r>
               <w:rPr>
-                <w:rFonts w:ascii="Times New Roman" w:hAnsi="Times New Roman" w:eastAsia="Consolas" w:cs="Times New Roman"/>
-                <w:sz w:val="28"/>
-                <w:color w:val="000000"/>
+                <w:rFonts w:ascii="Consolas" w:hAnsi="Consolas" w:eastAsia="Consolas" w:cs="Consolas"/>
+                <w:sz w:val="20"/>
+                <w:szCs w:val="20"/>
+                <w:color w:val="1A1A1A"/>
               </w:rPr>
               <w:t xml:space="preserve"> 5. Велике коло     | Площа:   153.94 | Периметр:    43.98</w:t>
             </w:r>
@@ -5815,38 +6294,47 @@
           <w:rFonts w:ascii="Times New Roman" w:hAnsi="Times New Roman" w:cs="Times New Roman"/>
           <w:b/>
           <w:sz w:val="28"/>
+          <w:szCs w:val="28"/>
           <w:color w:val="000000"/>
         </w:rPr>
         <w:t xml:space="preserve">5.3. Перехоплення та обробка власного винятку </w:t>
       </w:r>
       <w:r>
         <w:rPr>
-          <w:rFonts w:ascii="Times New Roman" w:hAnsi="Times New Roman"/>
-          <w:sz w:val="28"/>
-          <w:color w:val="000000"/>
+          <w:rFonts w:ascii="Consolas" w:hAnsi="Consolas" w:cs="Consolas"/>
+          <w:sz w:val="28"/>
+          <w:color w:val="1A1A1A"/>
         </w:rPr>
         <w:t xml:space="preserve">InvalidShapeDimensionException</w:t>
       </w:r>
     </w:p>
     <w:tbl>
       <w:tblPr>
-        <w:tblW w:w="5000" w:type="pct"/>
+        <w:tblW w:w="9638" w:type="dxa"/>
+        <w:tblLayout w:type="fixed"/>
         <w:tblBorders>
-          <w:top w:val="single" w:color="CCCCCC" w:sz="4"/>
-          <w:bottom w:val="single" w:color="CCCCCC" w:sz="4"/>
-          <w:left w:val="single" w:color="003366" w:sz="12"/>
-          <w:right w:val="single" w:color="CCCCCC" w:sz="4"/>
+          <w:top w:val="single" w:color="D0D5DD" w:sz="4"/>
+          <w:bottom w:val="single" w:color="D0D5DD" w:sz="4"/>
+          <w:left w:val="single" w:color="003366" w:sz="16"/>
+          <w:right w:val="single" w:color="D0D5DD" w:sz="4"/>
         </w:tblBorders>
         <w:tblCellMar>
-          <w:top w:w="120"/>
-          <w:bottom w:w="120"/>
-          <w:left w:w="180"/>
-          <w:right w:w="180"/>
+          <w:top w:w="100"/>
+          <w:bottom w:w="100"/>
+          <w:left w:w="160"/>
+          <w:right w:w="160"/>
         </w:tblCellMar>
       </w:tblPr>
+      <w:tblGrid>
+        <w:gridCol w:w="9638"/>
+      </w:tblGrid>
       <w:tr>
+        <w:trPr>
+          <w:cantSplit/>
+        </w:trPr>
         <w:tc>
           <w:tcPr>
+            <w:tcW w:w="9638" w:type="dxa"/>
             <w:shd w:val="clear" w:color="auto" w:fill="F8F9FA"/>
           </w:tcPr>
           <w:p>
@@ -5855,9 +6343,10 @@
             </w:pPr>
             <w:r>
               <w:rPr>
-                <w:rFonts w:ascii="Times New Roman" w:hAnsi="Times New Roman" w:eastAsia="Consolas" w:cs="Times New Roman"/>
-                <w:sz w:val="28"/>
-                <w:color w:val="000000"/>
+                <w:rFonts w:ascii="Consolas" w:hAnsi="Consolas" w:eastAsia="Consolas" w:cs="Consolas"/>
+                <w:sz w:val="20"/>
+                <w:szCs w:val="20"/>
+                <w:color w:val="1A1A1A"/>
               </w:rPr>
               <w:t xml:space="preserve">Ваш вибір: 6</w:t>
             </w:r>
@@ -5868,9 +6357,10 @@
             </w:pPr>
             <w:r>
               <w:rPr>
-                <w:rFonts w:ascii="Times New Roman" w:hAnsi="Times New Roman" w:eastAsia="Consolas" w:cs="Times New Roman"/>
-                <w:sz w:val="28"/>
-                <w:color w:val="000000"/>
+                <w:rFonts w:ascii="Consolas" w:hAnsi="Consolas" w:eastAsia="Consolas" w:cs="Consolas"/>
+                <w:sz w:val="20"/>
+                <w:szCs w:val="20"/>
+                <w:color w:val="1A1A1A"/>
               </w:rPr>
               <w:t xml:space="preserve"/>
             </w:r>
@@ -5881,9 +6371,10 @@
             </w:pPr>
             <w:r>
               <w:rPr>
-                <w:rFonts w:ascii="Times New Roman" w:hAnsi="Times New Roman" w:eastAsia="Consolas" w:cs="Times New Roman"/>
-                <w:sz w:val="28"/>
-                <w:color w:val="000000"/>
+                <w:rFonts w:ascii="Consolas" w:hAnsi="Consolas" w:eastAsia="Consolas" w:cs="Consolas"/>
+                <w:sz w:val="20"/>
+                <w:szCs w:val="20"/>
+                <w:color w:val="1A1A1A"/>
               </w:rPr>
               <w:t xml:space="preserve">--- Демонстрація генерації та перехоплення винятку ---</w:t>
             </w:r>
@@ -5894,9 +6385,10 @@
             </w:pPr>
             <w:r>
               <w:rPr>
-                <w:rFonts w:ascii="Times New Roman" w:hAnsi="Times New Roman" w:eastAsia="Consolas" w:cs="Times New Roman"/>
-                <w:sz w:val="28"/>
-                <w:color w:val="000000"/>
+                <w:rFonts w:ascii="Consolas" w:hAnsi="Consolas" w:eastAsia="Consolas" w:cs="Consolas"/>
+                <w:sz w:val="20"/>
+                <w:szCs w:val="20"/>
+                <w:color w:val="1A1A1A"/>
               </w:rPr>
               <w:t xml:space="preserve">Спробуємо навмисно створити коло з радіусом -5.0 та прямокутник з висотою 0:</w:t>
             </w:r>
@@ -5907,9 +6399,10 @@
             </w:pPr>
             <w:r>
               <w:rPr>
-                <w:rFonts w:ascii="Times New Roman" w:hAnsi="Times New Roman" w:eastAsia="Consolas" w:cs="Times New Roman"/>
-                <w:sz w:val="28"/>
-                <w:color w:val="000000"/>
+                <w:rFonts w:ascii="Consolas" w:hAnsi="Consolas" w:eastAsia="Consolas" w:cs="Consolas"/>
+                <w:sz w:val="20"/>
+                <w:szCs w:val="20"/>
+                <w:color w:val="1A1A1A"/>
               </w:rPr>
               <w:t xml:space="preserve"/>
             </w:r>
@@ -5920,9 +6413,10 @@
             </w:pPr>
             <w:r>
               <w:rPr>
-                <w:rFonts w:ascii="Times New Roman" w:hAnsi="Times New Roman" w:eastAsia="Consolas" w:cs="Times New Roman"/>
-                <w:sz w:val="28"/>
-                <w:color w:val="000000"/>
+                <w:rFonts w:ascii="Consolas" w:hAnsi="Consolas" w:eastAsia="Consolas" w:cs="Consolas"/>
+                <w:sz w:val="20"/>
+                <w:szCs w:val="20"/>
+                <w:color w:val="1A1A1A"/>
               </w:rPr>
               <w:t xml:space="preserve">[Спроба 1] new Circle(-5.0)...</w:t>
             </w:r>
@@ -5933,22 +6427,24 @@
             </w:pPr>
             <w:r>
               <w:rPr>
-                <w:rFonts w:ascii="Times New Roman" w:hAnsi="Times New Roman" w:eastAsia="Consolas" w:cs="Times New Roman"/>
-                <w:sz w:val="28"/>
-                <w:color w:val="000000"/>
-              </w:rPr>
-              <w:t xml:space="preserve">-&gt; Успішно перехоплено InvalidShapeDimensionException: Неприпустимий розмір 'Радіус кола': значення -5 має бути строго більше нуля (&gt; 0).</w:t>
-            </w:r>
-          </w:p>
-          <w:p>
-            <w:pPr>
-              <w:spacing w:before="0" w:after="0" w:line="220" w:lineRule="auto"/>
-            </w:pPr>
-            <w:r>
-              <w:rPr>
-                <w:rFonts w:ascii="Times New Roman" w:hAnsi="Times New Roman" w:eastAsia="Consolas" w:cs="Times New Roman"/>
-                <w:sz w:val="28"/>
-                <w:color w:val="000000"/>
+                <w:rFonts w:ascii="Consolas" w:hAnsi="Consolas" w:eastAsia="Consolas" w:cs="Consolas"/>
+                <w:sz w:val="20"/>
+                <w:szCs w:val="20"/>
+                <w:color w:val="1A1A1A"/>
+              </w:rPr>
+              <w:t xml:space="preserve">-​&gt; Успішно перехоплено InvalidShapeDimensionException: Неприпустимий розмір 'Радіус кола': значення -​5 має бути строго більше нуля (&gt; 0).</w:t>
+            </w:r>
+          </w:p>
+          <w:p>
+            <w:pPr>
+              <w:spacing w:before="0" w:after="0" w:line="220" w:lineRule="auto"/>
+            </w:pPr>
+            <w:r>
+              <w:rPr>
+                <w:rFonts w:ascii="Consolas" w:hAnsi="Consolas" w:eastAsia="Consolas" w:cs="Consolas"/>
+                <w:sz w:val="20"/>
+                <w:szCs w:val="20"/>
+                <w:color w:val="1A1A1A"/>
               </w:rPr>
               <w:t xml:space="preserve">-&gt; Виконано блок finally для Спроби 1.</w:t>
             </w:r>
@@ -5959,9 +6455,10 @@
             </w:pPr>
             <w:r>
               <w:rPr>
-                <w:rFonts w:ascii="Times New Roman" w:hAnsi="Times New Roman" w:eastAsia="Consolas" w:cs="Times New Roman"/>
-                <w:sz w:val="28"/>
-                <w:color w:val="000000"/>
+                <w:rFonts w:ascii="Consolas" w:hAnsi="Consolas" w:eastAsia="Consolas" w:cs="Consolas"/>
+                <w:sz w:val="20"/>
+                <w:szCs w:val="20"/>
+                <w:color w:val="1A1A1A"/>
               </w:rPr>
               <w:t xml:space="preserve"/>
             </w:r>
@@ -5972,9 +6469,10 @@
             </w:pPr>
             <w:r>
               <w:rPr>
-                <w:rFonts w:ascii="Times New Roman" w:hAnsi="Times New Roman" w:eastAsia="Consolas" w:cs="Times New Roman"/>
-                <w:sz w:val="28"/>
-                <w:color w:val="000000"/>
+                <w:rFonts w:ascii="Consolas" w:hAnsi="Consolas" w:eastAsia="Consolas" w:cs="Consolas"/>
+                <w:sz w:val="20"/>
+                <w:szCs w:val="20"/>
+                <w:color w:val="1A1A1A"/>
               </w:rPr>
               <w:t xml:space="preserve">[Спроба 2] new Rectangle(10.0, 0.0)...</w:t>
             </w:r>
@@ -5985,22 +6483,24 @@
             </w:pPr>
             <w:r>
               <w:rPr>
-                <w:rFonts w:ascii="Times New Roman" w:hAnsi="Times New Roman" w:eastAsia="Consolas" w:cs="Times New Roman"/>
-                <w:sz w:val="28"/>
-                <w:color w:val="000000"/>
-              </w:rPr>
-              <w:t xml:space="preserve">-&gt; Успішно перехоплено InvalidShapeDimensionException: Неприпустимий розмір 'Висота прямокутника': значення 0 має бути строго більше нуля (&gt; 0).</w:t>
-            </w:r>
-          </w:p>
-          <w:p>
-            <w:pPr>
-              <w:spacing w:before="0" w:after="0" w:line="220" w:lineRule="auto"/>
-            </w:pPr>
-            <w:r>
-              <w:rPr>
-                <w:rFonts w:ascii="Times New Roman" w:hAnsi="Times New Roman" w:eastAsia="Consolas" w:cs="Times New Roman"/>
-                <w:sz w:val="28"/>
-                <w:color w:val="000000"/>
+                <w:rFonts w:ascii="Consolas" w:hAnsi="Consolas" w:eastAsia="Consolas" w:cs="Consolas"/>
+                <w:sz w:val="20"/>
+                <w:szCs w:val="20"/>
+                <w:color w:val="1A1A1A"/>
+              </w:rPr>
+              <w:t xml:space="preserve">-​&gt; Успішно перехоплено InvalidShapeDimensionException: Неприпустимий розмір 'Висота прямокутника': значення 0 має бути строго більше нуля (&gt; 0).</w:t>
+            </w:r>
+          </w:p>
+          <w:p>
+            <w:pPr>
+              <w:spacing w:before="0" w:after="0" w:line="220" w:lineRule="auto"/>
+            </w:pPr>
+            <w:r>
+              <w:rPr>
+                <w:rFonts w:ascii="Consolas" w:hAnsi="Consolas" w:eastAsia="Consolas" w:cs="Consolas"/>
+                <w:sz w:val="20"/>
+                <w:szCs w:val="20"/>
+                <w:color w:val="1A1A1A"/>
               </w:rPr>
               <w:t xml:space="preserve">-&gt; Виконано блок finally для Спроби 2.</w:t>
             </w:r>
@@ -6011,9 +6511,10 @@
             </w:pPr>
             <w:r>
               <w:rPr>
-                <w:rFonts w:ascii="Times New Roman" w:hAnsi="Times New Roman" w:eastAsia="Consolas" w:cs="Times New Roman"/>
-                <w:sz w:val="28"/>
-                <w:color w:val="000000"/>
+                <w:rFonts w:ascii="Consolas" w:hAnsi="Consolas" w:eastAsia="Consolas" w:cs="Consolas"/>
+                <w:sz w:val="20"/>
+                <w:szCs w:val="20"/>
+                <w:color w:val="1A1A1A"/>
               </w:rPr>
               <w:t xml:space="preserve"/>
             </w:r>
@@ -6024,9 +6525,10 @@
             </w:pPr>
             <w:r>
               <w:rPr>
-                <w:rFonts w:ascii="Times New Roman" w:hAnsi="Times New Roman" w:eastAsia="Consolas" w:cs="Times New Roman"/>
-                <w:sz w:val="28"/>
-                <w:color w:val="000000"/>
+                <w:rFonts w:ascii="Consolas" w:hAnsi="Consolas" w:eastAsia="Consolas" w:cs="Consolas"/>
+                <w:sz w:val="20"/>
+                <w:szCs w:val="20"/>
+                <w:color w:val="1A1A1A"/>
               </w:rPr>
               <w:t xml:space="preserve">Як бачимо, програма не завершилась аварійно, а коректно обробила виняткові ситуації.</w:t>
             </w:r>
@@ -6056,6 +6558,7 @@
           <w:rFonts w:ascii="Times New Roman" w:hAnsi="Times New Roman" w:cs="Times New Roman"/>
           <w:b/>
           <w:sz w:val="28"/>
+          <w:szCs w:val="28"/>
           <w:color w:val="000000"/>
         </w:rPr>
         <w:t xml:space="preserve">6. Посилання на GitHub-репозиторій</w:t>
@@ -6085,6 +6588,7 @@
           <w:rFonts w:ascii="Times New Roman" w:hAnsi="Times New Roman" w:cs="Times New Roman"/>
           <w:b/>
           <w:sz w:val="28"/>
+          <w:szCs w:val="28"/>
           <w:color w:val="000000"/>
         </w:rPr>
         <w:t xml:space="preserve">URL репозиторію:</w:t>
@@ -6093,17 +6597,18 @@
         <w:rPr>
           <w:rFonts w:ascii="Times New Roman" w:hAnsi="Times New Roman" w:cs="Times New Roman"/>
           <w:sz w:val="28"/>
+          <w:szCs w:val="28"/>
           <w:color w:val="000000"/>
         </w:rPr>
         <w:t xml:space="preserve"> </w:t>
       </w:r>
       <w:r>
         <w:rPr>
-          <w:rFonts w:ascii="Times New Roman" w:hAnsi="Times New Roman"/>
-          <w:sz w:val="28"/>
-          <w:color w:val="000000"/>
-        </w:rPr>
-        <w:t xml:space="preserve">https://github.com/&lt;ваш_аккаунт&gt;/dotnet-labs-&lt;прізвище&gt;</w:t>
+          <w:rFonts w:ascii="Consolas" w:hAnsi="Consolas" w:cs="Consolas"/>
+          <w:sz w:val="28"/>
+          <w:color w:val="1A1A1A"/>
+        </w:rPr>
+        <w:t xml:space="preserve">https://github.com/Gerald20001/vntu-dotnet-labs</w:t>
       </w:r>
     </w:p>
     <w:p>
@@ -6130,6 +6635,7 @@
           <w:rFonts w:ascii="Times New Roman" w:hAnsi="Times New Roman" w:cs="Times New Roman"/>
           <w:b/>
           <w:sz w:val="28"/>
+          <w:szCs w:val="28"/>
           <w:color w:val="000000"/>
         </w:rPr>
         <w:t xml:space="preserve">Папка проєкту:</w:t>
@@ -6138,15 +6644,16 @@
         <w:rPr>
           <w:rFonts w:ascii="Times New Roman" w:hAnsi="Times New Roman" w:cs="Times New Roman"/>
           <w:sz w:val="28"/>
+          <w:szCs w:val="28"/>
           <w:color w:val="000000"/>
         </w:rPr>
         <w:t xml:space="preserve"> </w:t>
       </w:r>
       <w:r>
         <w:rPr>
-          <w:rFonts w:ascii="Times New Roman" w:hAnsi="Times New Roman"/>
-          <w:sz w:val="28"/>
-          <w:color w:val="000000"/>
+          <w:rFonts w:ascii="Consolas" w:hAnsi="Consolas" w:cs="Consolas"/>
+          <w:sz w:val="28"/>
+          <w:color w:val="1A1A1A"/>
         </w:rPr>
         <w:t xml:space="preserve">/02-oop-exceptions</w:t>
       </w:r>
@@ -6173,6 +6680,7 @@
           <w:rFonts w:ascii="Times New Roman" w:hAnsi="Times New Roman" w:cs="Times New Roman"/>
           <w:b/>
           <w:sz w:val="28"/>
+          <w:szCs w:val="28"/>
           <w:color w:val="000000"/>
         </w:rPr>
         <w:t xml:space="preserve">7. Відповіді на контрольні питання</w:t>
@@ -6192,6 +6700,7 @@
           <w:rFonts w:ascii="Times New Roman" w:hAnsi="Times New Roman" w:cs="Times New Roman"/>
           <w:b/>
           <w:sz w:val="28"/>
+          <w:szCs w:val="28"/>
           <w:color w:val="000000"/>
         </w:rPr>
         <w:t xml:space="preserve">1. У чому різниця між абстрактним класом та інтерфейсом? Коли що застосовувати?</w:t>
@@ -6204,6 +6713,7 @@
           <w:rFonts w:ascii="Times New Roman" w:hAnsi="Times New Roman" w:cs="Times New Roman"/>
           <w:i/>
           <w:sz w:val="28"/>
+          <w:szCs w:val="28"/>
           <w:color w:val="000000"/>
         </w:rPr>
         <w:t xml:space="preserve">Відповідь:</w:t>
@@ -6212,15 +6722,16 @@
         <w:rPr>
           <w:rFonts w:ascii="Times New Roman" w:hAnsi="Times New Roman" w:cs="Times New Roman"/>
           <w:sz w:val="28"/>
+          <w:szCs w:val="28"/>
           <w:color w:val="000000"/>
         </w:rPr>
         <w:t xml:space="preserve"> Абстрактний клас задає сутність типу («is-a» зв'язок), може містити реалізацію методів, стан (поля), конструктори й модифікатори доступу, але клас у C# може успадкувати лише один базовий клас. Інтерфейс задає контракт поведінки («can-do» зв'язок), клас може реалізовувати множинні інтерфейси. Абстрактний клас використовують для споріднених сутностей зі спільним кодом та станом; інтерфейс — для визначення спільних можливостей між різнорідними типами (наприклад, </w:t>
       </w:r>
       <w:r>
         <w:rPr>
-          <w:rFonts w:ascii="Times New Roman" w:hAnsi="Times New Roman"/>
-          <w:sz w:val="28"/>
-          <w:color w:val="000000"/>
+          <w:rFonts w:ascii="Consolas" w:hAnsi="Consolas" w:cs="Consolas"/>
+          <w:sz w:val="28"/>
+          <w:color w:val="1A1A1A"/>
         </w:rPr>
         <w:t xml:space="preserve">IComparable</w:t>
       </w:r>
@@ -6228,15 +6739,16 @@
         <w:rPr>
           <w:rFonts w:ascii="Times New Roman" w:hAnsi="Times New Roman" w:cs="Times New Roman"/>
           <w:sz w:val="28"/>
+          <w:szCs w:val="28"/>
           <w:color w:val="000000"/>
         </w:rPr>
         <w:t xml:space="preserve">, </w:t>
       </w:r>
       <w:r>
         <w:rPr>
-          <w:rFonts w:ascii="Times New Roman" w:hAnsi="Times New Roman"/>
-          <w:sz w:val="28"/>
-          <w:color w:val="000000"/>
+          <w:rFonts w:ascii="Consolas" w:hAnsi="Consolas" w:cs="Consolas"/>
+          <w:sz w:val="28"/>
+          <w:color w:val="1A1A1A"/>
         </w:rPr>
         <w:t xml:space="preserve">IDisposable</w:t>
       </w:r>
@@ -6244,6 +6756,7 @@
         <w:rPr>
           <w:rFonts w:ascii="Times New Roman" w:hAnsi="Times New Roman" w:cs="Times New Roman"/>
           <w:sz w:val="28"/>
+          <w:szCs w:val="28"/>
           <w:color w:val="000000"/>
         </w:rPr>
         <w:t xml:space="preserve">).</w:t>
@@ -6263,15 +6776,16 @@
           <w:rFonts w:ascii="Times New Roman" w:hAnsi="Times New Roman" w:cs="Times New Roman"/>
           <w:b/>
           <w:sz w:val="28"/>
+          <w:szCs w:val="28"/>
           <w:color w:val="000000"/>
         </w:rPr>
         <w:t xml:space="preserve">2. Навіщо потрібна інкапсуляція і чому властивість з валідацією в </w:t>
       </w:r>
       <w:r>
         <w:rPr>
-          <w:rFonts w:ascii="Times New Roman" w:hAnsi="Times New Roman"/>
-          <w:sz w:val="28"/>
-          <w:color w:val="000000"/>
+          <w:rFonts w:ascii="Consolas" w:hAnsi="Consolas" w:cs="Consolas"/>
+          <w:sz w:val="28"/>
+          <w:color w:val="1A1A1A"/>
         </w:rPr>
         <w:t xml:space="preserve">set</w:t>
       </w:r>
@@ -6280,6 +6794,7 @@
           <w:rFonts w:ascii="Times New Roman" w:hAnsi="Times New Roman" w:cs="Times New Roman"/>
           <w:b/>
           <w:sz w:val="28"/>
+          <w:szCs w:val="28"/>
           <w:color w:val="000000"/>
         </w:rPr>
         <w:t xml:space="preserve"> краще за публічне поле?</w:t>
@@ -6292,6 +6807,7 @@
           <w:rFonts w:ascii="Times New Roman" w:hAnsi="Times New Roman" w:cs="Times New Roman"/>
           <w:i/>
           <w:sz w:val="28"/>
+          <w:szCs w:val="28"/>
           <w:color w:val="000000"/>
         </w:rPr>
         <w:t xml:space="preserve">Відповідь:</w:t>
@@ -6300,15 +6816,16 @@
         <w:rPr>
           <w:rFonts w:ascii="Times New Roman" w:hAnsi="Times New Roman" w:cs="Times New Roman"/>
           <w:sz w:val="28"/>
+          <w:szCs w:val="28"/>
           <w:color w:val="000000"/>
         </w:rPr>
         <w:t xml:space="preserve"> Інкапсуляція приховує внутрішній стан об'єкта та захищає його інваріанти від некоректних змін ззовні. Публічне поле дозволяє встановити будь-яке значення (наприклад, від'ємний радіус). Властивість із валідацією в блоці </w:t>
       </w:r>
       <w:r>
         <w:rPr>
-          <w:rFonts w:ascii="Times New Roman" w:hAnsi="Times New Roman"/>
-          <w:sz w:val="28"/>
-          <w:color w:val="000000"/>
+          <w:rFonts w:ascii="Consolas" w:hAnsi="Consolas" w:cs="Consolas"/>
+          <w:sz w:val="28"/>
+          <w:color w:val="1A1A1A"/>
         </w:rPr>
         <w:t xml:space="preserve">set</w:t>
       </w:r>
@@ -6316,6 +6833,7 @@
         <w:rPr>
           <w:rFonts w:ascii="Times New Roman" w:hAnsi="Times New Roman" w:cs="Times New Roman"/>
           <w:sz w:val="28"/>
+          <w:szCs w:val="28"/>
           <w:color w:val="000000"/>
         </w:rPr>
         <w:t xml:space="preserve"> перевіряє значення перед записом та у разі помилки викидає виняток, гарантуючи валідність об'єкта.</w:t>
@@ -6335,6 +6853,7 @@
           <w:rFonts w:ascii="Times New Roman" w:hAnsi="Times New Roman" w:cs="Times New Roman"/>
           <w:b/>
           <w:sz w:val="28"/>
+          <w:szCs w:val="28"/>
           <w:color w:val="000000"/>
         </w:rPr>
         <w:t xml:space="preserve">3. Навіщо потрібне перевантаження конструкторів, якщо можна обійтися одним конструктором з параметрами за замовчуванням?</w:t>
@@ -6347,6 +6866,7 @@
           <w:rFonts w:ascii="Times New Roman" w:hAnsi="Times New Roman" w:cs="Times New Roman"/>
           <w:i/>
           <w:sz w:val="28"/>
+          <w:szCs w:val="28"/>
           <w:color w:val="000000"/>
         </w:rPr>
         <w:t xml:space="preserve">Відповідь:</w:t>
@@ -6355,15 +6875,16 @@
         <w:rPr>
           <w:rFonts w:ascii="Times New Roman" w:hAnsi="Times New Roman" w:cs="Times New Roman"/>
           <w:sz w:val="28"/>
+          <w:szCs w:val="28"/>
           <w:color w:val="000000"/>
         </w:rPr>
         <w:t xml:space="preserve"> Перевантаження дозволяє створити кілька семантично різних способів ініціалізації об'єкта з різним набором параметрів (наприклад, </w:t>
       </w:r>
       <w:r>
         <w:rPr>
-          <w:rFonts w:ascii="Times New Roman" w:hAnsi="Times New Roman"/>
-          <w:sz w:val="28"/>
-          <w:color w:val="000000"/>
+          <w:rFonts w:ascii="Consolas" w:hAnsi="Consolas" w:cs="Consolas"/>
+          <w:sz w:val="28"/>
+          <w:color w:val="1A1A1A"/>
         </w:rPr>
         <w:t xml:space="preserve">Rectangle(side)</w:t>
       </w:r>
@@ -6371,15 +6892,16 @@
         <w:rPr>
           <w:rFonts w:ascii="Times New Roman" w:hAnsi="Times New Roman" w:cs="Times New Roman"/>
           <w:sz w:val="28"/>
+          <w:szCs w:val="28"/>
           <w:color w:val="000000"/>
         </w:rPr>
         <w:t xml:space="preserve"> для квадрата та </w:t>
       </w:r>
       <w:r>
         <w:rPr>
-          <w:rFonts w:ascii="Times New Roman" w:hAnsi="Times New Roman"/>
-          <w:sz w:val="28"/>
-          <w:color w:val="000000"/>
+          <w:rFonts w:ascii="Consolas" w:hAnsi="Consolas" w:cs="Consolas"/>
+          <w:sz w:val="28"/>
+          <w:color w:val="1A1A1A"/>
         </w:rPr>
         <w:t xml:space="preserve">Rectangle(w, h)</w:t>
       </w:r>
@@ -6387,6 +6909,7 @@
         <w:rPr>
           <w:rFonts w:ascii="Times New Roman" w:hAnsi="Times New Roman" w:cs="Times New Roman"/>
           <w:sz w:val="28"/>
+          <w:szCs w:val="28"/>
           <w:color w:val="000000"/>
         </w:rPr>
         <w:t xml:space="preserve"> для прямокутника), покращує зворотну сумісність публічного API у бібліотеках і не зашиває значення за замовчуванням у бінарний код клієнта.</w:t>
@@ -6406,6 +6929,7 @@
           <w:rFonts w:ascii="Times New Roman" w:hAnsi="Times New Roman" w:cs="Times New Roman"/>
           <w:b/>
           <w:sz w:val="28"/>
+          <w:szCs w:val="28"/>
           <w:color w:val="000000"/>
         </w:rPr>
         <w:t xml:space="preserve">4. Як реалізується поліморфізм у C# на рівні виконання (пізнє зв'язування)? Наведіть приклад із власної ієрархії.</w:t>
@@ -6418,6 +6942,7 @@
           <w:rFonts w:ascii="Times New Roman" w:hAnsi="Times New Roman" w:cs="Times New Roman"/>
           <w:i/>
           <w:sz w:val="28"/>
+          <w:szCs w:val="28"/>
           <w:color w:val="000000"/>
         </w:rPr>
         <w:t xml:space="preserve">Відповідь:</w:t>
@@ -6426,15 +6951,16 @@
         <w:rPr>
           <w:rFonts w:ascii="Times New Roman" w:hAnsi="Times New Roman" w:cs="Times New Roman"/>
           <w:sz w:val="28"/>
+          <w:szCs w:val="28"/>
           <w:color w:val="000000"/>
         </w:rPr>
         <w:t xml:space="preserve"> Через механізм віртуальних таблиць методів (vtable). При виклику </w:t>
       </w:r>
       <w:r>
         <w:rPr>
-          <w:rFonts w:ascii="Times New Roman" w:hAnsi="Times New Roman"/>
-          <w:sz w:val="28"/>
-          <w:color w:val="000000"/>
+          <w:rFonts w:ascii="Consolas" w:hAnsi="Consolas" w:cs="Consolas"/>
+          <w:sz w:val="28"/>
+          <w:color w:val="1A1A1A"/>
         </w:rPr>
         <w:t xml:space="preserve">shape.GetArea()</w:t>
       </w:r>
@@ -6442,15 +6968,16 @@
         <w:rPr>
           <w:rFonts w:ascii="Times New Roman" w:hAnsi="Times New Roman" w:cs="Times New Roman"/>
           <w:sz w:val="28"/>
+          <w:szCs w:val="28"/>
           <w:color w:val="000000"/>
         </w:rPr>
         <w:t xml:space="preserve">, де </w:t>
       </w:r>
       <w:r>
         <w:rPr>
-          <w:rFonts w:ascii="Times New Roman" w:hAnsi="Times New Roman"/>
-          <w:sz w:val="28"/>
-          <w:color w:val="000000"/>
+          <w:rFonts w:ascii="Consolas" w:hAnsi="Consolas" w:cs="Consolas"/>
+          <w:sz w:val="28"/>
+          <w:color w:val="1A1A1A"/>
         </w:rPr>
         <w:t xml:space="preserve">shape</w:t>
       </w:r>
@@ -6458,15 +6985,16 @@
         <w:rPr>
           <w:rFonts w:ascii="Times New Roman" w:hAnsi="Times New Roman" w:cs="Times New Roman"/>
           <w:sz w:val="28"/>
+          <w:szCs w:val="28"/>
           <w:color w:val="000000"/>
         </w:rPr>
         <w:t xml:space="preserve"> має тип </w:t>
       </w:r>
       <w:r>
         <w:rPr>
-          <w:rFonts w:ascii="Times New Roman" w:hAnsi="Times New Roman"/>
-          <w:sz w:val="28"/>
-          <w:color w:val="000000"/>
+          <w:rFonts w:ascii="Consolas" w:hAnsi="Consolas" w:cs="Consolas"/>
+          <w:sz w:val="28"/>
+          <w:color w:val="1A1A1A"/>
         </w:rPr>
         <w:t xml:space="preserve">Shape</w:t>
       </w:r>
@@ -6474,15 +7002,16 @@
         <w:rPr>
           <w:rFonts w:ascii="Times New Roman" w:hAnsi="Times New Roman" w:cs="Times New Roman"/>
           <w:sz w:val="28"/>
+          <w:szCs w:val="28"/>
           <w:color w:val="000000"/>
         </w:rPr>
         <w:t xml:space="preserve">, CLR під час виконання звертається до vtable фактичного екземпляра об'єкта в купі (</w:t>
       </w:r>
       <w:r>
         <w:rPr>
-          <w:rFonts w:ascii="Times New Roman" w:hAnsi="Times New Roman"/>
-          <w:sz w:val="28"/>
-          <w:color w:val="000000"/>
+          <w:rFonts w:ascii="Consolas" w:hAnsi="Consolas" w:cs="Consolas"/>
+          <w:sz w:val="28"/>
+          <w:color w:val="1A1A1A"/>
         </w:rPr>
         <w:t xml:space="preserve">Circle</w:t>
       </w:r>
@@ -6490,15 +7019,16 @@
         <w:rPr>
           <w:rFonts w:ascii="Times New Roman" w:hAnsi="Times New Roman" w:cs="Times New Roman"/>
           <w:sz w:val="28"/>
+          <w:szCs w:val="28"/>
           <w:color w:val="000000"/>
         </w:rPr>
         <w:t xml:space="preserve"> або </w:t>
       </w:r>
       <w:r>
         <w:rPr>
-          <w:rFonts w:ascii="Times New Roman" w:hAnsi="Times New Roman"/>
-          <w:sz w:val="28"/>
-          <w:color w:val="000000"/>
+          <w:rFonts w:ascii="Consolas" w:hAnsi="Consolas" w:cs="Consolas"/>
+          <w:sz w:val="28"/>
+          <w:color w:val="1A1A1A"/>
         </w:rPr>
         <w:t xml:space="preserve">Rectangle</w:t>
       </w:r>
@@ -6506,15 +7036,16 @@
         <w:rPr>
           <w:rFonts w:ascii="Times New Roman" w:hAnsi="Times New Roman" w:cs="Times New Roman"/>
           <w:sz w:val="28"/>
+          <w:szCs w:val="28"/>
           <w:color w:val="000000"/>
         </w:rPr>
         <w:t xml:space="preserve">) та викликає відповідний перевизначений </w:t>
       </w:r>
       <w:r>
         <w:rPr>
-          <w:rFonts w:ascii="Times New Roman" w:hAnsi="Times New Roman"/>
-          <w:sz w:val="28"/>
-          <w:color w:val="000000"/>
+          <w:rFonts w:ascii="Consolas" w:hAnsi="Consolas" w:cs="Consolas"/>
+          <w:sz w:val="28"/>
+          <w:color w:val="1A1A1A"/>
         </w:rPr>
         <w:t xml:space="preserve">override</w:t>
       </w:r>
@@ -6522,6 +7053,7 @@
         <w:rPr>
           <w:rFonts w:ascii="Times New Roman" w:hAnsi="Times New Roman" w:cs="Times New Roman"/>
           <w:sz w:val="28"/>
+          <w:szCs w:val="28"/>
           <w:color w:val="000000"/>
         </w:rPr>
         <w:t xml:space="preserve">-метод.</w:t>
@@ -6541,15 +7073,16 @@
           <w:rFonts w:ascii="Times New Roman" w:hAnsi="Times New Roman" w:cs="Times New Roman"/>
           <w:b/>
           <w:sz w:val="28"/>
+          <w:szCs w:val="28"/>
           <w:color w:val="000000"/>
         </w:rPr>
         <w:t xml:space="preserve">5. У чому різниця між </w:t>
       </w:r>
       <w:r>
         <w:rPr>
-          <w:rFonts w:ascii="Times New Roman" w:hAnsi="Times New Roman"/>
-          <w:sz w:val="28"/>
-          <w:color w:val="000000"/>
+          <w:rFonts w:ascii="Consolas" w:hAnsi="Consolas" w:cs="Consolas"/>
+          <w:sz w:val="28"/>
+          <w:color w:val="1A1A1A"/>
         </w:rPr>
         <w:t xml:space="preserve">abstract</w:t>
       </w:r>
@@ -6558,15 +7091,16 @@
           <w:rFonts w:ascii="Times New Roman" w:hAnsi="Times New Roman" w:cs="Times New Roman"/>
           <w:b/>
           <w:sz w:val="28"/>
+          <w:szCs w:val="28"/>
           <w:color w:val="000000"/>
         </w:rPr>
         <w:t xml:space="preserve">-методом і </w:t>
       </w:r>
       <w:r>
         <w:rPr>
-          <w:rFonts w:ascii="Times New Roman" w:hAnsi="Times New Roman"/>
-          <w:sz w:val="28"/>
-          <w:color w:val="000000"/>
+          <w:rFonts w:ascii="Consolas" w:hAnsi="Consolas" w:cs="Consolas"/>
+          <w:sz w:val="28"/>
+          <w:color w:val="1A1A1A"/>
         </w:rPr>
         <w:t xml:space="preserve">virtual</w:t>
       </w:r>
@@ -6575,6 +7109,7 @@
           <w:rFonts w:ascii="Times New Roman" w:hAnsi="Times New Roman" w:cs="Times New Roman"/>
           <w:b/>
           <w:sz w:val="28"/>
+          <w:szCs w:val="28"/>
           <w:color w:val="000000"/>
         </w:rPr>
         <w:t xml:space="preserve">-методом з реалізацією за замовчуванням?</w:t>
@@ -6587,6 +7122,7 @@
           <w:rFonts w:ascii="Times New Roman" w:hAnsi="Times New Roman" w:cs="Times New Roman"/>
           <w:i/>
           <w:sz w:val="28"/>
+          <w:szCs w:val="28"/>
           <w:color w:val="000000"/>
         </w:rPr>
         <w:t xml:space="preserve">Відповідь:</w:t>
@@ -6595,15 +7131,16 @@
         <w:rPr>
           <w:rFonts w:ascii="Times New Roman" w:hAnsi="Times New Roman" w:cs="Times New Roman"/>
           <w:sz w:val="28"/>
+          <w:szCs w:val="28"/>
           <w:color w:val="000000"/>
         </w:rPr>
         <w:t xml:space="preserve"> </w:t>
       </w:r>
       <w:r>
         <w:rPr>
-          <w:rFonts w:ascii="Times New Roman" w:hAnsi="Times New Roman"/>
-          <w:sz w:val="28"/>
-          <w:color w:val="000000"/>
+          <w:rFonts w:ascii="Consolas" w:hAnsi="Consolas" w:cs="Consolas"/>
+          <w:sz w:val="28"/>
+          <w:color w:val="1A1A1A"/>
         </w:rPr>
         <w:t xml:space="preserve">abstract</w:t>
       </w:r>
@@ -6611,15 +7148,16 @@
         <w:rPr>
           <w:rFonts w:ascii="Times New Roman" w:hAnsi="Times New Roman" w:cs="Times New Roman"/>
           <w:sz w:val="28"/>
+          <w:szCs w:val="28"/>
           <w:color w:val="000000"/>
         </w:rPr>
         <w:t xml:space="preserve">-метод не має власного тіла в базовому класі та є обов'язковим для реалізації в кожному неабстрактному похідному класі. </w:t>
       </w:r>
       <w:r>
         <w:rPr>
-          <w:rFonts w:ascii="Times New Roman" w:hAnsi="Times New Roman"/>
-          <w:sz w:val="28"/>
-          <w:color w:val="000000"/>
+          <w:rFonts w:ascii="Consolas" w:hAnsi="Consolas" w:cs="Consolas"/>
+          <w:sz w:val="28"/>
+          <w:color w:val="1A1A1A"/>
         </w:rPr>
         <w:t xml:space="preserve">virtual</w:t>
       </w:r>
@@ -6627,6 +7165,7 @@
         <w:rPr>
           <w:rFonts w:ascii="Times New Roman" w:hAnsi="Times New Roman" w:cs="Times New Roman"/>
           <w:sz w:val="28"/>
+          <w:szCs w:val="28"/>
           <w:color w:val="000000"/>
         </w:rPr>
         <w:t xml:space="preserve">-метод містить базову реалізацію за замовчуванням, яку похідні класи можуть або перевизначити за бажанням, або залишити без змін.</w:t>
@@ -6646,15 +7185,16 @@
           <w:rFonts w:ascii="Times New Roman" w:hAnsi="Times New Roman" w:cs="Times New Roman"/>
           <w:b/>
           <w:sz w:val="28"/>
+          <w:szCs w:val="28"/>
           <w:color w:val="000000"/>
         </w:rPr>
         <w:t xml:space="preserve">6. Для чого призначений інтерфейс </w:t>
       </w:r>
       <w:r>
         <w:rPr>
-          <w:rFonts w:ascii="Times New Roman" w:hAnsi="Times New Roman"/>
-          <w:sz w:val="28"/>
-          <w:color w:val="000000"/>
+          <w:rFonts w:ascii="Consolas" w:hAnsi="Consolas" w:cs="Consolas"/>
+          <w:sz w:val="28"/>
+          <w:color w:val="1A1A1A"/>
         </w:rPr>
         <w:t xml:space="preserve">IComparable&lt;T&gt;</w:t>
       </w:r>
@@ -6663,15 +7203,16 @@
           <w:rFonts w:ascii="Times New Roman" w:hAnsi="Times New Roman" w:cs="Times New Roman"/>
           <w:b/>
           <w:sz w:val="28"/>
+          <w:szCs w:val="28"/>
           <w:color w:val="000000"/>
         </w:rPr>
         <w:t xml:space="preserve"> і як його реалізація впливає на роботу </w:t>
       </w:r>
       <w:r>
         <w:rPr>
-          <w:rFonts w:ascii="Times New Roman" w:hAnsi="Times New Roman"/>
-          <w:sz w:val="28"/>
-          <w:color w:val="000000"/>
+          <w:rFonts w:ascii="Consolas" w:hAnsi="Consolas" w:cs="Consolas"/>
+          <w:sz w:val="28"/>
+          <w:color w:val="1A1A1A"/>
         </w:rPr>
         <w:t xml:space="preserve">List&lt;T&gt;.Sort()</w:t>
       </w:r>
@@ -6680,6 +7221,7 @@
           <w:rFonts w:ascii="Times New Roman" w:hAnsi="Times New Roman" w:cs="Times New Roman"/>
           <w:b/>
           <w:sz w:val="28"/>
+          <w:szCs w:val="28"/>
           <w:color w:val="000000"/>
         </w:rPr>
         <w:t xml:space="preserve">?</w:t>
@@ -6692,6 +7234,7 @@
           <w:rFonts w:ascii="Times New Roman" w:hAnsi="Times New Roman" w:cs="Times New Roman"/>
           <w:i/>
           <w:sz w:val="28"/>
+          <w:szCs w:val="28"/>
           <w:color w:val="000000"/>
         </w:rPr>
         <w:t xml:space="preserve">Відповідь:</w:t>
@@ -6700,15 +7243,16 @@
         <w:rPr>
           <w:rFonts w:ascii="Times New Roman" w:hAnsi="Times New Roman" w:cs="Times New Roman"/>
           <w:sz w:val="28"/>
+          <w:szCs w:val="28"/>
           <w:color w:val="000000"/>
         </w:rPr>
         <w:t xml:space="preserve"> </w:t>
       </w:r>
       <w:r>
         <w:rPr>
-          <w:rFonts w:ascii="Times New Roman" w:hAnsi="Times New Roman"/>
-          <w:sz w:val="28"/>
-          <w:color w:val="000000"/>
+          <w:rFonts w:ascii="Consolas" w:hAnsi="Consolas" w:cs="Consolas"/>
+          <w:sz w:val="28"/>
+          <w:color w:val="1A1A1A"/>
         </w:rPr>
         <w:t xml:space="preserve">IComparable&lt;T&gt;</w:t>
       </w:r>
@@ -6716,15 +7260,16 @@
         <w:rPr>
           <w:rFonts w:ascii="Times New Roman" w:hAnsi="Times New Roman" w:cs="Times New Roman"/>
           <w:sz w:val="28"/>
+          <w:szCs w:val="28"/>
           <w:color w:val="000000"/>
         </w:rPr>
         <w:t xml:space="preserve"> визначає метод </w:t>
       </w:r>
       <w:r>
         <w:rPr>
-          <w:rFonts w:ascii="Times New Roman" w:hAnsi="Times New Roman"/>
-          <w:sz w:val="28"/>
-          <w:color w:val="000000"/>
+          <w:rFonts w:ascii="Consolas" w:hAnsi="Consolas" w:cs="Consolas"/>
+          <w:sz w:val="28"/>
+          <w:color w:val="1A1A1A"/>
         </w:rPr>
         <w:t xml:space="preserve">CompareTo(T other)</w:t>
       </w:r>
@@ -6732,15 +7277,16 @@
         <w:rPr>
           <w:rFonts w:ascii="Times New Roman" w:hAnsi="Times New Roman" w:cs="Times New Roman"/>
           <w:sz w:val="28"/>
+          <w:szCs w:val="28"/>
           <w:color w:val="000000"/>
         </w:rPr>
         <w:t xml:space="preserve">, що встановлює природний порядок сортування для власного типу. Метод </w:t>
       </w:r>
       <w:r>
         <w:rPr>
-          <w:rFonts w:ascii="Times New Roman" w:hAnsi="Times New Roman"/>
-          <w:sz w:val="28"/>
-          <w:color w:val="000000"/>
+          <w:rFonts w:ascii="Consolas" w:hAnsi="Consolas" w:cs="Consolas"/>
+          <w:sz w:val="28"/>
+          <w:color w:val="1A1A1A"/>
         </w:rPr>
         <w:t xml:space="preserve">List&lt;T&gt;.Sort()</w:t>
       </w:r>
@@ -6748,15 +7294,16 @@
         <w:rPr>
           <w:rFonts w:ascii="Times New Roman" w:hAnsi="Times New Roman" w:cs="Times New Roman"/>
           <w:sz w:val="28"/>
+          <w:szCs w:val="28"/>
           <w:color w:val="000000"/>
         </w:rPr>
         <w:t xml:space="preserve"> автоматично використовує </w:t>
       </w:r>
       <w:r>
         <w:rPr>
-          <w:rFonts w:ascii="Times New Roman" w:hAnsi="Times New Roman"/>
-          <w:sz w:val="28"/>
-          <w:color w:val="000000"/>
+          <w:rFonts w:ascii="Consolas" w:hAnsi="Consolas" w:cs="Consolas"/>
+          <w:sz w:val="28"/>
+          <w:color w:val="1A1A1A"/>
         </w:rPr>
         <w:t xml:space="preserve">CompareTo</w:t>
       </w:r>
@@ -6764,6 +7311,7 @@
         <w:rPr>
           <w:rFonts w:ascii="Times New Roman" w:hAnsi="Times New Roman" w:cs="Times New Roman"/>
           <w:sz w:val="28"/>
+          <w:szCs w:val="28"/>
           <w:color w:val="000000"/>
         </w:rPr>
         <w:t xml:space="preserve"> для порівняння пар елементів алгоритмом сортування без необхідності передавати сторонні компаратори.</w:t>
@@ -6783,15 +7331,16 @@
           <w:rFonts w:ascii="Times New Roman" w:hAnsi="Times New Roman" w:cs="Times New Roman"/>
           <w:b/>
           <w:sz w:val="28"/>
+          <w:szCs w:val="28"/>
           <w:color w:val="000000"/>
         </w:rPr>
         <w:t xml:space="preserve">7. Що виконується у блоці </w:t>
       </w:r>
       <w:r>
         <w:rPr>
-          <w:rFonts w:ascii="Times New Roman" w:hAnsi="Times New Roman"/>
-          <w:sz w:val="28"/>
-          <w:color w:val="000000"/>
+          <w:rFonts w:ascii="Consolas" w:hAnsi="Consolas" w:cs="Consolas"/>
+          <w:sz w:val="28"/>
+          <w:color w:val="1A1A1A"/>
         </w:rPr>
         <w:t xml:space="preserve">finally</w:t>
       </w:r>
@@ -6800,6 +7349,7 @@
           <w:rFonts w:ascii="Times New Roman" w:hAnsi="Times New Roman" w:cs="Times New Roman"/>
           <w:b/>
           <w:sz w:val="28"/>
+          <w:szCs w:val="28"/>
           <w:color w:val="000000"/>
         </w:rPr>
         <w:t xml:space="preserve"> і в яких випадках це критично важливо?</w:t>
@@ -6812,6 +7362,7 @@
           <w:rFonts w:ascii="Times New Roman" w:hAnsi="Times New Roman" w:cs="Times New Roman"/>
           <w:i/>
           <w:sz w:val="28"/>
+          <w:szCs w:val="28"/>
           <w:color w:val="000000"/>
         </w:rPr>
         <w:t xml:space="preserve">Відповідь:</w:t>
@@ -6820,15 +7371,16 @@
         <w:rPr>
           <w:rFonts w:ascii="Times New Roman" w:hAnsi="Times New Roman" w:cs="Times New Roman"/>
           <w:sz w:val="28"/>
+          <w:szCs w:val="28"/>
           <w:color w:val="000000"/>
         </w:rPr>
         <w:t xml:space="preserve"> Блок </w:t>
       </w:r>
       <w:r>
         <w:rPr>
-          <w:rFonts w:ascii="Times New Roman" w:hAnsi="Times New Roman"/>
-          <w:sz w:val="28"/>
-          <w:color w:val="000000"/>
+          <w:rFonts w:ascii="Consolas" w:hAnsi="Consolas" w:cs="Consolas"/>
+          <w:sz w:val="28"/>
+          <w:color w:val="1A1A1A"/>
         </w:rPr>
         <w:t xml:space="preserve">finally</w:t>
       </w:r>
@@ -6836,15 +7388,16 @@
         <w:rPr>
           <w:rFonts w:ascii="Times New Roman" w:hAnsi="Times New Roman" w:cs="Times New Roman"/>
           <w:sz w:val="28"/>
+          <w:szCs w:val="28"/>
           <w:color w:val="000000"/>
         </w:rPr>
         <w:t xml:space="preserve"> виконується завжди — незалежно від того, стався виняток у блоці </w:t>
       </w:r>
       <w:r>
         <w:rPr>
-          <w:rFonts w:ascii="Times New Roman" w:hAnsi="Times New Roman"/>
-          <w:sz w:val="28"/>
-          <w:color w:val="000000"/>
+          <w:rFonts w:ascii="Consolas" w:hAnsi="Consolas" w:cs="Consolas"/>
+          <w:sz w:val="28"/>
+          <w:color w:val="1A1A1A"/>
         </w:rPr>
         <w:t xml:space="preserve">try</w:t>
       </w:r>
@@ -6852,15 +7405,16 @@
         <w:rPr>
           <w:rFonts w:ascii="Times New Roman" w:hAnsi="Times New Roman" w:cs="Times New Roman"/>
           <w:sz w:val="28"/>
+          <w:szCs w:val="28"/>
           <w:color w:val="000000"/>
         </w:rPr>
         <w:t xml:space="preserve">, чи ні, і навіть якщо з блоку було виконано </w:t>
       </w:r>
       <w:r>
         <w:rPr>
-          <w:rFonts w:ascii="Times New Roman" w:hAnsi="Times New Roman"/>
-          <w:sz w:val="28"/>
-          <w:color w:val="000000"/>
+          <w:rFonts w:ascii="Consolas" w:hAnsi="Consolas" w:cs="Consolas"/>
+          <w:sz w:val="28"/>
+          <w:color w:val="1A1A1A"/>
         </w:rPr>
         <w:t xml:space="preserve">return</w:t>
       </w:r>
@@ -6868,6 +7422,7 @@
         <w:rPr>
           <w:rFonts w:ascii="Times New Roman" w:hAnsi="Times New Roman" w:cs="Times New Roman"/>
           <w:sz w:val="28"/>
+          <w:szCs w:val="28"/>
           <w:color w:val="000000"/>
         </w:rPr>
         <w:t xml:space="preserve">. Це критично важливо для гарантованого звільнення некерованих ресурсів (закриття файлів, дескрипторів мережевих з'єднань, транзакцій).</w:t>
@@ -6887,15 +7442,16 @@
           <w:rFonts w:ascii="Times New Roman" w:hAnsi="Times New Roman" w:cs="Times New Roman"/>
           <w:b/>
           <w:sz w:val="28"/>
+          <w:szCs w:val="28"/>
           <w:color w:val="000000"/>
         </w:rPr>
         <w:t xml:space="preserve">8. У чому різниця між обробкою винятку в </w:t>
       </w:r>
       <w:r>
         <w:rPr>
-          <w:rFonts w:ascii="Times New Roman" w:hAnsi="Times New Roman"/>
-          <w:sz w:val="28"/>
-          <w:color w:val="000000"/>
+          <w:rFonts w:ascii="Consolas" w:hAnsi="Consolas" w:cs="Consolas"/>
+          <w:sz w:val="28"/>
+          <w:color w:val="1A1A1A"/>
         </w:rPr>
         <w:t xml:space="preserve">catch (SpecificException)</w:t>
       </w:r>
@@ -6904,15 +7460,16 @@
           <w:rFonts w:ascii="Times New Roman" w:hAnsi="Times New Roman" w:cs="Times New Roman"/>
           <w:b/>
           <w:sz w:val="28"/>
+          <w:szCs w:val="28"/>
           <w:color w:val="000000"/>
         </w:rPr>
         <w:t xml:space="preserve"> і </w:t>
       </w:r>
       <w:r>
         <w:rPr>
-          <w:rFonts w:ascii="Times New Roman" w:hAnsi="Times New Roman"/>
-          <w:sz w:val="28"/>
-          <w:color w:val="000000"/>
+          <w:rFonts w:ascii="Consolas" w:hAnsi="Consolas" w:cs="Consolas"/>
+          <w:sz w:val="28"/>
+          <w:color w:val="1A1A1A"/>
         </w:rPr>
         <w:t xml:space="preserve">catch (Exception)</w:t>
       </w:r>
@@ -6921,15 +7478,16 @@
           <w:rFonts w:ascii="Times New Roman" w:hAnsi="Times New Roman" w:cs="Times New Roman"/>
           <w:b/>
           <w:sz w:val="28"/>
+          <w:szCs w:val="28"/>
           <w:color w:val="000000"/>
         </w:rPr>
         <w:t xml:space="preserve">? Чому порядок гілок </w:t>
       </w:r>
       <w:r>
         <w:rPr>
-          <w:rFonts w:ascii="Times New Roman" w:hAnsi="Times New Roman"/>
-          <w:sz w:val="28"/>
-          <w:color w:val="000000"/>
+          <w:rFonts w:ascii="Consolas" w:hAnsi="Consolas" w:cs="Consolas"/>
+          <w:sz w:val="28"/>
+          <w:color w:val="1A1A1A"/>
         </w:rPr>
         <w:t xml:space="preserve">catch</w:t>
       </w:r>
@@ -6938,6 +7496,7 @@
           <w:rFonts w:ascii="Times New Roman" w:hAnsi="Times New Roman" w:cs="Times New Roman"/>
           <w:b/>
           <w:sz w:val="28"/>
+          <w:szCs w:val="28"/>
           <w:color w:val="000000"/>
         </w:rPr>
         <w:t xml:space="preserve"> має значення?</w:t>
@@ -6950,6 +7509,7 @@
           <w:rFonts w:ascii="Times New Roman" w:hAnsi="Times New Roman" w:cs="Times New Roman"/>
           <w:i/>
           <w:sz w:val="28"/>
+          <w:szCs w:val="28"/>
           <w:color w:val="000000"/>
         </w:rPr>
         <w:t xml:space="preserve">Відповідь:</w:t>
@@ -6958,15 +7518,16 @@
         <w:rPr>
           <w:rFonts w:ascii="Times New Roman" w:hAnsi="Times New Roman" w:cs="Times New Roman"/>
           <w:sz w:val="28"/>
+          <w:szCs w:val="28"/>
           <w:color w:val="000000"/>
         </w:rPr>
         <w:t xml:space="preserve"> </w:t>
       </w:r>
       <w:r>
         <w:rPr>
-          <w:rFonts w:ascii="Times New Roman" w:hAnsi="Times New Roman"/>
-          <w:sz w:val="28"/>
-          <w:color w:val="000000"/>
+          <w:rFonts w:ascii="Consolas" w:hAnsi="Consolas" w:cs="Consolas"/>
+          <w:sz w:val="28"/>
+          <w:color w:val="1A1A1A"/>
         </w:rPr>
         <w:t xml:space="preserve">catch (SpecificException)</w:t>
       </w:r>
@@ -6974,15 +7535,16 @@
         <w:rPr>
           <w:rFonts w:ascii="Times New Roman" w:hAnsi="Times New Roman" w:cs="Times New Roman"/>
           <w:sz w:val="28"/>
+          <w:szCs w:val="28"/>
           <w:color w:val="000000"/>
         </w:rPr>
         <w:t xml:space="preserve"> обробляє конкретний очікуваний тип помилки, даючи змогу вжити точкових дій. </w:t>
       </w:r>
       <w:r>
         <w:rPr>
-          <w:rFonts w:ascii="Times New Roman" w:hAnsi="Times New Roman"/>
-          <w:sz w:val="28"/>
-          <w:color w:val="000000"/>
+          <w:rFonts w:ascii="Consolas" w:hAnsi="Consolas" w:cs="Consolas"/>
+          <w:sz w:val="28"/>
+          <w:color w:val="1A1A1A"/>
         </w:rPr>
         <w:t xml:space="preserve">catch (Exception)</w:t>
       </w:r>
@@ -6990,15 +7552,16 @@
         <w:rPr>
           <w:rFonts w:ascii="Times New Roman" w:hAnsi="Times New Roman" w:cs="Times New Roman"/>
           <w:sz w:val="28"/>
+          <w:szCs w:val="28"/>
           <w:color w:val="000000"/>
         </w:rPr>
         <w:t xml:space="preserve"> перехоплює взагалі будь-який виняток. Гілки перевіряються зверху вниз: якщо поставити </w:t>
       </w:r>
       <w:r>
         <w:rPr>
-          <w:rFonts w:ascii="Times New Roman" w:hAnsi="Times New Roman"/>
-          <w:sz w:val="28"/>
-          <w:color w:val="000000"/>
+          <w:rFonts w:ascii="Consolas" w:hAnsi="Consolas" w:cs="Consolas"/>
+          <w:sz w:val="28"/>
+          <w:color w:val="1A1A1A"/>
         </w:rPr>
         <w:t xml:space="preserve">catch (Exception)</w:t>
       </w:r>
@@ -7006,6 +7569,7 @@
         <w:rPr>
           <w:rFonts w:ascii="Times New Roman" w:hAnsi="Times New Roman" w:cs="Times New Roman"/>
           <w:sz w:val="28"/>
+          <w:szCs w:val="28"/>
           <w:color w:val="000000"/>
         </w:rPr>
         <w:t xml:space="preserve"> першим, конкретні обробники ніколи не спрацюють, тому порядок має бути від найспецифічнішого до найбільш загального.</w:t>
@@ -7025,15 +7589,16 @@
           <w:rFonts w:ascii="Times New Roman" w:hAnsi="Times New Roman" w:cs="Times New Roman"/>
           <w:b/>
           <w:sz w:val="28"/>
+          <w:szCs w:val="28"/>
           <w:color w:val="000000"/>
         </w:rPr>
         <w:t xml:space="preserve">9. Навіщо створювати власні класи винятків, якщо є вбудовані (</w:t>
       </w:r>
       <w:r>
         <w:rPr>
-          <w:rFonts w:ascii="Times New Roman" w:hAnsi="Times New Roman"/>
-          <w:sz w:val="28"/>
-          <w:color w:val="000000"/>
+          <w:rFonts w:ascii="Consolas" w:hAnsi="Consolas" w:cs="Consolas"/>
+          <w:sz w:val="28"/>
+          <w:color w:val="1A1A1A"/>
         </w:rPr>
         <w:t xml:space="preserve">ArgumentException</w:t>
       </w:r>
@@ -7042,15 +7607,16 @@
           <w:rFonts w:ascii="Times New Roman" w:hAnsi="Times New Roman" w:cs="Times New Roman"/>
           <w:b/>
           <w:sz w:val="28"/>
+          <w:szCs w:val="28"/>
           <w:color w:val="000000"/>
         </w:rPr>
         <w:t xml:space="preserve">, </w:t>
       </w:r>
       <w:r>
         <w:rPr>
-          <w:rFonts w:ascii="Times New Roman" w:hAnsi="Times New Roman"/>
-          <w:sz w:val="28"/>
-          <w:color w:val="000000"/>
+          <w:rFonts w:ascii="Consolas" w:hAnsi="Consolas" w:cs="Consolas"/>
+          <w:sz w:val="28"/>
+          <w:color w:val="1A1A1A"/>
         </w:rPr>
         <w:t xml:space="preserve">InvalidOperationException</w:t>
       </w:r>
@@ -7059,6 +7625,7 @@
           <w:rFonts w:ascii="Times New Roman" w:hAnsi="Times New Roman" w:cs="Times New Roman"/>
           <w:b/>
           <w:sz w:val="28"/>
+          <w:szCs w:val="28"/>
           <w:color w:val="000000"/>
         </w:rPr>
         <w:t xml:space="preserve"> тощо)?</w:t>
@@ -7071,6 +7638,7 @@
           <w:rFonts w:ascii="Times New Roman" w:hAnsi="Times New Roman" w:cs="Times New Roman"/>
           <w:i/>
           <w:sz w:val="28"/>
+          <w:szCs w:val="28"/>
           <w:color w:val="000000"/>
         </w:rPr>
         <w:t xml:space="preserve">Відповідь:</w:t>
@@ -7079,15 +7647,16 @@
         <w:rPr>
           <w:rFonts w:ascii="Times New Roman" w:hAnsi="Times New Roman" w:cs="Times New Roman"/>
           <w:sz w:val="28"/>
+          <w:szCs w:val="28"/>
           <w:color w:val="000000"/>
         </w:rPr>
         <w:t xml:space="preserve"> Власний виняток чітко ідентифікує бізнес-помилку предметної області, дозволяє додати специфічні поля (наприклад, назву виміру та некоректне значення в </w:t>
       </w:r>
       <w:r>
         <w:rPr>
-          <w:rFonts w:ascii="Times New Roman" w:hAnsi="Times New Roman"/>
-          <w:sz w:val="28"/>
-          <w:color w:val="000000"/>
+          <w:rFonts w:ascii="Consolas" w:hAnsi="Consolas" w:cs="Consolas"/>
+          <w:sz w:val="28"/>
+          <w:color w:val="1A1A1A"/>
         </w:rPr>
         <w:t xml:space="preserve">InvalidShapeDimensionException</w:t>
       </w:r>
@@ -7095,6 +7664,7 @@
         <w:rPr>
           <w:rFonts w:ascii="Times New Roman" w:hAnsi="Times New Roman" w:cs="Times New Roman"/>
           <w:sz w:val="28"/>
+          <w:szCs w:val="28"/>
           <w:color w:val="000000"/>
         </w:rPr>
         <w:t xml:space="preserve">) і дає змогу зовнішньому коду перехоплювати лише помилки даного домену без перехоплення загальних системних винятків.</w:t>
@@ -7114,6 +7684,7 @@
           <w:rFonts w:ascii="Times New Roman" w:hAnsi="Times New Roman" w:cs="Times New Roman"/>
           <w:b/>
           <w:sz w:val="28"/>
+          <w:szCs w:val="28"/>
           <w:color w:val="000000"/>
         </w:rPr>
         <w:t xml:space="preserve">10. Чому власний клас винятку прийнято постачати трьома стандартними конструкторами?</w:t>
@@ -7126,6 +7697,7 @@
           <w:rFonts w:ascii="Times New Roman" w:hAnsi="Times New Roman" w:cs="Times New Roman"/>
           <w:i/>
           <w:sz w:val="28"/>
+          <w:szCs w:val="28"/>
           <w:color w:val="000000"/>
         </w:rPr>
         <w:t xml:space="preserve">Відповідь:</w:t>
@@ -7134,15 +7706,16 @@
         <w:rPr>
           <w:rFonts w:ascii="Times New Roman" w:hAnsi="Times New Roman" w:cs="Times New Roman"/>
           <w:sz w:val="28"/>
+          <w:szCs w:val="28"/>
           <w:color w:val="000000"/>
         </w:rPr>
         <w:t xml:space="preserve"> Згідно з шаблонами проектування .NET Framework (Framework Design Guidelines), це забезпечує повну сумісність: конструктор без параметрів — для стандартного повідомлення; конструктор з </w:t>
       </w:r>
       <w:r>
         <w:rPr>
-          <w:rFonts w:ascii="Times New Roman" w:hAnsi="Times New Roman"/>
-          <w:sz w:val="28"/>
-          <w:color w:val="000000"/>
+          <w:rFonts w:ascii="Consolas" w:hAnsi="Consolas" w:cs="Consolas"/>
+          <w:sz w:val="28"/>
+          <w:color w:val="1A1A1A"/>
         </w:rPr>
         <w:t xml:space="preserve">string message</w:t>
       </w:r>
@@ -7150,15 +7723,16 @@
         <w:rPr>
           <w:rFonts w:ascii="Times New Roman" w:hAnsi="Times New Roman" w:cs="Times New Roman"/>
           <w:sz w:val="28"/>
+          <w:szCs w:val="28"/>
           <w:color w:val="000000"/>
         </w:rPr>
         <w:t xml:space="preserve"> — для довільного тексту; конструктор з </w:t>
       </w:r>
       <w:r>
         <w:rPr>
-          <w:rFonts w:ascii="Times New Roman" w:hAnsi="Times New Roman"/>
-          <w:sz w:val="28"/>
-          <w:color w:val="000000"/>
+          <w:rFonts w:ascii="Consolas" w:hAnsi="Consolas" w:cs="Consolas"/>
+          <w:sz w:val="28"/>
+          <w:color w:val="1A1A1A"/>
         </w:rPr>
         <w:t xml:space="preserve">(string message, Exception innerException)</w:t>
       </w:r>
@@ -7166,6 +7740,7 @@
         <w:rPr>
           <w:rFonts w:ascii="Times New Roman" w:hAnsi="Times New Roman" w:cs="Times New Roman"/>
           <w:sz w:val="28"/>
+          <w:szCs w:val="28"/>
           <w:color w:val="000000"/>
         </w:rPr>
         <w:t xml:space="preserve"> — для збереження вихідного винятку при ланцюжковому загортанні помилок.</w:t>
@@ -7185,15 +7760,16 @@
           <w:rFonts w:ascii="Times New Roman" w:hAnsi="Times New Roman" w:cs="Times New Roman"/>
           <w:b/>
           <w:sz w:val="28"/>
+          <w:szCs w:val="28"/>
           <w:color w:val="000000"/>
         </w:rPr>
         <w:t xml:space="preserve">11. Що станеться, якщо колекція базового типу (</w:t>
       </w:r>
       <w:r>
         <w:rPr>
-          <w:rFonts w:ascii="Times New Roman" w:hAnsi="Times New Roman"/>
-          <w:sz w:val="28"/>
-          <w:color w:val="000000"/>
+          <w:rFonts w:ascii="Consolas" w:hAnsi="Consolas" w:cs="Consolas"/>
+          <w:sz w:val="28"/>
+          <w:color w:val="1A1A1A"/>
         </w:rPr>
         <w:t xml:space="preserve">List&lt;Shape&gt;</w:t>
       </w:r>
@@ -7202,15 +7778,16 @@
           <w:rFonts w:ascii="Times New Roman" w:hAnsi="Times New Roman" w:cs="Times New Roman"/>
           <w:b/>
           <w:sz w:val="28"/>
+          <w:szCs w:val="28"/>
           <w:color w:val="000000"/>
         </w:rPr>
         <w:t xml:space="preserve">) міститиме похідний об'єкт, а виклик методу не позначено </w:t>
       </w:r>
       <w:r>
         <w:rPr>
-          <w:rFonts w:ascii="Times New Roman" w:hAnsi="Times New Roman"/>
-          <w:sz w:val="28"/>
-          <w:color w:val="000000"/>
+          <w:rFonts w:ascii="Consolas" w:hAnsi="Consolas" w:cs="Consolas"/>
+          <w:sz w:val="28"/>
+          <w:color w:val="1A1A1A"/>
         </w:rPr>
         <w:t xml:space="preserve">virtual</w:t>
       </w:r>
@@ -7219,15 +7796,16 @@
           <w:rFonts w:ascii="Times New Roman" w:hAnsi="Times New Roman" w:cs="Times New Roman"/>
           <w:b/>
           <w:sz w:val="28"/>
+          <w:szCs w:val="28"/>
           <w:color w:val="000000"/>
         </w:rPr>
         <w:t xml:space="preserve">/</w:t>
       </w:r>
       <w:r>
         <w:rPr>
-          <w:rFonts w:ascii="Times New Roman" w:hAnsi="Times New Roman"/>
-          <w:sz w:val="28"/>
-          <w:color w:val="000000"/>
+          <w:rFonts w:ascii="Consolas" w:hAnsi="Consolas" w:cs="Consolas"/>
+          <w:sz w:val="28"/>
+          <w:color w:val="1A1A1A"/>
         </w:rPr>
         <w:t xml:space="preserve">override</w:t>
       </w:r>
@@ -7236,6 +7814,7 @@
           <w:rFonts w:ascii="Times New Roman" w:hAnsi="Times New Roman" w:cs="Times New Roman"/>
           <w:b/>
           <w:sz w:val="28"/>
+          <w:szCs w:val="28"/>
           <w:color w:val="000000"/>
         </w:rPr>
         <w:t xml:space="preserve">? Чим це відрізняється від коректної поліморфної поведінки?</w:t>
@@ -7248,6 +7827,7 @@
           <w:rFonts w:ascii="Times New Roman" w:hAnsi="Times New Roman" w:cs="Times New Roman"/>
           <w:i/>
           <w:sz w:val="28"/>
+          <w:szCs w:val="28"/>
           <w:color w:val="000000"/>
         </w:rPr>
         <w:t xml:space="preserve">Відповідь:</w:t>
@@ -7256,15 +7836,16 @@
         <w:rPr>
           <w:rFonts w:ascii="Times New Roman" w:hAnsi="Times New Roman" w:cs="Times New Roman"/>
           <w:sz w:val="28"/>
+          <w:szCs w:val="28"/>
           <w:color w:val="000000"/>
         </w:rPr>
         <w:t xml:space="preserve"> Викличеться метод базового класу </w:t>
       </w:r>
       <w:r>
         <w:rPr>
-          <w:rFonts w:ascii="Times New Roman" w:hAnsi="Times New Roman"/>
-          <w:sz w:val="28"/>
-          <w:color w:val="000000"/>
+          <w:rFonts w:ascii="Consolas" w:hAnsi="Consolas" w:cs="Consolas"/>
+          <w:sz w:val="28"/>
+          <w:color w:val="1A1A1A"/>
         </w:rPr>
         <w:t xml:space="preserve">Shape</w:t>
       </w:r>
@@ -7272,15 +7853,16 @@
         <w:rPr>
           <w:rFonts w:ascii="Times New Roman" w:hAnsi="Times New Roman" w:cs="Times New Roman"/>
           <w:sz w:val="28"/>
+          <w:szCs w:val="28"/>
           <w:color w:val="000000"/>
         </w:rPr>
         <w:t xml:space="preserve"> (раннє зв'язування на етапі компіляції), а реалізація похідного класу буде проігнорована. Коректний поліморфізм (</w:t>
       </w:r>
       <w:r>
         <w:rPr>
-          <w:rFonts w:ascii="Times New Roman" w:hAnsi="Times New Roman"/>
-          <w:sz w:val="28"/>
-          <w:color w:val="000000"/>
+          <w:rFonts w:ascii="Consolas" w:hAnsi="Consolas" w:cs="Consolas"/>
+          <w:sz w:val="28"/>
+          <w:color w:val="1A1A1A"/>
         </w:rPr>
         <w:t xml:space="preserve">virtual</w:t>
       </w:r>
@@ -7288,15 +7870,16 @@
         <w:rPr>
           <w:rFonts w:ascii="Times New Roman" w:hAnsi="Times New Roman" w:cs="Times New Roman"/>
           <w:sz w:val="28"/>
+          <w:szCs w:val="28"/>
           <w:color w:val="000000"/>
         </w:rPr>
         <w:t xml:space="preserve">/</w:t>
       </w:r>
       <w:r>
         <w:rPr>
-          <w:rFonts w:ascii="Times New Roman" w:hAnsi="Times New Roman"/>
-          <w:sz w:val="28"/>
-          <w:color w:val="000000"/>
+          <w:rFonts w:ascii="Consolas" w:hAnsi="Consolas" w:cs="Consolas"/>
+          <w:sz w:val="28"/>
+          <w:color w:val="1A1A1A"/>
         </w:rPr>
         <w:t xml:space="preserve">override</w:t>
       </w:r>
@@ -7304,6 +7887,7 @@
         <w:rPr>
           <w:rFonts w:ascii="Times New Roman" w:hAnsi="Times New Roman" w:cs="Times New Roman"/>
           <w:sz w:val="28"/>
+          <w:szCs w:val="28"/>
           <w:color w:val="000000"/>
         </w:rPr>
         <w:t xml:space="preserve">) гарантує виклик коду похідного класу навіть тоді, коли звернення відбувається через змінну базового типу.</w:t>
@@ -7323,15 +7907,16 @@
           <w:rFonts w:ascii="Times New Roman" w:hAnsi="Times New Roman" w:cs="Times New Roman"/>
           <w:b/>
           <w:sz w:val="28"/>
+          <w:szCs w:val="28"/>
           <w:color w:val="000000"/>
         </w:rPr>
         <w:t xml:space="preserve">12. Чому колекцію об'єктів ієрархії варто типізувати базовим класом (</w:t>
       </w:r>
       <w:r>
         <w:rPr>
-          <w:rFonts w:ascii="Times New Roman" w:hAnsi="Times New Roman"/>
-          <w:sz w:val="28"/>
-          <w:color w:val="000000"/>
+          <w:rFonts w:ascii="Consolas" w:hAnsi="Consolas" w:cs="Consolas"/>
+          <w:sz w:val="28"/>
+          <w:color w:val="1A1A1A"/>
         </w:rPr>
         <w:t xml:space="preserve">List&lt;Shape&gt;</w:t>
       </w:r>
@@ -7340,6 +7925,7 @@
           <w:rFonts w:ascii="Times New Roman" w:hAnsi="Times New Roman" w:cs="Times New Roman"/>
           <w:b/>
           <w:sz w:val="28"/>
+          <w:szCs w:val="28"/>
           <w:color w:val="000000"/>
         </w:rPr>
         <w:t xml:space="preserve">), а не окремими списками для кожного похідного типу?</w:t>
@@ -7352,6 +7938,7 @@
           <w:rFonts w:ascii="Times New Roman" w:hAnsi="Times New Roman" w:cs="Times New Roman"/>
           <w:i/>
           <w:sz w:val="28"/>
+          <w:szCs w:val="28"/>
           <w:color w:val="000000"/>
         </w:rPr>
         <w:t xml:space="preserve">Відповідь:</w:t>
@@ -7360,15 +7947,16 @@
         <w:rPr>
           <w:rFonts w:ascii="Times New Roman" w:hAnsi="Times New Roman" w:cs="Times New Roman"/>
           <w:sz w:val="28"/>
+          <w:szCs w:val="28"/>
           <w:color w:val="000000"/>
         </w:rPr>
         <w:t xml:space="preserve"> Типізація базовим класом реалізує принцип відкритості/закритості (OCP) та поліморфізм: дає змогу зберігати й обробляти фігури будь-яких типів в єдиному циклі, сортувати їх разом та додавати нові похідні класи (наприклад, </w:t>
       </w:r>
       <w:r>
         <w:rPr>
-          <w:rFonts w:ascii="Times New Roman" w:hAnsi="Times New Roman"/>
-          <w:sz w:val="28"/>
-          <w:color w:val="000000"/>
+          <w:rFonts w:ascii="Consolas" w:hAnsi="Consolas" w:cs="Consolas"/>
+          <w:sz w:val="28"/>
+          <w:color w:val="1A1A1A"/>
         </w:rPr>
         <w:t xml:space="preserve">Triangle</w:t>
       </w:r>
@@ -7376,6 +7964,7 @@
         <w:rPr>
           <w:rFonts w:ascii="Times New Roman" w:hAnsi="Times New Roman" w:cs="Times New Roman"/>
           <w:sz w:val="28"/>
+          <w:szCs w:val="28"/>
           <w:color w:val="000000"/>
         </w:rPr>
         <w:t xml:space="preserve">) без зміни коду обробки та інтерфейсу користувача.</w:t>
@@ -7403,6 +7992,7 @@
           <w:rFonts w:ascii="Times New Roman" w:hAnsi="Times New Roman" w:cs="Times New Roman"/>
           <w:b/>
           <w:sz w:val="28"/>
+          <w:szCs w:val="28"/>
           <w:color w:val="000000"/>
         </w:rPr>
         <w:t xml:space="preserve">8. Висновки</w:t>
@@ -7421,15 +8011,16 @@
         <w:rPr>
           <w:rFonts w:ascii="Times New Roman" w:hAnsi="Times New Roman" w:cs="Times New Roman"/>
           <w:sz w:val="28"/>
+          <w:szCs w:val="28"/>
           <w:color w:val="000000"/>
         </w:rPr>
         <w:t xml:space="preserve">Під час виконання практичної роботи №2 було успішно спроєктовано та реалізовано об'єктно-орієнтовану ієрархію геометричних фігур мовою C# на платформі .NET 10. У проєкті повною мірою втілено фундаментальні принципи ООП: абстракцію (клас </w:t>
       </w:r>
       <w:r>
         <w:rPr>
-          <w:rFonts w:ascii="Times New Roman" w:hAnsi="Times New Roman"/>
-          <w:sz w:val="28"/>
-          <w:color w:val="000000"/>
+          <w:rFonts w:ascii="Consolas" w:hAnsi="Consolas" w:cs="Consolas"/>
+          <w:sz w:val="28"/>
+          <w:color w:val="1A1A1A"/>
         </w:rPr>
         <w:t xml:space="preserve">Shape</w:t>
       </w:r>
@@ -7437,15 +8028,16 @@
         <w:rPr>
           <w:rFonts w:ascii="Times New Roman" w:hAnsi="Times New Roman" w:cs="Times New Roman"/>
           <w:sz w:val="28"/>
+          <w:szCs w:val="28"/>
           <w:color w:val="000000"/>
         </w:rPr>
         <w:t xml:space="preserve">), успадкування (</w:t>
       </w:r>
       <w:r>
         <w:rPr>
-          <w:rFonts w:ascii="Times New Roman" w:hAnsi="Times New Roman"/>
-          <w:sz w:val="28"/>
-          <w:color w:val="000000"/>
+          <w:rFonts w:ascii="Consolas" w:hAnsi="Consolas" w:cs="Consolas"/>
+          <w:sz w:val="28"/>
+          <w:color w:val="1A1A1A"/>
         </w:rPr>
         <w:t xml:space="preserve">Circle</w:t>
       </w:r>
@@ -7453,15 +8045,16 @@
         <w:rPr>
           <w:rFonts w:ascii="Times New Roman" w:hAnsi="Times New Roman" w:cs="Times New Roman"/>
           <w:sz w:val="28"/>
+          <w:szCs w:val="28"/>
           <w:color w:val="000000"/>
         </w:rPr>
         <w:t xml:space="preserve">, </w:t>
       </w:r>
       <w:r>
         <w:rPr>
-          <w:rFonts w:ascii="Times New Roman" w:hAnsi="Times New Roman"/>
-          <w:sz w:val="28"/>
-          <w:color w:val="000000"/>
+          <w:rFonts w:ascii="Consolas" w:hAnsi="Consolas" w:cs="Consolas"/>
+          <w:sz w:val="28"/>
+          <w:color w:val="1A1A1A"/>
         </w:rPr>
         <w:t xml:space="preserve">Rectangle</w:t>
       </w:r>
@@ -7469,15 +8062,16 @@
         <w:rPr>
           <w:rFonts w:ascii="Times New Roman" w:hAnsi="Times New Roman" w:cs="Times New Roman"/>
           <w:sz w:val="28"/>
+          <w:szCs w:val="28"/>
           <w:color w:val="000000"/>
         </w:rPr>
         <w:t xml:space="preserve">), поліморфізм (віртуальні та абстрактні методи) та інкапсуляцію (захист полів через валідовані властивості). Реалізація інтерфейсу </w:t>
       </w:r>
       <w:r>
         <w:rPr>
-          <w:rFonts w:ascii="Times New Roman" w:hAnsi="Times New Roman"/>
-          <w:sz w:val="28"/>
-          <w:color w:val="000000"/>
+          <w:rFonts w:ascii="Consolas" w:hAnsi="Consolas" w:cs="Consolas"/>
+          <w:sz w:val="28"/>
+          <w:color w:val="1A1A1A"/>
         </w:rPr>
         <w:t xml:space="preserve">IComparable&lt;Shape&gt;</w:t>
       </w:r>
@@ -7485,15 +8079,16 @@
         <w:rPr>
           <w:rFonts w:ascii="Times New Roman" w:hAnsi="Times New Roman" w:cs="Times New Roman"/>
           <w:sz w:val="28"/>
+          <w:szCs w:val="28"/>
           <w:color w:val="000000"/>
         </w:rPr>
         <w:t xml:space="preserve"> дозволила впорядковувати колекцію за площею, а розробка власного класу винятку </w:t>
       </w:r>
       <w:r>
         <w:rPr>
-          <w:rFonts w:ascii="Times New Roman" w:hAnsi="Times New Roman"/>
-          <w:sz w:val="28"/>
-          <w:color w:val="000000"/>
+          <w:rFonts w:ascii="Consolas" w:hAnsi="Consolas" w:cs="Consolas"/>
+          <w:sz w:val="28"/>
+          <w:color w:val="1A1A1A"/>
         </w:rPr>
         <w:t xml:space="preserve">InvalidShapeDimensionException</w:t>
       </w:r>
@@ -7501,15 +8096,16 @@
         <w:rPr>
           <w:rFonts w:ascii="Times New Roman" w:hAnsi="Times New Roman" w:cs="Times New Roman"/>
           <w:sz w:val="28"/>
+          <w:szCs w:val="28"/>
           <w:color w:val="000000"/>
         </w:rPr>
         <w:t xml:space="preserve"> із блоками </w:t>
       </w:r>
       <w:r>
         <w:rPr>
-          <w:rFonts w:ascii="Times New Roman" w:hAnsi="Times New Roman"/>
-          <w:sz w:val="28"/>
-          <w:color w:val="000000"/>
+          <w:rFonts w:ascii="Consolas" w:hAnsi="Consolas" w:cs="Consolas"/>
+          <w:sz w:val="28"/>
+          <w:color w:val="1A1A1A"/>
         </w:rPr>
         <w:t xml:space="preserve">try-catch-finally</w:t>
       </w:r>
@@ -7517,13 +8113,15 @@
         <w:rPr>
           <w:rFonts w:ascii="Times New Roman" w:hAnsi="Times New Roman" w:cs="Times New Roman"/>
           <w:sz w:val="28"/>
+          <w:szCs w:val="28"/>
           <w:color w:val="000000"/>
         </w:rPr>
         <w:t xml:space="preserve"> забезпечила надійне реагування застосунку на некоректні розміри фігур.</w:t>
       </w:r>
     </w:p>
     <w:sectPr>
-      <w:pgMar w:top="1134" w:right="1134" w:bottom="1134" w:left="1134"/>
+      <w:pgSz w:w="11906" w:h="16838" w:orient="portrait"/>
+      <w:pgMar w:top="1134" w:right="1134" w:bottom="1134" w:left="1134" w:header="708" w:footer="708"/>
     </w:sectPr>
   </w:body>
 </w:document>
